--- a/Báo Cáo DATN_GD1.docx
+++ b/Báo Cáo DATN_GD1.docx
@@ -16,7 +16,7 @@
           <w:right w:val="none" w:color="auto" w:sz="0" w:space="0"/>
         </w:pBdr>
         <w:bidi w:val="0"/>
-        <w:spacing w:before="0" w:beforeAutospacing="0" w:after="0" w:afterAutospacing="0" w:line="22" w:lineRule="atLeast"/>
+        <w:spacing w:before="0" w:beforeAutospacing="0" w:after="0" w:afterAutospacing="0" w:line="360" w:lineRule="auto"/>
         <w:ind w:left="-3" w:hanging="3"/>
         <w:jc w:val="center"/>
       </w:pPr>
@@ -30,13 +30,13 @@
               <wp:anchor distT="0" distB="0" distL="114300" distR="114300" simplePos="0" relativeHeight="251659264" behindDoc="0" locked="0" layoutInCell="1" allowOverlap="1">
                 <wp:simplePos x="0" y="0"/>
                 <wp:positionH relativeFrom="column">
-                  <wp:posOffset>-688975</wp:posOffset>
+                  <wp:posOffset>-762635</wp:posOffset>
                 </wp:positionH>
                 <wp:positionV relativeFrom="paragraph">
-                  <wp:posOffset>-161925</wp:posOffset>
+                  <wp:posOffset>-890905</wp:posOffset>
                 </wp:positionV>
-                <wp:extent cx="7121525" cy="9023985"/>
-                <wp:effectExtent l="31750" t="31750" r="40005" b="42545"/>
+                <wp:extent cx="6941820" cy="9996170"/>
+                <wp:effectExtent l="31750" t="31750" r="36830" b="45720"/>
                 <wp:wrapNone/>
                 <wp:docPr id="1" name="Rectangle 1"/>
                 <wp:cNvGraphicFramePr/>
@@ -47,7 +47,7 @@
                       <wps:spPr>
                         <a:xfrm>
                           <a:off x="0" y="0"/>
-                          <a:ext cx="7121525" cy="9023684"/>
+                          <a:ext cx="6941820" cy="9996170"/>
                         </a:xfrm>
                         <a:prstGeom prst="rect">
                           <a:avLst/>
@@ -82,7 +82,7 @@
           </mc:Choice>
           <mc:Fallback>
             <w:pict>
-              <v:rect id="Rectangle 1" o:spid="_x0000_s1026" o:spt="1" style="position:absolute;left:0pt;margin-left:-54.25pt;margin-top:-12.75pt;height:710.55pt;width:560.75pt;z-index:251659264;v-text-anchor:middle;mso-width-relative:page;mso-height-relative:page;" filled="f" stroked="t" coordsize="21600,21600" o:gfxdata="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">
+              <v:rect id="Rectangle 1" o:spid="_x0000_s1026" o:spt="1" style="position:absolute;left:0pt;margin-left:-60.05pt;margin-top:-70.15pt;height:787.1pt;width:546.6pt;z-index:251659264;v-text-anchor:middle;mso-width-relative:page;mso-height-relative:page;" filled="f" stroked="t" coordsize="21600,21600" o:gfxdata="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">
                 <v:fill on="f" focussize="0,0"/>
                 <v:stroke weight="5pt" color="#41719C [3204]" linestyle="thinThick" miterlimit="8" joinstyle="miter"/>
                 <v:imagedata o:title=""/>
@@ -122,7 +122,7 @@
           <w:right w:val="none" w:color="auto" w:sz="0" w:space="0"/>
         </w:pBdr>
         <w:bidi w:val="0"/>
-        <w:spacing w:before="0" w:beforeAutospacing="0" w:after="0" w:afterAutospacing="0" w:line="22" w:lineRule="atLeast"/>
+        <w:spacing w:before="0" w:beforeAutospacing="0" w:after="0" w:afterAutospacing="0" w:line="360" w:lineRule="auto"/>
         <w:ind w:left="-3" w:hanging="3"/>
         <w:jc w:val="center"/>
       </w:pPr>
@@ -156,11 +156,9 @@
           <w:right w:val="none" w:color="auto" w:sz="0" w:space="0"/>
         </w:pBdr>
         <w:bidi w:val="0"/>
-        <w:spacing w:before="0" w:beforeAutospacing="0" w:after="0" w:afterAutospacing="0" w:line="22" w:lineRule="atLeast"/>
+        <w:spacing w:before="0" w:beforeAutospacing="0" w:after="0" w:afterAutospacing="0" w:line="360" w:lineRule="auto"/>
         <w:ind w:left="-3" w:hanging="3"/>
         <w:jc w:val="center"/>
-      </w:pPr>
-      <w:r>
         <w:rPr>
           <w:rFonts w:hint="default" w:ascii="Times New Roman" w:hAnsi="Times New Roman" w:cs="Times New Roman"/>
           <w:b/>
@@ -173,17 +171,22 @@
           <w:u w:val="none"/>
           <w:vertAlign w:val="baseline"/>
         </w:rPr>
+      </w:pPr>
+      <w:r>
+        <w:rPr>
+          <w:rFonts w:hint="default" w:ascii="Times New Roman" w:hAnsi="Times New Roman" w:cs="Times New Roman"/>
+          <w:b/>
+          <w:bCs/>
+          <w:i w:val="0"/>
+          <w:iCs w:val="0"/>
+          <w:color w:val="000000"/>
+          <w:sz w:val="28"/>
+          <w:szCs w:val="28"/>
+          <w:u w:val="none"/>
+          <w:vertAlign w:val="baseline"/>
+        </w:rPr>
         <w:t>CHUYÊN NGÀNH: PHÁT TRIỂN PHẦN MỀM</w:t>
       </w:r>
-    </w:p>
-    <w:p>
-      <w:pPr>
-        <w:keepNext w:val="0"/>
-        <w:keepLines w:val="0"/>
-        <w:widowControl/>
-        <w:suppressLineNumbers w:val="0"/>
-        <w:jc w:val="left"/>
-      </w:pPr>
     </w:p>
     <w:p>
       <w:pPr>
@@ -199,7 +202,48 @@
           <w:right w:val="none" w:color="auto" w:sz="0" w:space="0"/>
         </w:pBdr>
         <w:bidi w:val="0"/>
-        <w:spacing w:before="0" w:beforeAutospacing="0" w:after="0" w:afterAutospacing="0" w:line="14" w:lineRule="atLeast"/>
+        <w:spacing w:before="0" w:beforeAutospacing="0" w:after="0" w:afterAutospacing="0" w:line="360" w:lineRule="auto"/>
+        <w:ind w:left="-3" w:hanging="3"/>
+        <w:jc w:val="center"/>
+        <w:rPr>
+          <w:rFonts w:hint="default" w:ascii="Times New Roman" w:hAnsi="Times New Roman" w:cs="Times New Roman"/>
+          <w:b/>
+          <w:bCs/>
+          <w:i w:val="0"/>
+          <w:iCs w:val="0"/>
+          <w:color w:val="000000"/>
+          <w:sz w:val="28"/>
+          <w:szCs w:val="28"/>
+          <w:u w:val="none"/>
+          <w:vertAlign w:val="baseline"/>
+        </w:rPr>
+      </w:pPr>
+    </w:p>
+    <w:p>
+      <w:pPr>
+        <w:keepNext w:val="0"/>
+        <w:keepLines w:val="0"/>
+        <w:widowControl/>
+        <w:suppressLineNumbers w:val="0"/>
+        <w:spacing w:line="360" w:lineRule="auto"/>
+        <w:jc w:val="left"/>
+      </w:pPr>
+    </w:p>
+    <w:p>
+      <w:pPr>
+        <w:pStyle w:val="11"/>
+        <w:keepNext w:val="0"/>
+        <w:keepLines w:val="0"/>
+        <w:widowControl/>
+        <w:suppressLineNumbers w:val="0"/>
+        <w:pBdr>
+          <w:top w:val="none" w:color="auto" w:sz="0" w:space="0"/>
+          <w:left w:val="none" w:color="auto" w:sz="0" w:space="0"/>
+          <w:bottom w:val="none" w:color="auto" w:sz="0" w:space="0"/>
+          <w:right w:val="none" w:color="auto" w:sz="0" w:space="0"/>
+        </w:pBdr>
+        <w:bidi w:val="0"/>
+        <w:spacing w:before="0" w:beforeAutospacing="0" w:after="0" w:afterAutospacing="0" w:line="360" w:lineRule="auto"/>
         <w:ind w:left="-2" w:hanging="2"/>
         <w:jc w:val="center"/>
       </w:pPr>
@@ -271,7 +315,7 @@
           <w:right w:val="none" w:color="auto" w:sz="0" w:space="0"/>
         </w:pBdr>
         <w:bidi w:val="0"/>
-        <w:spacing w:before="0" w:beforeAutospacing="0" w:after="0" w:afterAutospacing="0" w:line="19" w:lineRule="atLeast"/>
+        <w:spacing w:before="0" w:beforeAutospacing="0" w:after="0" w:afterAutospacing="0" w:line="360" w:lineRule="auto"/>
         <w:ind w:left="-3" w:hanging="4"/>
         <w:jc w:val="center"/>
       </w:pPr>
@@ -305,7 +349,7 @@
           <w:right w:val="none" w:color="auto" w:sz="0" w:space="0"/>
         </w:pBdr>
         <w:bidi w:val="0"/>
-        <w:spacing w:before="0" w:beforeAutospacing="0" w:after="0" w:afterAutospacing="0" w:line="19" w:lineRule="atLeast"/>
+        <w:spacing w:before="0" w:beforeAutospacing="0" w:after="0" w:afterAutospacing="0" w:line="360" w:lineRule="auto"/>
         <w:ind w:left="-3" w:hanging="4"/>
         <w:jc w:val="center"/>
       </w:pPr>
@@ -339,7 +383,7 @@
           <w:right w:val="none" w:color="auto" w:sz="0" w:space="0"/>
         </w:pBdr>
         <w:bidi w:val="0"/>
-        <w:spacing w:before="0" w:beforeAutospacing="0" w:after="0" w:afterAutospacing="0" w:line="19" w:lineRule="atLeast"/>
+        <w:spacing w:before="0" w:beforeAutospacing="0" w:after="0" w:afterAutospacing="0" w:line="360" w:lineRule="auto"/>
         <w:ind w:left="-3" w:hanging="5"/>
         <w:jc w:val="center"/>
       </w:pPr>
@@ -365,6 +409,7 @@
         <w:keepLines w:val="0"/>
         <w:widowControl/>
         <w:suppressLineNumbers w:val="0"/>
+        <w:spacing w:line="360" w:lineRule="auto"/>
         <w:jc w:val="left"/>
       </w:pPr>
     </w:p>
@@ -382,7 +427,7 @@
           <w:right w:val="none" w:color="auto" w:sz="0" w:space="0"/>
         </w:pBdr>
         <w:bidi w:val="0"/>
-        <w:spacing w:before="240" w:beforeAutospacing="0" w:after="240" w:afterAutospacing="0" w:line="19" w:lineRule="atLeast"/>
+        <w:spacing w:before="240" w:beforeAutospacing="0" w:after="240" w:afterAutospacing="0" w:line="360" w:lineRule="auto"/>
         <w:ind w:left="-3" w:hanging="3"/>
         <w:jc w:val="center"/>
       </w:pPr>
@@ -408,6 +453,7 @@
         <w:keepLines w:val="0"/>
         <w:widowControl/>
         <w:suppressLineNumbers w:val="0"/>
+        <w:spacing w:line="360" w:lineRule="auto"/>
         <w:jc w:val="left"/>
       </w:pPr>
     </w:p>
@@ -425,7 +471,7 @@
           <w:right w:val="none" w:color="auto" w:sz="0" w:space="0"/>
         </w:pBdr>
         <w:bidi w:val="0"/>
-        <w:spacing w:before="0" w:beforeAutospacing="0" w:after="0" w:afterAutospacing="0" w:line="19" w:lineRule="atLeast"/>
+        <w:spacing w:before="0" w:beforeAutospacing="0" w:after="0" w:afterAutospacing="0" w:line="360" w:lineRule="auto"/>
         <w:ind w:left="-3" w:hanging="3"/>
         <w:jc w:val="center"/>
       </w:pPr>
@@ -459,7 +505,7 @@
           <w:right w:val="none" w:color="auto" w:sz="0" w:space="0"/>
         </w:pBdr>
         <w:bidi w:val="0"/>
-        <w:spacing w:before="0" w:beforeAutospacing="0" w:after="0" w:afterAutospacing="0" w:line="19" w:lineRule="atLeast"/>
+        <w:spacing w:before="0" w:beforeAutospacing="0" w:after="0" w:afterAutospacing="0" w:line="360" w:lineRule="auto"/>
         <w:ind w:firstLine="720" w:firstLineChars="0"/>
         <w:jc w:val="both"/>
       </w:pPr>
@@ -493,7 +539,7 @@
           <w:right w:val="none" w:color="auto" w:sz="0" w:space="0"/>
         </w:pBdr>
         <w:bidi w:val="0"/>
-        <w:spacing w:before="0" w:beforeAutospacing="0" w:after="0" w:afterAutospacing="0" w:line="19" w:lineRule="atLeast"/>
+        <w:spacing w:before="0" w:beforeAutospacing="0" w:after="0" w:afterAutospacing="0" w:line="360" w:lineRule="auto"/>
         <w:ind w:firstLine="720" w:firstLineChars="0"/>
         <w:jc w:val="both"/>
       </w:pPr>
@@ -633,7 +679,7 @@
           <w:right w:val="none" w:color="auto" w:sz="0" w:space="0"/>
         </w:pBdr>
         <w:bidi w:val="0"/>
-        <w:spacing w:before="0" w:beforeAutospacing="0" w:after="0" w:afterAutospacing="0" w:line="19" w:lineRule="atLeast"/>
+        <w:spacing w:before="0" w:beforeAutospacing="0" w:after="0" w:afterAutospacing="0" w:line="360" w:lineRule="auto"/>
         <w:ind w:left="2880" w:leftChars="0" w:firstLine="720" w:firstLineChars="0"/>
         <w:jc w:val="both"/>
       </w:pPr>
@@ -695,7 +741,7 @@
           <w:right w:val="none" w:color="auto" w:sz="0" w:space="0"/>
         </w:pBdr>
         <w:bidi w:val="0"/>
-        <w:spacing w:before="0" w:beforeAutospacing="0" w:after="0" w:afterAutospacing="0" w:line="19" w:lineRule="atLeast"/>
+        <w:spacing w:before="0" w:beforeAutospacing="0" w:after="0" w:afterAutospacing="0" w:line="360" w:lineRule="auto"/>
         <w:ind w:left="2880" w:leftChars="0" w:firstLine="720" w:firstLineChars="0"/>
         <w:jc w:val="both"/>
       </w:pPr>
@@ -729,7 +775,7 @@
           <w:right w:val="none" w:color="auto" w:sz="0" w:space="0"/>
         </w:pBdr>
         <w:bidi w:val="0"/>
-        <w:spacing w:before="0" w:beforeAutospacing="0" w:after="0" w:afterAutospacing="0" w:line="19" w:lineRule="atLeast"/>
+        <w:spacing w:before="0" w:beforeAutospacing="0" w:after="0" w:afterAutospacing="0" w:line="360" w:lineRule="auto"/>
         <w:ind w:left="2880" w:leftChars="0" w:firstLine="720" w:firstLineChars="0"/>
         <w:jc w:val="both"/>
       </w:pPr>
@@ -763,7 +809,7 @@
           <w:right w:val="none" w:color="auto" w:sz="0" w:space="0"/>
         </w:pBdr>
         <w:bidi w:val="0"/>
-        <w:spacing w:before="0" w:beforeAutospacing="0" w:after="0" w:afterAutospacing="0" w:line="19" w:lineRule="atLeast"/>
+        <w:spacing w:before="0" w:beforeAutospacing="0" w:after="0" w:afterAutospacing="0" w:line="360" w:lineRule="auto"/>
         <w:ind w:left="2877" w:leftChars="0" w:firstLine="720" w:firstLineChars="0"/>
         <w:jc w:val="both"/>
       </w:pPr>
@@ -797,7 +843,7 @@
           <w:right w:val="none" w:color="auto" w:sz="0" w:space="0"/>
         </w:pBdr>
         <w:bidi w:val="0"/>
-        <w:spacing w:before="0" w:beforeAutospacing="0" w:after="0" w:afterAutospacing="0" w:line="19" w:lineRule="atLeast"/>
+        <w:spacing w:before="0" w:beforeAutospacing="0" w:after="0" w:afterAutospacing="0" w:line="360" w:lineRule="auto"/>
         <w:ind w:left="2877" w:leftChars="0" w:firstLine="720" w:firstLineChars="0"/>
         <w:jc w:val="both"/>
       </w:pPr>
@@ -831,7 +877,7 @@
           <w:right w:val="none" w:color="auto" w:sz="0" w:space="0"/>
         </w:pBdr>
         <w:bidi w:val="0"/>
-        <w:spacing w:before="0" w:beforeAutospacing="0" w:after="0" w:afterAutospacing="0" w:line="19" w:lineRule="atLeast"/>
+        <w:spacing w:before="0" w:beforeAutospacing="0" w:after="0" w:afterAutospacing="0" w:line="360" w:lineRule="auto"/>
         <w:ind w:left="3597" w:leftChars="0" w:firstLine="720" w:firstLineChars="0"/>
         <w:jc w:val="both"/>
       </w:pPr>
@@ -855,10 +901,8 @@
         <w:keepLines w:val="0"/>
         <w:widowControl/>
         <w:suppressLineNumbers w:val="0"/>
-        <w:spacing w:after="240" w:afterAutospacing="0"/>
+        <w:spacing w:after="240" w:afterAutospacing="0" w:line="360" w:lineRule="auto"/>
         <w:jc w:val="left"/>
-      </w:pPr>
-      <w:r>
         <w:rPr>
           <w:rFonts w:ascii="SimSun" w:hAnsi="SimSun" w:eastAsia="SimSun" w:cs="SimSun"/>
           <w:b w:val="0"/>
@@ -868,8 +912,7 @@
           <w:szCs w:val="24"/>
           <w:lang w:val="en-US" w:eastAsia="zh-CN" w:bidi="ar"/>
         </w:rPr>
-        <w:br w:type="textWrapping"/>
-      </w:r>
+      </w:pPr>
       <w:r>
         <w:rPr>
           <w:rFonts w:ascii="SimSun" w:hAnsi="SimSun" w:eastAsia="SimSun" w:cs="SimSun"/>
@@ -882,6 +925,47 @@
         </w:rPr>
         <w:br w:type="textWrapping"/>
       </w:r>
+      <w:r>
+        <w:rPr>
+          <w:rFonts w:ascii="SimSun" w:hAnsi="SimSun" w:eastAsia="SimSun" w:cs="SimSun"/>
+          <w:b w:val="0"/>
+          <w:bCs w:val="0"/>
+          <w:kern w:val="0"/>
+          <w:sz w:val="24"/>
+          <w:szCs w:val="24"/>
+          <w:lang w:val="en-US" w:eastAsia="zh-CN" w:bidi="ar"/>
+        </w:rPr>
+        <w:br w:type="textWrapping"/>
+      </w:r>
+    </w:p>
+    <w:p>
+      <w:pPr>
+        <w:keepNext w:val="0"/>
+        <w:keepLines w:val="0"/>
+        <w:widowControl/>
+        <w:suppressLineNumbers w:val="0"/>
+        <w:spacing w:after="240" w:afterAutospacing="0" w:line="360" w:lineRule="auto"/>
+        <w:jc w:val="left"/>
+        <w:rPr>
+          <w:rFonts w:ascii="SimSun" w:hAnsi="SimSun" w:eastAsia="SimSun" w:cs="SimSun"/>
+          <w:b w:val="0"/>
+          <w:bCs w:val="0"/>
+          <w:kern w:val="0"/>
+          <w:sz w:val="24"/>
+          <w:szCs w:val="24"/>
+          <w:lang w:val="en-US" w:eastAsia="zh-CN" w:bidi="ar"/>
+        </w:rPr>
+      </w:pPr>
+    </w:p>
+    <w:p>
+      <w:pPr>
+        <w:keepNext w:val="0"/>
+        <w:keepLines w:val="0"/>
+        <w:widowControl/>
+        <w:suppressLineNumbers w:val="0"/>
+        <w:spacing w:after="240" w:afterAutospacing="0" w:line="360" w:lineRule="auto"/>
+        <w:jc w:val="left"/>
+      </w:pPr>
       <w:r>
         <w:rPr>
           <w:rFonts w:ascii="SimSun" w:hAnsi="SimSun" w:eastAsia="SimSun" w:cs="SimSun"/>
@@ -909,7 +993,7 @@
           <w:right w:val="none" w:color="auto" w:sz="0" w:space="0"/>
         </w:pBdr>
         <w:bidi w:val="0"/>
-        <w:spacing w:before="0" w:beforeAutospacing="0" w:after="0" w:afterAutospacing="0" w:line="19" w:lineRule="atLeast"/>
+        <w:spacing w:before="0" w:beforeAutospacing="0" w:after="0" w:afterAutospacing="0" w:line="360" w:lineRule="auto"/>
         <w:ind w:left="-3" w:hanging="3"/>
         <w:jc w:val="center"/>
       </w:pPr>
@@ -962,38 +1046,20 @@
     </w:p>
     <w:p>
       <w:pPr>
-        <w:keepNext w:val="0"/>
-        <w:keepLines w:val="0"/>
-        <w:widowControl/>
-        <w:suppressLineNumbers w:val="0"/>
-        <w:jc w:val="left"/>
-      </w:pPr>
-    </w:p>
-    <w:p>
-      <w:pPr>
-        <w:jc w:val="left"/>
-      </w:pPr>
-    </w:p>
-    <w:p>
-      <w:pPr>
-        <w:jc w:val="left"/>
-      </w:pPr>
-    </w:p>
-    <w:p>
-      <w:pPr>
+        <w:spacing w:line="360" w:lineRule="auto"/>
         <w:jc w:val="left"/>
       </w:pPr>
     </w:p>
     <w:sdt>
       <w:sdtPr>
         <w:rPr>
-          <w:rFonts w:ascii="Times New Roman" w:hAnsi="Times New Roman" w:eastAsiaTheme="minorHAnsi" w:cstheme="minorBidi"/>
-          <w:color w:val="auto"/>
-          <w:sz w:val="28"/>
+          <w:rFonts w:ascii="SimSun" w:hAnsi="SimSun" w:eastAsia="SimSun" w:cstheme="minorBidi"/>
+          <w:sz w:val="21"/>
           <w:szCs w:val="22"/>
-          <w:lang w:val="vi-VN"/>
-        </w:rPr>
-        <w:id w:val="1881749778"/>
+          <w:lang w:val="vi-VN" w:eastAsia="en-US" w:bidi="ar-SA"/>
+        </w:rPr>
+        <w:id w:val="147464147"/>
+        <w15:color w:val="DBDBDB"/>
         <w:docPartObj>
           <w:docPartGallery w:val="Table of Contents"/>
           <w:docPartUnique/>
@@ -1001,99 +1067,179 @@
       </w:sdtPr>
       <w:sdtEndPr>
         <w:rPr>
-          <w:rFonts w:ascii="Times New Roman" w:hAnsi="Times New Roman" w:eastAsiaTheme="minorHAnsi" w:cstheme="minorBidi"/>
-          <w:b/>
-          <w:bCs/>
-          <w:color w:val="auto"/>
-          <w:sz w:val="28"/>
-          <w:szCs w:val="22"/>
-          <w:lang w:val="vi-VN"/>
+          <w:sz w:val="28"/>
+          <w:szCs w:val="28"/>
         </w:rPr>
       </w:sdtEndPr>
       <w:sdtContent>
         <w:p>
           <w:pPr>
-            <w:pStyle w:val="16"/>
+            <w:spacing w:before="0" w:beforeLines="0" w:after="0" w:afterLines="0" w:line="360" w:lineRule="auto"/>
+            <w:ind w:left="0" w:leftChars="0" w:right="0" w:rightChars="0" w:firstLine="0" w:firstLineChars="0"/>
             <w:jc w:val="center"/>
             <w:rPr>
-              <w:rFonts w:ascii="Times New Roman" w:hAnsi="Times New Roman" w:eastAsiaTheme="minorHAnsi" w:cstheme="minorBidi"/>
-              <w:color w:val="auto"/>
-              <w:sz w:val="28"/>
+              <w:rFonts w:ascii="SimSun" w:hAnsi="SimSun" w:eastAsia="SimSun" w:cstheme="minorBidi"/>
+              <w:sz w:val="21"/>
               <w:szCs w:val="22"/>
-              <w:lang w:val="vi-VN"/>
+              <w:lang w:val="vi-VN" w:eastAsia="en-US" w:bidi="ar-SA"/>
             </w:rPr>
           </w:pPr>
         </w:p>
         <w:p>
           <w:pPr>
-            <w:pStyle w:val="16"/>
-            <w:jc w:val="center"/>
+            <w:pStyle w:val="14"/>
+            <w:tabs>
+              <w:tab w:val="right" w:leader="dot" w:pos="8768"/>
+            </w:tabs>
+            <w:spacing w:line="360" w:lineRule="auto"/>
+          </w:pPr>
+          <w:r>
             <w:rPr>
-              <w:b/>
+              <w:rFonts w:ascii="SimSun" w:hAnsi="SimSun" w:eastAsia="SimSun" w:cstheme="minorBidi"/>
+              <w:sz w:val="21"/>
+              <w:szCs w:val="22"/>
+              <w:lang w:val="vi-VN" w:eastAsia="en-US" w:bidi="ar-SA"/>
             </w:rPr>
-          </w:pPr>
+            <w:fldChar w:fldCharType="begin"/>
+          </w:r>
           <w:r>
             <w:rPr>
-              <w:b/>
+              <w:rFonts w:ascii="SimSun" w:hAnsi="SimSun" w:eastAsia="SimSun" w:cstheme="minorBidi"/>
+              <w:sz w:val="21"/>
+              <w:szCs w:val="22"/>
+              <w:lang w:val="vi-VN" w:eastAsia="en-US" w:bidi="ar-SA"/>
             </w:rPr>
-            <w:t>MỤC LỤC</w:t>
+            <w:instrText xml:space="preserve">TOC \o "1-1" \h \u </w:instrText>
+          </w:r>
+          <w:r>
+            <w:rPr>
+              <w:rFonts w:ascii="SimSun" w:hAnsi="SimSun" w:eastAsia="SimSun" w:cstheme="minorBidi"/>
+              <w:sz w:val="21"/>
+              <w:szCs w:val="22"/>
+              <w:lang w:val="vi-VN" w:eastAsia="en-US" w:bidi="ar-SA"/>
+            </w:rPr>
+            <w:fldChar w:fldCharType="separate"/>
+          </w:r>
+          <w:r>
+            <w:rPr>
+              <w:rFonts w:ascii="SimSun" w:hAnsi="SimSun" w:eastAsia="SimSun" w:cstheme="minorBidi"/>
+              <w:szCs w:val="22"/>
+              <w:lang w:val="vi-VN" w:eastAsia="en-US" w:bidi="ar-SA"/>
+            </w:rPr>
+            <w:fldChar w:fldCharType="begin"/>
+          </w:r>
+          <w:r>
+            <w:rPr>
+              <w:rFonts w:ascii="SimSun" w:hAnsi="SimSun" w:eastAsia="SimSun" w:cstheme="minorBidi"/>
+              <w:szCs w:val="22"/>
+              <w:lang w:val="vi-VN" w:eastAsia="en-US" w:bidi="ar-SA"/>
+            </w:rPr>
+            <w:instrText xml:space="preserve"> HYPERLINK \l _Toc1810 </w:instrText>
+          </w:r>
+          <w:r>
+            <w:rPr>
+              <w:rFonts w:ascii="SimSun" w:hAnsi="SimSun" w:eastAsia="SimSun" w:cstheme="minorBidi"/>
+              <w:szCs w:val="22"/>
+              <w:lang w:val="vi-VN" w:eastAsia="en-US" w:bidi="ar-SA"/>
+            </w:rPr>
+            <w:fldChar w:fldCharType="separate"/>
+          </w:r>
+          <w:r>
+            <w:t>LỜI MỞ ĐẦU</w:t>
+          </w:r>
+          <w:r>
+            <w:tab/>
+          </w:r>
+          <w:r>
+            <w:fldChar w:fldCharType="begin"/>
+          </w:r>
+          <w:r>
+            <w:instrText xml:space="preserve"> PAGEREF _Toc1810 \h </w:instrText>
+          </w:r>
+          <w:r>
+            <w:fldChar w:fldCharType="separate"/>
+          </w:r>
+          <w:r>
+            <w:t>2</w:t>
+          </w:r>
+          <w:r>
+            <w:fldChar w:fldCharType="end"/>
+          </w:r>
+          <w:r>
+            <w:rPr>
+              <w:rFonts w:ascii="SimSun" w:hAnsi="SimSun" w:eastAsia="SimSun" w:cstheme="minorBidi"/>
+              <w:szCs w:val="22"/>
+              <w:lang w:val="vi-VN" w:eastAsia="en-US" w:bidi="ar-SA"/>
+            </w:rPr>
+            <w:fldChar w:fldCharType="end"/>
           </w:r>
         </w:p>
         <w:p>
           <w:pPr>
             <w:pStyle w:val="14"/>
             <w:tabs>
-              <w:tab w:val="right" w:leader="dot" w:pos="9019"/>
+              <w:tab w:val="right" w:leader="dot" w:pos="8768"/>
             </w:tabs>
+            <w:spacing w:line="360" w:lineRule="auto"/>
+          </w:pPr>
+          <w:r>
             <w:rPr>
-              <w:rFonts w:asciiTheme="minorHAnsi" w:hAnsiTheme="minorHAnsi" w:eastAsiaTheme="minorEastAsia"/>
-              <w:sz w:val="22"/>
-              <w:lang w:val="en-US"/>
+              <w:rFonts w:ascii="SimSun" w:hAnsi="SimSun" w:eastAsia="SimSun" w:cstheme="minorBidi"/>
+              <w:szCs w:val="22"/>
+              <w:lang w:val="vi-VN" w:eastAsia="en-US" w:bidi="ar-SA"/>
             </w:rPr>
-          </w:pPr>
-          <w:r>
             <w:fldChar w:fldCharType="begin"/>
           </w:r>
           <w:r>
-            <w:instrText xml:space="preserve"> TOC \o "1-3" \h \z \u </w:instrText>
-          </w:r>
-          <w:r>
+            <w:rPr>
+              <w:rFonts w:ascii="SimSun" w:hAnsi="SimSun" w:eastAsia="SimSun" w:cstheme="minorBidi"/>
+              <w:szCs w:val="22"/>
+              <w:lang w:val="vi-VN" w:eastAsia="en-US" w:bidi="ar-SA"/>
+            </w:rPr>
+            <w:instrText xml:space="preserve"> HYPERLINK \l _Toc695 </w:instrText>
+          </w:r>
+          <w:r>
+            <w:rPr>
+              <w:rFonts w:ascii="SimSun" w:hAnsi="SimSun" w:eastAsia="SimSun" w:cstheme="minorBidi"/>
+              <w:szCs w:val="22"/>
+              <w:lang w:val="vi-VN" w:eastAsia="en-US" w:bidi="ar-SA"/>
+            </w:rPr>
             <w:fldChar w:fldCharType="separate"/>
           </w:r>
           <w:r>
+            <w:rPr>
+              <w:rFonts w:hint="default" w:ascii="Times New Roman" w:hAnsi="Times New Roman" w:cs="Times New Roman"/>
+              <w:i w:val="0"/>
+              <w:iCs w:val="0"/>
+              <w:szCs w:val="32"/>
+              <w:vertAlign w:val="baseline"/>
+            </w:rPr>
+            <w:t>LỜI CẢM ƠN</w:t>
+          </w:r>
+          <w:r>
+            <w:tab/>
+          </w:r>
+          <w:r>
             <w:fldChar w:fldCharType="begin"/>
           </w:r>
           <w:r>
-            <w:instrText xml:space="preserve"> HYPERLINK \l "_Toc19613895" </w:instrText>
+            <w:instrText xml:space="preserve"> PAGEREF _Toc695 \h </w:instrText>
           </w:r>
           <w:r>
             <w:fldChar w:fldCharType="separate"/>
           </w:r>
           <w:r>
+            <w:t>4</w:t>
+          </w:r>
+          <w:r>
+            <w:fldChar w:fldCharType="end"/>
+          </w:r>
+          <w:r>
             <w:rPr>
-              <w:rStyle w:val="10"/>
+              <w:rFonts w:ascii="SimSun" w:hAnsi="SimSun" w:eastAsia="SimSun" w:cstheme="minorBidi"/>
+              <w:szCs w:val="22"/>
+              <w:lang w:val="vi-VN" w:eastAsia="en-US" w:bidi="ar-SA"/>
             </w:rPr>
-            <w:t>LỜI MỞ ĐẦU</w:t>
-          </w:r>
-          <w:r>
-            <w:tab/>
-          </w:r>
-          <w:r>
-            <w:fldChar w:fldCharType="begin"/>
-          </w:r>
-          <w:r>
-            <w:instrText xml:space="preserve"> PAGEREF _Toc19613895 \h </w:instrText>
-          </w:r>
-          <w:r>
-            <w:fldChar w:fldCharType="separate"/>
-          </w:r>
-          <w:r>
-            <w:t>3</w:t>
-          </w:r>
-          <w:r>
-            <w:fldChar w:fldCharType="end"/>
-          </w:r>
-          <w:r>
             <w:fldChar w:fldCharType="end"/>
           </w:r>
         </w:p>
@@ -1101,26 +1247,36 @@
           <w:pPr>
             <w:pStyle w:val="14"/>
             <w:tabs>
-              <w:tab w:val="right" w:leader="dot" w:pos="9019"/>
+              <w:tab w:val="right" w:leader="dot" w:pos="8768"/>
             </w:tabs>
+            <w:spacing w:line="360" w:lineRule="auto"/>
+          </w:pPr>
+          <w:r>
             <w:rPr>
-              <w:rFonts w:asciiTheme="minorHAnsi" w:hAnsiTheme="minorHAnsi" w:eastAsiaTheme="minorEastAsia"/>
-              <w:sz w:val="22"/>
-              <w:lang w:val="en-US"/>
+              <w:rFonts w:ascii="SimSun" w:hAnsi="SimSun" w:eastAsia="SimSun" w:cstheme="minorBidi"/>
+              <w:szCs w:val="22"/>
+              <w:lang w:val="vi-VN" w:eastAsia="en-US" w:bidi="ar-SA"/>
             </w:rPr>
-          </w:pPr>
-          <w:r>
             <w:fldChar w:fldCharType="begin"/>
           </w:r>
           <w:r>
-            <w:instrText xml:space="preserve"> HYPERLINK \l "_Toc19613896" </w:instrText>
-          </w:r>
-          <w:r>
+            <w:rPr>
+              <w:rFonts w:ascii="SimSun" w:hAnsi="SimSun" w:eastAsia="SimSun" w:cstheme="minorBidi"/>
+              <w:szCs w:val="22"/>
+              <w:lang w:val="vi-VN" w:eastAsia="en-US" w:bidi="ar-SA"/>
+            </w:rPr>
+            <w:instrText xml:space="preserve"> HYPERLINK \l _Toc364 </w:instrText>
+          </w:r>
+          <w:r>
+            <w:rPr>
+              <w:rFonts w:ascii="SimSun" w:hAnsi="SimSun" w:eastAsia="SimSun" w:cstheme="minorBidi"/>
+              <w:szCs w:val="22"/>
+              <w:lang w:val="vi-VN" w:eastAsia="en-US" w:bidi="ar-SA"/>
+            </w:rPr>
             <w:fldChar w:fldCharType="separate"/>
           </w:r>
           <w:r>
             <w:rPr>
-              <w:rStyle w:val="10"/>
               <w:lang w:val="en-US"/>
             </w:rPr>
             <w:t>NHẬN XÉT CỦA GV HƯỚNG DẪN</w:t>
@@ -1132,18 +1288,23 @@
             <w:fldChar w:fldCharType="begin"/>
           </w:r>
           <w:r>
-            <w:instrText xml:space="preserve"> PAGEREF _Toc19613896 \h </w:instrText>
+            <w:instrText xml:space="preserve"> PAGEREF _Toc364 \h </w:instrText>
           </w:r>
           <w:r>
             <w:fldChar w:fldCharType="separate"/>
           </w:r>
           <w:r>
-            <w:t>4</w:t>
+            <w:t>5</w:t>
           </w:r>
           <w:r>
             <w:fldChar w:fldCharType="end"/>
           </w:r>
           <w:r>
+            <w:rPr>
+              <w:rFonts w:ascii="SimSun" w:hAnsi="SimSun" w:eastAsia="SimSun" w:cstheme="minorBidi"/>
+              <w:szCs w:val="22"/>
+              <w:lang w:val="vi-VN" w:eastAsia="en-US" w:bidi="ar-SA"/>
+            </w:rPr>
             <w:fldChar w:fldCharType="end"/>
           </w:r>
         </w:p>
@@ -1151,26 +1312,36 @@
           <w:pPr>
             <w:pStyle w:val="14"/>
             <w:tabs>
-              <w:tab w:val="right" w:leader="dot" w:pos="9019"/>
+              <w:tab w:val="right" w:leader="dot" w:pos="8768"/>
             </w:tabs>
+            <w:spacing w:line="360" w:lineRule="auto"/>
+          </w:pPr>
+          <w:r>
             <w:rPr>
-              <w:rFonts w:asciiTheme="minorHAnsi" w:hAnsiTheme="minorHAnsi" w:eastAsiaTheme="minorEastAsia"/>
-              <w:sz w:val="22"/>
-              <w:lang w:val="en-US"/>
+              <w:rFonts w:ascii="SimSun" w:hAnsi="SimSun" w:eastAsia="SimSun" w:cstheme="minorBidi"/>
+              <w:szCs w:val="22"/>
+              <w:lang w:val="vi-VN" w:eastAsia="en-US" w:bidi="ar-SA"/>
             </w:rPr>
-          </w:pPr>
-          <w:r>
             <w:fldChar w:fldCharType="begin"/>
           </w:r>
           <w:r>
-            <w:instrText xml:space="preserve"> HYPERLINK \l "_Toc19613897" </w:instrText>
-          </w:r>
-          <w:r>
+            <w:rPr>
+              <w:rFonts w:ascii="SimSun" w:hAnsi="SimSun" w:eastAsia="SimSun" w:cstheme="minorBidi"/>
+              <w:szCs w:val="22"/>
+              <w:lang w:val="vi-VN" w:eastAsia="en-US" w:bidi="ar-SA"/>
+            </w:rPr>
+            <w:instrText xml:space="preserve"> HYPERLINK \l _Toc4434 </w:instrText>
+          </w:r>
+          <w:r>
+            <w:rPr>
+              <w:rFonts w:ascii="SimSun" w:hAnsi="SimSun" w:eastAsia="SimSun" w:cstheme="minorBidi"/>
+              <w:szCs w:val="22"/>
+              <w:lang w:val="vi-VN" w:eastAsia="en-US" w:bidi="ar-SA"/>
+            </w:rPr>
             <w:fldChar w:fldCharType="separate"/>
           </w:r>
           <w:r>
             <w:rPr>
-              <w:rStyle w:val="10"/>
               <w:lang w:val="en-US"/>
             </w:rPr>
             <w:t>NHẬN XÉT CỦA GV PHẢN BIỆN</w:t>
@@ -1182,18 +1353,23 @@
             <w:fldChar w:fldCharType="begin"/>
           </w:r>
           <w:r>
-            <w:instrText xml:space="preserve"> PAGEREF _Toc19613897 \h </w:instrText>
+            <w:instrText xml:space="preserve"> PAGEREF _Toc4434 \h </w:instrText>
           </w:r>
           <w:r>
             <w:fldChar w:fldCharType="separate"/>
           </w:r>
           <w:r>
-            <w:t>5</w:t>
+            <w:t>7</w:t>
           </w:r>
           <w:r>
             <w:fldChar w:fldCharType="end"/>
           </w:r>
           <w:r>
+            <w:rPr>
+              <w:rFonts w:ascii="SimSun" w:hAnsi="SimSun" w:eastAsia="SimSun" w:cstheme="minorBidi"/>
+              <w:szCs w:val="22"/>
+              <w:lang w:val="vi-VN" w:eastAsia="en-US" w:bidi="ar-SA"/>
+            </w:rPr>
             <w:fldChar w:fldCharType="end"/>
           </w:r>
         </w:p>
@@ -1201,48 +1377,61 @@
           <w:pPr>
             <w:pStyle w:val="14"/>
             <w:tabs>
-              <w:tab w:val="right" w:leader="dot" w:pos="9019"/>
+              <w:tab w:val="right" w:leader="dot" w:pos="8768"/>
             </w:tabs>
+            <w:spacing w:line="360" w:lineRule="auto"/>
+          </w:pPr>
+          <w:r>
             <w:rPr>
-              <w:rFonts w:asciiTheme="minorHAnsi" w:hAnsiTheme="minorHAnsi" w:eastAsiaTheme="minorEastAsia"/>
-              <w:sz w:val="22"/>
-              <w:lang w:val="en-US"/>
+              <w:rFonts w:ascii="SimSun" w:hAnsi="SimSun" w:eastAsia="SimSun" w:cstheme="minorBidi"/>
+              <w:szCs w:val="22"/>
+              <w:lang w:val="vi-VN" w:eastAsia="en-US" w:bidi="ar-SA"/>
             </w:rPr>
-          </w:pPr>
-          <w:r>
             <w:fldChar w:fldCharType="begin"/>
           </w:r>
           <w:r>
-            <w:instrText xml:space="preserve"> HYPERLINK \l "_Toc19613898" </w:instrText>
-          </w:r>
-          <w:r>
+            <w:rPr>
+              <w:rFonts w:ascii="SimSun" w:hAnsi="SimSun" w:eastAsia="SimSun" w:cstheme="minorBidi"/>
+              <w:szCs w:val="22"/>
+              <w:lang w:val="vi-VN" w:eastAsia="en-US" w:bidi="ar-SA"/>
+            </w:rPr>
+            <w:instrText xml:space="preserve"> HYPERLINK \l _Toc23232 </w:instrText>
+          </w:r>
+          <w:r>
+            <w:rPr>
+              <w:rFonts w:ascii="SimSun" w:hAnsi="SimSun" w:eastAsia="SimSun" w:cstheme="minorBidi"/>
+              <w:szCs w:val="22"/>
+              <w:lang w:val="vi-VN" w:eastAsia="en-US" w:bidi="ar-SA"/>
+            </w:rPr>
             <w:fldChar w:fldCharType="separate"/>
           </w:r>
           <w:r>
+            <w:t>PHẦN 1 – GIỚI THIỆU ĐỀ TÀI</w:t>
+          </w:r>
+          <w:r>
+            <w:tab/>
+          </w:r>
+          <w:r>
+            <w:fldChar w:fldCharType="begin"/>
+          </w:r>
+          <w:r>
+            <w:instrText xml:space="preserve"> PAGEREF _Toc23232 \h </w:instrText>
+          </w:r>
+          <w:r>
+            <w:fldChar w:fldCharType="separate"/>
+          </w:r>
+          <w:r>
+            <w:t>9</w:t>
+          </w:r>
+          <w:r>
+            <w:fldChar w:fldCharType="end"/>
+          </w:r>
+          <w:r>
             <w:rPr>
-              <w:rStyle w:val="10"/>
+              <w:rFonts w:ascii="SimSun" w:hAnsi="SimSun" w:eastAsia="SimSun" w:cstheme="minorBidi"/>
+              <w:szCs w:val="22"/>
+              <w:lang w:val="vi-VN" w:eastAsia="en-US" w:bidi="ar-SA"/>
             </w:rPr>
-            <w:t>PHẦN 1 – GIỚI THIỆU ĐỀ TÀI</w:t>
-          </w:r>
-          <w:r>
-            <w:tab/>
-          </w:r>
-          <w:r>
-            <w:fldChar w:fldCharType="begin"/>
-          </w:r>
-          <w:r>
-            <w:instrText xml:space="preserve"> PAGEREF _Toc19613898 \h </w:instrText>
-          </w:r>
-          <w:r>
-            <w:fldChar w:fldCharType="separate"/>
-          </w:r>
-          <w:r>
-            <w:t>6</w:t>
-          </w:r>
-          <w:r>
-            <w:fldChar w:fldCharType="end"/>
-          </w:r>
-          <w:r>
             <w:fldChar w:fldCharType="end"/>
           </w:r>
         </w:p>
@@ -1250,48 +1439,61 @@
           <w:pPr>
             <w:pStyle w:val="14"/>
             <w:tabs>
-              <w:tab w:val="right" w:leader="dot" w:pos="9019"/>
+              <w:tab w:val="right" w:leader="dot" w:pos="8768"/>
             </w:tabs>
+            <w:spacing w:line="360" w:lineRule="auto"/>
+          </w:pPr>
+          <w:r>
             <w:rPr>
-              <w:rFonts w:asciiTheme="minorHAnsi" w:hAnsiTheme="minorHAnsi" w:eastAsiaTheme="minorEastAsia"/>
-              <w:sz w:val="22"/>
-              <w:lang w:val="en-US"/>
+              <w:rFonts w:ascii="SimSun" w:hAnsi="SimSun" w:eastAsia="SimSun" w:cstheme="minorBidi"/>
+              <w:szCs w:val="22"/>
+              <w:lang w:val="vi-VN" w:eastAsia="en-US" w:bidi="ar-SA"/>
             </w:rPr>
-          </w:pPr>
-          <w:r>
             <w:fldChar w:fldCharType="begin"/>
           </w:r>
           <w:r>
-            <w:instrText xml:space="preserve"> HYPERLINK \l "_Toc19613899" </w:instrText>
-          </w:r>
-          <w:r>
+            <w:rPr>
+              <w:rFonts w:ascii="SimSun" w:hAnsi="SimSun" w:eastAsia="SimSun" w:cstheme="minorBidi"/>
+              <w:szCs w:val="22"/>
+              <w:lang w:val="vi-VN" w:eastAsia="en-US" w:bidi="ar-SA"/>
+            </w:rPr>
+            <w:instrText xml:space="preserve"> HYPERLINK \l _Toc31623 </w:instrText>
+          </w:r>
+          <w:r>
+            <w:rPr>
+              <w:rFonts w:ascii="SimSun" w:hAnsi="SimSun" w:eastAsia="SimSun" w:cstheme="minorBidi"/>
+              <w:szCs w:val="22"/>
+              <w:lang w:val="vi-VN" w:eastAsia="en-US" w:bidi="ar-SA"/>
+            </w:rPr>
             <w:fldChar w:fldCharType="separate"/>
           </w:r>
           <w:r>
+            <w:t>PHẦN 2 – KHẢO SÁT YÊU CẦU</w:t>
+          </w:r>
+          <w:r>
+            <w:tab/>
+          </w:r>
+          <w:r>
+            <w:fldChar w:fldCharType="begin"/>
+          </w:r>
+          <w:r>
+            <w:instrText xml:space="preserve"> PAGEREF _Toc31623 \h </w:instrText>
+          </w:r>
+          <w:r>
+            <w:fldChar w:fldCharType="separate"/>
+          </w:r>
+          <w:r>
+            <w:t>10</w:t>
+          </w:r>
+          <w:r>
+            <w:fldChar w:fldCharType="end"/>
+          </w:r>
+          <w:r>
             <w:rPr>
-              <w:rStyle w:val="10"/>
+              <w:rFonts w:ascii="SimSun" w:hAnsi="SimSun" w:eastAsia="SimSun" w:cstheme="minorBidi"/>
+              <w:szCs w:val="22"/>
+              <w:lang w:val="vi-VN" w:eastAsia="en-US" w:bidi="ar-SA"/>
             </w:rPr>
-            <w:t>PHẦN 2 – KHẢO SÁT YÊU CẦU</w:t>
-          </w:r>
-          <w:r>
-            <w:tab/>
-          </w:r>
-          <w:r>
-            <w:fldChar w:fldCharType="begin"/>
-          </w:r>
-          <w:r>
-            <w:instrText xml:space="preserve"> PAGEREF _Toc19613899 \h </w:instrText>
-          </w:r>
-          <w:r>
-            <w:fldChar w:fldCharType="separate"/>
-          </w:r>
-          <w:r>
-            <w:t>6</w:t>
-          </w:r>
-          <w:r>
-            <w:fldChar w:fldCharType="end"/>
-          </w:r>
-          <w:r>
             <w:fldChar w:fldCharType="end"/>
           </w:r>
         </w:p>
@@ -1299,48 +1501,70 @@
           <w:pPr>
             <w:pStyle w:val="14"/>
             <w:tabs>
-              <w:tab w:val="right" w:leader="dot" w:pos="9019"/>
+              <w:tab w:val="right" w:leader="dot" w:pos="8768"/>
             </w:tabs>
+            <w:spacing w:line="360" w:lineRule="auto"/>
+          </w:pPr>
+          <w:r>
             <w:rPr>
-              <w:rFonts w:asciiTheme="minorHAnsi" w:hAnsiTheme="minorHAnsi" w:eastAsiaTheme="minorEastAsia"/>
-              <w:sz w:val="22"/>
+              <w:rFonts w:ascii="SimSun" w:hAnsi="SimSun" w:eastAsia="SimSun" w:cstheme="minorBidi"/>
+              <w:szCs w:val="22"/>
+              <w:lang w:val="vi-VN" w:eastAsia="en-US" w:bidi="ar-SA"/>
+            </w:rPr>
+            <w:fldChar w:fldCharType="begin"/>
+          </w:r>
+          <w:r>
+            <w:rPr>
+              <w:rFonts w:ascii="SimSun" w:hAnsi="SimSun" w:eastAsia="SimSun" w:cstheme="minorBidi"/>
+              <w:szCs w:val="22"/>
+              <w:lang w:val="vi-VN" w:eastAsia="en-US" w:bidi="ar-SA"/>
+            </w:rPr>
+            <w:instrText xml:space="preserve"> HYPERLINK \l _Toc10413 </w:instrText>
+          </w:r>
+          <w:r>
+            <w:rPr>
+              <w:rFonts w:ascii="SimSun" w:hAnsi="SimSun" w:eastAsia="SimSun" w:cstheme="minorBidi"/>
+              <w:szCs w:val="22"/>
+              <w:lang w:val="vi-VN" w:eastAsia="en-US" w:bidi="ar-SA"/>
+            </w:rPr>
+            <w:fldChar w:fldCharType="separate"/>
+          </w:r>
+          <w:r>
+            <w:rPr>
+              <w:rFonts w:hint="default" w:ascii="Times New Roman" w:hAnsi="Times New Roman" w:eastAsia="SimSun" w:cs="Times New Roman"/>
+              <w:bCs w:val="0"/>
+              <w:i w:val="0"/>
+              <w:iCs w:val="0"/>
+              <w:szCs w:val="28"/>
+              <w:vertAlign w:val="baseline"/>
               <w:lang w:val="en-US"/>
             </w:rPr>
-          </w:pPr>
+            <w:t>2.1 Các yêu cầu của hệ thống</w:t>
+          </w:r>
+          <w:r>
+            <w:tab/>
+          </w:r>
           <w:r>
             <w:fldChar w:fldCharType="begin"/>
           </w:r>
           <w:r>
-            <w:instrText xml:space="preserve"> HYPERLINK \l "_Toc19613900" </w:instrText>
+            <w:instrText xml:space="preserve"> PAGEREF _Toc10413 \h </w:instrText>
           </w:r>
           <w:r>
             <w:fldChar w:fldCharType="separate"/>
           </w:r>
           <w:r>
+            <w:t>10</w:t>
+          </w:r>
+          <w:r>
+            <w:fldChar w:fldCharType="end"/>
+          </w:r>
+          <w:r>
             <w:rPr>
-              <w:rStyle w:val="10"/>
+              <w:rFonts w:ascii="SimSun" w:hAnsi="SimSun" w:eastAsia="SimSun" w:cstheme="minorBidi"/>
+              <w:szCs w:val="22"/>
+              <w:lang w:val="vi-VN" w:eastAsia="en-US" w:bidi="ar-SA"/>
             </w:rPr>
-            <w:t>PHẦN 3 – PHÂN TÍCH HIỆN TRẠNG</w:t>
-          </w:r>
-          <w:r>
-            <w:tab/>
-          </w:r>
-          <w:r>
-            <w:fldChar w:fldCharType="begin"/>
-          </w:r>
-          <w:r>
-            <w:instrText xml:space="preserve"> PAGEREF _Toc19613900 \h </w:instrText>
-          </w:r>
-          <w:r>
-            <w:fldChar w:fldCharType="separate"/>
-          </w:r>
-          <w:r>
-            <w:t>6</w:t>
-          </w:r>
-          <w:r>
-            <w:fldChar w:fldCharType="end"/>
-          </w:r>
-          <w:r>
             <w:fldChar w:fldCharType="end"/>
           </w:r>
         </w:p>
@@ -1348,48 +1572,70 @@
           <w:pPr>
             <w:pStyle w:val="14"/>
             <w:tabs>
-              <w:tab w:val="right" w:leader="dot" w:pos="9019"/>
+              <w:tab w:val="right" w:leader="dot" w:pos="8768"/>
             </w:tabs>
+            <w:spacing w:line="360" w:lineRule="auto"/>
+          </w:pPr>
+          <w:r>
             <w:rPr>
-              <w:rFonts w:asciiTheme="minorHAnsi" w:hAnsiTheme="minorHAnsi" w:eastAsiaTheme="minorEastAsia"/>
-              <w:sz w:val="22"/>
+              <w:rFonts w:ascii="SimSun" w:hAnsi="SimSun" w:eastAsia="SimSun" w:cstheme="minorBidi"/>
+              <w:szCs w:val="22"/>
+              <w:lang w:val="vi-VN" w:eastAsia="en-US" w:bidi="ar-SA"/>
+            </w:rPr>
+            <w:fldChar w:fldCharType="begin"/>
+          </w:r>
+          <w:r>
+            <w:rPr>
+              <w:rFonts w:ascii="SimSun" w:hAnsi="SimSun" w:eastAsia="SimSun" w:cstheme="minorBidi"/>
+              <w:szCs w:val="22"/>
+              <w:lang w:val="vi-VN" w:eastAsia="en-US" w:bidi="ar-SA"/>
+            </w:rPr>
+            <w:instrText xml:space="preserve"> HYPERLINK \l _Toc7868 </w:instrText>
+          </w:r>
+          <w:r>
+            <w:rPr>
+              <w:rFonts w:ascii="SimSun" w:hAnsi="SimSun" w:eastAsia="SimSun" w:cstheme="minorBidi"/>
+              <w:szCs w:val="22"/>
+              <w:lang w:val="vi-VN" w:eastAsia="en-US" w:bidi="ar-SA"/>
+            </w:rPr>
+            <w:fldChar w:fldCharType="separate"/>
+          </w:r>
+          <w:r>
+            <w:rPr>
+              <w:rFonts w:hint="default" w:ascii="Times New Roman" w:hAnsi="Times New Roman" w:eastAsia="SimSun" w:cs="Times New Roman"/>
+              <w:bCs w:val="0"/>
+              <w:i w:val="0"/>
+              <w:iCs w:val="0"/>
+              <w:szCs w:val="28"/>
+              <w:vertAlign w:val="baseline"/>
               <w:lang w:val="en-US"/>
             </w:rPr>
-          </w:pPr>
+            <w:t>2.2 Yêu cầu về bảo mật</w:t>
+          </w:r>
+          <w:r>
+            <w:tab/>
+          </w:r>
           <w:r>
             <w:fldChar w:fldCharType="begin"/>
           </w:r>
           <w:r>
-            <w:instrText xml:space="preserve"> HYPERLINK \l "_Toc19613901" </w:instrText>
+            <w:instrText xml:space="preserve"> PAGEREF _Toc7868 \h </w:instrText>
           </w:r>
           <w:r>
             <w:fldChar w:fldCharType="separate"/>
           </w:r>
           <w:r>
+            <w:t>12</w:t>
+          </w:r>
+          <w:r>
+            <w:fldChar w:fldCharType="end"/>
+          </w:r>
+          <w:r>
             <w:rPr>
-              <w:rStyle w:val="10"/>
+              <w:rFonts w:ascii="SimSun" w:hAnsi="SimSun" w:eastAsia="SimSun" w:cstheme="minorBidi"/>
+              <w:szCs w:val="22"/>
+              <w:lang w:val="vi-VN" w:eastAsia="en-US" w:bidi="ar-SA"/>
             </w:rPr>
-            <w:t>PHẦN 4 – THIẾT KẾ HỆ THỐNG</w:t>
-          </w:r>
-          <w:r>
-            <w:tab/>
-          </w:r>
-          <w:r>
-            <w:fldChar w:fldCharType="begin"/>
-          </w:r>
-          <w:r>
-            <w:instrText xml:space="preserve"> PAGEREF _Toc19613901 \h </w:instrText>
-          </w:r>
-          <w:r>
-            <w:fldChar w:fldCharType="separate"/>
-          </w:r>
-          <w:r>
-            <w:t>6</w:t>
-          </w:r>
-          <w:r>
-            <w:fldChar w:fldCharType="end"/>
-          </w:r>
-          <w:r>
             <w:fldChar w:fldCharType="end"/>
           </w:r>
         </w:p>
@@ -1397,48 +1643,61 @@
           <w:pPr>
             <w:pStyle w:val="14"/>
             <w:tabs>
-              <w:tab w:val="right" w:leader="dot" w:pos="9019"/>
+              <w:tab w:val="right" w:leader="dot" w:pos="8768"/>
             </w:tabs>
+            <w:spacing w:line="360" w:lineRule="auto"/>
+          </w:pPr>
+          <w:r>
             <w:rPr>
-              <w:rFonts w:asciiTheme="minorHAnsi" w:hAnsiTheme="minorHAnsi" w:eastAsiaTheme="minorEastAsia"/>
-              <w:sz w:val="22"/>
-              <w:lang w:val="en-US"/>
+              <w:rFonts w:ascii="SimSun" w:hAnsi="SimSun" w:eastAsia="SimSun" w:cstheme="minorBidi"/>
+              <w:szCs w:val="22"/>
+              <w:lang w:val="vi-VN" w:eastAsia="en-US" w:bidi="ar-SA"/>
             </w:rPr>
-          </w:pPr>
-          <w:r>
             <w:fldChar w:fldCharType="begin"/>
           </w:r>
           <w:r>
-            <w:instrText xml:space="preserve"> HYPERLINK \l "_Toc19613902" </w:instrText>
-          </w:r>
-          <w:r>
+            <w:rPr>
+              <w:rFonts w:ascii="SimSun" w:hAnsi="SimSun" w:eastAsia="SimSun" w:cstheme="minorBidi"/>
+              <w:szCs w:val="22"/>
+              <w:lang w:val="vi-VN" w:eastAsia="en-US" w:bidi="ar-SA"/>
+            </w:rPr>
+            <w:instrText xml:space="preserve"> HYPERLINK \l _Toc58 </w:instrText>
+          </w:r>
+          <w:r>
+            <w:rPr>
+              <w:rFonts w:ascii="SimSun" w:hAnsi="SimSun" w:eastAsia="SimSun" w:cstheme="minorBidi"/>
+              <w:szCs w:val="22"/>
+              <w:lang w:val="vi-VN" w:eastAsia="en-US" w:bidi="ar-SA"/>
+            </w:rPr>
             <w:fldChar w:fldCharType="separate"/>
           </w:r>
           <w:r>
+            <w:t>PHẦN 3 – PHÂN TÍCH HIỆN TRẠNG</w:t>
+          </w:r>
+          <w:r>
+            <w:tab/>
+          </w:r>
+          <w:r>
+            <w:fldChar w:fldCharType="begin"/>
+          </w:r>
+          <w:r>
+            <w:instrText xml:space="preserve"> PAGEREF _Toc58 \h </w:instrText>
+          </w:r>
+          <w:r>
+            <w:fldChar w:fldCharType="separate"/>
+          </w:r>
+          <w:r>
+            <w:t>13</w:t>
+          </w:r>
+          <w:r>
+            <w:fldChar w:fldCharType="end"/>
+          </w:r>
+          <w:r>
             <w:rPr>
-              <w:rStyle w:val="10"/>
+              <w:rFonts w:ascii="SimSun" w:hAnsi="SimSun" w:eastAsia="SimSun" w:cstheme="minorBidi"/>
+              <w:szCs w:val="22"/>
+              <w:lang w:val="vi-VN" w:eastAsia="en-US" w:bidi="ar-SA"/>
             </w:rPr>
-            <w:t>PHẦN 5 – THỰC HIỆN DỰ ÁN</w:t>
-          </w:r>
-          <w:r>
-            <w:tab/>
-          </w:r>
-          <w:r>
-            <w:fldChar w:fldCharType="begin"/>
-          </w:r>
-          <w:r>
-            <w:instrText xml:space="preserve"> PAGEREF _Toc19613902 \h </w:instrText>
-          </w:r>
-          <w:r>
-            <w:fldChar w:fldCharType="separate"/>
-          </w:r>
-          <w:r>
-            <w:t>6</w:t>
-          </w:r>
-          <w:r>
-            <w:fldChar w:fldCharType="end"/>
-          </w:r>
-          <w:r>
             <w:fldChar w:fldCharType="end"/>
           </w:r>
         </w:p>
@@ -1446,48 +1705,94 @@
           <w:pPr>
             <w:pStyle w:val="14"/>
             <w:tabs>
-              <w:tab w:val="right" w:leader="dot" w:pos="9019"/>
+              <w:tab w:val="right" w:leader="dot" w:pos="8768"/>
             </w:tabs>
+            <w:spacing w:line="360" w:lineRule="auto"/>
+          </w:pPr>
+          <w:r>
             <w:rPr>
-              <w:rFonts w:asciiTheme="minorHAnsi" w:hAnsiTheme="minorHAnsi" w:eastAsiaTheme="minorEastAsia"/>
-              <w:sz w:val="22"/>
+              <w:rFonts w:ascii="SimSun" w:hAnsi="SimSun" w:eastAsia="SimSun" w:cstheme="minorBidi"/>
+              <w:szCs w:val="22"/>
+              <w:lang w:val="vi-VN" w:eastAsia="en-US" w:bidi="ar-SA"/>
+            </w:rPr>
+            <w:fldChar w:fldCharType="begin"/>
+          </w:r>
+          <w:r>
+            <w:rPr>
+              <w:rFonts w:ascii="SimSun" w:hAnsi="SimSun" w:eastAsia="SimSun" w:cstheme="minorBidi"/>
+              <w:szCs w:val="22"/>
+              <w:lang w:val="vi-VN" w:eastAsia="en-US" w:bidi="ar-SA"/>
+            </w:rPr>
+            <w:instrText xml:space="preserve"> HYPERLINK \l _Toc7212 </w:instrText>
+          </w:r>
+          <w:r>
+            <w:rPr>
+              <w:rFonts w:ascii="SimSun" w:hAnsi="SimSun" w:eastAsia="SimSun" w:cstheme="minorBidi"/>
+              <w:szCs w:val="22"/>
+              <w:lang w:val="vi-VN" w:eastAsia="en-US" w:bidi="ar-SA"/>
+            </w:rPr>
+            <w:fldChar w:fldCharType="separate"/>
+          </w:r>
+          <w:r>
+            <w:rPr>
+              <w:rFonts w:hint="default" w:eastAsia="SimSun" w:cs="Times New Roman"/>
+              <w:bCs w:val="0"/>
+              <w:i w:val="0"/>
+              <w:iCs w:val="0"/>
+              <w:szCs w:val="28"/>
+              <w:vertAlign w:val="baseline"/>
               <w:lang w:val="en-US"/>
             </w:rPr>
-          </w:pPr>
+            <w:t xml:space="preserve">3.1 </w:t>
+          </w:r>
+          <w:r>
+            <w:rPr>
+              <w:rFonts w:hint="default" w:ascii="Times New Roman" w:hAnsi="Times New Roman" w:eastAsia="SimSun" w:cs="Times New Roman"/>
+              <w:bCs w:val="0"/>
+              <w:i w:val="0"/>
+              <w:iCs w:val="0"/>
+              <w:szCs w:val="28"/>
+              <w:vertAlign w:val="baseline"/>
+              <w:lang w:val="en-US"/>
+            </w:rPr>
+            <w:t>Phân tích hiện trạng</w:t>
+          </w:r>
+          <w:r>
+            <w:rPr>
+              <w:rFonts w:hint="default" w:eastAsia="SimSun" w:cs="Times New Roman"/>
+              <w:bCs w:val="0"/>
+              <w:i w:val="0"/>
+              <w:iCs w:val="0"/>
+              <w:szCs w:val="28"/>
+              <w:vertAlign w:val="baseline"/>
+              <w:lang w:val="en-US"/>
+            </w:rPr>
+            <w:t>.</w:t>
+          </w:r>
+          <w:r>
+            <w:tab/>
+          </w:r>
           <w:r>
             <w:fldChar w:fldCharType="begin"/>
           </w:r>
           <w:r>
-            <w:instrText xml:space="preserve"> HYPERLINK \l "_Toc19613903" </w:instrText>
+            <w:instrText xml:space="preserve"> PAGEREF _Toc7212 \h </w:instrText>
           </w:r>
           <w:r>
             <w:fldChar w:fldCharType="separate"/>
           </w:r>
           <w:r>
+            <w:t>13</w:t>
+          </w:r>
+          <w:r>
+            <w:fldChar w:fldCharType="end"/>
+          </w:r>
+          <w:r>
             <w:rPr>
-              <w:rStyle w:val="10"/>
+              <w:rFonts w:ascii="SimSun" w:hAnsi="SimSun" w:eastAsia="SimSun" w:cstheme="minorBidi"/>
+              <w:szCs w:val="22"/>
+              <w:lang w:val="vi-VN" w:eastAsia="en-US" w:bidi="ar-SA"/>
             </w:rPr>
-            <w:t>PHẦN 6 – KIỂM THỬ</w:t>
-          </w:r>
-          <w:r>
-            <w:tab/>
-          </w:r>
-          <w:r>
-            <w:fldChar w:fldCharType="begin"/>
-          </w:r>
-          <w:r>
-            <w:instrText xml:space="preserve"> PAGEREF _Toc19613903 \h </w:instrText>
-          </w:r>
-          <w:r>
-            <w:fldChar w:fldCharType="separate"/>
-          </w:r>
-          <w:r>
-            <w:t>6</w:t>
-          </w:r>
-          <w:r>
-            <w:fldChar w:fldCharType="end"/>
-          </w:r>
-          <w:r>
             <w:fldChar w:fldCharType="end"/>
           </w:r>
         </w:p>
@@ -1495,48 +1800,70 @@
           <w:pPr>
             <w:pStyle w:val="14"/>
             <w:tabs>
-              <w:tab w:val="right" w:leader="dot" w:pos="9019"/>
+              <w:tab w:val="right" w:leader="dot" w:pos="8768"/>
             </w:tabs>
+            <w:spacing w:line="360" w:lineRule="auto"/>
+          </w:pPr>
+          <w:r>
             <w:rPr>
-              <w:rFonts w:asciiTheme="minorHAnsi" w:hAnsiTheme="minorHAnsi" w:eastAsiaTheme="minorEastAsia"/>
-              <w:sz w:val="22"/>
+              <w:rFonts w:ascii="SimSun" w:hAnsi="SimSun" w:eastAsia="SimSun" w:cstheme="minorBidi"/>
+              <w:szCs w:val="22"/>
+              <w:lang w:val="vi-VN" w:eastAsia="en-US" w:bidi="ar-SA"/>
+            </w:rPr>
+            <w:fldChar w:fldCharType="begin"/>
+          </w:r>
+          <w:r>
+            <w:rPr>
+              <w:rFonts w:ascii="SimSun" w:hAnsi="SimSun" w:eastAsia="SimSun" w:cstheme="minorBidi"/>
+              <w:szCs w:val="22"/>
+              <w:lang w:val="vi-VN" w:eastAsia="en-US" w:bidi="ar-SA"/>
+            </w:rPr>
+            <w:instrText xml:space="preserve"> HYPERLINK \l _Toc9411 </w:instrText>
+          </w:r>
+          <w:r>
+            <w:rPr>
+              <w:rFonts w:ascii="SimSun" w:hAnsi="SimSun" w:eastAsia="SimSun" w:cstheme="minorBidi"/>
+              <w:szCs w:val="22"/>
+              <w:lang w:val="vi-VN" w:eastAsia="en-US" w:bidi="ar-SA"/>
+            </w:rPr>
+            <w:fldChar w:fldCharType="separate"/>
+          </w:r>
+          <w:r>
+            <w:rPr>
+              <w:rFonts w:hint="default" w:ascii="Times New Roman" w:hAnsi="Times New Roman" w:eastAsia="SimSun" w:cs="Times New Roman"/>
+              <w:bCs w:val="0"/>
+              <w:i w:val="0"/>
+              <w:iCs w:val="0"/>
+              <w:szCs w:val="28"/>
+              <w:vertAlign w:val="baseline"/>
               <w:lang w:val="en-US"/>
             </w:rPr>
-          </w:pPr>
+            <w:t>3.2 Sơ đồ Use Case</w:t>
+          </w:r>
+          <w:r>
+            <w:tab/>
+          </w:r>
           <w:r>
             <w:fldChar w:fldCharType="begin"/>
           </w:r>
           <w:r>
-            <w:instrText xml:space="preserve"> HYPERLINK \l "_Toc19613904" </w:instrText>
+            <w:instrText xml:space="preserve"> PAGEREF _Toc9411 \h </w:instrText>
           </w:r>
           <w:r>
             <w:fldChar w:fldCharType="separate"/>
           </w:r>
           <w:r>
+            <w:t>14</w:t>
+          </w:r>
+          <w:r>
+            <w:fldChar w:fldCharType="end"/>
+          </w:r>
+          <w:r>
             <w:rPr>
-              <w:rStyle w:val="10"/>
+              <w:rFonts w:ascii="SimSun" w:hAnsi="SimSun" w:eastAsia="SimSun" w:cstheme="minorBidi"/>
+              <w:szCs w:val="22"/>
+              <w:lang w:val="vi-VN" w:eastAsia="en-US" w:bidi="ar-SA"/>
             </w:rPr>
-            <w:t>PHẦN 7 – HƯỚNG DẪN TRIỂN KHAI VÀ SỬ DỤNG</w:t>
-          </w:r>
-          <w:r>
-            <w:tab/>
-          </w:r>
-          <w:r>
-            <w:fldChar w:fldCharType="begin"/>
-          </w:r>
-          <w:r>
-            <w:instrText xml:space="preserve"> PAGEREF _Toc19613904 \h </w:instrText>
-          </w:r>
-          <w:r>
-            <w:fldChar w:fldCharType="separate"/>
-          </w:r>
-          <w:r>
-            <w:t>6</w:t>
-          </w:r>
-          <w:r>
-            <w:fldChar w:fldCharType="end"/>
-          </w:r>
-          <w:r>
             <w:fldChar w:fldCharType="end"/>
           </w:r>
         </w:p>
@@ -1544,48 +1871,61 @@
           <w:pPr>
             <w:pStyle w:val="14"/>
             <w:tabs>
-              <w:tab w:val="right" w:leader="dot" w:pos="9019"/>
+              <w:tab w:val="right" w:leader="dot" w:pos="8768"/>
             </w:tabs>
+            <w:spacing w:line="360" w:lineRule="auto"/>
+          </w:pPr>
+          <w:r>
             <w:rPr>
-              <w:rFonts w:asciiTheme="minorHAnsi" w:hAnsiTheme="minorHAnsi" w:eastAsiaTheme="minorEastAsia"/>
-              <w:sz w:val="22"/>
-              <w:lang w:val="en-US"/>
+              <w:rFonts w:ascii="SimSun" w:hAnsi="SimSun" w:eastAsia="SimSun" w:cstheme="minorBidi"/>
+              <w:szCs w:val="22"/>
+              <w:lang w:val="vi-VN" w:eastAsia="en-US" w:bidi="ar-SA"/>
             </w:rPr>
-          </w:pPr>
-          <w:r>
             <w:fldChar w:fldCharType="begin"/>
           </w:r>
           <w:r>
-            <w:instrText xml:space="preserve"> HYPERLINK \l "_Toc19613905" </w:instrText>
-          </w:r>
-          <w:r>
+            <w:rPr>
+              <w:rFonts w:ascii="SimSun" w:hAnsi="SimSun" w:eastAsia="SimSun" w:cstheme="minorBidi"/>
+              <w:szCs w:val="22"/>
+              <w:lang w:val="vi-VN" w:eastAsia="en-US" w:bidi="ar-SA"/>
+            </w:rPr>
+            <w:instrText xml:space="preserve"> HYPERLINK \l _Toc23718 </w:instrText>
+          </w:r>
+          <w:r>
+            <w:rPr>
+              <w:rFonts w:ascii="SimSun" w:hAnsi="SimSun" w:eastAsia="SimSun" w:cstheme="minorBidi"/>
+              <w:szCs w:val="22"/>
+              <w:lang w:val="vi-VN" w:eastAsia="en-US" w:bidi="ar-SA"/>
+            </w:rPr>
             <w:fldChar w:fldCharType="separate"/>
           </w:r>
           <w:r>
+            <w:t>PHẦN 4 – THIẾT KẾ HỆ THỐNG</w:t>
+          </w:r>
+          <w:r>
+            <w:tab/>
+          </w:r>
+          <w:r>
+            <w:fldChar w:fldCharType="begin"/>
+          </w:r>
+          <w:r>
+            <w:instrText xml:space="preserve"> PAGEREF _Toc23718 \h </w:instrText>
+          </w:r>
+          <w:r>
+            <w:fldChar w:fldCharType="separate"/>
+          </w:r>
+          <w:r>
+            <w:t>15</w:t>
+          </w:r>
+          <w:r>
+            <w:fldChar w:fldCharType="end"/>
+          </w:r>
+          <w:r>
             <w:rPr>
-              <w:rStyle w:val="10"/>
+              <w:rFonts w:ascii="SimSun" w:hAnsi="SimSun" w:eastAsia="SimSun" w:cstheme="minorBidi"/>
+              <w:szCs w:val="22"/>
+              <w:lang w:val="vi-VN" w:eastAsia="en-US" w:bidi="ar-SA"/>
             </w:rPr>
-            <w:t>KẾT LUẬN</w:t>
-          </w:r>
-          <w:r>
-            <w:tab/>
-          </w:r>
-          <w:r>
-            <w:fldChar w:fldCharType="begin"/>
-          </w:r>
-          <w:r>
-            <w:instrText xml:space="preserve"> PAGEREF _Toc19613905 \h </w:instrText>
-          </w:r>
-          <w:r>
-            <w:fldChar w:fldCharType="separate"/>
-          </w:r>
-          <w:r>
-            <w:t>6</w:t>
-          </w:r>
-          <w:r>
-            <w:fldChar w:fldCharType="end"/>
-          </w:r>
-          <w:r>
             <w:fldChar w:fldCharType="end"/>
           </w:r>
         </w:p>
@@ -1593,48 +1933,70 @@
           <w:pPr>
             <w:pStyle w:val="14"/>
             <w:tabs>
-              <w:tab w:val="right" w:leader="dot" w:pos="9019"/>
+              <w:tab w:val="right" w:leader="dot" w:pos="8768"/>
             </w:tabs>
+            <w:spacing w:line="360" w:lineRule="auto"/>
+          </w:pPr>
+          <w:r>
             <w:rPr>
-              <w:rFonts w:asciiTheme="minorHAnsi" w:hAnsiTheme="minorHAnsi" w:eastAsiaTheme="minorEastAsia"/>
-              <w:sz w:val="22"/>
+              <w:rFonts w:ascii="SimSun" w:hAnsi="SimSun" w:eastAsia="SimSun" w:cstheme="minorBidi"/>
+              <w:szCs w:val="22"/>
+              <w:lang w:val="vi-VN" w:eastAsia="en-US" w:bidi="ar-SA"/>
+            </w:rPr>
+            <w:fldChar w:fldCharType="begin"/>
+          </w:r>
+          <w:r>
+            <w:rPr>
+              <w:rFonts w:ascii="SimSun" w:hAnsi="SimSun" w:eastAsia="SimSun" w:cstheme="minorBidi"/>
+              <w:szCs w:val="22"/>
+              <w:lang w:val="vi-VN" w:eastAsia="en-US" w:bidi="ar-SA"/>
+            </w:rPr>
+            <w:instrText xml:space="preserve"> HYPERLINK \l _Toc19250 </w:instrText>
+          </w:r>
+          <w:r>
+            <w:rPr>
+              <w:rFonts w:ascii="SimSun" w:hAnsi="SimSun" w:eastAsia="SimSun" w:cstheme="minorBidi"/>
+              <w:szCs w:val="22"/>
+              <w:lang w:val="vi-VN" w:eastAsia="en-US" w:bidi="ar-SA"/>
+            </w:rPr>
+            <w:fldChar w:fldCharType="separate"/>
+          </w:r>
+          <w:r>
+            <w:rPr>
+              <w:rFonts w:hint="default" w:eastAsia="SimSun" w:cs="Times New Roman"/>
+              <w:bCs w:val="0"/>
+              <w:i w:val="0"/>
+              <w:iCs w:val="0"/>
+              <w:szCs w:val="28"/>
+              <w:vertAlign w:val="baseline"/>
               <w:lang w:val="en-US"/>
             </w:rPr>
-          </w:pPr>
+            <w:t>4.2 Phác thảo giao diện</w:t>
+          </w:r>
+          <w:r>
+            <w:tab/>
+          </w:r>
           <w:r>
             <w:fldChar w:fldCharType="begin"/>
           </w:r>
           <w:r>
-            <w:instrText xml:space="preserve"> HYPERLINK \l "_Toc19613906" </w:instrText>
+            <w:instrText xml:space="preserve"> PAGEREF _Toc19250 \h </w:instrText>
           </w:r>
           <w:r>
             <w:fldChar w:fldCharType="separate"/>
           </w:r>
           <w:r>
+            <w:t>20</w:t>
+          </w:r>
+          <w:r>
+            <w:fldChar w:fldCharType="end"/>
+          </w:r>
+          <w:r>
             <w:rPr>
-              <w:rStyle w:val="10"/>
+              <w:rFonts w:ascii="SimSun" w:hAnsi="SimSun" w:eastAsia="SimSun" w:cstheme="minorBidi"/>
+              <w:szCs w:val="22"/>
+              <w:lang w:val="vi-VN" w:eastAsia="en-US" w:bidi="ar-SA"/>
             </w:rPr>
-            <w:t>PHỤ LỤC</w:t>
-          </w:r>
-          <w:r>
-            <w:tab/>
-          </w:r>
-          <w:r>
-            <w:fldChar w:fldCharType="begin"/>
-          </w:r>
-          <w:r>
-            <w:instrText xml:space="preserve"> PAGEREF _Toc19613906 \h </w:instrText>
-          </w:r>
-          <w:r>
-            <w:fldChar w:fldCharType="separate"/>
-          </w:r>
-          <w:r>
-            <w:t>7</w:t>
-          </w:r>
-          <w:r>
-            <w:fldChar w:fldCharType="end"/>
-          </w:r>
-          <w:r>
             <w:fldChar w:fldCharType="end"/>
           </w:r>
         </w:p>
@@ -1642,81 +2004,492 @@
           <w:pPr>
             <w:pStyle w:val="14"/>
             <w:tabs>
-              <w:tab w:val="right" w:leader="dot" w:pos="9019"/>
+              <w:tab w:val="right" w:leader="dot" w:pos="8768"/>
             </w:tabs>
+            <w:spacing w:line="360" w:lineRule="auto"/>
+          </w:pPr>
+          <w:r>
             <w:rPr>
-              <w:rFonts w:asciiTheme="minorHAnsi" w:hAnsiTheme="minorHAnsi" w:eastAsiaTheme="minorEastAsia"/>
-              <w:sz w:val="22"/>
+              <w:rFonts w:ascii="SimSun" w:hAnsi="SimSun" w:eastAsia="SimSun" w:cstheme="minorBidi"/>
+              <w:szCs w:val="22"/>
+              <w:lang w:val="vi-VN" w:eastAsia="en-US" w:bidi="ar-SA"/>
+            </w:rPr>
+            <w:fldChar w:fldCharType="begin"/>
+          </w:r>
+          <w:r>
+            <w:rPr>
+              <w:rFonts w:ascii="SimSun" w:hAnsi="SimSun" w:eastAsia="SimSun" w:cstheme="minorBidi"/>
+              <w:szCs w:val="22"/>
+              <w:lang w:val="vi-VN" w:eastAsia="en-US" w:bidi="ar-SA"/>
+            </w:rPr>
+            <w:instrText xml:space="preserve"> HYPERLINK \l _Toc23392 </w:instrText>
+          </w:r>
+          <w:r>
+            <w:rPr>
+              <w:rFonts w:ascii="SimSun" w:hAnsi="SimSun" w:eastAsia="SimSun" w:cstheme="minorBidi"/>
+              <w:szCs w:val="22"/>
+              <w:lang w:val="vi-VN" w:eastAsia="en-US" w:bidi="ar-SA"/>
+            </w:rPr>
+            <w:fldChar w:fldCharType="separate"/>
+          </w:r>
+          <w:r>
+            <w:rPr>
+              <w:rFonts w:hint="default" w:eastAsia="SimSun" w:cs="Times New Roman"/>
+              <w:bCs w:val="0"/>
+              <w:i w:val="0"/>
+              <w:iCs w:val="0"/>
+              <w:szCs w:val="28"/>
+              <w:vertAlign w:val="baseline"/>
               <w:lang w:val="en-US"/>
             </w:rPr>
-          </w:pPr>
+            <w:t>4.3 Phác thảo ERD</w:t>
+          </w:r>
+          <w:r>
+            <w:tab/>
+          </w:r>
           <w:r>
             <w:fldChar w:fldCharType="begin"/>
           </w:r>
           <w:r>
-            <w:instrText xml:space="preserve"> HYPERLINK \l "_Toc19613907" </w:instrText>
+            <w:instrText xml:space="preserve"> PAGEREF _Toc23392 \h </w:instrText>
           </w:r>
           <w:r>
             <w:fldChar w:fldCharType="separate"/>
           </w:r>
           <w:r>
+            <w:t>30</w:t>
+          </w:r>
+          <w:r>
+            <w:fldChar w:fldCharType="end"/>
+          </w:r>
+          <w:r>
             <w:rPr>
-              <w:rStyle w:val="10"/>
+              <w:rFonts w:ascii="SimSun" w:hAnsi="SimSun" w:eastAsia="SimSun" w:cstheme="minorBidi"/>
+              <w:szCs w:val="22"/>
+              <w:lang w:val="vi-VN" w:eastAsia="en-US" w:bidi="ar-SA"/>
             </w:rPr>
-            <w:t>TÀI LIỆU THAM KHẢO</w:t>
-          </w:r>
-          <w:r>
-            <w:tab/>
-          </w:r>
-          <w:r>
-            <w:fldChar w:fldCharType="begin"/>
-          </w:r>
-          <w:r>
-            <w:instrText xml:space="preserve"> PAGEREF _Toc19613907 \h </w:instrText>
-          </w:r>
-          <w:r>
-            <w:fldChar w:fldCharType="separate"/>
-          </w:r>
-          <w:r>
-            <w:t>7</w:t>
-          </w:r>
-          <w:r>
-            <w:fldChar w:fldCharType="end"/>
-          </w:r>
-          <w:r>
             <w:fldChar w:fldCharType="end"/>
           </w:r>
         </w:p>
         <w:p>
+          <w:pPr>
+            <w:pStyle w:val="14"/>
+            <w:tabs>
+              <w:tab w:val="right" w:leader="dot" w:pos="8768"/>
+            </w:tabs>
+            <w:spacing w:line="360" w:lineRule="auto"/>
+          </w:pPr>
           <w:r>
             <w:rPr>
-              <w:b/>
-              <w:bCs/>
+              <w:rFonts w:ascii="SimSun" w:hAnsi="SimSun" w:eastAsia="SimSun" w:cstheme="minorBidi"/>
+              <w:szCs w:val="22"/>
+              <w:lang w:val="vi-VN" w:eastAsia="en-US" w:bidi="ar-SA"/>
+            </w:rPr>
+            <w:fldChar w:fldCharType="begin"/>
+          </w:r>
+          <w:r>
+            <w:rPr>
+              <w:rFonts w:ascii="SimSun" w:hAnsi="SimSun" w:eastAsia="SimSun" w:cstheme="minorBidi"/>
+              <w:szCs w:val="22"/>
+              <w:lang w:val="vi-VN" w:eastAsia="en-US" w:bidi="ar-SA"/>
+            </w:rPr>
+            <w:instrText xml:space="preserve"> HYPERLINK \l _Toc31764 </w:instrText>
+          </w:r>
+          <w:r>
+            <w:rPr>
+              <w:rFonts w:ascii="SimSun" w:hAnsi="SimSun" w:eastAsia="SimSun" w:cstheme="minorBidi"/>
+              <w:szCs w:val="22"/>
+              <w:lang w:val="vi-VN" w:eastAsia="en-US" w:bidi="ar-SA"/>
+            </w:rPr>
+            <w:fldChar w:fldCharType="separate"/>
+          </w:r>
+          <w:r>
+            <w:t>PHẦN 5 – THỰC HIỆN DỰ ÁN</w:t>
+          </w:r>
+          <w:r>
+            <w:tab/>
+          </w:r>
+          <w:r>
+            <w:fldChar w:fldCharType="begin"/>
+          </w:r>
+          <w:r>
+            <w:instrText xml:space="preserve"> PAGEREF _Toc31764 \h </w:instrText>
+          </w:r>
+          <w:r>
+            <w:fldChar w:fldCharType="separate"/>
+          </w:r>
+          <w:r>
+            <w:t>30</w:t>
+          </w:r>
+          <w:r>
+            <w:fldChar w:fldCharType="end"/>
+          </w:r>
+          <w:r>
+            <w:rPr>
+              <w:rFonts w:ascii="SimSun" w:hAnsi="SimSun" w:eastAsia="SimSun" w:cstheme="minorBidi"/>
+              <w:szCs w:val="22"/>
+              <w:lang w:val="vi-VN" w:eastAsia="en-US" w:bidi="ar-SA"/>
             </w:rPr>
             <w:fldChar w:fldCharType="end"/>
           </w:r>
+        </w:p>
+        <w:p>
+          <w:pPr>
+            <w:pStyle w:val="14"/>
+            <w:tabs>
+              <w:tab w:val="right" w:leader="dot" w:pos="8768"/>
+            </w:tabs>
+            <w:spacing w:line="360" w:lineRule="auto"/>
+          </w:pPr>
+          <w:r>
+            <w:rPr>
+              <w:rFonts w:ascii="SimSun" w:hAnsi="SimSun" w:eastAsia="SimSun" w:cstheme="minorBidi"/>
+              <w:szCs w:val="22"/>
+              <w:lang w:val="vi-VN" w:eastAsia="en-US" w:bidi="ar-SA"/>
+            </w:rPr>
+            <w:fldChar w:fldCharType="begin"/>
+          </w:r>
+          <w:r>
+            <w:rPr>
+              <w:rFonts w:ascii="SimSun" w:hAnsi="SimSun" w:eastAsia="SimSun" w:cstheme="minorBidi"/>
+              <w:szCs w:val="22"/>
+              <w:lang w:val="vi-VN" w:eastAsia="en-US" w:bidi="ar-SA"/>
+            </w:rPr>
+            <w:instrText xml:space="preserve"> HYPERLINK \l _Toc14389 </w:instrText>
+          </w:r>
+          <w:r>
+            <w:rPr>
+              <w:rFonts w:ascii="SimSun" w:hAnsi="SimSun" w:eastAsia="SimSun" w:cstheme="minorBidi"/>
+              <w:szCs w:val="22"/>
+              <w:lang w:val="vi-VN" w:eastAsia="en-US" w:bidi="ar-SA"/>
+            </w:rPr>
+            <w:fldChar w:fldCharType="separate"/>
+          </w:r>
+          <w:r>
+            <w:t>PHẦN 6 – KIỂM THỬ</w:t>
+          </w:r>
+          <w:r>
+            <w:tab/>
+          </w:r>
+          <w:r>
+            <w:fldChar w:fldCharType="begin"/>
+          </w:r>
+          <w:r>
+            <w:instrText xml:space="preserve"> PAGEREF _Toc14389 \h </w:instrText>
+          </w:r>
+          <w:r>
+            <w:fldChar w:fldCharType="separate"/>
+          </w:r>
+          <w:r>
+            <w:t>30</w:t>
+          </w:r>
+          <w:r>
+            <w:fldChar w:fldCharType="end"/>
+          </w:r>
+          <w:r>
+            <w:rPr>
+              <w:rFonts w:ascii="SimSun" w:hAnsi="SimSun" w:eastAsia="SimSun" w:cstheme="minorBidi"/>
+              <w:szCs w:val="22"/>
+              <w:lang w:val="vi-VN" w:eastAsia="en-US" w:bidi="ar-SA"/>
+            </w:rPr>
+            <w:fldChar w:fldCharType="end"/>
+          </w:r>
+        </w:p>
+        <w:p>
+          <w:pPr>
+            <w:pStyle w:val="14"/>
+            <w:tabs>
+              <w:tab w:val="right" w:leader="dot" w:pos="8768"/>
+            </w:tabs>
+            <w:spacing w:line="360" w:lineRule="auto"/>
+          </w:pPr>
+          <w:r>
+            <w:rPr>
+              <w:rFonts w:ascii="SimSun" w:hAnsi="SimSun" w:eastAsia="SimSun" w:cstheme="minorBidi"/>
+              <w:szCs w:val="22"/>
+              <w:lang w:val="vi-VN" w:eastAsia="en-US" w:bidi="ar-SA"/>
+            </w:rPr>
+            <w:fldChar w:fldCharType="begin"/>
+          </w:r>
+          <w:r>
+            <w:rPr>
+              <w:rFonts w:ascii="SimSun" w:hAnsi="SimSun" w:eastAsia="SimSun" w:cstheme="minorBidi"/>
+              <w:szCs w:val="22"/>
+              <w:lang w:val="vi-VN" w:eastAsia="en-US" w:bidi="ar-SA"/>
+            </w:rPr>
+            <w:instrText xml:space="preserve"> HYPERLINK \l _Toc13131 </w:instrText>
+          </w:r>
+          <w:r>
+            <w:rPr>
+              <w:rFonts w:ascii="SimSun" w:hAnsi="SimSun" w:eastAsia="SimSun" w:cstheme="minorBidi"/>
+              <w:szCs w:val="22"/>
+              <w:lang w:val="vi-VN" w:eastAsia="en-US" w:bidi="ar-SA"/>
+            </w:rPr>
+            <w:fldChar w:fldCharType="separate"/>
+          </w:r>
+          <w:r>
+            <w:t>PHẦN 7 – HƯỚNG DẪN TRIỂN KHAI VÀ SỬ DỤNG</w:t>
+          </w:r>
+          <w:r>
+            <w:tab/>
+          </w:r>
+          <w:r>
+            <w:fldChar w:fldCharType="begin"/>
+          </w:r>
+          <w:r>
+            <w:instrText xml:space="preserve"> PAGEREF _Toc13131 \h </w:instrText>
+          </w:r>
+          <w:r>
+            <w:fldChar w:fldCharType="separate"/>
+          </w:r>
+          <w:r>
+            <w:t>30</w:t>
+          </w:r>
+          <w:r>
+            <w:fldChar w:fldCharType="end"/>
+          </w:r>
+          <w:r>
+            <w:rPr>
+              <w:rFonts w:ascii="SimSun" w:hAnsi="SimSun" w:eastAsia="SimSun" w:cstheme="minorBidi"/>
+              <w:szCs w:val="22"/>
+              <w:lang w:val="vi-VN" w:eastAsia="en-US" w:bidi="ar-SA"/>
+            </w:rPr>
+            <w:fldChar w:fldCharType="end"/>
+          </w:r>
+        </w:p>
+        <w:p>
+          <w:pPr>
+            <w:pStyle w:val="14"/>
+            <w:tabs>
+              <w:tab w:val="right" w:leader="dot" w:pos="8768"/>
+            </w:tabs>
+            <w:spacing w:line="360" w:lineRule="auto"/>
+          </w:pPr>
+          <w:r>
+            <w:rPr>
+              <w:rFonts w:ascii="SimSun" w:hAnsi="SimSun" w:eastAsia="SimSun" w:cstheme="minorBidi"/>
+              <w:szCs w:val="22"/>
+              <w:lang w:val="vi-VN" w:eastAsia="en-US" w:bidi="ar-SA"/>
+            </w:rPr>
+            <w:fldChar w:fldCharType="begin"/>
+          </w:r>
+          <w:r>
+            <w:rPr>
+              <w:rFonts w:ascii="SimSun" w:hAnsi="SimSun" w:eastAsia="SimSun" w:cstheme="minorBidi"/>
+              <w:szCs w:val="22"/>
+              <w:lang w:val="vi-VN" w:eastAsia="en-US" w:bidi="ar-SA"/>
+            </w:rPr>
+            <w:instrText xml:space="preserve"> HYPERLINK \l _Toc21770 </w:instrText>
+          </w:r>
+          <w:r>
+            <w:rPr>
+              <w:rFonts w:ascii="SimSun" w:hAnsi="SimSun" w:eastAsia="SimSun" w:cstheme="minorBidi"/>
+              <w:szCs w:val="22"/>
+              <w:lang w:val="vi-VN" w:eastAsia="en-US" w:bidi="ar-SA"/>
+            </w:rPr>
+            <w:fldChar w:fldCharType="separate"/>
+          </w:r>
+          <w:r>
+            <w:t>KẾT LUẬN</w:t>
+          </w:r>
+          <w:r>
+            <w:tab/>
+          </w:r>
+          <w:r>
+            <w:fldChar w:fldCharType="begin"/>
+          </w:r>
+          <w:r>
+            <w:instrText xml:space="preserve"> PAGEREF _Toc21770 \h </w:instrText>
+          </w:r>
+          <w:r>
+            <w:fldChar w:fldCharType="separate"/>
+          </w:r>
+          <w:r>
+            <w:t>30</w:t>
+          </w:r>
+          <w:r>
+            <w:fldChar w:fldCharType="end"/>
+          </w:r>
+          <w:r>
+            <w:rPr>
+              <w:rFonts w:ascii="SimSun" w:hAnsi="SimSun" w:eastAsia="SimSun" w:cstheme="minorBidi"/>
+              <w:szCs w:val="22"/>
+              <w:lang w:val="vi-VN" w:eastAsia="en-US" w:bidi="ar-SA"/>
+            </w:rPr>
+            <w:fldChar w:fldCharType="end"/>
+          </w:r>
+        </w:p>
+        <w:p>
+          <w:pPr>
+            <w:pStyle w:val="14"/>
+            <w:tabs>
+              <w:tab w:val="right" w:leader="dot" w:pos="8768"/>
+            </w:tabs>
+            <w:spacing w:line="360" w:lineRule="auto"/>
+          </w:pPr>
+          <w:r>
+            <w:rPr>
+              <w:rFonts w:ascii="SimSun" w:hAnsi="SimSun" w:eastAsia="SimSun" w:cstheme="minorBidi"/>
+              <w:szCs w:val="22"/>
+              <w:lang w:val="vi-VN" w:eastAsia="en-US" w:bidi="ar-SA"/>
+            </w:rPr>
+            <w:fldChar w:fldCharType="begin"/>
+          </w:r>
+          <w:r>
+            <w:rPr>
+              <w:rFonts w:ascii="SimSun" w:hAnsi="SimSun" w:eastAsia="SimSun" w:cstheme="minorBidi"/>
+              <w:szCs w:val="22"/>
+              <w:lang w:val="vi-VN" w:eastAsia="en-US" w:bidi="ar-SA"/>
+            </w:rPr>
+            <w:instrText xml:space="preserve"> HYPERLINK \l _Toc4724 </w:instrText>
+          </w:r>
+          <w:r>
+            <w:rPr>
+              <w:rFonts w:ascii="SimSun" w:hAnsi="SimSun" w:eastAsia="SimSun" w:cstheme="minorBidi"/>
+              <w:szCs w:val="22"/>
+              <w:lang w:val="vi-VN" w:eastAsia="en-US" w:bidi="ar-SA"/>
+            </w:rPr>
+            <w:fldChar w:fldCharType="separate"/>
+          </w:r>
+          <w:r>
+            <w:t>PHỤ LỤC</w:t>
+          </w:r>
+          <w:r>
+            <w:tab/>
+          </w:r>
+          <w:r>
+            <w:fldChar w:fldCharType="begin"/>
+          </w:r>
+          <w:r>
+            <w:instrText xml:space="preserve"> PAGEREF _Toc4724 \h </w:instrText>
+          </w:r>
+          <w:r>
+            <w:fldChar w:fldCharType="separate"/>
+          </w:r>
+          <w:r>
+            <w:t>31</w:t>
+          </w:r>
+          <w:r>
+            <w:fldChar w:fldCharType="end"/>
+          </w:r>
+          <w:r>
+            <w:rPr>
+              <w:rFonts w:ascii="SimSun" w:hAnsi="SimSun" w:eastAsia="SimSun" w:cstheme="minorBidi"/>
+              <w:szCs w:val="22"/>
+              <w:lang w:val="vi-VN" w:eastAsia="en-US" w:bidi="ar-SA"/>
+            </w:rPr>
+            <w:fldChar w:fldCharType="end"/>
+          </w:r>
+        </w:p>
+        <w:p>
+          <w:pPr>
+            <w:pStyle w:val="14"/>
+            <w:tabs>
+              <w:tab w:val="right" w:leader="dot" w:pos="8768"/>
+            </w:tabs>
+            <w:spacing w:line="360" w:lineRule="auto"/>
+          </w:pPr>
+          <w:r>
+            <w:rPr>
+              <w:rFonts w:ascii="SimSun" w:hAnsi="SimSun" w:eastAsia="SimSun" w:cstheme="minorBidi"/>
+              <w:szCs w:val="22"/>
+              <w:lang w:val="vi-VN" w:eastAsia="en-US" w:bidi="ar-SA"/>
+            </w:rPr>
+            <w:fldChar w:fldCharType="begin"/>
+          </w:r>
+          <w:r>
+            <w:rPr>
+              <w:rFonts w:ascii="SimSun" w:hAnsi="SimSun" w:eastAsia="SimSun" w:cstheme="minorBidi"/>
+              <w:szCs w:val="22"/>
+              <w:lang w:val="vi-VN" w:eastAsia="en-US" w:bidi="ar-SA"/>
+            </w:rPr>
+            <w:instrText xml:space="preserve"> HYPERLINK \l _Toc7989 </w:instrText>
+          </w:r>
+          <w:r>
+            <w:rPr>
+              <w:rFonts w:ascii="SimSun" w:hAnsi="SimSun" w:eastAsia="SimSun" w:cstheme="minorBidi"/>
+              <w:szCs w:val="22"/>
+              <w:lang w:val="vi-VN" w:eastAsia="en-US" w:bidi="ar-SA"/>
+            </w:rPr>
+            <w:fldChar w:fldCharType="separate"/>
+          </w:r>
+          <w:r>
+            <w:t>TÀI LIỆU THAM KHẢO</w:t>
+          </w:r>
+          <w:r>
+            <w:tab/>
+          </w:r>
+          <w:r>
+            <w:fldChar w:fldCharType="begin"/>
+          </w:r>
+          <w:r>
+            <w:instrText xml:space="preserve"> PAGEREF _Toc7989 \h </w:instrText>
+          </w:r>
+          <w:r>
+            <w:fldChar w:fldCharType="separate"/>
+          </w:r>
+          <w:r>
+            <w:t>31</w:t>
+          </w:r>
+          <w:r>
+            <w:fldChar w:fldCharType="end"/>
+          </w:r>
+          <w:r>
+            <w:rPr>
+              <w:rFonts w:ascii="SimSun" w:hAnsi="SimSun" w:eastAsia="SimSun" w:cstheme="minorBidi"/>
+              <w:szCs w:val="22"/>
+              <w:lang w:val="vi-VN" w:eastAsia="en-US" w:bidi="ar-SA"/>
+            </w:rPr>
+            <w:fldChar w:fldCharType="end"/>
+          </w:r>
+        </w:p>
+        <w:p>
+          <w:pPr>
+            <w:spacing w:before="0" w:beforeLines="0" w:after="0" w:afterLines="0" w:line="360" w:lineRule="auto"/>
+            <w:ind w:left="0" w:leftChars="0" w:right="0" w:rightChars="0" w:firstLine="0" w:firstLineChars="0"/>
+            <w:jc w:val="center"/>
+            <w:rPr>
+              <w:rFonts w:ascii="SimSun" w:hAnsi="SimSun" w:eastAsia="SimSun" w:cstheme="minorBidi"/>
+              <w:sz w:val="21"/>
+              <w:szCs w:val="22"/>
+              <w:lang w:val="vi-VN" w:eastAsia="en-US" w:bidi="ar-SA"/>
+            </w:rPr>
+          </w:pPr>
+          <w:r>
+            <w:rPr>
+              <w:rFonts w:ascii="SimSun" w:hAnsi="SimSun" w:eastAsia="SimSun" w:cstheme="minorBidi"/>
+              <w:szCs w:val="22"/>
+              <w:lang w:val="vi-VN" w:eastAsia="en-US" w:bidi="ar-SA"/>
+            </w:rPr>
+            <w:fldChar w:fldCharType="end"/>
+          </w:r>
+        </w:p>
+        <w:p>
+          <w:pPr>
+            <w:pStyle w:val="19"/>
+            <w:tabs>
+              <w:tab w:val="right" w:leader="dot" w:pos="8768"/>
+            </w:tabs>
+            <w:spacing w:line="360" w:lineRule="auto"/>
+            <w:ind w:left="0" w:leftChars="0"/>
+          </w:pPr>
+          <w:bookmarkStart w:id="0" w:name="_Toc12925"/>
         </w:p>
       </w:sdtContent>
     </w:sdt>
     <w:p>
       <w:pPr>
-        <w:jc w:val="left"/>
-      </w:pPr>
-      <w:r>
-        <w:br w:type="page"/>
-      </w:r>
-    </w:p>
-    <w:p>
-      <w:pPr>
         <w:pStyle w:val="2"/>
+        <w:spacing w:line="360" w:lineRule="auto"/>
         <w:jc w:val="center"/>
         <w:outlineLvl w:val="0"/>
       </w:pPr>
-      <w:bookmarkStart w:id="0" w:name="_Toc19613895"/>
+      <w:bookmarkStart w:id="1" w:name="_Toc1810"/>
       <w:r>
         <w:t>LỜI MỞ ĐẦU</w:t>
       </w:r>
       <w:bookmarkEnd w:id="0"/>
+      <w:bookmarkEnd w:id="1"/>
     </w:p>
     <w:p>
       <w:pPr>
@@ -1724,8 +2497,9 @@
         <w:keepLines w:val="0"/>
         <w:widowControl/>
         <w:suppressLineNumbers w:val="0"/>
+        <w:spacing w:line="360" w:lineRule="auto"/>
         <w:jc w:val="left"/>
-        <w:outlineLvl w:val="0"/>
+        <w:outlineLvl w:val="9"/>
       </w:pPr>
     </w:p>
     <w:p>
@@ -1741,7 +2515,7 @@
           <w:right w:val="none" w:color="auto" w:sz="0" w:space="0"/>
         </w:pBdr>
         <w:bidi w:val="0"/>
-        <w:spacing w:before="120" w:beforeAutospacing="0" w:after="120" w:afterAutospacing="0" w:line="17" w:lineRule="atLeast"/>
+        <w:spacing w:before="120" w:beforeAutospacing="0" w:after="120" w:afterAutospacing="0" w:line="360" w:lineRule="auto"/>
         <w:ind w:left="-3" w:leftChars="0" w:firstLine="720" w:firstLineChars="0"/>
         <w:jc w:val="both"/>
         <w:outlineLvl w:val="9"/>
@@ -1780,7 +2554,7 @@
           <w:right w:val="none" w:color="auto" w:sz="0" w:space="0"/>
         </w:pBdr>
         <w:bidi w:val="0"/>
-        <w:spacing w:before="240" w:beforeAutospacing="0" w:after="240" w:afterAutospacing="0" w:line="19" w:lineRule="atLeast"/>
+        <w:spacing w:before="240" w:beforeAutospacing="0" w:after="240" w:afterAutospacing="0" w:line="360" w:lineRule="auto"/>
         <w:ind w:left="-3" w:leftChars="0" w:firstLine="720" w:firstLineChars="0"/>
         <w:jc w:val="both"/>
         <w:outlineLvl w:val="9"/>
@@ -1818,7 +2592,7 @@
           <w:right w:val="none" w:color="auto" w:sz="0" w:space="0"/>
         </w:pBdr>
         <w:bidi w:val="0"/>
-        <w:spacing w:before="120" w:beforeAutospacing="0" w:after="120" w:afterAutospacing="0" w:line="17" w:lineRule="atLeast"/>
+        <w:spacing w:before="120" w:beforeAutospacing="0" w:after="120" w:afterAutospacing="0" w:line="360" w:lineRule="auto"/>
         <w:ind w:left="-3" w:leftChars="0" w:firstLine="720" w:firstLineChars="0"/>
         <w:jc w:val="left"/>
         <w:outlineLvl w:val="9"/>
@@ -1847,6 +2621,7 @@
     </w:p>
     <w:p>
       <w:pPr>
+        <w:spacing w:line="360" w:lineRule="auto"/>
         <w:jc w:val="left"/>
         <w:rPr>
           <w:rFonts w:hint="default"/>
@@ -1870,7 +2645,7 @@
           <w:right w:val="none" w:color="auto" w:sz="0" w:space="0"/>
         </w:pBdr>
         <w:bidi w:val="0"/>
-        <w:spacing w:before="120" w:beforeAutospacing="0" w:after="120" w:afterAutospacing="0" w:line="17" w:lineRule="atLeast"/>
+        <w:spacing w:before="120" w:beforeAutospacing="0" w:after="120" w:afterAutospacing="0" w:line="360" w:lineRule="auto"/>
         <w:jc w:val="center"/>
         <w:outlineLvl w:val="0"/>
       </w:pPr>
@@ -1880,6 +2655,8 @@
         </w:rPr>
         <w:br w:type="page"/>
       </w:r>
+      <w:bookmarkStart w:id="2" w:name="_Toc26225"/>
+      <w:bookmarkStart w:id="3" w:name="_Toc695"/>
       <w:r>
         <w:rPr>
           <w:rFonts w:hint="default" w:ascii="Times New Roman" w:hAnsi="Times New Roman" w:cs="Times New Roman"/>
@@ -1893,6 +2670,8 @@
         </w:rPr>
         <w:t>LỜI CẢM ƠN</w:t>
       </w:r>
+      <w:bookmarkEnd w:id="2"/>
+      <w:bookmarkEnd w:id="3"/>
     </w:p>
     <w:p>
       <w:pPr>
@@ -1900,6 +2679,7 @@
         <w:keepLines w:val="0"/>
         <w:widowControl/>
         <w:suppressLineNumbers w:val="0"/>
+        <w:spacing w:line="360" w:lineRule="auto"/>
         <w:jc w:val="left"/>
       </w:pPr>
     </w:p>
@@ -1916,7 +2696,7 @@
           <w:right w:val="none" w:color="auto" w:sz="0" w:space="0"/>
         </w:pBdr>
         <w:bidi w:val="0"/>
-        <w:spacing w:before="120" w:beforeAutospacing="0" w:after="120" w:afterAutospacing="0" w:line="17" w:lineRule="atLeast"/>
+        <w:spacing w:before="120" w:beforeAutospacing="0" w:after="120" w:afterAutospacing="0" w:line="360" w:lineRule="auto"/>
         <w:ind w:left="-3" w:leftChars="0" w:firstLine="720" w:firstLineChars="0"/>
         <w:jc w:val="both"/>
         <w:outlineLvl w:val="9"/>
@@ -1956,7 +2736,7 @@
           <w:right w:val="none" w:color="auto" w:sz="0" w:space="0"/>
         </w:pBdr>
         <w:bidi w:val="0"/>
-        <w:spacing w:before="120" w:beforeAutospacing="0" w:after="120" w:afterAutospacing="0" w:line="17" w:lineRule="atLeast"/>
+        <w:spacing w:before="120" w:beforeAutospacing="0" w:after="120" w:afterAutospacing="0" w:line="360" w:lineRule="auto"/>
         <w:ind w:left="-3" w:leftChars="0" w:firstLine="720" w:firstLineChars="0"/>
         <w:jc w:val="both"/>
         <w:outlineLvl w:val="9"/>
@@ -2027,7 +2807,7 @@
           <w:right w:val="none" w:color="auto" w:sz="0" w:space="0"/>
         </w:pBdr>
         <w:bidi w:val="0"/>
-        <w:spacing w:before="120" w:beforeAutospacing="0" w:after="120" w:afterAutospacing="0" w:line="17" w:lineRule="atLeast"/>
+        <w:spacing w:before="120" w:beforeAutospacing="0" w:after="120" w:afterAutospacing="0" w:line="360" w:lineRule="auto"/>
         <w:ind w:left="-3" w:leftChars="0" w:firstLine="720" w:firstLineChars="0"/>
         <w:jc w:val="both"/>
         <w:outlineLvl w:val="9"/>
@@ -2087,6 +2867,7 @@
     </w:p>
     <w:p>
       <w:pPr>
+        <w:spacing w:line="360" w:lineRule="auto"/>
         <w:jc w:val="both"/>
         <w:outlineLvl w:val="9"/>
         <w:rPr>
@@ -2098,6 +2879,7 @@
     </w:p>
     <w:p>
       <w:pPr>
+        <w:spacing w:line="360" w:lineRule="auto"/>
         <w:jc w:val="left"/>
         <w:rPr>
           <w:lang w:val="en-US"/>
@@ -2106,11 +2888,11 @@
     </w:p>
     <w:p>
       <w:pPr>
-        <w:rPr>
-          <w:lang w:val="en-US"/>
-        </w:rPr>
-      </w:pPr>
-      <w:bookmarkStart w:id="1" w:name="_Toc19613896"/>
+        <w:spacing w:line="360" w:lineRule="auto"/>
+        <w:rPr>
+          <w:lang w:val="en-US"/>
+        </w:rPr>
+      </w:pPr>
       <w:r>
         <w:rPr>
           <w:lang w:val="en-US"/>
@@ -2121,21 +2903,26 @@
     <w:p>
       <w:pPr>
         <w:pStyle w:val="2"/>
+        <w:spacing w:line="360" w:lineRule="auto"/>
         <w:jc w:val="center"/>
         <w:rPr>
           <w:lang w:val="en-US"/>
         </w:rPr>
       </w:pPr>
+      <w:bookmarkStart w:id="4" w:name="_Toc3863"/>
+      <w:bookmarkStart w:id="5" w:name="_Toc364"/>
       <w:r>
         <w:rPr>
           <w:lang w:val="en-US"/>
         </w:rPr>
         <w:t>NHẬN XÉT CỦA GV HƯỚNG DẪN</w:t>
       </w:r>
-      <w:bookmarkEnd w:id="1"/>
-    </w:p>
-    <w:p>
-      <w:pPr>
+      <w:bookmarkEnd w:id="4"/>
+      <w:bookmarkEnd w:id="5"/>
+    </w:p>
+    <w:p>
+      <w:pPr>
+        <w:spacing w:line="360" w:lineRule="auto"/>
         <w:jc w:val="left"/>
         <w:rPr>
           <w:rFonts w:eastAsiaTheme="majorEastAsia" w:cstheme="majorBidi"/>
@@ -2157,22 +2944,26 @@
     <w:p>
       <w:pPr>
         <w:pStyle w:val="2"/>
+        <w:spacing w:line="360" w:lineRule="auto"/>
         <w:jc w:val="center"/>
         <w:rPr>
           <w:lang w:val="en-US"/>
         </w:rPr>
       </w:pPr>
-      <w:bookmarkStart w:id="2" w:name="_Toc19613897"/>
+      <w:bookmarkStart w:id="6" w:name="_Toc15697"/>
+      <w:bookmarkStart w:id="7" w:name="_Toc4434"/>
       <w:r>
         <w:rPr>
           <w:lang w:val="en-US"/>
         </w:rPr>
         <w:t>NHẬN XÉT CỦA GV PHẢN BIỆN</w:t>
       </w:r>
-      <w:bookmarkEnd w:id="2"/>
-    </w:p>
-    <w:p>
-      <w:pPr>
+      <w:bookmarkEnd w:id="6"/>
+      <w:bookmarkEnd w:id="7"/>
+    </w:p>
+    <w:p>
+      <w:pPr>
+        <w:spacing w:line="360" w:lineRule="auto"/>
         <w:jc w:val="left"/>
         <w:rPr>
           <w:rFonts w:eastAsiaTheme="majorEastAsia" w:cstheme="majorBidi"/>
@@ -2194,16 +2985,20 @@
     <w:p>
       <w:pPr>
         <w:pStyle w:val="2"/>
+        <w:spacing w:line="360" w:lineRule="auto"/>
         <w:outlineLvl w:val="0"/>
       </w:pPr>
-      <w:bookmarkStart w:id="3" w:name="_Toc19613898"/>
+      <w:bookmarkStart w:id="8" w:name="_Toc6418"/>
+      <w:bookmarkStart w:id="9" w:name="_Toc23232"/>
       <w:r>
         <w:t>PHẦN 1 – GIỚI THIỆU ĐỀ TÀI</w:t>
       </w:r>
-      <w:bookmarkEnd w:id="3"/>
-    </w:p>
-    <w:p>
-      <w:pPr>
+      <w:bookmarkEnd w:id="8"/>
+      <w:bookmarkEnd w:id="9"/>
+    </w:p>
+    <w:p>
+      <w:pPr>
+        <w:spacing w:line="360" w:lineRule="auto"/>
         <w:outlineLvl w:val="9"/>
       </w:pPr>
       <w:r>
@@ -2238,7 +3033,7 @@
           <w:right w:val="none" w:color="auto" w:sz="0" w:space="0"/>
         </w:pBdr>
         <w:bidi w:val="0"/>
-        <w:spacing w:before="120" w:beforeAutospacing="0" w:after="120" w:afterAutospacing="0" w:line="17" w:lineRule="atLeast"/>
+        <w:spacing w:before="120" w:beforeAutospacing="0" w:after="120" w:afterAutospacing="0" w:line="360" w:lineRule="auto"/>
         <w:ind w:left="-3" w:leftChars="0" w:firstLine="720" w:firstLineChars="0"/>
         <w:jc w:val="both"/>
         <w:outlineLvl w:val="9"/>
@@ -2278,7 +3073,7 @@
           <w:right w:val="none" w:color="auto" w:sz="0" w:space="0"/>
         </w:pBdr>
         <w:bidi w:val="0"/>
-        <w:spacing w:before="120" w:beforeAutospacing="0" w:after="120" w:afterAutospacing="0" w:line="17" w:lineRule="atLeast"/>
+        <w:spacing w:before="120" w:beforeAutospacing="0" w:after="120" w:afterAutospacing="0" w:line="360" w:lineRule="auto"/>
         <w:ind w:left="-3" w:leftChars="0" w:firstLine="720" w:firstLineChars="0"/>
         <w:jc w:val="both"/>
         <w:outlineLvl w:val="9"/>
@@ -2355,6 +3150,7 @@
     </w:p>
     <w:p>
       <w:pPr>
+        <w:spacing w:line="360" w:lineRule="auto"/>
         <w:outlineLvl w:val="9"/>
         <w:rPr>
           <w:rFonts w:hint="default"/>
@@ -2375,6 +3171,7 @@
     </w:p>
     <w:p>
       <w:pPr>
+        <w:spacing w:line="360" w:lineRule="auto"/>
         <w:rPr>
           <w:rFonts w:hint="default"/>
           <w:b/>
@@ -2386,13 +3183,16 @@
     <w:p>
       <w:pPr>
         <w:pStyle w:val="2"/>
+        <w:spacing w:line="360" w:lineRule="auto"/>
         <w:outlineLvl w:val="0"/>
       </w:pPr>
-      <w:bookmarkStart w:id="4" w:name="_Toc19613899"/>
+      <w:bookmarkStart w:id="10" w:name="_Toc30129"/>
+      <w:bookmarkStart w:id="11" w:name="_Toc31623"/>
       <w:r>
         <w:t>PHẦN 2 – KHẢO SÁT YÊU CẦU</w:t>
       </w:r>
-      <w:bookmarkEnd w:id="4"/>
+      <w:bookmarkEnd w:id="10"/>
+      <w:bookmarkEnd w:id="11"/>
       <w:r>
         <w:t xml:space="preserve"> </w:t>
       </w:r>
@@ -2404,6 +3204,7 @@
         <w:keepLines w:val="0"/>
         <w:widowControl/>
         <w:suppressLineNumbers w:val="0"/>
+        <w:spacing w:line="360" w:lineRule="auto"/>
         <w:jc w:val="left"/>
         <w:rPr>
           <w:rFonts w:hint="default" w:ascii="Times New Roman" w:hAnsi="Times New Roman" w:eastAsia="SimSun" w:cs="Times New Roman"/>
@@ -2418,7 +3219,6 @@
           <w:vertAlign w:val="baseline"/>
         </w:rPr>
       </w:pPr>
-      <w:bookmarkStart w:id="5" w:name="_Toc19613900"/>
       <w:r>
         <w:rPr>
           <w:rFonts w:hint="default" w:ascii="Times New Roman" w:hAnsi="Times New Roman" w:eastAsia="SimSun" w:cs="Times New Roman"/>
@@ -2491,6 +3291,7 @@
     </w:p>
     <w:p>
       <w:pPr>
+        <w:spacing w:line="360" w:lineRule="auto"/>
         <w:outlineLvl w:val="1"/>
         <w:rPr>
           <w:rFonts w:hint="default" w:ascii="Times New Roman" w:hAnsi="Times New Roman" w:eastAsia="SimSun" w:cs="Times New Roman"/>
@@ -2506,6 +3307,8 @@
           <w:lang w:val="en-US"/>
         </w:rPr>
       </w:pPr>
+      <w:bookmarkStart w:id="12" w:name="_Toc26269"/>
+      <w:bookmarkStart w:id="13" w:name="_Toc10413"/>
       <w:r>
         <w:rPr>
           <w:rFonts w:hint="default" w:ascii="Times New Roman" w:hAnsi="Times New Roman" w:eastAsia="SimSun" w:cs="Times New Roman"/>
@@ -2522,9 +3325,12 @@
         </w:rPr>
         <w:t>2.1 Các yêu cầu của hệ thống</w:t>
       </w:r>
-    </w:p>
-    <w:p>
-      <w:pPr>
+      <w:bookmarkEnd w:id="12"/>
+      <w:bookmarkEnd w:id="13"/>
+    </w:p>
+    <w:p>
+      <w:pPr>
+        <w:spacing w:line="360" w:lineRule="auto"/>
         <w:outlineLvl w:val="2"/>
         <w:rPr>
           <w:rFonts w:hint="default" w:ascii="Times New Roman" w:hAnsi="Times New Roman" w:eastAsia="SimSun" w:cs="Times New Roman"/>
@@ -2564,9 +3370,10 @@
         <w:keepLines w:val="0"/>
         <w:widowControl/>
         <w:suppressLineNumbers w:val="0"/>
+        <w:spacing w:line="360" w:lineRule="auto"/>
         <w:ind w:firstLine="720" w:firstLineChars="0"/>
         <w:jc w:val="left"/>
-        <w:outlineLvl w:val="2"/>
+        <w:outlineLvl w:val="3"/>
         <w:rPr>
           <w:rFonts w:hint="default" w:ascii="Times New Roman" w:hAnsi="Times New Roman" w:eastAsia="SimSun" w:cs="Times New Roman"/>
           <w:b/>
@@ -2607,6 +3414,7 @@
           <w:numId w:val="1"/>
         </w:numPr>
         <w:suppressLineNumbers w:val="0"/>
+        <w:spacing w:line="360" w:lineRule="auto"/>
         <w:ind w:left="720" w:leftChars="0" w:hanging="360" w:firstLineChars="0"/>
         <w:jc w:val="left"/>
         <w:rPr>
@@ -2649,6 +3457,7 @@
           <w:numId w:val="1"/>
         </w:numPr>
         <w:suppressLineNumbers w:val="0"/>
+        <w:spacing w:line="360" w:lineRule="auto"/>
         <w:ind w:left="720" w:leftChars="0" w:right="0" w:rightChars="0" w:hanging="360" w:firstLineChars="0"/>
         <w:jc w:val="left"/>
         <w:rPr>
@@ -2691,6 +3500,7 @@
           <w:numId w:val="1"/>
         </w:numPr>
         <w:suppressLineNumbers w:val="0"/>
+        <w:spacing w:line="360" w:lineRule="auto"/>
         <w:ind w:left="720" w:leftChars="0" w:hanging="360" w:firstLineChars="0"/>
         <w:jc w:val="left"/>
         <w:rPr>
@@ -2733,6 +3543,7 @@
           <w:numId w:val="1"/>
         </w:numPr>
         <w:suppressLineNumbers w:val="0"/>
+        <w:spacing w:line="360" w:lineRule="auto"/>
         <w:ind w:left="720" w:leftChars="0" w:hanging="360" w:firstLineChars="0"/>
         <w:jc w:val="left"/>
         <w:rPr>
@@ -2764,9 +3575,10 @@
         <w:keepLines w:val="0"/>
         <w:widowControl/>
         <w:suppressLineNumbers w:val="0"/>
+        <w:spacing w:line="360" w:lineRule="auto"/>
         <w:ind w:firstLine="720" w:firstLineChars="0"/>
         <w:jc w:val="left"/>
-        <w:outlineLvl w:val="2"/>
+        <w:outlineLvl w:val="3"/>
         <w:rPr>
           <w:rFonts w:hint="default" w:ascii="Times New Roman" w:hAnsi="Times New Roman" w:eastAsia="SimSun" w:cs="Times New Roman"/>
           <w:b/>
@@ -2807,6 +3619,7 @@
           <w:numId w:val="1"/>
         </w:numPr>
         <w:suppressLineNumbers w:val="0"/>
+        <w:spacing w:line="360" w:lineRule="auto"/>
         <w:ind w:left="720" w:leftChars="0" w:hanging="360" w:firstLineChars="0"/>
         <w:jc w:val="left"/>
         <w:rPr>
@@ -2881,6 +3694,7 @@
           <w:numId w:val="1"/>
         </w:numPr>
         <w:suppressLineNumbers w:val="0"/>
+        <w:spacing w:line="360" w:lineRule="auto"/>
         <w:ind w:left="720" w:leftChars="0" w:hanging="360" w:firstLineChars="0"/>
         <w:jc w:val="left"/>
         <w:rPr>
@@ -2939,6 +3753,7 @@
           <w:numId w:val="1"/>
         </w:numPr>
         <w:suppressLineNumbers w:val="0"/>
+        <w:spacing w:line="360" w:lineRule="auto"/>
         <w:ind w:left="1440" w:leftChars="0" w:hanging="360" w:firstLineChars="0"/>
         <w:jc w:val="left"/>
         <w:rPr>
@@ -2997,6 +3812,7 @@
           <w:numId w:val="1"/>
         </w:numPr>
         <w:suppressLineNumbers w:val="0"/>
+        <w:spacing w:line="360" w:lineRule="auto"/>
         <w:ind w:left="1440" w:leftChars="0" w:hanging="360" w:firstLineChars="0"/>
         <w:jc w:val="left"/>
         <w:rPr>
@@ -3039,6 +3855,7 @@
           <w:numId w:val="1"/>
         </w:numPr>
         <w:suppressLineNumbers w:val="0"/>
+        <w:spacing w:line="360" w:lineRule="auto"/>
         <w:ind w:left="1440" w:leftChars="0" w:hanging="360" w:firstLineChars="0"/>
         <w:jc w:val="left"/>
         <w:rPr>
@@ -3097,6 +3914,7 @@
           <w:numId w:val="1"/>
         </w:numPr>
         <w:suppressLineNumbers w:val="0"/>
+        <w:spacing w:line="360" w:lineRule="auto"/>
         <w:ind w:left="1440" w:leftChars="0" w:hanging="360" w:firstLineChars="0"/>
         <w:jc w:val="left"/>
         <w:rPr>
@@ -3155,6 +3973,7 @@
           <w:numId w:val="1"/>
         </w:numPr>
         <w:suppressLineNumbers w:val="0"/>
+        <w:spacing w:line="360" w:lineRule="auto"/>
         <w:ind w:left="1440" w:leftChars="0" w:hanging="360" w:firstLineChars="0"/>
         <w:jc w:val="left"/>
         <w:rPr>
@@ -3197,9 +4016,10 @@
           <w:numId w:val="2"/>
         </w:numPr>
         <w:suppressLineNumbers w:val="0"/>
+        <w:spacing w:line="360" w:lineRule="auto"/>
         <w:ind w:firstLine="720" w:firstLineChars="0"/>
         <w:jc w:val="left"/>
-        <w:outlineLvl w:val="2"/>
+        <w:outlineLvl w:val="3"/>
         <w:rPr>
           <w:rFonts w:hint="default" w:ascii="Times New Roman" w:hAnsi="Times New Roman" w:eastAsia="SimSun" w:cs="Times New Roman"/>
           <w:b/>
@@ -3240,6 +4060,7 @@
           <w:numId w:val="1"/>
         </w:numPr>
         <w:suppressLineNumbers w:val="0"/>
+        <w:spacing w:line="360" w:lineRule="auto"/>
         <w:ind w:left="720" w:leftChars="0" w:hanging="360" w:firstLineChars="0"/>
         <w:jc w:val="left"/>
         <w:rPr>
@@ -3282,6 +4103,7 @@
           <w:numId w:val="1"/>
         </w:numPr>
         <w:suppressLineNumbers w:val="0"/>
+        <w:spacing w:line="360" w:lineRule="auto"/>
         <w:ind w:left="720" w:leftChars="0" w:hanging="360" w:firstLineChars="0"/>
         <w:jc w:val="left"/>
         <w:rPr>
@@ -3324,6 +4146,7 @@
           <w:numId w:val="1"/>
         </w:numPr>
         <w:suppressLineNumbers w:val="0"/>
+        <w:spacing w:line="360" w:lineRule="auto"/>
         <w:ind w:left="720" w:leftChars="0" w:hanging="360" w:firstLineChars="0"/>
         <w:jc w:val="left"/>
         <w:rPr>
@@ -3366,6 +4189,7 @@
           <w:numId w:val="1"/>
         </w:numPr>
         <w:suppressLineNumbers w:val="0"/>
+        <w:spacing w:line="360" w:lineRule="auto"/>
         <w:ind w:left="720" w:leftChars="0" w:hanging="360" w:firstLineChars="0"/>
         <w:jc w:val="left"/>
         <w:rPr>
@@ -3408,6 +4232,7 @@
           <w:numId w:val="1"/>
         </w:numPr>
         <w:suppressLineNumbers w:val="0"/>
+        <w:spacing w:line="360" w:lineRule="auto"/>
         <w:ind w:left="720" w:leftChars="0" w:hanging="360" w:firstLineChars="0"/>
         <w:jc w:val="left"/>
         <w:rPr>
@@ -3450,6 +4275,7 @@
           <w:numId w:val="1"/>
         </w:numPr>
         <w:suppressLineNumbers w:val="0"/>
+        <w:spacing w:line="360" w:lineRule="auto"/>
         <w:ind w:left="720" w:leftChars="0" w:hanging="360" w:firstLineChars="0"/>
         <w:jc w:val="left"/>
         <w:rPr>
@@ -3550,9 +4376,10 @@
         <w:keepLines w:val="0"/>
         <w:widowControl/>
         <w:suppressLineNumbers w:val="0"/>
+        <w:spacing w:line="360" w:lineRule="auto"/>
         <w:ind w:firstLine="720" w:firstLineChars="0"/>
         <w:jc w:val="left"/>
-        <w:outlineLvl w:val="2"/>
+        <w:outlineLvl w:val="3"/>
         <w:rPr>
           <w:rFonts w:hint="default" w:ascii="Times New Roman" w:hAnsi="Times New Roman" w:eastAsia="SimSun" w:cs="Times New Roman"/>
           <w:b/>
@@ -3609,6 +4436,7 @@
           <w:numId w:val="1"/>
         </w:numPr>
         <w:suppressLineNumbers w:val="0"/>
+        <w:spacing w:line="360" w:lineRule="auto"/>
         <w:ind w:left="720" w:leftChars="0" w:hanging="360" w:firstLineChars="0"/>
         <w:jc w:val="left"/>
         <w:rPr>
@@ -3651,6 +4479,7 @@
           <w:numId w:val="1"/>
         </w:numPr>
         <w:suppressLineNumbers w:val="0"/>
+        <w:spacing w:line="360" w:lineRule="auto"/>
         <w:ind w:left="720" w:leftChars="0" w:hanging="360" w:firstLineChars="0"/>
         <w:jc w:val="left"/>
         <w:rPr>
@@ -3693,6 +4522,7 @@
           <w:numId w:val="1"/>
         </w:numPr>
         <w:suppressLineNumbers w:val="0"/>
+        <w:spacing w:line="360" w:lineRule="auto"/>
         <w:ind w:left="720" w:leftChars="0" w:hanging="360" w:firstLineChars="0"/>
         <w:jc w:val="left"/>
         <w:rPr>
@@ -3735,6 +4565,7 @@
           <w:numId w:val="1"/>
         </w:numPr>
         <w:suppressLineNumbers w:val="0"/>
+        <w:spacing w:line="360" w:lineRule="auto"/>
         <w:ind w:left="720" w:leftChars="0" w:hanging="360" w:firstLineChars="0"/>
         <w:jc w:val="left"/>
         <w:rPr>
@@ -3777,6 +4608,7 @@
           <w:numId w:val="1"/>
         </w:numPr>
         <w:suppressLineNumbers w:val="0"/>
+        <w:spacing w:line="360" w:lineRule="auto"/>
         <w:ind w:left="720" w:leftChars="0" w:hanging="360" w:firstLineChars="0"/>
         <w:jc w:val="left"/>
         <w:rPr>
@@ -3815,9 +4647,10 @@
         <w:keepLines w:val="0"/>
         <w:widowControl/>
         <w:suppressLineNumbers w:val="0"/>
+        <w:spacing w:line="360" w:lineRule="auto"/>
         <w:ind w:firstLine="720" w:firstLineChars="0"/>
         <w:jc w:val="left"/>
-        <w:outlineLvl w:val="2"/>
+        <w:outlineLvl w:val="3"/>
         <w:rPr>
           <w:rFonts w:hint="default" w:ascii="Times New Roman" w:hAnsi="Times New Roman" w:eastAsia="SimSun" w:cs="Times New Roman"/>
           <w:b/>
@@ -3874,6 +4707,7 @@
           <w:numId w:val="1"/>
         </w:numPr>
         <w:suppressLineNumbers w:val="0"/>
+        <w:spacing w:line="360" w:lineRule="auto"/>
         <w:ind w:left="720" w:leftChars="0" w:hanging="360" w:firstLineChars="0"/>
         <w:jc w:val="left"/>
         <w:rPr>
@@ -3916,6 +4750,7 @@
           <w:numId w:val="1"/>
         </w:numPr>
         <w:suppressLineNumbers w:val="0"/>
+        <w:spacing w:line="360" w:lineRule="auto"/>
         <w:ind w:left="720" w:leftChars="0" w:hanging="360" w:firstLineChars="0"/>
         <w:jc w:val="left"/>
         <w:rPr>
@@ -3958,6 +4793,7 @@
           <w:numId w:val="1"/>
         </w:numPr>
         <w:suppressLineNumbers w:val="0"/>
+        <w:spacing w:line="360" w:lineRule="auto"/>
         <w:ind w:left="720" w:leftChars="0" w:hanging="360" w:firstLineChars="0"/>
         <w:jc w:val="left"/>
         <w:rPr>
@@ -4000,6 +4836,7 @@
           <w:numId w:val="1"/>
         </w:numPr>
         <w:suppressLineNumbers w:val="0"/>
+        <w:spacing w:line="360" w:lineRule="auto"/>
         <w:ind w:left="720" w:leftChars="0" w:hanging="360" w:firstLineChars="0"/>
         <w:jc w:val="left"/>
         <w:rPr>
@@ -4043,9 +4880,10 @@
           <w:numId w:val="3"/>
         </w:numPr>
         <w:suppressLineNumbers w:val="0"/>
+        <w:spacing w:line="360" w:lineRule="auto"/>
         <w:ind w:firstLine="720" w:firstLineChars="0"/>
         <w:jc w:val="left"/>
-        <w:outlineLvl w:val="2"/>
+        <w:outlineLvl w:val="3"/>
         <w:rPr>
           <w:rFonts w:hint="default" w:ascii="Times New Roman" w:hAnsi="Times New Roman" w:cs="Times New Roman"/>
           <w:b/>
@@ -4088,6 +4926,7 @@
           <w:numId w:val="1"/>
         </w:numPr>
         <w:suppressLineNumbers w:val="0"/>
+        <w:spacing w:line="360" w:lineRule="auto"/>
         <w:ind w:left="720" w:leftChars="0" w:hanging="360" w:firstLineChars="0"/>
         <w:jc w:val="left"/>
         <w:rPr>
@@ -4130,6 +4969,7 @@
           <w:numId w:val="1"/>
         </w:numPr>
         <w:suppressLineNumbers w:val="0"/>
+        <w:spacing w:line="360" w:lineRule="auto"/>
         <w:ind w:left="720" w:leftChars="0" w:hanging="360" w:firstLineChars="0"/>
         <w:jc w:val="left"/>
         <w:rPr>
@@ -4172,6 +5012,7 @@
           <w:numId w:val="1"/>
         </w:numPr>
         <w:suppressLineNumbers w:val="0"/>
+        <w:spacing w:line="360" w:lineRule="auto"/>
         <w:ind w:left="720" w:leftChars="0" w:hanging="360" w:firstLineChars="0"/>
         <w:jc w:val="left"/>
         <w:rPr>
@@ -4231,9 +5072,10 @@
           <w:numId w:val="3"/>
         </w:numPr>
         <w:suppressLineNumbers w:val="0"/>
+        <w:spacing w:line="360" w:lineRule="auto"/>
         <w:ind w:left="0" w:leftChars="0" w:right="0" w:rightChars="0" w:firstLine="720" w:firstLineChars="0"/>
         <w:jc w:val="left"/>
-        <w:outlineLvl w:val="2"/>
+        <w:outlineLvl w:val="3"/>
         <w:rPr>
           <w:rFonts w:hint="default" w:ascii="Times New Roman" w:hAnsi="Times New Roman" w:eastAsia="SimSun" w:cs="Times New Roman"/>
           <w:b/>
@@ -4276,6 +5118,7 @@
           <w:numId w:val="1"/>
         </w:numPr>
         <w:suppressLineNumbers w:val="0"/>
+        <w:spacing w:line="360" w:lineRule="auto"/>
         <w:ind w:left="720" w:leftChars="0" w:hanging="360" w:firstLineChars="0"/>
         <w:jc w:val="left"/>
         <w:rPr>
@@ -4318,6 +5161,7 @@
           <w:numId w:val="1"/>
         </w:numPr>
         <w:suppressLineNumbers w:val="0"/>
+        <w:spacing w:line="360" w:lineRule="auto"/>
         <w:ind w:left="720" w:leftChars="0" w:hanging="360" w:firstLineChars="0"/>
         <w:jc w:val="left"/>
         <w:rPr>
@@ -4360,19 +5204,21 @@
           <w:numId w:val="0"/>
         </w:numPr>
         <w:suppressLineNumbers w:val="0"/>
+        <w:spacing w:line="360" w:lineRule="auto"/>
         <w:ind w:right="0" w:rightChars="0"/>
         <w:jc w:val="left"/>
-        <w:outlineLvl w:val="2"/>
-        <w:rPr>
-          <w:rFonts w:hint="default" w:ascii="Times New Roman" w:hAnsi="Times New Roman" w:eastAsia="SimSun" w:cs="Times New Roman"/>
-          <w:sz w:val="28"/>
-          <w:szCs w:val="28"/>
-          <w:lang w:val="en-US"/>
-        </w:rPr>
-      </w:pPr>
-    </w:p>
-    <w:p>
-      <w:pPr>
+        <w:outlineLvl w:val="9"/>
+        <w:rPr>
+          <w:rFonts w:hint="default" w:ascii="Times New Roman" w:hAnsi="Times New Roman" w:eastAsia="SimSun" w:cs="Times New Roman"/>
+          <w:sz w:val="28"/>
+          <w:szCs w:val="28"/>
+          <w:lang w:val="en-US"/>
+        </w:rPr>
+      </w:pPr>
+    </w:p>
+    <w:p>
+      <w:pPr>
+        <w:spacing w:line="360" w:lineRule="auto"/>
         <w:outlineLvl w:val="2"/>
         <w:rPr>
           <w:rFonts w:hint="default" w:ascii="Times New Roman" w:hAnsi="Times New Roman" w:eastAsia="SimSun" w:cs="Times New Roman"/>
@@ -4416,9 +5262,10 @@
           <w:numId w:val="0"/>
         </w:numPr>
         <w:suppressLineNumbers w:val="0"/>
+        <w:spacing w:line="360" w:lineRule="auto"/>
         <w:ind w:left="720" w:leftChars="0" w:right="0" w:rightChars="0"/>
         <w:jc w:val="left"/>
-        <w:outlineLvl w:val="2"/>
+        <w:outlineLvl w:val="3"/>
         <w:rPr>
           <w:rFonts w:hint="default" w:ascii="Times New Roman" w:hAnsi="Times New Roman" w:cs="Times New Roman"/>
           <w:sz w:val="28"/>
@@ -4453,6 +5300,7 @@
           <w:numId w:val="1"/>
         </w:numPr>
         <w:suppressLineNumbers w:val="0"/>
+        <w:spacing w:line="360" w:lineRule="auto"/>
         <w:ind w:left="720" w:leftChars="0" w:hanging="360" w:firstLineChars="0"/>
         <w:jc w:val="left"/>
         <w:rPr>
@@ -4495,6 +5343,7 @@
           <w:numId w:val="1"/>
         </w:numPr>
         <w:suppressLineNumbers w:val="0"/>
+        <w:spacing w:line="360" w:lineRule="auto"/>
         <w:ind w:left="720" w:leftChars="0" w:hanging="360" w:firstLineChars="0"/>
         <w:jc w:val="left"/>
         <w:rPr>
@@ -4537,6 +5386,7 @@
           <w:numId w:val="1"/>
         </w:numPr>
         <w:suppressLineNumbers w:val="0"/>
+        <w:spacing w:line="360" w:lineRule="auto"/>
         <w:ind w:left="720" w:leftChars="0" w:hanging="360" w:firstLineChars="0"/>
         <w:jc w:val="left"/>
         <w:rPr>
@@ -4579,6 +5429,7 @@
           <w:numId w:val="1"/>
         </w:numPr>
         <w:suppressLineNumbers w:val="0"/>
+        <w:spacing w:line="360" w:lineRule="auto"/>
         <w:ind w:left="720" w:leftChars="0" w:hanging="360" w:firstLineChars="0"/>
         <w:jc w:val="left"/>
         <w:rPr>
@@ -4621,6 +5472,7 @@
           <w:numId w:val="1"/>
         </w:numPr>
         <w:suppressLineNumbers w:val="0"/>
+        <w:spacing w:line="360" w:lineRule="auto"/>
         <w:ind w:left="720" w:leftChars="0" w:hanging="360" w:firstLineChars="0"/>
         <w:jc w:val="left"/>
         <w:rPr>
@@ -4663,6 +5515,7 @@
           <w:numId w:val="1"/>
         </w:numPr>
         <w:suppressLineNumbers w:val="0"/>
+        <w:spacing w:line="360" w:lineRule="auto"/>
         <w:ind w:left="720" w:leftChars="0" w:hanging="360" w:firstLineChars="0"/>
         <w:jc w:val="left"/>
         <w:rPr>
@@ -4705,6 +5558,7 @@
           <w:numId w:val="1"/>
         </w:numPr>
         <w:suppressLineNumbers w:val="0"/>
+        <w:spacing w:line="360" w:lineRule="auto"/>
         <w:ind w:left="720" w:leftChars="0" w:hanging="360" w:firstLineChars="0"/>
         <w:jc w:val="left"/>
         <w:rPr>
@@ -4747,6 +5601,7 @@
           <w:numId w:val="1"/>
         </w:numPr>
         <w:suppressLineNumbers w:val="0"/>
+        <w:spacing w:line="360" w:lineRule="auto"/>
         <w:ind w:left="720" w:leftChars="0" w:hanging="360" w:firstLineChars="0"/>
         <w:jc w:val="left"/>
         <w:rPr>
@@ -4789,6 +5644,7 @@
           <w:numId w:val="1"/>
         </w:numPr>
         <w:suppressLineNumbers w:val="0"/>
+        <w:spacing w:line="360" w:lineRule="auto"/>
         <w:ind w:left="720" w:leftChars="0" w:hanging="360" w:firstLineChars="0"/>
         <w:jc w:val="left"/>
         <w:rPr>
@@ -4831,6 +5687,7 @@
           <w:numId w:val="1"/>
         </w:numPr>
         <w:suppressLineNumbers w:val="0"/>
+        <w:spacing w:line="360" w:lineRule="auto"/>
         <w:ind w:left="720" w:leftChars="0" w:hanging="360" w:firstLineChars="0"/>
         <w:jc w:val="left"/>
         <w:rPr>
@@ -4872,7 +5729,7 @@
           <w:numId w:val="0"/>
         </w:numPr>
         <w:suppressLineNumbers w:val="0"/>
-        <w:spacing w:before="0" w:beforeAutospacing="1" w:after="0" w:afterAutospacing="1"/>
+        <w:spacing w:before="0" w:beforeAutospacing="1" w:after="0" w:afterAutospacing="1" w:line="360" w:lineRule="auto"/>
         <w:ind w:leftChars="0"/>
         <w:rPr>
           <w:rFonts w:hint="default" w:ascii="Times New Roman" w:hAnsi="Times New Roman" w:cs="Times New Roman"/>
@@ -4892,6 +5749,7 @@
           <w:numId w:val="0"/>
         </w:numPr>
         <w:suppressLineNumbers w:val="0"/>
+        <w:spacing w:line="360" w:lineRule="auto"/>
         <w:ind w:left="720" w:leftChars="0" w:right="0" w:rightChars="0"/>
         <w:jc w:val="left"/>
         <w:outlineLvl w:val="2"/>
@@ -4937,6 +5795,7 @@
           <w:numId w:val="1"/>
         </w:numPr>
         <w:suppressLineNumbers w:val="0"/>
+        <w:spacing w:line="360" w:lineRule="auto"/>
         <w:ind w:left="720" w:leftChars="0" w:hanging="360" w:firstLineChars="0"/>
         <w:jc w:val="left"/>
         <w:rPr>
@@ -4979,6 +5838,7 @@
           <w:numId w:val="1"/>
         </w:numPr>
         <w:suppressLineNumbers w:val="0"/>
+        <w:spacing w:line="360" w:lineRule="auto"/>
         <w:ind w:left="720" w:leftChars="0" w:hanging="360" w:firstLineChars="0"/>
         <w:jc w:val="left"/>
         <w:rPr>
@@ -5021,6 +5881,7 @@
           <w:numId w:val="1"/>
         </w:numPr>
         <w:suppressLineNumbers w:val="0"/>
+        <w:spacing w:line="360" w:lineRule="auto"/>
         <w:ind w:left="720" w:leftChars="0" w:hanging="360" w:firstLineChars="0"/>
         <w:jc w:val="left"/>
         <w:rPr>
@@ -5063,6 +5924,7 @@
           <w:numId w:val="1"/>
         </w:numPr>
         <w:suppressLineNumbers w:val="0"/>
+        <w:spacing w:line="360" w:lineRule="auto"/>
         <w:ind w:left="720" w:leftChars="0" w:hanging="360" w:firstLineChars="0"/>
         <w:jc w:val="left"/>
         <w:rPr>
@@ -5096,6 +5958,7 @@
     </w:p>
     <w:p>
       <w:pPr>
+        <w:spacing w:line="360" w:lineRule="auto"/>
         <w:outlineLvl w:val="1"/>
         <w:rPr>
           <w:rFonts w:hint="default" w:ascii="Times New Roman" w:hAnsi="Times New Roman" w:eastAsia="SimSun" w:cs="Times New Roman"/>
@@ -5111,6 +5974,8 @@
           <w:lang w:val="en-US"/>
         </w:rPr>
       </w:pPr>
+      <w:bookmarkStart w:id="14" w:name="_Toc15410"/>
+      <w:bookmarkStart w:id="15" w:name="_Toc7868"/>
       <w:r>
         <w:rPr>
           <w:rFonts w:hint="default" w:ascii="Times New Roman" w:hAnsi="Times New Roman" w:eastAsia="SimSun" w:cs="Times New Roman"/>
@@ -5127,6 +5992,8 @@
         </w:rPr>
         <w:t>2.2 Yêu cầu về bảo mật</w:t>
       </w:r>
+      <w:bookmarkEnd w:id="14"/>
+      <w:bookmarkEnd w:id="15"/>
     </w:p>
     <w:p>
       <w:pPr>
@@ -5139,6 +6006,7 @@
           <w:numId w:val="0"/>
         </w:numPr>
         <w:suppressLineNumbers w:val="0"/>
+        <w:spacing w:line="360" w:lineRule="auto"/>
         <w:ind w:left="720" w:leftChars="0" w:right="0" w:rightChars="0"/>
         <w:jc w:val="left"/>
         <w:outlineLvl w:val="2"/>
@@ -5200,6 +6068,7 @@
           <w:numId w:val="1"/>
         </w:numPr>
         <w:suppressLineNumbers w:val="0"/>
+        <w:spacing w:line="360" w:lineRule="auto"/>
         <w:ind w:left="720" w:leftChars="0" w:hanging="360" w:firstLineChars="0"/>
         <w:jc w:val="left"/>
         <w:rPr>
@@ -5242,6 +6111,7 @@
           <w:numId w:val="1"/>
         </w:numPr>
         <w:suppressLineNumbers w:val="0"/>
+        <w:spacing w:line="360" w:lineRule="auto"/>
         <w:ind w:left="720" w:leftChars="0" w:hanging="360" w:firstLineChars="0"/>
         <w:jc w:val="left"/>
       </w:pPr>
@@ -5272,6 +6142,7 @@
           <w:numId w:val="4"/>
         </w:numPr>
         <w:suppressLineNumbers w:val="0"/>
+        <w:spacing w:line="360" w:lineRule="auto"/>
         <w:ind w:left="720" w:leftChars="0" w:right="0" w:rightChars="0"/>
         <w:jc w:val="left"/>
         <w:outlineLvl w:val="2"/>
@@ -5317,6 +6188,7 @@
           <w:numId w:val="1"/>
         </w:numPr>
         <w:suppressLineNumbers w:val="0"/>
+        <w:spacing w:line="360" w:lineRule="auto"/>
         <w:ind w:left="720" w:leftChars="0" w:hanging="360" w:firstLineChars="0"/>
         <w:jc w:val="left"/>
         <w:rPr>
@@ -5359,6 +6231,7 @@
           <w:numId w:val="1"/>
         </w:numPr>
         <w:suppressLineNumbers w:val="0"/>
+        <w:spacing w:line="360" w:lineRule="auto"/>
         <w:ind w:left="720" w:leftChars="0" w:hanging="360" w:firstLineChars="0"/>
         <w:jc w:val="left"/>
         <w:rPr>
@@ -5401,6 +6274,7 @@
           <w:numId w:val="4"/>
         </w:numPr>
         <w:suppressLineNumbers w:val="0"/>
+        <w:spacing w:line="360" w:lineRule="auto"/>
         <w:ind w:left="720" w:leftChars="0" w:right="0" w:rightChars="0"/>
         <w:jc w:val="left"/>
         <w:outlineLvl w:val="2"/>
@@ -5446,6 +6320,7 @@
           <w:numId w:val="1"/>
         </w:numPr>
         <w:suppressLineNumbers w:val="0"/>
+        <w:spacing w:line="360" w:lineRule="auto"/>
         <w:ind w:left="720" w:leftChars="0" w:hanging="360" w:firstLineChars="0"/>
         <w:jc w:val="left"/>
         <w:rPr>
@@ -5488,6 +6363,7 @@
           <w:numId w:val="1"/>
         </w:numPr>
         <w:suppressLineNumbers w:val="0"/>
+        <w:spacing w:line="360" w:lineRule="auto"/>
         <w:ind w:left="720" w:leftChars="0" w:hanging="360" w:firstLineChars="0"/>
         <w:jc w:val="left"/>
       </w:pPr>
@@ -5518,9 +6394,10 @@
           <w:numId w:val="4"/>
         </w:numPr>
         <w:suppressLineNumbers w:val="0"/>
+        <w:spacing w:line="360" w:lineRule="auto"/>
         <w:ind w:left="720" w:leftChars="0" w:right="0" w:rightChars="0"/>
         <w:jc w:val="left"/>
-        <w:outlineLvl w:val="2"/>
+        <w:outlineLvl w:val="3"/>
         <w:rPr>
           <w:rFonts w:hint="default" w:ascii="Times New Roman" w:hAnsi="Times New Roman" w:eastAsia="SimSun" w:cs="Times New Roman"/>
           <w:b/>
@@ -5563,6 +6440,7 @@
           <w:numId w:val="1"/>
         </w:numPr>
         <w:suppressLineNumbers w:val="0"/>
+        <w:spacing w:line="360" w:lineRule="auto"/>
         <w:ind w:left="720" w:leftChars="0" w:hanging="360" w:firstLineChars="0"/>
         <w:jc w:val="left"/>
         <w:rPr>
@@ -5605,6 +6483,7 @@
           <w:numId w:val="1"/>
         </w:numPr>
         <w:suppressLineNumbers w:val="0"/>
+        <w:spacing w:line="360" w:lineRule="auto"/>
         <w:ind w:left="720" w:leftChars="0" w:hanging="360" w:firstLineChars="0"/>
         <w:jc w:val="left"/>
       </w:pPr>
@@ -5635,6 +6514,7 @@
           <w:numId w:val="4"/>
         </w:numPr>
         <w:suppressLineNumbers w:val="0"/>
+        <w:spacing w:line="360" w:lineRule="auto"/>
         <w:ind w:left="720" w:leftChars="0" w:right="0" w:rightChars="0"/>
         <w:jc w:val="left"/>
         <w:outlineLvl w:val="2"/>
@@ -5680,6 +6560,7 @@
           <w:numId w:val="1"/>
         </w:numPr>
         <w:suppressLineNumbers w:val="0"/>
+        <w:spacing w:line="360" w:lineRule="auto"/>
         <w:ind w:left="720" w:leftChars="0" w:hanging="360" w:firstLineChars="0"/>
         <w:jc w:val="left"/>
         <w:rPr>
@@ -5722,6 +6603,7 @@
           <w:numId w:val="4"/>
         </w:numPr>
         <w:suppressLineNumbers w:val="0"/>
+        <w:spacing w:line="360" w:lineRule="auto"/>
         <w:ind w:left="720" w:leftChars="0" w:right="0" w:rightChars="0"/>
         <w:jc w:val="left"/>
         <w:outlineLvl w:val="2"/>
@@ -5767,6 +6649,7 @@
           <w:numId w:val="1"/>
         </w:numPr>
         <w:suppressLineNumbers w:val="0"/>
+        <w:spacing w:line="360" w:lineRule="auto"/>
         <w:ind w:left="720" w:leftChars="0" w:hanging="360" w:firstLineChars="0"/>
         <w:jc w:val="left"/>
         <w:rPr>
@@ -5809,6 +6692,7 @@
           <w:numId w:val="4"/>
         </w:numPr>
         <w:suppressLineNumbers w:val="0"/>
+        <w:spacing w:line="360" w:lineRule="auto"/>
         <w:ind w:left="720" w:leftChars="0" w:right="0" w:rightChars="0"/>
         <w:jc w:val="left"/>
         <w:outlineLvl w:val="2"/>
@@ -5854,6 +6738,7 @@
           <w:numId w:val="1"/>
         </w:numPr>
         <w:suppressLineNumbers w:val="0"/>
+        <w:spacing w:line="360" w:lineRule="auto"/>
         <w:ind w:left="720" w:leftChars="0" w:hanging="360" w:firstLineChars="0"/>
         <w:jc w:val="left"/>
         <w:rPr>
@@ -5896,6 +6781,7 @@
           <w:numId w:val="4"/>
         </w:numPr>
         <w:suppressLineNumbers w:val="0"/>
+        <w:spacing w:line="360" w:lineRule="auto"/>
         <w:ind w:left="720" w:leftChars="0" w:right="0" w:rightChars="0"/>
         <w:jc w:val="left"/>
         <w:outlineLvl w:val="2"/>
@@ -5941,6 +6827,7 @@
           <w:numId w:val="1"/>
         </w:numPr>
         <w:suppressLineNumbers w:val="0"/>
+        <w:spacing w:line="360" w:lineRule="auto"/>
         <w:ind w:left="720" w:leftChars="0" w:hanging="360" w:firstLineChars="0"/>
         <w:jc w:val="left"/>
         <w:rPr>
@@ -5971,24 +6858,6 @@
         </w:rPr>
         <w:t>Các thao tác như đổi mật khẩu, cập nhật thông tin, huỷ đơn hàng... yêu cầu xác minh bảo mật, nhằm tránh giả mạo hoặc thao tác ngoài ý muốn.</w:t>
       </w:r>
-    </w:p>
-    <w:p>
-      <w:pPr>
-        <w:outlineLvl w:val="1"/>
-        <w:rPr>
-          <w:rFonts w:hint="default" w:ascii="Times New Roman" w:hAnsi="Times New Roman" w:eastAsia="SimSun" w:cs="Times New Roman"/>
-          <w:b/>
-          <w:bCs w:val="0"/>
-          <w:i w:val="0"/>
-          <w:iCs w:val="0"/>
-          <w:color w:val="000000"/>
-          <w:sz w:val="28"/>
-          <w:szCs w:val="28"/>
-          <w:u w:val="none"/>
-          <w:vertAlign w:val="baseline"/>
-          <w:lang w:val="en-US"/>
-        </w:rPr>
-      </w:pPr>
     </w:p>
     <w:p>
       <w:pPr>
@@ -6001,9 +6870,10 @@
           <w:numId w:val="0"/>
         </w:numPr>
         <w:suppressLineNumbers w:val="0"/>
+        <w:spacing w:line="360" w:lineRule="auto"/>
         <w:ind w:right="0" w:rightChars="0"/>
         <w:jc w:val="left"/>
-        <w:outlineLvl w:val="2"/>
+        <w:outlineLvl w:val="9"/>
         <w:rPr>
           <w:rFonts w:hint="default" w:ascii="Times New Roman" w:hAnsi="Times New Roman" w:eastAsia="SimSun" w:cs="Times New Roman"/>
           <w:b/>
@@ -6022,14 +6892,19 @@
     <w:p>
       <w:pPr>
         <w:pStyle w:val="2"/>
-      </w:pPr>
+        <w:spacing w:line="360" w:lineRule="auto"/>
+      </w:pPr>
+      <w:bookmarkStart w:id="16" w:name="_Toc19543"/>
+      <w:bookmarkStart w:id="17" w:name="_Toc58"/>
       <w:r>
         <w:t>PHẦN 3 – PHÂN TÍCH HIỆN TRẠNG</w:t>
       </w:r>
-      <w:bookmarkEnd w:id="5"/>
-    </w:p>
-    <w:p>
-      <w:pPr>
+      <w:bookmarkEnd w:id="16"/>
+      <w:bookmarkEnd w:id="17"/>
+    </w:p>
+    <w:p>
+      <w:pPr>
+        <w:spacing w:line="360" w:lineRule="auto"/>
         <w:outlineLvl w:val="1"/>
         <w:rPr>
           <w:rFonts w:hint="default" w:ascii="Times New Roman" w:hAnsi="Times New Roman" w:eastAsia="SimSun" w:cs="Times New Roman"/>
@@ -6045,6 +6920,8 @@
           <w:lang w:val="en-US"/>
         </w:rPr>
       </w:pPr>
+      <w:bookmarkStart w:id="18" w:name="_Toc2926"/>
+      <w:bookmarkStart w:id="19" w:name="_Toc7212"/>
       <w:r>
         <w:rPr>
           <w:rFonts w:hint="default" w:eastAsia="SimSun" w:cs="Times New Roman"/>
@@ -6093,9 +6970,12 @@
         </w:rPr>
         <w:t>.</w:t>
       </w:r>
-    </w:p>
-    <w:p>
-      <w:pPr>
+      <w:bookmarkEnd w:id="18"/>
+      <w:bookmarkEnd w:id="19"/>
+    </w:p>
+    <w:p>
+      <w:pPr>
+        <w:spacing w:line="360" w:lineRule="auto"/>
         <w:outlineLvl w:val="2"/>
         <w:rPr>
           <w:rFonts w:hint="default" w:ascii="Times New Roman" w:hAnsi="Times New Roman" w:eastAsia="SimSun" w:cs="Times New Roman"/>
@@ -6167,6 +7047,7 @@
         <w:keepLines w:val="0"/>
         <w:widowControl/>
         <w:suppressLineNumbers w:val="0"/>
+        <w:spacing w:line="360" w:lineRule="auto"/>
         <w:rPr>
           <w:rFonts w:hint="default" w:ascii="Times New Roman" w:hAnsi="Times New Roman" w:eastAsia="SimSun" w:cs="Times New Roman"/>
           <w:b w:val="0"/>
@@ -6250,6 +7131,7 @@
         <w:keepLines w:val="0"/>
         <w:widowControl/>
         <w:suppressLineNumbers w:val="0"/>
+        <w:spacing w:line="360" w:lineRule="auto"/>
         <w:rPr>
           <w:rFonts w:hint="default" w:ascii="Times New Roman" w:hAnsi="Times New Roman" w:eastAsia="SimSun" w:cs="Times New Roman"/>
           <w:b w:val="0"/>
@@ -6333,6 +7215,7 @@
         <w:keepLines w:val="0"/>
         <w:widowControl/>
         <w:suppressLineNumbers w:val="0"/>
+        <w:spacing w:line="360" w:lineRule="auto"/>
         <w:rPr>
           <w:rFonts w:hint="default" w:ascii="Times New Roman" w:hAnsi="Times New Roman" w:eastAsia="SimSun" w:cs="Times New Roman"/>
           <w:b w:val="0"/>
@@ -6416,6 +7299,7 @@
         <w:keepLines w:val="0"/>
         <w:widowControl/>
         <w:suppressLineNumbers w:val="0"/>
+        <w:spacing w:line="360" w:lineRule="auto"/>
         <w:rPr>
           <w:rFonts w:hint="default" w:ascii="Times New Roman" w:hAnsi="Times New Roman" w:eastAsia="SimSun" w:cs="Times New Roman"/>
           <w:b w:val="0"/>
@@ -6494,6 +7378,7 @@
     </w:p>
     <w:p>
       <w:pPr>
+        <w:spacing w:line="360" w:lineRule="auto"/>
         <w:outlineLvl w:val="2"/>
         <w:rPr>
           <w:rFonts w:hint="default" w:ascii="Times New Roman" w:hAnsi="Times New Roman" w:eastAsia="SimSun" w:cs="Times New Roman"/>
@@ -6533,6 +7418,7 @@
         <w:keepLines w:val="0"/>
         <w:widowControl/>
         <w:suppressLineNumbers w:val="0"/>
+        <w:spacing w:line="360" w:lineRule="auto"/>
         <w:rPr>
           <w:rFonts w:hint="default" w:ascii="Times New Roman" w:hAnsi="Times New Roman" w:eastAsia="SimSun" w:cs="Times New Roman"/>
           <w:b w:val="0"/>
@@ -6616,6 +7502,7 @@
         <w:keepLines w:val="0"/>
         <w:widowControl/>
         <w:suppressLineNumbers w:val="0"/>
+        <w:spacing w:line="360" w:lineRule="auto"/>
         <w:rPr>
           <w:rFonts w:hint="default" w:ascii="Times New Roman" w:hAnsi="Times New Roman" w:eastAsia="SimSun" w:cs="Times New Roman"/>
           <w:b w:val="0"/>
@@ -6699,6 +7586,7 @@
         <w:keepLines w:val="0"/>
         <w:widowControl/>
         <w:suppressLineNumbers w:val="0"/>
+        <w:spacing w:line="360" w:lineRule="auto"/>
         <w:rPr>
           <w:rFonts w:hint="default" w:ascii="Times New Roman" w:hAnsi="Times New Roman" w:eastAsia="SimSun" w:cs="Times New Roman"/>
           <w:b/>
@@ -6778,21 +7666,24 @@
     </w:p>
     <w:p>
       <w:pPr>
-        <w:outlineLvl w:val="1"/>
-        <w:rPr>
-          <w:rFonts w:hint="default" w:ascii="Times New Roman" w:hAnsi="Times New Roman" w:eastAsia="SimSun" w:cs="Times New Roman"/>
-          <w:b/>
-          <w:bCs w:val="0"/>
-          <w:i w:val="0"/>
-          <w:iCs w:val="0"/>
-          <w:color w:val="000000"/>
-          <w:sz w:val="28"/>
-          <w:szCs w:val="28"/>
-          <w:u w:val="none"/>
-          <w:vertAlign w:val="baseline"/>
-          <w:lang w:val="en-US"/>
-        </w:rPr>
-      </w:pPr>
+        <w:spacing w:line="360" w:lineRule="auto"/>
+        <w:outlineLvl w:val="0"/>
+        <w:rPr>
+          <w:rFonts w:hint="default" w:ascii="Times New Roman" w:hAnsi="Times New Roman" w:eastAsia="SimSun" w:cs="Times New Roman"/>
+          <w:b/>
+          <w:bCs w:val="0"/>
+          <w:i w:val="0"/>
+          <w:iCs w:val="0"/>
+          <w:color w:val="000000"/>
+          <w:sz w:val="28"/>
+          <w:szCs w:val="28"/>
+          <w:u w:val="none"/>
+          <w:vertAlign w:val="baseline"/>
+          <w:lang w:val="en-US"/>
+        </w:rPr>
+      </w:pPr>
+      <w:bookmarkStart w:id="20" w:name="_Toc22787"/>
+      <w:bookmarkStart w:id="21" w:name="_Toc9411"/>
       <w:r>
         <w:rPr>
           <w:rFonts w:hint="default" w:ascii="Times New Roman" w:hAnsi="Times New Roman" w:eastAsia="SimSun" w:cs="Times New Roman"/>
@@ -6809,12 +7700,15 @@
         </w:rPr>
         <w:t>3.2 Sơ đồ Use Case</w:t>
       </w:r>
+      <w:bookmarkEnd w:id="20"/>
+      <w:bookmarkEnd w:id="21"/>
     </w:p>
     <w:p>
       <w:pPr>
         <w:pStyle w:val="2"/>
-      </w:pPr>
-      <w:bookmarkStart w:id="6" w:name="_Toc19613901"/>
+        <w:spacing w:line="360" w:lineRule="auto"/>
+        <w:outlineLvl w:val="9"/>
+      </w:pPr>
       <w:r>
         <w:drawing>
           <wp:inline distT="0" distB="0" distL="114300" distR="114300">
@@ -6861,6 +7755,7 @@
     </w:p>
     <w:p>
       <w:pPr>
+        <w:spacing w:line="360" w:lineRule="auto"/>
         <w:jc w:val="center"/>
         <w:rPr>
           <w:rFonts w:hint="default"/>
@@ -6882,17 +7777,22 @@
     <w:p>
       <w:pPr>
         <w:pStyle w:val="2"/>
-      </w:pPr>
+        <w:spacing w:line="360" w:lineRule="auto"/>
+      </w:pPr>
+      <w:bookmarkStart w:id="22" w:name="_Toc872"/>
+      <w:bookmarkStart w:id="23" w:name="_Toc23718"/>
       <w:r>
         <w:t>PHẦN 4 – THIẾT KẾ HỆ THỐNG</w:t>
       </w:r>
-      <w:bookmarkEnd w:id="6"/>
+      <w:bookmarkEnd w:id="22"/>
+      <w:bookmarkEnd w:id="23"/>
       <w:r>
         <w:t xml:space="preserve"> </w:t>
       </w:r>
     </w:p>
     <w:p>
       <w:pPr>
+        <w:spacing w:line="360" w:lineRule="auto"/>
         <w:outlineLvl w:val="1"/>
         <w:rPr>
           <w:rFonts w:hint="default" w:eastAsia="SimSun"/>
@@ -6943,6 +7843,7 @@
     </w:p>
     <w:p>
       <w:pPr>
+        <w:spacing w:line="360" w:lineRule="auto"/>
         <w:outlineLvl w:val="2"/>
         <w:rPr>
           <w:rFonts w:hint="default" w:eastAsia="SimSun" w:cs="Times New Roman"/>
@@ -6973,6 +7874,21 @@
           <w:lang w:val="en-US"/>
         </w:rPr>
         <w:tab/>
+      </w:r>
+      <w:r>
+        <w:rPr>
+          <w:rFonts w:hint="default" w:ascii="Times New Roman" w:hAnsi="Times New Roman" w:eastAsia="SimSun" w:cs="Times New Roman"/>
+          <w:b/>
+          <w:bCs w:val="0"/>
+          <w:i w:val="0"/>
+          <w:iCs w:val="0"/>
+          <w:color w:val="000000"/>
+          <w:sz w:val="28"/>
+          <w:szCs w:val="28"/>
+          <w:u w:val="none"/>
+          <w:vertAlign w:val="baseline"/>
+          <w:lang w:val="en-US"/>
+        </w:rPr>
         <w:t>4.1.1 Tính bình quân gia quyền giá sản phẩm</w:t>
       </w:r>
       <w:r>
@@ -6994,7 +7910,8 @@
     </w:p>
     <w:p>
       <w:pPr>
-        <w:outlineLvl w:val="2"/>
+        <w:spacing w:line="360" w:lineRule="auto"/>
+        <w:outlineLvl w:val="9"/>
       </w:pPr>
       <w:r>
         <w:drawing>
@@ -7044,6 +7961,7 @@
     </w:p>
     <w:p>
       <w:pPr>
+        <w:spacing w:line="360" w:lineRule="auto"/>
         <w:jc w:val="center"/>
         <w:outlineLvl w:val="2"/>
         <w:rPr>
@@ -7136,6 +8054,7 @@
     </w:p>
     <w:p>
       <w:pPr>
+        <w:spacing w:line="360" w:lineRule="auto"/>
         <w:jc w:val="center"/>
         <w:outlineLvl w:val="2"/>
         <w:rPr>
@@ -7249,6 +8168,7 @@
     </w:p>
     <w:p>
       <w:pPr>
+        <w:spacing w:line="360" w:lineRule="auto"/>
         <w:outlineLvl w:val="2"/>
         <w:rPr>
           <w:rFonts w:hint="default"/>
@@ -7301,75 +8221,78 @@
     </w:p>
     <w:p>
       <w:pPr>
+        <w:spacing w:line="360" w:lineRule="auto"/>
+        <w:outlineLvl w:val="9"/>
+        <w:rPr>
+          <w:rFonts w:hint="default" w:ascii="Times New Roman" w:hAnsi="Times New Roman" w:eastAsia="SimSun" w:cs="Times New Roman"/>
+          <w:b/>
+          <w:bCs w:val="0"/>
+          <w:i w:val="0"/>
+          <w:iCs w:val="0"/>
+          <w:color w:val="000000"/>
+          <w:sz w:val="28"/>
+          <w:szCs w:val="28"/>
+          <w:u w:val="none"/>
+          <w:vertAlign w:val="baseline"/>
+          <w:lang w:val="en-US"/>
+        </w:rPr>
+      </w:pPr>
+      <w:r>
+        <w:rPr>
+          <w:rFonts w:hint="default" w:ascii="Times New Roman" w:hAnsi="Times New Roman" w:eastAsia="SimSun" w:cs="Times New Roman"/>
+          <w:b/>
+          <w:bCs w:val="0"/>
+          <w:i w:val="0"/>
+          <w:iCs w:val="0"/>
+          <w:color w:val="000000"/>
+          <w:sz w:val="28"/>
+          <w:szCs w:val="28"/>
+          <w:u w:val="none"/>
+          <w:vertAlign w:val="baseline"/>
+          <w:lang w:val="en-US"/>
+        </w:rPr>
+        <w:tab/>
+      </w:r>
+    </w:p>
+    <w:p>
+      <w:pPr>
+        <w:spacing w:line="360" w:lineRule="auto"/>
+        <w:rPr>
+          <w:rFonts w:hint="default" w:ascii="Times New Roman" w:hAnsi="Times New Roman" w:eastAsia="SimSun" w:cs="Times New Roman"/>
+          <w:b/>
+          <w:bCs w:val="0"/>
+          <w:i w:val="0"/>
+          <w:iCs w:val="0"/>
+          <w:color w:val="000000"/>
+          <w:sz w:val="28"/>
+          <w:szCs w:val="28"/>
+          <w:u w:val="none"/>
+          <w:vertAlign w:val="baseline"/>
+          <w:lang w:val="en-US"/>
+        </w:rPr>
+      </w:pPr>
+      <w:r>
+        <w:rPr>
+          <w:rFonts w:hint="default" w:ascii="Times New Roman" w:hAnsi="Times New Roman" w:eastAsia="SimSun" w:cs="Times New Roman"/>
+          <w:b/>
+          <w:bCs w:val="0"/>
+          <w:i w:val="0"/>
+          <w:iCs w:val="0"/>
+          <w:color w:val="000000"/>
+          <w:sz w:val="28"/>
+          <w:szCs w:val="28"/>
+          <w:u w:val="none"/>
+          <w:vertAlign w:val="baseline"/>
+          <w:lang w:val="en-US"/>
+        </w:rPr>
+        <w:br w:type="page"/>
+      </w:r>
+    </w:p>
+    <w:p>
+      <w:pPr>
+        <w:spacing w:line="360" w:lineRule="auto"/>
         <w:outlineLvl w:val="2"/>
         <w:rPr>
-          <w:rFonts w:hint="default" w:ascii="Times New Roman" w:hAnsi="Times New Roman" w:eastAsia="SimSun" w:cs="Times New Roman"/>
-          <w:b/>
-          <w:bCs w:val="0"/>
-          <w:i w:val="0"/>
-          <w:iCs w:val="0"/>
-          <w:color w:val="000000"/>
-          <w:sz w:val="28"/>
-          <w:szCs w:val="28"/>
-          <w:u w:val="none"/>
-          <w:vertAlign w:val="baseline"/>
-          <w:lang w:val="en-US"/>
-        </w:rPr>
-      </w:pPr>
-      <w:r>
-        <w:rPr>
-          <w:rFonts w:hint="default" w:ascii="Times New Roman" w:hAnsi="Times New Roman" w:eastAsia="SimSun" w:cs="Times New Roman"/>
-          <w:b/>
-          <w:bCs w:val="0"/>
-          <w:i w:val="0"/>
-          <w:iCs w:val="0"/>
-          <w:color w:val="000000"/>
-          <w:sz w:val="28"/>
-          <w:szCs w:val="28"/>
-          <w:u w:val="none"/>
-          <w:vertAlign w:val="baseline"/>
-          <w:lang w:val="en-US"/>
-        </w:rPr>
-        <w:tab/>
-      </w:r>
-    </w:p>
-    <w:p>
-      <w:pPr>
-        <w:rPr>
-          <w:rFonts w:hint="default" w:ascii="Times New Roman" w:hAnsi="Times New Roman" w:eastAsia="SimSun" w:cs="Times New Roman"/>
-          <w:b/>
-          <w:bCs w:val="0"/>
-          <w:i w:val="0"/>
-          <w:iCs w:val="0"/>
-          <w:color w:val="000000"/>
-          <w:sz w:val="28"/>
-          <w:szCs w:val="28"/>
-          <w:u w:val="none"/>
-          <w:vertAlign w:val="baseline"/>
-          <w:lang w:val="en-US"/>
-        </w:rPr>
-      </w:pPr>
-      <w:r>
-        <w:rPr>
-          <w:rFonts w:hint="default" w:ascii="Times New Roman" w:hAnsi="Times New Roman" w:eastAsia="SimSun" w:cs="Times New Roman"/>
-          <w:b/>
-          <w:bCs w:val="0"/>
-          <w:i w:val="0"/>
-          <w:iCs w:val="0"/>
-          <w:color w:val="000000"/>
-          <w:sz w:val="28"/>
-          <w:szCs w:val="28"/>
-          <w:u w:val="none"/>
-          <w:vertAlign w:val="baseline"/>
-          <w:lang w:val="en-US"/>
-        </w:rPr>
-        <w:br w:type="page"/>
-      </w:r>
-    </w:p>
-    <w:p>
-      <w:pPr>
-        <w:outlineLvl w:val="2"/>
-        <w:rPr>
           <w:rFonts w:hint="default" w:eastAsia="SimSun" w:cs="Times New Roman"/>
           <w:b/>
           <w:bCs w:val="0"/>
@@ -7418,7 +8341,8 @@
     </w:p>
     <w:p>
       <w:pPr>
-        <w:outlineLvl w:val="2"/>
+        <w:spacing w:line="360" w:lineRule="auto"/>
+        <w:outlineLvl w:val="9"/>
       </w:pPr>
       <w:r>
         <w:drawing>
@@ -7466,6 +8390,7 @@
     </w:p>
     <w:p>
       <w:pPr>
+        <w:spacing w:line="360" w:lineRule="auto"/>
         <w:jc w:val="center"/>
         <w:outlineLvl w:val="2"/>
         <w:rPr>
@@ -7558,6 +8483,7 @@
     </w:p>
     <w:p>
       <w:pPr>
+        <w:spacing w:line="360" w:lineRule="auto"/>
         <w:jc w:val="center"/>
         <w:outlineLvl w:val="2"/>
         <w:rPr>
@@ -7671,6 +8597,7 @@
     </w:p>
     <w:p>
       <w:pPr>
+        <w:spacing w:line="360" w:lineRule="auto"/>
         <w:outlineLvl w:val="2"/>
         <w:rPr>
           <w:rFonts w:hint="default"/>
@@ -7723,6 +8650,7 @@
     </w:p>
     <w:p>
       <w:pPr>
+        <w:spacing w:line="360" w:lineRule="auto"/>
         <w:outlineLvl w:val="2"/>
         <w:rPr>
           <w:rFonts w:hint="default" w:eastAsia="SimSun" w:cs="Times New Roman"/>
@@ -7753,13 +8681,29 @@
           <w:lang w:val="en-US"/>
         </w:rPr>
         <w:tab/>
+      </w:r>
+      <w:r>
+        <w:rPr>
+          <w:rFonts w:hint="default" w:eastAsia="SimSun" w:cs="Times New Roman"/>
+          <w:b/>
+          <w:bCs w:val="0"/>
+          <w:i w:val="0"/>
+          <w:iCs w:val="0"/>
+          <w:color w:val="000000"/>
+          <w:sz w:val="28"/>
+          <w:szCs w:val="28"/>
+          <w:u w:val="none"/>
+          <w:vertAlign w:val="baseline"/>
+          <w:lang w:val="en-US"/>
+        </w:rPr>
         <w:t>4.1.3 Quản lý lưu sản phẩm với variant.</w:t>
       </w:r>
     </w:p>
     <w:p>
       <w:pPr>
+        <w:spacing w:line="360" w:lineRule="auto"/>
         <w:jc w:val="center"/>
-        <w:outlineLvl w:val="2"/>
+        <w:outlineLvl w:val="9"/>
       </w:pPr>
       <w:r>
         <w:drawing>
@@ -7807,6 +8751,7 @@
     </w:p>
     <w:p>
       <w:pPr>
+        <w:spacing w:line="360" w:lineRule="auto"/>
         <w:jc w:val="center"/>
         <w:outlineLvl w:val="2"/>
         <w:rPr>
@@ -7883,6 +8828,7 @@
     </w:p>
     <w:p>
       <w:pPr>
+        <w:spacing w:line="360" w:lineRule="auto"/>
         <w:jc w:val="center"/>
         <w:outlineLvl w:val="2"/>
         <w:rPr>
@@ -7996,6 +8942,7 @@
     </w:p>
     <w:p>
       <w:pPr>
+        <w:spacing w:line="360" w:lineRule="auto"/>
         <w:jc w:val="left"/>
         <w:outlineLvl w:val="2"/>
         <w:rPr>
@@ -8049,6 +8996,7 @@
     </w:p>
     <w:p>
       <w:pPr>
+        <w:spacing w:line="360" w:lineRule="auto"/>
         <w:outlineLvl w:val="2"/>
         <w:rPr>
           <w:rFonts w:hint="default" w:eastAsia="SimSun" w:cs="Times New Roman"/>
@@ -8079,12 +9027,28 @@
           <w:lang w:val="en-US"/>
         </w:rPr>
         <w:tab/>
+      </w:r>
+      <w:r>
+        <w:rPr>
+          <w:rFonts w:hint="default" w:eastAsia="SimSun" w:cs="Times New Roman"/>
+          <w:b/>
+          <w:bCs w:val="0"/>
+          <w:i w:val="0"/>
+          <w:iCs w:val="0"/>
+          <w:color w:val="000000"/>
+          <w:sz w:val="28"/>
+          <w:szCs w:val="28"/>
+          <w:u w:val="none"/>
+          <w:vertAlign w:val="baseline"/>
+          <w:lang w:val="en-US"/>
+        </w:rPr>
         <w:t>4.1.4  Combo- Sửa lại các điều kiện so sánh sản phẩm.</w:t>
       </w:r>
     </w:p>
     <w:p>
       <w:pPr>
-        <w:outlineLvl w:val="2"/>
+        <w:spacing w:line="360" w:lineRule="auto"/>
+        <w:outlineLvl w:val="9"/>
       </w:pPr>
       <w:r>
         <w:drawing>
@@ -8132,6 +9096,7 @@
     </w:p>
     <w:p>
       <w:pPr>
+        <w:spacing w:line="360" w:lineRule="auto"/>
         <w:jc w:val="center"/>
         <w:outlineLvl w:val="2"/>
         <w:rPr>
@@ -8208,6 +9173,7 @@
     </w:p>
     <w:p>
       <w:pPr>
+        <w:spacing w:line="360" w:lineRule="auto"/>
         <w:jc w:val="center"/>
         <w:outlineLvl w:val="2"/>
         <w:rPr>
@@ -8321,6 +9287,7 @@
     </w:p>
     <w:p>
       <w:pPr>
+        <w:spacing w:line="360" w:lineRule="auto"/>
         <w:outlineLvl w:val="2"/>
         <w:rPr>
           <w:rFonts w:hint="default"/>
@@ -8373,6 +9340,7 @@
     </w:p>
     <w:p>
       <w:pPr>
+        <w:spacing w:line="360" w:lineRule="auto"/>
         <w:outlineLvl w:val="2"/>
         <w:rPr>
           <w:rFonts w:hint="default" w:eastAsia="SimSun" w:cs="Times New Roman"/>
@@ -8403,6 +9371,21 @@
           <w:lang w:val="en-US"/>
         </w:rPr>
         <w:tab/>
+      </w:r>
+      <w:r>
+        <w:rPr>
+          <w:rFonts w:hint="default" w:eastAsia="SimSun" w:cs="Times New Roman"/>
+          <w:b/>
+          <w:bCs w:val="0"/>
+          <w:i w:val="0"/>
+          <w:iCs w:val="0"/>
+          <w:color w:val="000000"/>
+          <w:sz w:val="28"/>
+          <w:szCs w:val="28"/>
+          <w:u w:val="none"/>
+          <w:vertAlign w:val="baseline"/>
+          <w:lang w:val="en-US"/>
+        </w:rPr>
         <w:t>4.1.5 Nghiệp vụ hủy đơn và hoàn tiền.</w:t>
       </w:r>
       <w:r>
@@ -8424,7 +9407,73 @@
     </w:p>
     <w:p>
       <w:pPr>
+        <w:spacing w:line="360" w:lineRule="auto"/>
         <w:outlineLvl w:val="2"/>
+      </w:pPr>
+      <w:r>
+        <w:drawing>
+          <wp:inline distT="0" distB="0" distL="114300" distR="114300">
+            <wp:extent cx="5560695" cy="3249295"/>
+            <wp:effectExtent l="0" t="0" r="1905" b="12065"/>
+            <wp:docPr id="5" name="Picture 1"/>
+            <wp:cNvGraphicFramePr>
+              <a:graphicFrameLocks xmlns:a="http://schemas.openxmlformats.org/drawingml/2006/main" noChangeAspect="1"/>
+            </wp:cNvGraphicFramePr>
+            <a:graphic xmlns:a="http://schemas.openxmlformats.org/drawingml/2006/main">
+              <a:graphicData uri="http://schemas.openxmlformats.org/drawingml/2006/picture">
+                <pic:pic xmlns:pic="http://schemas.openxmlformats.org/drawingml/2006/picture">
+                  <pic:nvPicPr>
+                    <pic:cNvPr id="5" name="Picture 1"/>
+                    <pic:cNvPicPr>
+                      <a:picLocks noChangeAspect="1"/>
+                    </pic:cNvPicPr>
+                  </pic:nvPicPr>
+                  <pic:blipFill>
+                    <a:blip r:embed="rId15"/>
+                    <a:stretch>
+                      <a:fillRect/>
+                    </a:stretch>
+                  </pic:blipFill>
+                  <pic:spPr>
+                    <a:xfrm>
+                      <a:off x="0" y="0"/>
+                      <a:ext cx="5560695" cy="3249295"/>
+                    </a:xfrm>
+                    <a:prstGeom prst="rect">
+                      <a:avLst/>
+                    </a:prstGeom>
+                    <a:noFill/>
+                    <a:ln>
+                      <a:noFill/>
+                    </a:ln>
+                  </pic:spPr>
+                </pic:pic>
+              </a:graphicData>
+            </a:graphic>
+          </wp:inline>
+        </w:drawing>
+      </w:r>
+    </w:p>
+    <w:p>
+      <w:pPr>
+        <w:spacing w:line="360" w:lineRule="auto"/>
+        <w:jc w:val="center"/>
+        <w:outlineLvl w:val="2"/>
+        <w:rPr>
+          <w:rFonts w:hint="default"/>
+          <w:lang w:val="en-US"/>
+        </w:rPr>
+      </w:pPr>
+      <w:r>
+        <w:rPr>
+          <w:rFonts w:hint="default"/>
+          <w:b/>
+          <w:bCs/>
+          <w:lang w:val="en-US"/>
+        </w:rPr>
+        <w:t xml:space="preserve">Ảnh 6. </w:t>
+      </w:r>
+      <w:r>
         <w:rPr>
           <w:rFonts w:hint="default" w:eastAsia="SimSun" w:cs="Times New Roman"/>
           <w:b/>
@@ -8438,7 +9487,24 @@
           <w:vertAlign w:val="baseline"/>
           <w:lang w:val="en-US"/>
         </w:rPr>
-      </w:pPr>
+        <w:t>A</w:t>
+      </w:r>
+      <w:r>
+        <w:rPr>
+          <w:rFonts w:hint="default" w:eastAsia="SimSun"/>
+          <w:b/>
+          <w:bCs w:val="0"/>
+          <w:i w:val="0"/>
+          <w:iCs w:val="0"/>
+          <w:color w:val="000000"/>
+          <w:sz w:val="28"/>
+          <w:szCs w:val="28"/>
+          <w:u w:val="none"/>
+          <w:vertAlign w:val="baseline"/>
+          <w:lang w:val="en-US"/>
+        </w:rPr>
+        <w:t xml:space="preserve">ctivities diagram cho </w:t>
+      </w:r>
       <w:r>
         <w:rPr>
           <w:rFonts w:hint="default" w:eastAsia="SimSun" w:cs="Times New Roman"/>
@@ -8453,13 +9519,64 @@
           <w:vertAlign w:val="baseline"/>
           <w:lang w:val="en-US"/>
         </w:rPr>
+        <w:t>hủy đơn và hoàn tiền.</w:t>
+      </w:r>
+    </w:p>
+    <w:p>
+      <w:pPr>
+        <w:spacing w:line="360" w:lineRule="auto"/>
+        <w:outlineLvl w:val="2"/>
+        <w:rPr>
+          <w:rFonts w:hint="default" w:eastAsia="SimSun" w:cs="Times New Roman"/>
+          <w:b/>
+          <w:bCs w:val="0"/>
+          <w:i w:val="0"/>
+          <w:iCs w:val="0"/>
+          <w:color w:val="000000"/>
+          <w:sz w:val="28"/>
+          <w:szCs w:val="28"/>
+          <w:u w:val="none"/>
+          <w:vertAlign w:val="baseline"/>
+          <w:lang w:val="en-US"/>
+        </w:rPr>
+      </w:pPr>
+      <w:r>
+        <w:rPr>
+          <w:rFonts w:hint="default" w:eastAsia="SimSun" w:cs="Times New Roman"/>
+          <w:b/>
+          <w:bCs w:val="0"/>
+          <w:i w:val="0"/>
+          <w:iCs w:val="0"/>
+          <w:color w:val="000000"/>
+          <w:sz w:val="28"/>
+          <w:szCs w:val="28"/>
+          <w:u w:val="none"/>
+          <w:vertAlign w:val="baseline"/>
+          <w:lang w:val="en-US"/>
+        </w:rPr>
         <w:tab/>
+      </w:r>
+      <w:r>
+        <w:rPr>
+          <w:rFonts w:hint="default" w:eastAsia="SimSun" w:cs="Times New Roman"/>
+          <w:b/>
+          <w:bCs w:val="0"/>
+          <w:i w:val="0"/>
+          <w:iCs w:val="0"/>
+          <w:color w:val="000000"/>
+          <w:sz w:val="28"/>
+          <w:szCs w:val="28"/>
+          <w:u w:val="none"/>
+          <w:vertAlign w:val="baseline"/>
+          <w:lang w:val="en-US"/>
+        </w:rPr>
         <w:t>4.1.6 Xử lí nghiệp vụ coupons.</w:t>
       </w:r>
     </w:p>
     <w:p>
       <w:pPr>
-        <w:outlineLvl w:val="2"/>
+        <w:spacing w:line="360" w:lineRule="auto"/>
+        <w:outlineLvl w:val="9"/>
       </w:pPr>
       <w:r>
         <w:drawing>
@@ -8480,7 +9597,7 @@
                     </pic:cNvPicPr>
                   </pic:nvPicPr>
                   <pic:blipFill>
-                    <a:blip r:embed="rId15"/>
+                    <a:blip r:embed="rId16"/>
                     <a:stretch>
                       <a:fillRect/>
                     </a:stretch>
@@ -8507,6 +9624,7 @@
     </w:p>
     <w:p>
       <w:pPr>
+        <w:spacing w:line="360" w:lineRule="auto"/>
         <w:jc w:val="center"/>
         <w:outlineLvl w:val="2"/>
         <w:rPr>
@@ -8583,6 +9701,7 @@
     </w:p>
     <w:p>
       <w:pPr>
+        <w:spacing w:line="360" w:lineRule="auto"/>
         <w:jc w:val="center"/>
         <w:outlineLvl w:val="2"/>
         <w:rPr>
@@ -8696,6 +9815,7 @@
     </w:p>
     <w:p>
       <w:pPr>
+        <w:spacing w:line="360" w:lineRule="auto"/>
         <w:outlineLvl w:val="2"/>
         <w:rPr>
           <w:rFonts w:hint="default" w:eastAsia="SimSun" w:cs="Times New Roman"/>
@@ -8772,26 +9892,28 @@
     </w:p>
     <w:p>
       <w:pPr>
+        <w:spacing w:line="360" w:lineRule="auto"/>
+        <w:outlineLvl w:val="9"/>
+        <w:rPr>
+          <w:rFonts w:hint="default" w:eastAsia="SimSun"/>
+          <w:b/>
+          <w:bCs w:val="0"/>
+          <w:i w:val="0"/>
+          <w:iCs w:val="0"/>
+          <w:color w:val="000000"/>
+          <w:sz w:val="28"/>
+          <w:szCs w:val="28"/>
+          <w:u w:val="none"/>
+          <w:vertAlign w:val="baseline"/>
+          <w:lang w:val="en-US"/>
+        </w:rPr>
+      </w:pPr>
+    </w:p>
+    <w:p>
+      <w:pPr>
+        <w:spacing w:line="360" w:lineRule="auto"/>
         <w:outlineLvl w:val="1"/>
         <w:rPr>
-          <w:rFonts w:hint="default" w:eastAsia="SimSun"/>
-          <w:b/>
-          <w:bCs w:val="0"/>
-          <w:i w:val="0"/>
-          <w:iCs w:val="0"/>
-          <w:color w:val="000000"/>
-          <w:sz w:val="28"/>
-          <w:szCs w:val="28"/>
-          <w:u w:val="none"/>
-          <w:vertAlign w:val="baseline"/>
-          <w:lang w:val="en-US"/>
-        </w:rPr>
-      </w:pPr>
-    </w:p>
-    <w:p>
-      <w:pPr>
-        <w:outlineLvl w:val="1"/>
-        <w:rPr>
           <w:rFonts w:hint="default" w:eastAsia="SimSun" w:cs="Times New Roman"/>
           <w:b/>
           <w:bCs w:val="0"/>
@@ -8805,6 +9927,8 @@
           <w:lang w:val="en-US"/>
         </w:rPr>
       </w:pPr>
+      <w:bookmarkStart w:id="24" w:name="_Toc28604"/>
+      <w:bookmarkStart w:id="25" w:name="_Toc19250"/>
       <w:r>
         <w:rPr>
           <w:rFonts w:hint="default" w:eastAsia="SimSun" w:cs="Times New Roman"/>
@@ -8821,11 +9945,14 @@
         </w:rPr>
         <w:t>4.2 Phác thảo giao diện</w:t>
       </w:r>
-    </w:p>
-    <w:p>
-      <w:pPr>
+      <w:bookmarkEnd w:id="24"/>
+      <w:bookmarkEnd w:id="25"/>
+    </w:p>
+    <w:p>
+      <w:pPr>
+        <w:spacing w:line="360" w:lineRule="auto"/>
         <w:jc w:val="center"/>
-        <w:outlineLvl w:val="1"/>
+        <w:outlineLvl w:val="9"/>
         <w:rPr>
           <w:rFonts w:hint="default" w:eastAsia="SimSun" w:cs="Times New Roman"/>
           <w:b/>
@@ -8859,7 +9986,7 @@
                     </pic:cNvPicPr>
                   </pic:nvPicPr>
                   <pic:blipFill>
-                    <a:blip r:embed="rId16"/>
+                    <a:blip r:embed="rId17"/>
                     <a:stretch>
                       <a:fillRect/>
                     </a:stretch>
@@ -8886,6 +10013,7 @@
     </w:p>
     <w:p>
       <w:pPr>
+        <w:spacing w:line="360" w:lineRule="auto"/>
         <w:jc w:val="center"/>
         <w:outlineLvl w:val="8"/>
         <w:rPr>
@@ -8921,8 +10049,9 @@
     </w:p>
     <w:p>
       <w:pPr>
+        <w:spacing w:line="360" w:lineRule="auto"/>
         <w:jc w:val="center"/>
-        <w:outlineLvl w:val="8"/>
+        <w:outlineLvl w:val="9"/>
         <w:rPr>
           <w:rFonts w:hint="default" w:eastAsia="SimSun" w:cs="Times New Roman"/>
           <w:b/>
@@ -8956,7 +10085,7 @@
                     </pic:cNvPicPr>
                   </pic:nvPicPr>
                   <pic:blipFill>
-                    <a:blip r:embed="rId17"/>
+                    <a:blip r:embed="rId18"/>
                     <a:stretch>
                       <a:fillRect/>
                     </a:stretch>
@@ -8983,6 +10112,7 @@
     </w:p>
     <w:p>
       <w:pPr>
+        <w:spacing w:line="360" w:lineRule="auto"/>
         <w:jc w:val="center"/>
         <w:outlineLvl w:val="8"/>
         <w:rPr>
@@ -9014,13 +10144,29 @@
           <w:lang w:val="en-US"/>
         </w:rPr>
         <w:tab/>
+      </w:r>
+      <w:r>
+        <w:rPr>
+          <w:rFonts w:hint="default" w:eastAsia="SimSun" w:cs="Times New Roman"/>
+          <w:b/>
+          <w:bCs w:val="0"/>
+          <w:i w:val="0"/>
+          <w:iCs w:val="0"/>
+          <w:color w:val="000000"/>
+          <w:sz w:val="28"/>
+          <w:szCs w:val="28"/>
+          <w:u w:val="none"/>
+          <w:vertAlign w:val="baseline"/>
+          <w:lang w:val="en-US"/>
+        </w:rPr>
         <w:t>Ảnh 9. Trang sản phẩm.</w:t>
       </w:r>
     </w:p>
     <w:p>
       <w:pPr>
+        <w:spacing w:line="360" w:lineRule="auto"/>
         <w:jc w:val="center"/>
-        <w:outlineLvl w:val="8"/>
+        <w:outlineLvl w:val="9"/>
         <w:rPr>
           <w:rFonts w:hint="default" w:eastAsia="SimSun" w:cs="Times New Roman"/>
           <w:b/>
@@ -9054,7 +10200,7 @@
                     </pic:cNvPicPr>
                   </pic:nvPicPr>
                   <pic:blipFill>
-                    <a:blip r:embed="rId18"/>
+                    <a:blip r:embed="rId19"/>
                     <a:stretch>
                       <a:fillRect/>
                     </a:stretch>
@@ -9081,6 +10227,7 @@
     </w:p>
     <w:p>
       <w:pPr>
+        <w:spacing w:line="360" w:lineRule="auto"/>
         <w:jc w:val="center"/>
         <w:outlineLvl w:val="8"/>
         <w:rPr>
@@ -9112,13 +10259,29 @@
           <w:lang w:val="en-US"/>
         </w:rPr>
         <w:tab/>
+      </w:r>
+      <w:r>
+        <w:rPr>
+          <w:rFonts w:hint="default" w:eastAsia="SimSun" w:cs="Times New Roman"/>
+          <w:b/>
+          <w:bCs w:val="0"/>
+          <w:i w:val="0"/>
+          <w:iCs w:val="0"/>
+          <w:color w:val="000000"/>
+          <w:sz w:val="28"/>
+          <w:szCs w:val="28"/>
+          <w:u w:val="none"/>
+          <w:vertAlign w:val="baseline"/>
+          <w:lang w:val="en-US"/>
+        </w:rPr>
         <w:t>Ảnh 10. Trang sản phẩm chi tiết.</w:t>
       </w:r>
     </w:p>
     <w:p>
       <w:pPr>
+        <w:spacing w:line="360" w:lineRule="auto"/>
         <w:jc w:val="center"/>
-        <w:outlineLvl w:val="8"/>
+        <w:outlineLvl w:val="9"/>
         <w:rPr>
           <w:rFonts w:hint="default" w:eastAsia="SimSun" w:cs="Times New Roman"/>
           <w:b/>
@@ -9152,7 +10315,7 @@
                     </pic:cNvPicPr>
                   </pic:nvPicPr>
                   <pic:blipFill>
-                    <a:blip r:embed="rId19"/>
+                    <a:blip r:embed="rId20"/>
                     <a:stretch>
                       <a:fillRect/>
                     </a:stretch>
@@ -9179,6 +10342,7 @@
     </w:p>
     <w:p>
       <w:pPr>
+        <w:spacing w:line="360" w:lineRule="auto"/>
         <w:jc w:val="center"/>
         <w:outlineLvl w:val="8"/>
         <w:rPr>
@@ -9195,8 +10359,6 @@
           <w:lang w:val="en-US"/>
         </w:rPr>
       </w:pPr>
-      <w:bookmarkStart w:id="13" w:name="_GoBack"/>
-      <w:bookmarkEnd w:id="13"/>
       <w:r>
         <w:rPr>
           <w:rFonts w:hint="default" w:eastAsia="SimSun" w:cs="Times New Roman"/>
@@ -9212,13 +10374,29 @@
           <w:lang w:val="en-US"/>
         </w:rPr>
         <w:tab/>
+      </w:r>
+      <w:r>
+        <w:rPr>
+          <w:rFonts w:hint="default" w:eastAsia="SimSun" w:cs="Times New Roman"/>
+          <w:b/>
+          <w:bCs w:val="0"/>
+          <w:i w:val="0"/>
+          <w:iCs w:val="0"/>
+          <w:color w:val="000000"/>
+          <w:sz w:val="28"/>
+          <w:szCs w:val="28"/>
+          <w:u w:val="none"/>
+          <w:vertAlign w:val="baseline"/>
+          <w:lang w:val="en-US"/>
+        </w:rPr>
         <w:t>Ảnh 11. Trang giỏ hàng.</w:t>
       </w:r>
     </w:p>
     <w:p>
       <w:pPr>
+        <w:spacing w:line="360" w:lineRule="auto"/>
         <w:jc w:val="center"/>
-        <w:outlineLvl w:val="8"/>
+        <w:outlineLvl w:val="9"/>
         <w:rPr>
           <w:rFonts w:hint="default" w:eastAsia="SimSun" w:cs="Times New Roman"/>
           <w:b/>
@@ -9252,7 +10430,7 @@
                     </pic:cNvPicPr>
                   </pic:nvPicPr>
                   <pic:blipFill>
-                    <a:blip r:embed="rId20"/>
+                    <a:blip r:embed="rId21"/>
                     <a:stretch>
                       <a:fillRect/>
                     </a:stretch>
@@ -9279,6 +10457,7 @@
     </w:p>
     <w:p>
       <w:pPr>
+        <w:spacing w:line="360" w:lineRule="auto"/>
         <w:jc w:val="center"/>
         <w:outlineLvl w:val="8"/>
         <w:rPr>
@@ -9310,13 +10489,29 @@
           <w:lang w:val="en-US"/>
         </w:rPr>
         <w:tab/>
+      </w:r>
+      <w:r>
+        <w:rPr>
+          <w:rFonts w:hint="default" w:eastAsia="SimSun" w:cs="Times New Roman"/>
+          <w:b/>
+          <w:bCs w:val="0"/>
+          <w:i w:val="0"/>
+          <w:iCs w:val="0"/>
+          <w:color w:val="000000"/>
+          <w:sz w:val="28"/>
+          <w:szCs w:val="28"/>
+          <w:u w:val="none"/>
+          <w:vertAlign w:val="baseline"/>
+          <w:lang w:val="en-US"/>
+        </w:rPr>
         <w:t>Ảnh 12. Trang thanh toán.</w:t>
       </w:r>
     </w:p>
     <w:p>
       <w:pPr>
+        <w:spacing w:line="360" w:lineRule="auto"/>
         <w:jc w:val="center"/>
-        <w:outlineLvl w:val="8"/>
+        <w:outlineLvl w:val="9"/>
         <w:rPr>
           <w:rFonts w:hint="default" w:eastAsia="SimSun" w:cs="Times New Roman"/>
           <w:b/>
@@ -9350,7 +10545,7 @@
                     </pic:cNvPicPr>
                   </pic:nvPicPr>
                   <pic:blipFill>
-                    <a:blip r:embed="rId21"/>
+                    <a:blip r:embed="rId22"/>
                     <a:stretch>
                       <a:fillRect/>
                     </a:stretch>
@@ -9377,6 +10572,7 @@
     </w:p>
     <w:p>
       <w:pPr>
+        <w:spacing w:line="360" w:lineRule="auto"/>
         <w:jc w:val="center"/>
         <w:outlineLvl w:val="8"/>
         <w:rPr>
@@ -9408,13 +10604,29 @@
           <w:lang w:val="en-US"/>
         </w:rPr>
         <w:tab/>
+      </w:r>
+      <w:r>
+        <w:rPr>
+          <w:rFonts w:hint="default" w:eastAsia="SimSun" w:cs="Times New Roman"/>
+          <w:b/>
+          <w:bCs w:val="0"/>
+          <w:i w:val="0"/>
+          <w:iCs w:val="0"/>
+          <w:color w:val="000000"/>
+          <w:sz w:val="28"/>
+          <w:szCs w:val="28"/>
+          <w:u w:val="none"/>
+          <w:vertAlign w:val="baseline"/>
+          <w:lang w:val="en-US"/>
+        </w:rPr>
         <w:t>Ảnh 13. Trang đăng nhập</w:t>
       </w:r>
     </w:p>
     <w:p>
       <w:pPr>
+        <w:spacing w:line="360" w:lineRule="auto"/>
         <w:jc w:val="center"/>
-        <w:outlineLvl w:val="8"/>
+        <w:outlineLvl w:val="9"/>
       </w:pPr>
       <w:r>
         <w:drawing>
@@ -9435,7 +10647,7 @@
                     </pic:cNvPicPr>
                   </pic:nvPicPr>
                   <pic:blipFill>
-                    <a:blip r:embed="rId22"/>
+                    <a:blip r:embed="rId23"/>
                     <a:stretch>
                       <a:fillRect/>
                     </a:stretch>
@@ -9462,6 +10674,7 @@
     </w:p>
     <w:p>
       <w:pPr>
+        <w:spacing w:line="360" w:lineRule="auto"/>
         <w:jc w:val="center"/>
         <w:outlineLvl w:val="8"/>
         <w:rPr>
@@ -9497,8 +10710,9 @@
     </w:p>
     <w:p>
       <w:pPr>
+        <w:spacing w:line="360" w:lineRule="auto"/>
         <w:jc w:val="center"/>
-        <w:outlineLvl w:val="8"/>
+        <w:outlineLvl w:val="9"/>
         <w:rPr>
           <w:rFonts w:hint="default" w:eastAsia="SimSun" w:cs="Times New Roman"/>
           <w:b/>
@@ -9532,7 +10746,7 @@
                     </pic:cNvPicPr>
                   </pic:nvPicPr>
                   <pic:blipFill>
-                    <a:blip r:embed="rId23"/>
+                    <a:blip r:embed="rId24"/>
                     <a:stretch>
                       <a:fillRect/>
                     </a:stretch>
@@ -9559,6 +10773,7 @@
     </w:p>
     <w:p>
       <w:pPr>
+        <w:spacing w:line="360" w:lineRule="auto"/>
         <w:jc w:val="center"/>
         <w:outlineLvl w:val="8"/>
         <w:rPr>
@@ -9594,8 +10809,9 @@
     </w:p>
     <w:p>
       <w:pPr>
+        <w:spacing w:line="360" w:lineRule="auto"/>
         <w:jc w:val="center"/>
-        <w:outlineLvl w:val="8"/>
+        <w:outlineLvl w:val="9"/>
         <w:rPr>
           <w:rFonts w:hint="default" w:eastAsia="SimSun" w:cs="Times New Roman"/>
           <w:b/>
@@ -9629,7 +10845,7 @@
                     </pic:cNvPicPr>
                   </pic:nvPicPr>
                   <pic:blipFill>
-                    <a:blip r:embed="rId24"/>
+                    <a:blip r:embed="rId25"/>
                     <a:stretch>
                       <a:fillRect/>
                     </a:stretch>
@@ -9656,6 +10872,7 @@
     </w:p>
     <w:p>
       <w:pPr>
+        <w:spacing w:line="360" w:lineRule="auto"/>
         <w:jc w:val="center"/>
         <w:outlineLvl w:val="8"/>
         <w:rPr>
@@ -9691,8 +10908,9 @@
     </w:p>
     <w:p>
       <w:pPr>
+        <w:spacing w:line="360" w:lineRule="auto"/>
         <w:jc w:val="center"/>
-        <w:outlineLvl w:val="8"/>
+        <w:outlineLvl w:val="9"/>
         <w:rPr>
           <w:rFonts w:hint="default" w:eastAsia="SimSun" w:cs="Times New Roman"/>
           <w:b/>
@@ -9726,7 +10944,7 @@
                     </pic:cNvPicPr>
                   </pic:nvPicPr>
                   <pic:blipFill>
-                    <a:blip r:embed="rId25"/>
+                    <a:blip r:embed="rId26"/>
                     <a:stretch>
                       <a:fillRect/>
                     </a:stretch>
@@ -9753,6 +10971,7 @@
     </w:p>
     <w:p>
       <w:pPr>
+        <w:spacing w:line="360" w:lineRule="auto"/>
         <w:jc w:val="center"/>
         <w:outlineLvl w:val="8"/>
         <w:rPr>
@@ -9788,8 +11007,9 @@
     </w:p>
     <w:p>
       <w:pPr>
+        <w:spacing w:line="360" w:lineRule="auto"/>
         <w:jc w:val="center"/>
-        <w:outlineLvl w:val="8"/>
+        <w:outlineLvl w:val="9"/>
         <w:rPr>
           <w:rFonts w:hint="default" w:eastAsia="SimSun" w:cs="Times New Roman"/>
           <w:b/>
@@ -9823,7 +11043,7 @@
                     </pic:cNvPicPr>
                   </pic:nvPicPr>
                   <pic:blipFill>
-                    <a:blip r:embed="rId26"/>
+                    <a:blip r:embed="rId27"/>
                     <a:stretch>
                       <a:fillRect/>
                     </a:stretch>
@@ -9850,6 +11070,7 @@
     </w:p>
     <w:p>
       <w:pPr>
+        <w:spacing w:line="360" w:lineRule="auto"/>
         <w:jc w:val="center"/>
         <w:outlineLvl w:val="8"/>
         <w:rPr>
@@ -9885,8 +11106,9 @@
     </w:p>
     <w:p>
       <w:pPr>
+        <w:spacing w:line="360" w:lineRule="auto"/>
         <w:jc w:val="center"/>
-        <w:outlineLvl w:val="8"/>
+        <w:outlineLvl w:val="9"/>
         <w:rPr>
           <w:rFonts w:hint="default" w:eastAsia="SimSun" w:cs="Times New Roman"/>
           <w:b/>
@@ -9920,7 +11142,7 @@
                     </pic:cNvPicPr>
                   </pic:nvPicPr>
                   <pic:blipFill>
-                    <a:blip r:embed="rId27"/>
+                    <a:blip r:embed="rId28"/>
                     <a:stretch>
                       <a:fillRect/>
                     </a:stretch>
@@ -9947,6 +11169,7 @@
     </w:p>
     <w:p>
       <w:pPr>
+        <w:spacing w:line="360" w:lineRule="auto"/>
         <w:jc w:val="center"/>
         <w:outlineLvl w:val="8"/>
         <w:rPr>
@@ -9982,8 +11205,9 @@
     </w:p>
     <w:p>
       <w:pPr>
+        <w:spacing w:line="360" w:lineRule="auto"/>
         <w:jc w:val="center"/>
-        <w:outlineLvl w:val="8"/>
+        <w:outlineLvl w:val="9"/>
         <w:rPr>
           <w:rFonts w:hint="default" w:eastAsia="SimSun" w:cs="Times New Roman"/>
           <w:b/>
@@ -10017,7 +11241,7 @@
                     </pic:cNvPicPr>
                   </pic:nvPicPr>
                   <pic:blipFill>
-                    <a:blip r:embed="rId28"/>
+                    <a:blip r:embed="rId29"/>
                     <a:stretch>
                       <a:fillRect/>
                     </a:stretch>
@@ -10044,6 +11268,7 @@
     </w:p>
     <w:p>
       <w:pPr>
+        <w:spacing w:line="360" w:lineRule="auto"/>
         <w:jc w:val="center"/>
         <w:outlineLvl w:val="8"/>
         <w:rPr>
@@ -10079,6 +11304,7 @@
     </w:p>
     <w:p>
       <w:pPr>
+        <w:spacing w:line="360" w:lineRule="auto"/>
         <w:jc w:val="center"/>
         <w:outlineLvl w:val="8"/>
         <w:rPr>
@@ -10177,8 +11403,9 @@
     </w:p>
     <w:p>
       <w:pPr>
+        <w:spacing w:line="360" w:lineRule="auto"/>
         <w:jc w:val="center"/>
-        <w:outlineLvl w:val="8"/>
+        <w:outlineLvl w:val="9"/>
         <w:rPr>
           <w:rFonts w:hint="default" w:eastAsia="SimSun" w:cs="Times New Roman"/>
           <w:b/>
@@ -10196,6 +11423,7 @@
     </w:p>
     <w:p>
       <w:pPr>
+        <w:spacing w:line="360" w:lineRule="auto"/>
         <w:outlineLvl w:val="1"/>
         <w:rPr>
           <w:rFonts w:hint="default" w:eastAsia="SimSun" w:cs="Times New Roman"/>
@@ -10211,6 +11439,8 @@
           <w:lang w:val="en-US"/>
         </w:rPr>
       </w:pPr>
+      <w:bookmarkStart w:id="26" w:name="_Toc14698"/>
+      <w:bookmarkStart w:id="27" w:name="_Toc23392"/>
       <w:r>
         <w:rPr>
           <w:rFonts w:hint="default" w:eastAsia="SimSun" w:cs="Times New Roman"/>
@@ -10227,14 +11457,55 @@
         </w:rPr>
         <w:t>4.3 Phác thảo ERD</w:t>
       </w:r>
-    </w:p>
-    <w:p>
+      <w:bookmarkEnd w:id="26"/>
+      <w:bookmarkEnd w:id="27"/>
+    </w:p>
+    <w:p>
+      <w:pPr>
+        <w:spacing w:line="360" w:lineRule="auto"/>
+        <w:outlineLvl w:val="1"/>
+        <w:rPr>
+          <w:rFonts w:hint="default" w:eastAsia="SimSun" w:cs="Times New Roman"/>
+          <w:b w:val="0"/>
+          <w:bCs/>
+          <w:i w:val="0"/>
+          <w:iCs w:val="0"/>
+          <w:color w:val="000000"/>
+          <w:sz w:val="28"/>
+          <w:szCs w:val="28"/>
+          <w:u w:val="none"/>
+          <w:vertAlign w:val="baseline"/>
+          <w:lang w:val="en-US"/>
+        </w:rPr>
+      </w:pPr>
+      <w:r>
+        <w:rPr>
+          <w:rFonts w:hint="default" w:eastAsia="SimSun" w:cs="Times New Roman"/>
+          <w:b w:val="0"/>
+          <w:bCs/>
+          <w:i w:val="0"/>
+          <w:iCs w:val="0"/>
+          <w:color w:val="000000"/>
+          <w:sz w:val="28"/>
+          <w:szCs w:val="28"/>
+          <w:u w:val="none"/>
+          <w:vertAlign w:val="baseline"/>
+          <w:lang w:val="en-US"/>
+        </w:rPr>
+        <w:t xml:space="preserve">- Thông tin đơn hàng của người dùng: hủy đơn, phương thức thanh toán, phương thức giao hàng. </w:t>
+      </w:r>
+    </w:p>
+    <w:p>
+      <w:pPr>
+        <w:spacing w:line="360" w:lineRule="auto"/>
+        <w:jc w:val="center"/>
+      </w:pPr>
       <w:r>
         <w:drawing>
           <wp:inline distT="0" distB="0" distL="114300" distR="114300">
-            <wp:extent cx="5721350" cy="2585085"/>
-            <wp:effectExtent l="0" t="0" r="8890" b="5715"/>
-            <wp:docPr id="2" name="Picture 1"/>
+            <wp:extent cx="5556250" cy="2705735"/>
+            <wp:effectExtent l="0" t="0" r="6350" b="6985"/>
+            <wp:docPr id="32" name="Picture 9"/>
             <wp:cNvGraphicFramePr>
               <a:graphicFrameLocks xmlns:a="http://schemas.openxmlformats.org/drawingml/2006/main" noChangeAspect="1"/>
             </wp:cNvGraphicFramePr>
@@ -10242,13 +11513,13 @@
               <a:graphicData uri="http://schemas.openxmlformats.org/drawingml/2006/picture">
                 <pic:pic xmlns:pic="http://schemas.openxmlformats.org/drawingml/2006/picture">
                   <pic:nvPicPr>
-                    <pic:cNvPr id="2" name="Picture 1"/>
+                    <pic:cNvPr id="32" name="Picture 9"/>
                     <pic:cNvPicPr>
                       <a:picLocks noChangeAspect="1"/>
                     </pic:cNvPicPr>
                   </pic:nvPicPr>
                   <pic:blipFill>
-                    <a:blip r:embed="rId29"/>
+                    <a:blip r:embed="rId30"/>
                     <a:stretch>
                       <a:fillRect/>
                     </a:stretch>
@@ -10256,7 +11527,7 @@
                   <pic:spPr>
                     <a:xfrm>
                       <a:off x="0" y="0"/>
-                      <a:ext cx="5721350" cy="2585085"/>
+                      <a:ext cx="5556250" cy="2705735"/>
                     </a:xfrm>
                     <a:prstGeom prst="rect">
                       <a:avLst/>
@@ -10275,6 +11546,79 @@
     </w:p>
     <w:p>
       <w:pPr>
+        <w:spacing w:line="360" w:lineRule="auto"/>
+        <w:jc w:val="center"/>
+        <w:outlineLvl w:val="8"/>
+        <w:rPr>
+          <w:rFonts w:hint="default"/>
+          <w:b/>
+          <w:bCs/>
+          <w:lang w:val="en-US"/>
+        </w:rPr>
+      </w:pPr>
+      <w:r>
+        <w:rPr>
+          <w:rFonts w:hint="default"/>
+          <w:b/>
+          <w:bCs/>
+          <w:lang w:val="en-US"/>
+        </w:rPr>
+        <w:t>Ảnh 13. Thông tin đơn hàng của người dùng</w:t>
+      </w:r>
+    </w:p>
+    <w:p>
+      <w:pPr>
+        <w:spacing w:line="360" w:lineRule="auto"/>
+        <w:jc w:val="center"/>
+        <w:outlineLvl w:val="8"/>
+      </w:pPr>
+      <w:r>
+        <w:drawing>
+          <wp:inline distT="0" distB="0" distL="114300" distR="114300">
+            <wp:extent cx="5567045" cy="3747135"/>
+            <wp:effectExtent l="0" t="0" r="10795" b="1905"/>
+            <wp:docPr id="29" name="Picture 6"/>
+            <wp:cNvGraphicFramePr>
+              <a:graphicFrameLocks xmlns:a="http://schemas.openxmlformats.org/drawingml/2006/main" noChangeAspect="1"/>
+            </wp:cNvGraphicFramePr>
+            <a:graphic xmlns:a="http://schemas.openxmlformats.org/drawingml/2006/main">
+              <a:graphicData uri="http://schemas.openxmlformats.org/drawingml/2006/picture">
+                <pic:pic xmlns:pic="http://schemas.openxmlformats.org/drawingml/2006/picture">
+                  <pic:nvPicPr>
+                    <pic:cNvPr id="29" name="Picture 6"/>
+                    <pic:cNvPicPr>
+                      <a:picLocks noChangeAspect="1"/>
+                    </pic:cNvPicPr>
+                  </pic:nvPicPr>
+                  <pic:blipFill>
+                    <a:blip r:embed="rId31"/>
+                    <a:stretch>
+                      <a:fillRect/>
+                    </a:stretch>
+                  </pic:blipFill>
+                  <pic:spPr>
+                    <a:xfrm>
+                      <a:off x="0" y="0"/>
+                      <a:ext cx="5567045" cy="3747135"/>
+                    </a:xfrm>
+                    <a:prstGeom prst="rect">
+                      <a:avLst/>
+                    </a:prstGeom>
+                    <a:noFill/>
+                    <a:ln>
+                      <a:noFill/>
+                    </a:ln>
+                  </pic:spPr>
+                </pic:pic>
+              </a:graphicData>
+            </a:graphic>
+          </wp:inline>
+        </w:drawing>
+      </w:r>
+    </w:p>
+    <w:p>
+      <w:pPr>
+        <w:spacing w:line="360" w:lineRule="auto"/>
         <w:jc w:val="center"/>
         <w:outlineLvl w:val="2"/>
         <w:rPr>
@@ -10291,27 +11635,761 @@
           <w:bCs/>
           <w:lang w:val="en-US"/>
         </w:rPr>
-        <w:t xml:space="preserve">Ảnh 8. </w:t>
-      </w:r>
-      <w:r>
-        <w:rPr>
-          <w:rFonts w:hint="default" w:eastAsia="SimSun" w:cs="Times New Roman"/>
-          <w:b/>
-          <w:bCs w:val="0"/>
-          <w:i w:val="0"/>
-          <w:iCs w:val="0"/>
-          <w:color w:val="000000"/>
-          <w:sz w:val="28"/>
-          <w:szCs w:val="28"/>
-          <w:u w:val="none"/>
-          <w:vertAlign w:val="baseline"/>
-          <w:lang w:val="en-US"/>
-        </w:rPr>
-        <w:t>Sơ đồ ERD</w:t>
-      </w:r>
-    </w:p>
-    <w:p>
-      <w:pPr>
+        <w:t>Ảnh 14.</w:t>
+      </w:r>
+    </w:p>
+    <w:p>
+      <w:pPr>
+        <w:spacing w:line="360" w:lineRule="auto"/>
+        <w:jc w:val="both"/>
+        <w:outlineLvl w:val="2"/>
+        <w:rPr>
+          <w:rFonts w:hint="default"/>
+          <w:b/>
+          <w:bCs/>
+          <w:lang w:val="en-US"/>
+        </w:rPr>
+      </w:pPr>
+    </w:p>
+    <w:p>
+      <w:pPr>
+        <w:spacing w:line="360" w:lineRule="auto"/>
+        <w:jc w:val="both"/>
+        <w:outlineLvl w:val="2"/>
+        <w:rPr>
+          <w:rFonts w:hint="default"/>
+          <w:b/>
+          <w:bCs/>
+          <w:lang w:val="en-US"/>
+        </w:rPr>
+      </w:pPr>
+    </w:p>
+    <w:p>
+      <w:pPr>
+        <w:spacing w:line="360" w:lineRule="auto"/>
+        <w:jc w:val="both"/>
+        <w:outlineLvl w:val="9"/>
+        <w:rPr>
+          <w:rFonts w:hint="default"/>
+          <w:b w:val="0"/>
+          <w:bCs w:val="0"/>
+          <w:lang w:val="en-US"/>
+        </w:rPr>
+      </w:pPr>
+      <w:r>
+        <w:rPr>
+          <w:rFonts w:hint="default"/>
+          <w:b/>
+          <w:bCs/>
+          <w:lang w:val="en-US"/>
+        </w:rPr>
+        <w:t xml:space="preserve">- </w:t>
+      </w:r>
+      <w:r>
+        <w:rPr>
+          <w:rFonts w:hint="default"/>
+          <w:b w:val="0"/>
+          <w:bCs w:val="0"/>
+          <w:lang w:val="en-US"/>
+        </w:rPr>
+        <w:t>Thông tin người dùng về địa chỉ, vai trò.</w:t>
+      </w:r>
+    </w:p>
+    <w:p>
+      <w:pPr>
+        <w:spacing w:line="360" w:lineRule="auto"/>
+        <w:jc w:val="center"/>
+        <w:outlineLvl w:val="2"/>
+      </w:pPr>
+      <w:r>
+        <w:drawing>
+          <wp:inline distT="0" distB="0" distL="114300" distR="114300">
+            <wp:extent cx="5565775" cy="2607945"/>
+            <wp:effectExtent l="0" t="0" r="12065" b="13335"/>
+            <wp:docPr id="33" name="Picture 10"/>
+            <wp:cNvGraphicFramePr>
+              <a:graphicFrameLocks xmlns:a="http://schemas.openxmlformats.org/drawingml/2006/main" noChangeAspect="1"/>
+            </wp:cNvGraphicFramePr>
+            <a:graphic xmlns:a="http://schemas.openxmlformats.org/drawingml/2006/main">
+              <a:graphicData uri="http://schemas.openxmlformats.org/drawingml/2006/picture">
+                <pic:pic xmlns:pic="http://schemas.openxmlformats.org/drawingml/2006/picture">
+                  <pic:nvPicPr>
+                    <pic:cNvPr id="33" name="Picture 10"/>
+                    <pic:cNvPicPr>
+                      <a:picLocks noChangeAspect="1"/>
+                    </pic:cNvPicPr>
+                  </pic:nvPicPr>
+                  <pic:blipFill>
+                    <a:blip r:embed="rId32"/>
+                    <a:stretch>
+                      <a:fillRect/>
+                    </a:stretch>
+                  </pic:blipFill>
+                  <pic:spPr>
+                    <a:xfrm>
+                      <a:off x="0" y="0"/>
+                      <a:ext cx="5565775" cy="2607945"/>
+                    </a:xfrm>
+                    <a:prstGeom prst="rect">
+                      <a:avLst/>
+                    </a:prstGeom>
+                    <a:noFill/>
+                    <a:ln>
+                      <a:noFill/>
+                    </a:ln>
+                  </pic:spPr>
+                </pic:pic>
+              </a:graphicData>
+            </a:graphic>
+          </wp:inline>
+        </w:drawing>
+      </w:r>
+    </w:p>
+    <w:p>
+      <w:pPr>
+        <w:spacing w:line="360" w:lineRule="auto"/>
+        <w:jc w:val="center"/>
+        <w:outlineLvl w:val="8"/>
+        <w:rPr>
+          <w:rFonts w:hint="default"/>
+          <w:b/>
+          <w:bCs/>
+          <w:lang w:val="en-US"/>
+        </w:rPr>
+      </w:pPr>
+      <w:r>
+        <w:rPr>
+          <w:rFonts w:hint="default"/>
+          <w:b/>
+          <w:bCs/>
+          <w:lang w:val="en-US"/>
+        </w:rPr>
+        <w:t>Ảnh 15. Thông tin người dùng về địa chỉ, vai trò.</w:t>
+      </w:r>
+    </w:p>
+    <w:p>
+      <w:pPr>
+        <w:spacing w:line="360" w:lineRule="auto"/>
+        <w:jc w:val="both"/>
+        <w:outlineLvl w:val="9"/>
+        <w:rPr>
+          <w:rFonts w:hint="default"/>
+          <w:b w:val="0"/>
+          <w:bCs w:val="0"/>
+          <w:lang w:val="en-US"/>
+        </w:rPr>
+      </w:pPr>
+      <w:r>
+        <w:rPr>
+          <w:rFonts w:hint="default"/>
+          <w:b/>
+          <w:bCs/>
+          <w:lang w:val="en-US"/>
+        </w:rPr>
+        <w:t xml:space="preserve">- </w:t>
+      </w:r>
+      <w:r>
+        <w:rPr>
+          <w:rFonts w:hint="default"/>
+          <w:b w:val="0"/>
+          <w:bCs w:val="0"/>
+          <w:lang w:val="en-US"/>
+        </w:rPr>
+        <w:t>Giỏ hàng và đánh giá của người dùng về các sản phẩm.</w:t>
+      </w:r>
+    </w:p>
+    <w:p>
+      <w:pPr>
+        <w:spacing w:line="360" w:lineRule="auto"/>
+        <w:jc w:val="center"/>
+        <w:outlineLvl w:val="2"/>
+      </w:pPr>
+      <w:r>
+        <w:drawing>
+          <wp:inline distT="0" distB="0" distL="114300" distR="114300">
+            <wp:extent cx="5560060" cy="2715895"/>
+            <wp:effectExtent l="0" t="0" r="2540" b="12065"/>
+            <wp:docPr id="34" name="Picture 11"/>
+            <wp:cNvGraphicFramePr>
+              <a:graphicFrameLocks xmlns:a="http://schemas.openxmlformats.org/drawingml/2006/main" noChangeAspect="1"/>
+            </wp:cNvGraphicFramePr>
+            <a:graphic xmlns:a="http://schemas.openxmlformats.org/drawingml/2006/main">
+              <a:graphicData uri="http://schemas.openxmlformats.org/drawingml/2006/picture">
+                <pic:pic xmlns:pic="http://schemas.openxmlformats.org/drawingml/2006/picture">
+                  <pic:nvPicPr>
+                    <pic:cNvPr id="34" name="Picture 11"/>
+                    <pic:cNvPicPr>
+                      <a:picLocks noChangeAspect="1"/>
+                    </pic:cNvPicPr>
+                  </pic:nvPicPr>
+                  <pic:blipFill>
+                    <a:blip r:embed="rId33"/>
+                    <a:stretch>
+                      <a:fillRect/>
+                    </a:stretch>
+                  </pic:blipFill>
+                  <pic:spPr>
+                    <a:xfrm>
+                      <a:off x="0" y="0"/>
+                      <a:ext cx="5560060" cy="2715895"/>
+                    </a:xfrm>
+                    <a:prstGeom prst="rect">
+                      <a:avLst/>
+                    </a:prstGeom>
+                    <a:noFill/>
+                    <a:ln>
+                      <a:noFill/>
+                    </a:ln>
+                  </pic:spPr>
+                </pic:pic>
+              </a:graphicData>
+            </a:graphic>
+          </wp:inline>
+        </w:drawing>
+      </w:r>
+    </w:p>
+    <w:p>
+      <w:pPr>
+        <w:spacing w:line="360" w:lineRule="auto"/>
+        <w:jc w:val="center"/>
+        <w:outlineLvl w:val="8"/>
+        <w:rPr>
+          <w:rFonts w:hint="default"/>
+          <w:b/>
+          <w:bCs/>
+          <w:lang w:val="en-US"/>
+        </w:rPr>
+      </w:pPr>
+      <w:r>
+        <w:rPr>
+          <w:rFonts w:hint="default"/>
+          <w:b/>
+          <w:bCs/>
+          <w:lang w:val="en-US"/>
+        </w:rPr>
+        <w:t>Ảnh 16. Giỏ hàng và đánh giá.</w:t>
+      </w:r>
+    </w:p>
+    <w:p>
+      <w:r>
+        <w:br w:type="page"/>
+      </w:r>
+    </w:p>
+    <w:p>
+      <w:pPr>
+        <w:spacing w:line="360" w:lineRule="auto"/>
+        <w:jc w:val="both"/>
+        <w:outlineLvl w:val="9"/>
+        <w:rPr>
+          <w:rFonts w:hint="default"/>
+          <w:b w:val="0"/>
+          <w:bCs w:val="0"/>
+          <w:lang w:val="en-US"/>
+        </w:rPr>
+      </w:pPr>
+      <w:r>
+        <w:rPr>
+          <w:rFonts w:hint="default"/>
+          <w:b/>
+          <w:bCs/>
+          <w:lang w:val="en-US"/>
+        </w:rPr>
+        <w:t xml:space="preserve">- </w:t>
+      </w:r>
+      <w:r>
+        <w:rPr>
+          <w:rFonts w:hint="default"/>
+          <w:b w:val="0"/>
+          <w:bCs w:val="0"/>
+          <w:lang w:val="en-US"/>
+        </w:rPr>
+        <w:t>Danh mục, sản phẩm chi tiết của sản phẩm gốc. Danh mục có danh mục con và sản phẩm chi tiết có thể thiết kế.</w:t>
+      </w:r>
+    </w:p>
+    <w:p>
+      <w:pPr>
+        <w:spacing w:line="360" w:lineRule="auto"/>
+        <w:jc w:val="both"/>
+        <w:outlineLvl w:val="9"/>
+        <w:rPr>
+          <w:rFonts w:hint="default"/>
+          <w:lang w:val="en-US"/>
+        </w:rPr>
+      </w:pPr>
+    </w:p>
+    <w:p>
+      <w:pPr>
+        <w:spacing w:line="360" w:lineRule="auto"/>
+        <w:jc w:val="center"/>
+        <w:outlineLvl w:val="2"/>
+      </w:pPr>
+      <w:r>
+        <w:drawing>
+          <wp:inline distT="0" distB="0" distL="114300" distR="114300">
+            <wp:extent cx="5560695" cy="3142615"/>
+            <wp:effectExtent l="0" t="0" r="1905" b="12065"/>
+            <wp:docPr id="35" name="Picture 12"/>
+            <wp:cNvGraphicFramePr>
+              <a:graphicFrameLocks xmlns:a="http://schemas.openxmlformats.org/drawingml/2006/main" noChangeAspect="1"/>
+            </wp:cNvGraphicFramePr>
+            <a:graphic xmlns:a="http://schemas.openxmlformats.org/drawingml/2006/main">
+              <a:graphicData uri="http://schemas.openxmlformats.org/drawingml/2006/picture">
+                <pic:pic xmlns:pic="http://schemas.openxmlformats.org/drawingml/2006/picture">
+                  <pic:nvPicPr>
+                    <pic:cNvPr id="35" name="Picture 12"/>
+                    <pic:cNvPicPr>
+                      <a:picLocks noChangeAspect="1"/>
+                    </pic:cNvPicPr>
+                  </pic:nvPicPr>
+                  <pic:blipFill>
+                    <a:blip r:embed="rId34"/>
+                    <a:stretch>
+                      <a:fillRect/>
+                    </a:stretch>
+                  </pic:blipFill>
+                  <pic:spPr>
+                    <a:xfrm>
+                      <a:off x="0" y="0"/>
+                      <a:ext cx="5560695" cy="3142615"/>
+                    </a:xfrm>
+                    <a:prstGeom prst="rect">
+                      <a:avLst/>
+                    </a:prstGeom>
+                    <a:noFill/>
+                    <a:ln>
+                      <a:noFill/>
+                    </a:ln>
+                  </pic:spPr>
+                </pic:pic>
+              </a:graphicData>
+            </a:graphic>
+          </wp:inline>
+        </w:drawing>
+      </w:r>
+    </w:p>
+    <w:p>
+      <w:pPr>
+        <w:spacing w:line="360" w:lineRule="auto"/>
+        <w:jc w:val="center"/>
+        <w:outlineLvl w:val="8"/>
+        <w:rPr>
+          <w:rFonts w:hint="default"/>
+          <w:b/>
+          <w:bCs/>
+          <w:lang w:val="en-US"/>
+        </w:rPr>
+      </w:pPr>
+      <w:r>
+        <w:rPr>
+          <w:rFonts w:hint="default"/>
+          <w:b/>
+          <w:bCs/>
+          <w:lang w:val="en-US"/>
+        </w:rPr>
+        <w:t>Ảnh 17. Danh mục và sản phẩm chi tiết.</w:t>
+      </w:r>
+    </w:p>
+    <w:p>
+      <w:pPr>
+        <w:spacing w:line="360" w:lineRule="auto"/>
+        <w:jc w:val="both"/>
+        <w:outlineLvl w:val="9"/>
+        <w:rPr>
+          <w:rFonts w:hint="default"/>
+          <w:b w:val="0"/>
+          <w:bCs w:val="0"/>
+          <w:lang w:val="en-US"/>
+        </w:rPr>
+      </w:pPr>
+      <w:r>
+        <w:rPr>
+          <w:rFonts w:hint="default"/>
+          <w:b w:val="0"/>
+          <w:bCs w:val="0"/>
+          <w:lang w:val="en-US"/>
+        </w:rPr>
+        <w:t>- Phiếu nhập của sản phẩm và hình ảnh sản phẩm.</w:t>
+      </w:r>
+    </w:p>
+    <w:p>
+      <w:pPr>
+        <w:spacing w:line="360" w:lineRule="auto"/>
+        <w:jc w:val="center"/>
+        <w:outlineLvl w:val="2"/>
+      </w:pPr>
+      <w:r>
+        <w:drawing>
+          <wp:inline distT="0" distB="0" distL="114300" distR="114300">
+            <wp:extent cx="4634865" cy="2790190"/>
+            <wp:effectExtent l="0" t="0" r="13335" b="13970"/>
+            <wp:docPr id="36" name="Picture 13"/>
+            <wp:cNvGraphicFramePr>
+              <a:graphicFrameLocks xmlns:a="http://schemas.openxmlformats.org/drawingml/2006/main" noChangeAspect="1"/>
+            </wp:cNvGraphicFramePr>
+            <a:graphic xmlns:a="http://schemas.openxmlformats.org/drawingml/2006/main">
+              <a:graphicData uri="http://schemas.openxmlformats.org/drawingml/2006/picture">
+                <pic:pic xmlns:pic="http://schemas.openxmlformats.org/drawingml/2006/picture">
+                  <pic:nvPicPr>
+                    <pic:cNvPr id="36" name="Picture 13"/>
+                    <pic:cNvPicPr>
+                      <a:picLocks noChangeAspect="1"/>
+                    </pic:cNvPicPr>
+                  </pic:nvPicPr>
+                  <pic:blipFill>
+                    <a:blip r:embed="rId35"/>
+                    <a:stretch>
+                      <a:fillRect/>
+                    </a:stretch>
+                  </pic:blipFill>
+                  <pic:spPr>
+                    <a:xfrm>
+                      <a:off x="0" y="0"/>
+                      <a:ext cx="4634865" cy="2790190"/>
+                    </a:xfrm>
+                    <a:prstGeom prst="rect">
+                      <a:avLst/>
+                    </a:prstGeom>
+                    <a:noFill/>
+                    <a:ln>
+                      <a:noFill/>
+                    </a:ln>
+                  </pic:spPr>
+                </pic:pic>
+              </a:graphicData>
+            </a:graphic>
+          </wp:inline>
+        </w:drawing>
+      </w:r>
+    </w:p>
+    <w:p>
+      <w:pPr>
+        <w:spacing w:line="360" w:lineRule="auto"/>
+        <w:jc w:val="center"/>
+        <w:outlineLvl w:val="8"/>
+        <w:rPr>
+          <w:rFonts w:hint="default"/>
+          <w:b/>
+          <w:bCs/>
+          <w:lang w:val="en-US"/>
+        </w:rPr>
+      </w:pPr>
+      <w:r>
+        <w:rPr>
+          <w:rFonts w:hint="default"/>
+          <w:b/>
+          <w:bCs/>
+          <w:lang w:val="en-US"/>
+        </w:rPr>
+        <w:t>Ảnh 18. Phiếu nhập và hình ảnh sản phẩm.</w:t>
+      </w:r>
+    </w:p>
+    <w:p>
+      <w:pPr>
+        <w:spacing w:line="360" w:lineRule="auto"/>
+        <w:jc w:val="both"/>
+        <w:outlineLvl w:val="9"/>
+        <w:rPr>
+          <w:rFonts w:hint="default"/>
+          <w:b w:val="0"/>
+          <w:bCs w:val="0"/>
+          <w:lang w:val="en-US"/>
+        </w:rPr>
+      </w:pPr>
+      <w:r>
+        <w:rPr>
+          <w:rFonts w:hint="default"/>
+          <w:b w:val="0"/>
+          <w:bCs w:val="0"/>
+          <w:lang w:val="en-US"/>
+        </w:rPr>
+        <w:t>- Lịch sử giá nhập và giá bán của sản phẩm.</w:t>
+      </w:r>
+    </w:p>
+    <w:p>
+      <w:pPr>
+        <w:spacing w:line="360" w:lineRule="auto"/>
+        <w:jc w:val="center"/>
+        <w:outlineLvl w:val="2"/>
+      </w:pPr>
+      <w:r>
+        <w:drawing>
+          <wp:inline distT="0" distB="0" distL="114300" distR="114300">
+            <wp:extent cx="5561965" cy="3646170"/>
+            <wp:effectExtent l="0" t="0" r="635" b="11430"/>
+            <wp:docPr id="37" name="Picture 14"/>
+            <wp:cNvGraphicFramePr>
+              <a:graphicFrameLocks xmlns:a="http://schemas.openxmlformats.org/drawingml/2006/main" noChangeAspect="1"/>
+            </wp:cNvGraphicFramePr>
+            <a:graphic xmlns:a="http://schemas.openxmlformats.org/drawingml/2006/main">
+              <a:graphicData uri="http://schemas.openxmlformats.org/drawingml/2006/picture">
+                <pic:pic xmlns:pic="http://schemas.openxmlformats.org/drawingml/2006/picture">
+                  <pic:nvPicPr>
+                    <pic:cNvPr id="37" name="Picture 14"/>
+                    <pic:cNvPicPr>
+                      <a:picLocks noChangeAspect="1"/>
+                    </pic:cNvPicPr>
+                  </pic:nvPicPr>
+                  <pic:blipFill>
+                    <a:blip r:embed="rId36"/>
+                    <a:stretch>
+                      <a:fillRect/>
+                    </a:stretch>
+                  </pic:blipFill>
+                  <pic:spPr>
+                    <a:xfrm>
+                      <a:off x="0" y="0"/>
+                      <a:ext cx="5561965" cy="3646170"/>
+                    </a:xfrm>
+                    <a:prstGeom prst="rect">
+                      <a:avLst/>
+                    </a:prstGeom>
+                    <a:noFill/>
+                    <a:ln>
+                      <a:noFill/>
+                    </a:ln>
+                  </pic:spPr>
+                </pic:pic>
+              </a:graphicData>
+            </a:graphic>
+          </wp:inline>
+        </w:drawing>
+      </w:r>
+    </w:p>
+    <w:p>
+      <w:pPr>
+        <w:spacing w:line="360" w:lineRule="auto"/>
+        <w:jc w:val="center"/>
+        <w:outlineLvl w:val="8"/>
+        <w:rPr>
+          <w:rFonts w:hint="default"/>
+          <w:b/>
+          <w:bCs/>
+          <w:lang w:val="en-US"/>
+        </w:rPr>
+      </w:pPr>
+      <w:r>
+        <w:rPr>
+          <w:rFonts w:hint="default"/>
+          <w:b/>
+          <w:bCs/>
+          <w:lang w:val="en-US"/>
+        </w:rPr>
+        <w:t xml:space="preserve">Ảnh 19. </w:t>
+      </w:r>
+      <w:r>
+        <w:rPr>
+          <w:rFonts w:hint="default"/>
+          <w:b/>
+          <w:bCs/>
+          <w:lang w:val="en-US"/>
+        </w:rPr>
+        <w:t>Lịch sử giá nhập và giá bán của sản phẩm.</w:t>
+      </w:r>
+    </w:p>
+    <w:p>
+      <w:pPr>
+        <w:spacing w:line="360" w:lineRule="auto"/>
+        <w:jc w:val="both"/>
+        <w:outlineLvl w:val="9"/>
+        <w:rPr>
+          <w:rFonts w:hint="default"/>
+          <w:b w:val="0"/>
+          <w:bCs w:val="0"/>
+          <w:lang w:val="en-US"/>
+        </w:rPr>
+      </w:pPr>
+      <w:r>
+        <w:rPr>
+          <w:rFonts w:hint="default"/>
+          <w:b/>
+          <w:bCs/>
+          <w:lang w:val="en-US"/>
+        </w:rPr>
+        <w:t xml:space="preserve">- </w:t>
+      </w:r>
+      <w:r>
+        <w:rPr>
+          <w:rFonts w:hint="default"/>
+          <w:b w:val="0"/>
+          <w:bCs w:val="0"/>
+          <w:lang w:val="en-US"/>
+        </w:rPr>
+        <w:t>Sản phẩm chi tiết và giảm giá của sản phẩm đó trong đơn hàng.</w:t>
+      </w:r>
+    </w:p>
+    <w:p>
+      <w:pPr>
+        <w:spacing w:line="360" w:lineRule="auto"/>
+        <w:jc w:val="center"/>
+        <w:outlineLvl w:val="2"/>
+      </w:pPr>
+      <w:r>
+        <w:drawing>
+          <wp:inline distT="0" distB="0" distL="114300" distR="114300">
+            <wp:extent cx="5565140" cy="3290570"/>
+            <wp:effectExtent l="0" t="0" r="12700" b="1270"/>
+            <wp:docPr id="38" name="Picture 15"/>
+            <wp:cNvGraphicFramePr>
+              <a:graphicFrameLocks xmlns:a="http://schemas.openxmlformats.org/drawingml/2006/main" noChangeAspect="1"/>
+            </wp:cNvGraphicFramePr>
+            <a:graphic xmlns:a="http://schemas.openxmlformats.org/drawingml/2006/main">
+              <a:graphicData uri="http://schemas.openxmlformats.org/drawingml/2006/picture">
+                <pic:pic xmlns:pic="http://schemas.openxmlformats.org/drawingml/2006/picture">
+                  <pic:nvPicPr>
+                    <pic:cNvPr id="38" name="Picture 15"/>
+                    <pic:cNvPicPr>
+                      <a:picLocks noChangeAspect="1"/>
+                    </pic:cNvPicPr>
+                  </pic:nvPicPr>
+                  <pic:blipFill>
+                    <a:blip r:embed="rId37"/>
+                    <a:stretch>
+                      <a:fillRect/>
+                    </a:stretch>
+                  </pic:blipFill>
+                  <pic:spPr>
+                    <a:xfrm>
+                      <a:off x="0" y="0"/>
+                      <a:ext cx="5565140" cy="3290570"/>
+                    </a:xfrm>
+                    <a:prstGeom prst="rect">
+                      <a:avLst/>
+                    </a:prstGeom>
+                    <a:noFill/>
+                    <a:ln>
+                      <a:noFill/>
+                    </a:ln>
+                  </pic:spPr>
+                </pic:pic>
+              </a:graphicData>
+            </a:graphic>
+          </wp:inline>
+        </w:drawing>
+      </w:r>
+    </w:p>
+    <w:p>
+      <w:pPr>
+        <w:spacing w:line="360" w:lineRule="auto"/>
+        <w:jc w:val="center"/>
+        <w:outlineLvl w:val="8"/>
+        <w:rPr>
+          <w:rFonts w:hint="default"/>
+          <w:b/>
+          <w:bCs/>
+          <w:lang w:val="en-US"/>
+        </w:rPr>
+      </w:pPr>
+      <w:r>
+        <w:rPr>
+          <w:rFonts w:hint="default"/>
+          <w:b/>
+          <w:bCs/>
+          <w:lang w:val="en-US"/>
+        </w:rPr>
+        <w:t>Ảnh 20. Sản phẩm và giảm giá trong đơn hàng.</w:t>
+      </w:r>
+    </w:p>
+    <w:p>
+      <w:pPr>
+        <w:spacing w:line="360" w:lineRule="auto"/>
+        <w:jc w:val="both"/>
+        <w:outlineLvl w:val="9"/>
+        <w:rPr>
+          <w:rFonts w:hint="default"/>
+          <w:b w:val="0"/>
+          <w:bCs w:val="0"/>
+          <w:lang w:val="en-US"/>
+        </w:rPr>
+      </w:pPr>
+      <w:r>
+        <w:rPr>
+          <w:rFonts w:hint="default"/>
+          <w:b w:val="0"/>
+          <w:bCs w:val="0"/>
+          <w:lang w:val="en-US"/>
+        </w:rPr>
+        <w:t>- Đơn hàng và yêu cầu trả hàng của các sản phẩm trong đơn.</w:t>
+      </w:r>
+    </w:p>
+    <w:p>
+      <w:pPr>
+        <w:spacing w:line="360" w:lineRule="auto"/>
+        <w:jc w:val="center"/>
+        <w:outlineLvl w:val="2"/>
+        <w:rPr>
+          <w:rFonts w:hint="default"/>
+          <w:b/>
+          <w:bCs/>
+          <w:lang w:val="en-US"/>
+        </w:rPr>
+      </w:pPr>
+      <w:r>
+        <w:drawing>
+          <wp:inline distT="0" distB="0" distL="114300" distR="114300">
+            <wp:extent cx="5564505" cy="2954655"/>
+            <wp:effectExtent l="0" t="0" r="13335" b="1905"/>
+            <wp:docPr id="39" name="Picture 16"/>
+            <wp:cNvGraphicFramePr>
+              <a:graphicFrameLocks xmlns:a="http://schemas.openxmlformats.org/drawingml/2006/main" noChangeAspect="1"/>
+            </wp:cNvGraphicFramePr>
+            <a:graphic xmlns:a="http://schemas.openxmlformats.org/drawingml/2006/main">
+              <a:graphicData uri="http://schemas.openxmlformats.org/drawingml/2006/picture">
+                <pic:pic xmlns:pic="http://schemas.openxmlformats.org/drawingml/2006/picture">
+                  <pic:nvPicPr>
+                    <pic:cNvPr id="39" name="Picture 16"/>
+                    <pic:cNvPicPr>
+                      <a:picLocks noChangeAspect="1"/>
+                    </pic:cNvPicPr>
+                  </pic:nvPicPr>
+                  <pic:blipFill>
+                    <a:blip r:embed="rId38"/>
+                    <a:stretch>
+                      <a:fillRect/>
+                    </a:stretch>
+                  </pic:blipFill>
+                  <pic:spPr>
+                    <a:xfrm>
+                      <a:off x="0" y="0"/>
+                      <a:ext cx="5564505" cy="2954655"/>
+                    </a:xfrm>
+                    <a:prstGeom prst="rect">
+                      <a:avLst/>
+                    </a:prstGeom>
+                    <a:noFill/>
+                    <a:ln>
+                      <a:noFill/>
+                    </a:ln>
+                  </pic:spPr>
+                </pic:pic>
+              </a:graphicData>
+            </a:graphic>
+          </wp:inline>
+        </w:drawing>
+      </w:r>
+    </w:p>
+    <w:p>
+      <w:pPr>
+        <w:spacing w:line="360" w:lineRule="auto"/>
+        <w:jc w:val="center"/>
+        <w:outlineLvl w:val="8"/>
+        <w:rPr>
+          <w:rFonts w:hint="default"/>
+          <w:lang w:val="en-US"/>
+        </w:rPr>
+      </w:pPr>
+      <w:r>
+        <w:rPr>
+          <w:rFonts w:hint="default"/>
+          <w:b/>
+          <w:bCs/>
+          <w:lang w:val="en-US"/>
+        </w:rPr>
+        <w:t>Ảnh 21. Đơn hàng và hoàn trả sản phẩm.</w:t>
+      </w:r>
+    </w:p>
+    <w:p>
+      <w:pPr>
+        <w:spacing w:line="360" w:lineRule="auto"/>
         <w:jc w:val="center"/>
         <w:rPr>
           <w:rFonts w:hint="default"/>
@@ -10345,28 +12423,42 @@
           <w:rFonts w:hint="default"/>
           <w:lang w:val="en-US"/>
         </w:rPr>
-        <w:t>(Bấm vào đây để xem chi tiết)</w:t>
-      </w:r>
-      <w:r>
-        <w:rPr>
+        <w:t xml:space="preserve">(Bấm vào đây để xem </w:t>
+      </w:r>
+      <w:bookmarkStart w:id="40" w:name="_GoBack"/>
+      <w:bookmarkEnd w:id="40"/>
+      <w:r>
+        <w:rPr>
+          <w:rStyle w:val="6"/>
           <w:rFonts w:hint="default"/>
           <w:lang w:val="en-US"/>
         </w:rPr>
+        <w:t>chi tiết)</w:t>
+      </w:r>
+      <w:r>
+        <w:rPr>
+          <w:rFonts w:hint="default"/>
+          <w:lang w:val="en-US"/>
+        </w:rPr>
         <w:fldChar w:fldCharType="end"/>
       </w:r>
     </w:p>
     <w:p>
       <w:pPr>
         <w:pStyle w:val="2"/>
-      </w:pPr>
-      <w:bookmarkStart w:id="7" w:name="_Toc19613902"/>
+        <w:spacing w:line="360" w:lineRule="auto"/>
+      </w:pPr>
+      <w:bookmarkStart w:id="28" w:name="_Toc31959"/>
+      <w:bookmarkStart w:id="29" w:name="_Toc31764"/>
       <w:r>
         <w:t>PHẦN 5 – THỰC HIỆN DỰ ÁN</w:t>
       </w:r>
-      <w:bookmarkEnd w:id="7"/>
-    </w:p>
-    <w:p>
-      <w:pPr>
+      <w:bookmarkEnd w:id="28"/>
+      <w:bookmarkEnd w:id="29"/>
+    </w:p>
+    <w:p>
+      <w:pPr>
+        <w:spacing w:line="360" w:lineRule="auto"/>
         <w:rPr>
           <w:lang w:val="en-US"/>
         </w:rPr>
@@ -10380,6 +12472,7 @@
     </w:p>
     <w:p>
       <w:pPr>
+        <w:spacing w:line="360" w:lineRule="auto"/>
         <w:rPr>
           <w:lang w:val="en-US"/>
         </w:rPr>
@@ -10393,6 +12486,7 @@
     </w:p>
     <w:p>
       <w:pPr>
+        <w:spacing w:line="360" w:lineRule="auto"/>
         <w:rPr>
           <w:lang w:val="en-US"/>
         </w:rPr>
@@ -10406,6 +12500,7 @@
     </w:p>
     <w:p>
       <w:pPr>
+        <w:spacing w:line="360" w:lineRule="auto"/>
         <w:rPr>
           <w:lang w:val="en-US"/>
         </w:rPr>
@@ -10420,15 +12515,19 @@
     <w:p>
       <w:pPr>
         <w:pStyle w:val="2"/>
-      </w:pPr>
-      <w:bookmarkStart w:id="8" w:name="_Toc19613903"/>
+        <w:spacing w:line="360" w:lineRule="auto"/>
+      </w:pPr>
+      <w:bookmarkStart w:id="30" w:name="_Toc11227"/>
+      <w:bookmarkStart w:id="31" w:name="_Toc14389"/>
       <w:r>
         <w:t>PHẦN 6 – KIỂM THỬ</w:t>
       </w:r>
-      <w:bookmarkEnd w:id="8"/>
-    </w:p>
-    <w:p>
-      <w:pPr>
+      <w:bookmarkEnd w:id="30"/>
+      <w:bookmarkEnd w:id="31"/>
+    </w:p>
+    <w:p>
+      <w:pPr>
+        <w:spacing w:line="360" w:lineRule="auto"/>
         <w:rPr>
           <w:lang w:val="en-US"/>
         </w:rPr>
@@ -10443,15 +12542,19 @@
     <w:p>
       <w:pPr>
         <w:pStyle w:val="2"/>
-      </w:pPr>
-      <w:bookmarkStart w:id="9" w:name="_Toc19613904"/>
+        <w:spacing w:line="360" w:lineRule="auto"/>
+      </w:pPr>
+      <w:bookmarkStart w:id="32" w:name="_Toc25308"/>
+      <w:bookmarkStart w:id="33" w:name="_Toc13131"/>
       <w:r>
         <w:t>PHẦN 7 – HƯỚNG DẪN TRIỂN KHAI VÀ SỬ DỤNG</w:t>
       </w:r>
-      <w:bookmarkEnd w:id="9"/>
-    </w:p>
-    <w:p>
-      <w:pPr>
+      <w:bookmarkEnd w:id="32"/>
+      <w:bookmarkEnd w:id="33"/>
+    </w:p>
+    <w:p>
+      <w:pPr>
+        <w:spacing w:line="360" w:lineRule="auto"/>
         <w:rPr>
           <w:lang w:val="en-US"/>
         </w:rPr>
@@ -10465,6 +12568,7 @@
     </w:p>
     <w:p>
       <w:pPr>
+        <w:spacing w:line="360" w:lineRule="auto"/>
         <w:rPr>
           <w:lang w:val="en-US"/>
         </w:rPr>
@@ -10479,15 +12583,19 @@
     <w:p>
       <w:pPr>
         <w:pStyle w:val="2"/>
-      </w:pPr>
-      <w:bookmarkStart w:id="10" w:name="_Toc19613905"/>
+        <w:spacing w:line="360" w:lineRule="auto"/>
+      </w:pPr>
+      <w:bookmarkStart w:id="34" w:name="_Toc8669"/>
+      <w:bookmarkStart w:id="35" w:name="_Toc21770"/>
       <w:r>
         <w:t>KẾT LUẬN</w:t>
       </w:r>
-      <w:bookmarkEnd w:id="10"/>
-    </w:p>
-    <w:p>
-      <w:pPr>
+      <w:bookmarkEnd w:id="34"/>
+      <w:bookmarkEnd w:id="35"/>
+    </w:p>
+    <w:p>
+      <w:pPr>
+        <w:spacing w:line="360" w:lineRule="auto"/>
         <w:rPr>
           <w:lang w:val="en-US"/>
         </w:rPr>
@@ -10501,6 +12609,7 @@
     </w:p>
     <w:p>
       <w:pPr>
+        <w:spacing w:line="360" w:lineRule="auto"/>
         <w:rPr>
           <w:lang w:val="en-US"/>
         </w:rPr>
@@ -10515,24 +12624,33 @@
     <w:p>
       <w:pPr>
         <w:pStyle w:val="2"/>
-      </w:pPr>
-      <w:bookmarkStart w:id="11" w:name="_Toc19613906"/>
+        <w:spacing w:line="360" w:lineRule="auto"/>
+      </w:pPr>
+      <w:bookmarkStart w:id="36" w:name="_Toc26685"/>
+      <w:bookmarkStart w:id="37" w:name="_Toc4724"/>
       <w:r>
         <w:t>PHỤ LỤC</w:t>
       </w:r>
-      <w:bookmarkEnd w:id="11"/>
+      <w:bookmarkEnd w:id="36"/>
+      <w:bookmarkEnd w:id="37"/>
     </w:p>
     <w:p>
       <w:pPr>
         <w:pStyle w:val="2"/>
-      </w:pPr>
-      <w:bookmarkStart w:id="12" w:name="_Toc19613907"/>
+        <w:spacing w:line="360" w:lineRule="auto"/>
+      </w:pPr>
+      <w:bookmarkStart w:id="38" w:name="_Toc15530"/>
+      <w:bookmarkStart w:id="39" w:name="_Toc7989"/>
       <w:r>
         <w:t>TÀI LIỆU THAM KHẢO</w:t>
       </w:r>
-      <w:bookmarkEnd w:id="12"/>
-    </w:p>
-    <w:p>
+      <w:bookmarkEnd w:id="38"/>
+      <w:bookmarkEnd w:id="39"/>
+    </w:p>
+    <w:p>
+      <w:pPr>
+        <w:spacing w:line="360" w:lineRule="auto"/>
+      </w:pPr>
       <w:r>
         <w:rPr>
           <w:rFonts w:hint="default"/>
@@ -10544,9 +12662,11 @@
       <w:headerReference r:id="rId5" w:type="default"/>
       <w:footerReference r:id="rId6" w:type="default"/>
       <w:pgSz w:w="11909" w:h="16834"/>
-      <w:pgMar w:top="1440" w:right="1440" w:bottom="1440" w:left="1440" w:header="720" w:footer="720" w:gutter="0"/>
-      <w:cols w:space="720" w:num="1"/>
+      <w:pgMar w:top="1987" w:right="1440" w:bottom="1440" w:left="1701" w:header="720" w:footer="720" w:gutter="0"/>
+      <w:paperSrc/>
+      <w:cols w:space="0" w:num="1"/>
       <w:titlePg/>
+      <w:rtlGutter w:val="0"/>
       <w:docGrid w:linePitch="381" w:charSpace="0"/>
     </w:sectPr>
   </w:body>
@@ -10786,7 +12906,6 @@
         <w:lang w:val="en-US"/>
       </w:rPr>
       <w:tab/>
-      <w:t/>
     </w:r>
     <w:r>
       <w:rPr>
@@ -10794,7 +12913,6 @@
         <w:lang w:val="en-US"/>
       </w:rPr>
       <w:tab/>
-      <w:t/>
     </w:r>
     <w:r>
       <w:rPr>
@@ -10802,7 +12920,6 @@
         <w:lang w:val="en-US"/>
       </w:rPr>
       <w:tab/>
-      <w:t/>
     </w:r>
     <w:r>
       <w:rPr>
@@ -10810,7 +12927,6 @@
         <w:lang w:val="en-US"/>
       </w:rPr>
       <w:tab/>
-      <w:t/>
     </w:r>
     <w:r>
       <w:rPr>
@@ -11209,7 +13325,7 @@
     <w:lsdException w:uiPriority="99" w:name="Body Text Indent 3"/>
     <w:lsdException w:uiPriority="99" w:name="Block Text"/>
     <w:lsdException w:qFormat="1" w:uiPriority="99" w:semiHidden="0" w:name="Hyperlink"/>
-    <w:lsdException w:uiPriority="99" w:name="FollowedHyperlink"/>
+    <w:lsdException w:qFormat="1" w:uiPriority="99" w:name="FollowedHyperlink"/>
     <w:lsdException w:qFormat="1" w:unhideWhenUsed="0" w:uiPriority="22" w:semiHidden="0" w:name="Strong"/>
     <w:lsdException w:qFormat="1" w:unhideWhenUsed="0" w:uiPriority="20" w:semiHidden="0" w:name="Emphasis"/>
     <w:lsdException w:uiPriority="99" w:name="Document Map"/>
@@ -11455,6 +13571,7 @@
     <w:basedOn w:val="4"/>
     <w:semiHidden/>
     <w:unhideWhenUsed/>
+    <w:qFormat/>
     <w:uiPriority w:val="99"/>
     <w:rPr>
       <w:color w:val="800080"/>
@@ -11640,6 +13757,17 @@
       <w:rFonts w:ascii="Times New Roman" w:hAnsi="Times New Roman"/>
       <w:sz w:val="28"/>
       <w:lang w:val="vi-VN"/>
+    </w:rPr>
+  </w:style>
+  <w:style w:type="paragraph" w:customStyle="1" w:styleId="19">
+    <w:name w:val="WPSOffice手动目录 1"/>
+    <w:uiPriority w:val="0"/>
+    <w:pPr>
+      <w:ind w:leftChars="0"/>
+    </w:pPr>
+    <w:rPr>
+      <w:sz w:val="20"/>
+      <w:szCs w:val="20"/>
     </w:rPr>
   </w:style>
 </w:styles>

--- a/Báo Cáo DATN_GD1.docx
+++ b/Báo Cáo DATN_GD1.docx
@@ -82,7 +82,7 @@
           </mc:Choice>
           <mc:Fallback>
             <w:pict>
-              <v:rect id="Rectangle 1" o:spid="_x0000_s1026" o:spt="1" style="position:absolute;left:0pt;margin-left:-60.05pt;margin-top:-70.15pt;height:787.1pt;width:546.6pt;z-index:251659264;v-text-anchor:middle;mso-width-relative:page;mso-height-relative:page;" filled="f" stroked="t" coordsize="21600,21600" o:gfxdata="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">
+              <v:rect id="Rectangle 1" o:spid="_x0000_s1026" o:spt="1" style="position:absolute;left:0pt;margin-left:-60.05pt;margin-top:-70.15pt;height:787.1pt;width:546.6pt;z-index:251659264;v-text-anchor:middle;mso-width-relative:page;mso-height-relative:page;" filled="f" stroked="t" coordsize="21600,21600" o:gfxdata="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">
                 <v:fill on="f" focussize="0,0"/>
                 <v:stroke weight="5pt" color="#41719C [3204]" linestyle="thinThick" miterlimit="8" joinstyle="miter"/>
                 <v:imagedata o:title=""/>
@@ -187,37 +187,6 @@
         </w:rPr>
         <w:t>CHUYÊN NGÀNH: PHÁT TRIỂN PHẦN MỀM</w:t>
       </w:r>
-    </w:p>
-    <w:p>
-      <w:pPr>
-        <w:pStyle w:val="11"/>
-        <w:keepNext w:val="0"/>
-        <w:keepLines w:val="0"/>
-        <w:widowControl/>
-        <w:suppressLineNumbers w:val="0"/>
-        <w:pBdr>
-          <w:top w:val="none" w:color="auto" w:sz="0" w:space="0"/>
-          <w:left w:val="none" w:color="auto" w:sz="0" w:space="0"/>
-          <w:bottom w:val="none" w:color="auto" w:sz="0" w:space="0"/>
-          <w:right w:val="none" w:color="auto" w:sz="0" w:space="0"/>
-        </w:pBdr>
-        <w:bidi w:val="0"/>
-        <w:spacing w:before="0" w:beforeAutospacing="0" w:after="0" w:afterAutospacing="0" w:line="360" w:lineRule="auto"/>
-        <w:ind w:left="-3" w:hanging="3"/>
-        <w:jc w:val="center"/>
-        <w:rPr>
-          <w:rFonts w:hint="default" w:ascii="Times New Roman" w:hAnsi="Times New Roman" w:cs="Times New Roman"/>
-          <w:b/>
-          <w:bCs/>
-          <w:i w:val="0"/>
-          <w:iCs w:val="0"/>
-          <w:color w:val="000000"/>
-          <w:sz w:val="28"/>
-          <w:szCs w:val="28"/>
-          <w:u w:val="none"/>
-          <w:vertAlign w:val="baseline"/>
-        </w:rPr>
-      </w:pPr>
     </w:p>
     <w:p>
       <w:pPr>
@@ -332,41 +301,7 @@
           <w:u w:val="none"/>
           <w:vertAlign w:val="baseline"/>
         </w:rPr>
-        <w:t>    </w:t>
-      </w:r>
-    </w:p>
-    <w:p>
-      <w:pPr>
-        <w:pStyle w:val="11"/>
-        <w:keepNext w:val="0"/>
-        <w:keepLines w:val="0"/>
-        <w:widowControl/>
-        <w:suppressLineNumbers w:val="0"/>
-        <w:pBdr>
-          <w:top w:val="none" w:color="auto" w:sz="0" w:space="0"/>
-          <w:left w:val="none" w:color="auto" w:sz="0" w:space="0"/>
-          <w:bottom w:val="none" w:color="auto" w:sz="0" w:space="0"/>
-          <w:right w:val="none" w:color="auto" w:sz="0" w:space="0"/>
-        </w:pBdr>
-        <w:bidi w:val="0"/>
-        <w:spacing w:before="0" w:beforeAutospacing="0" w:after="0" w:afterAutospacing="0" w:line="360" w:lineRule="auto"/>
-        <w:ind w:left="-3" w:hanging="4"/>
-        <w:jc w:val="center"/>
-      </w:pPr>
-      <w:r>
-        <w:rPr>
-          <w:rFonts w:hint="default" w:ascii="Times New Roman" w:hAnsi="Times New Roman" w:cs="Times New Roman"/>
-          <w:b/>
-          <w:bCs/>
-          <w:i w:val="0"/>
-          <w:iCs w:val="0"/>
-          <w:color w:val="000000"/>
-          <w:sz w:val="44"/>
-          <w:szCs w:val="44"/>
-          <w:u w:val="none"/>
-          <w:vertAlign w:val="baseline"/>
-        </w:rPr>
-        <w:t>    </w:t>
+        <w:t>        </w:t>
       </w:r>
     </w:p>
     <w:p>
@@ -449,16 +384,6 @@
     </w:p>
     <w:p>
       <w:pPr>
-        <w:keepNext w:val="0"/>
-        <w:keepLines w:val="0"/>
-        <w:widowControl/>
-        <w:suppressLineNumbers w:val="0"/>
-        <w:spacing w:line="360" w:lineRule="auto"/>
-        <w:jc w:val="left"/>
-      </w:pPr>
-    </w:p>
-    <w:p>
-      <w:pPr>
         <w:pStyle w:val="11"/>
         <w:keepNext w:val="0"/>
         <w:keepLines w:val="0"/>
@@ -880,8 +805,6 @@
         <w:spacing w:before="0" w:beforeAutospacing="0" w:after="0" w:afterAutospacing="0" w:line="360" w:lineRule="auto"/>
         <w:ind w:left="3597" w:leftChars="0" w:firstLine="720" w:firstLineChars="0"/>
         <w:jc w:val="both"/>
-      </w:pPr>
-      <w:r>
         <w:rPr>
           <w:rFonts w:hint="default" w:ascii="Times New Roman" w:hAnsi="Times New Roman" w:cs="Times New Roman"/>
           <w:i w:val="0"/>
@@ -892,91 +815,19 @@
           <w:u w:val="none"/>
           <w:vertAlign w:val="baseline"/>
         </w:rPr>
+      </w:pPr>
+      <w:r>
+        <w:rPr>
+          <w:rFonts w:hint="default" w:ascii="Times New Roman" w:hAnsi="Times New Roman" w:cs="Times New Roman"/>
+          <w:i w:val="0"/>
+          <w:iCs w:val="0"/>
+          <w:color w:val="000000"/>
+          <w:sz w:val="28"/>
+          <w:szCs w:val="28"/>
+          <w:u w:val="none"/>
+          <w:vertAlign w:val="baseline"/>
+        </w:rPr>
         <w:t>Khóa: K19.3.2</w:t>
-      </w:r>
-    </w:p>
-    <w:p>
-      <w:pPr>
-        <w:keepNext w:val="0"/>
-        <w:keepLines w:val="0"/>
-        <w:widowControl/>
-        <w:suppressLineNumbers w:val="0"/>
-        <w:spacing w:after="240" w:afterAutospacing="0" w:line="360" w:lineRule="auto"/>
-        <w:jc w:val="left"/>
-        <w:rPr>
-          <w:rFonts w:ascii="SimSun" w:hAnsi="SimSun" w:eastAsia="SimSun" w:cs="SimSun"/>
-          <w:b w:val="0"/>
-          <w:bCs w:val="0"/>
-          <w:kern w:val="0"/>
-          <w:sz w:val="24"/>
-          <w:szCs w:val="24"/>
-          <w:lang w:val="en-US" w:eastAsia="zh-CN" w:bidi="ar"/>
-        </w:rPr>
-      </w:pPr>
-      <w:r>
-        <w:rPr>
-          <w:rFonts w:ascii="SimSun" w:hAnsi="SimSun" w:eastAsia="SimSun" w:cs="SimSun"/>
-          <w:b w:val="0"/>
-          <w:bCs w:val="0"/>
-          <w:kern w:val="0"/>
-          <w:sz w:val="24"/>
-          <w:szCs w:val="24"/>
-          <w:lang w:val="en-US" w:eastAsia="zh-CN" w:bidi="ar"/>
-        </w:rPr>
-        <w:br w:type="textWrapping"/>
-      </w:r>
-      <w:r>
-        <w:rPr>
-          <w:rFonts w:ascii="SimSun" w:hAnsi="SimSun" w:eastAsia="SimSun" w:cs="SimSun"/>
-          <w:b w:val="0"/>
-          <w:bCs w:val="0"/>
-          <w:kern w:val="0"/>
-          <w:sz w:val="24"/>
-          <w:szCs w:val="24"/>
-          <w:lang w:val="en-US" w:eastAsia="zh-CN" w:bidi="ar"/>
-        </w:rPr>
-        <w:br w:type="textWrapping"/>
-      </w:r>
-    </w:p>
-    <w:p>
-      <w:pPr>
-        <w:keepNext w:val="0"/>
-        <w:keepLines w:val="0"/>
-        <w:widowControl/>
-        <w:suppressLineNumbers w:val="0"/>
-        <w:spacing w:after="240" w:afterAutospacing="0" w:line="360" w:lineRule="auto"/>
-        <w:jc w:val="left"/>
-        <w:rPr>
-          <w:rFonts w:ascii="SimSun" w:hAnsi="SimSun" w:eastAsia="SimSun" w:cs="SimSun"/>
-          <w:b w:val="0"/>
-          <w:bCs w:val="0"/>
-          <w:kern w:val="0"/>
-          <w:sz w:val="24"/>
-          <w:szCs w:val="24"/>
-          <w:lang w:val="en-US" w:eastAsia="zh-CN" w:bidi="ar"/>
-        </w:rPr>
-      </w:pPr>
-    </w:p>
-    <w:p>
-      <w:pPr>
-        <w:keepNext w:val="0"/>
-        <w:keepLines w:val="0"/>
-        <w:widowControl/>
-        <w:suppressLineNumbers w:val="0"/>
-        <w:spacing w:after="240" w:afterAutospacing="0" w:line="360" w:lineRule="auto"/>
-        <w:jc w:val="left"/>
-      </w:pPr>
-      <w:r>
-        <w:rPr>
-          <w:rFonts w:ascii="SimSun" w:hAnsi="SimSun" w:eastAsia="SimSun" w:cs="SimSun"/>
-          <w:b w:val="0"/>
-          <w:bCs w:val="0"/>
-          <w:kern w:val="0"/>
-          <w:sz w:val="24"/>
-          <w:szCs w:val="24"/>
-          <w:lang w:val="en-US" w:eastAsia="zh-CN" w:bidi="ar"/>
-        </w:rPr>
-        <w:br w:type="textWrapping"/>
       </w:r>
     </w:p>
     <w:p>
@@ -994,7 +845,62 @@
         </w:pBdr>
         <w:bidi w:val="0"/>
         <w:spacing w:before="0" w:beforeAutospacing="0" w:after="0" w:afterAutospacing="0" w:line="360" w:lineRule="auto"/>
-        <w:ind w:left="-3" w:hanging="3"/>
+        <w:jc w:val="both"/>
+        <w:rPr>
+          <w:rFonts w:hint="default" w:ascii="Times New Roman" w:hAnsi="Times New Roman" w:cs="Times New Roman"/>
+          <w:i w:val="0"/>
+          <w:iCs w:val="0"/>
+          <w:color w:val="000000"/>
+          <w:sz w:val="28"/>
+          <w:szCs w:val="28"/>
+          <w:u w:val="none"/>
+          <w:vertAlign w:val="baseline"/>
+        </w:rPr>
+      </w:pPr>
+    </w:p>
+    <w:p>
+      <w:pPr>
+        <w:pStyle w:val="11"/>
+        <w:keepNext w:val="0"/>
+        <w:keepLines w:val="0"/>
+        <w:widowControl/>
+        <w:suppressLineNumbers w:val="0"/>
+        <w:pBdr>
+          <w:top w:val="none" w:color="auto" w:sz="0" w:space="0"/>
+          <w:left w:val="none" w:color="auto" w:sz="0" w:space="0"/>
+          <w:bottom w:val="none" w:color="auto" w:sz="0" w:space="0"/>
+          <w:right w:val="none" w:color="auto" w:sz="0" w:space="0"/>
+        </w:pBdr>
+        <w:bidi w:val="0"/>
+        <w:spacing w:before="0" w:beforeAutospacing="0" w:after="0" w:afterAutospacing="0" w:line="360" w:lineRule="auto"/>
+        <w:jc w:val="both"/>
+        <w:rPr>
+          <w:rFonts w:hint="default" w:ascii="Times New Roman" w:hAnsi="Times New Roman" w:cs="Times New Roman"/>
+          <w:i w:val="0"/>
+          <w:iCs w:val="0"/>
+          <w:color w:val="000000"/>
+          <w:sz w:val="28"/>
+          <w:szCs w:val="28"/>
+          <w:u w:val="none"/>
+          <w:vertAlign w:val="baseline"/>
+        </w:rPr>
+      </w:pPr>
+    </w:p>
+    <w:p>
+      <w:pPr>
+        <w:pStyle w:val="11"/>
+        <w:keepNext w:val="0"/>
+        <w:keepLines w:val="0"/>
+        <w:widowControl/>
+        <w:suppressLineNumbers w:val="0"/>
+        <w:pBdr>
+          <w:top w:val="none" w:color="auto" w:sz="0" w:space="0"/>
+          <w:left w:val="none" w:color="auto" w:sz="0" w:space="0"/>
+          <w:bottom w:val="none" w:color="auto" w:sz="0" w:space="0"/>
+          <w:right w:val="none" w:color="auto" w:sz="0" w:space="0"/>
+        </w:pBdr>
+        <w:bidi w:val="0"/>
+        <w:spacing w:before="0" w:beforeAutospacing="0" w:after="0" w:afterAutospacing="0" w:line="360" w:lineRule="auto"/>
         <w:jc w:val="center"/>
       </w:pPr>
       <w:r>
@@ -1010,11 +916,11 @@
           <w:u w:val="none"/>
           <w:vertAlign w:val="baseline"/>
         </w:rPr>
-        <w:t xml:space="preserve">Hồ Chí Minh, tháng </w:t>
-      </w:r>
-      <w:r>
-        <w:rPr>
-          <w:rFonts w:hint="default" w:ascii="Times New Roman" w:hAnsi="Times New Roman" w:cs="Times New Roman"/>
+        <w:t>Hồ Chí Minh,</w:t>
+      </w:r>
+      <w:r>
+        <w:rPr>
+          <w:rFonts w:hint="default" w:cs="Times New Roman"/>
           <w:b/>
           <w:bCs/>
           <w:i/>
@@ -1026,7 +932,7 @@
           <w:vertAlign w:val="baseline"/>
           <w:lang w:val="en-US"/>
         </w:rPr>
-        <w:t xml:space="preserve">… </w:t>
+        <w:t xml:space="preserve"> 28</w:t>
       </w:r>
       <w:r>
         <w:rPr>
@@ -1041,1442 +947,986 @@
           <w:u w:val="none"/>
           <w:vertAlign w:val="baseline"/>
         </w:rPr>
+        <w:t xml:space="preserve"> tháng </w:t>
+      </w:r>
+      <w:r>
+        <w:rPr>
+          <w:rFonts w:hint="default" w:cs="Times New Roman"/>
+          <w:b/>
+          <w:bCs/>
+          <w:i/>
+          <w:iCs/>
+          <w:color w:val="000000"/>
+          <w:sz w:val="28"/>
+          <w:szCs w:val="28"/>
+          <w:u w:val="none"/>
+          <w:vertAlign w:val="baseline"/>
+          <w:lang w:val="en-US"/>
+        </w:rPr>
+        <w:t xml:space="preserve">6 </w:t>
+      </w:r>
+      <w:bookmarkStart w:id="113" w:name="_GoBack"/>
+      <w:bookmarkEnd w:id="113"/>
+      <w:r>
+        <w:rPr>
+          <w:rFonts w:hint="default" w:ascii="Times New Roman" w:hAnsi="Times New Roman" w:cs="Times New Roman"/>
+          <w:b/>
+          <w:bCs/>
+          <w:i/>
+          <w:iCs/>
+          <w:color w:val="000000"/>
+          <w:sz w:val="28"/>
+          <w:szCs w:val="28"/>
+          <w:u w:val="none"/>
+          <w:vertAlign w:val="baseline"/>
+        </w:rPr>
         <w:t>năm 2025</w:t>
       </w:r>
     </w:p>
     <w:p>
       <w:pPr>
-        <w:spacing w:line="360" w:lineRule="auto"/>
-        <w:jc w:val="left"/>
-      </w:pPr>
-    </w:p>
-    <w:sdt>
-      <w:sdtPr>
-        <w:rPr>
-          <w:rFonts w:ascii="SimSun" w:hAnsi="SimSun" w:eastAsia="SimSun" w:cstheme="minorBidi"/>
-          <w:sz w:val="21"/>
+        <w:pStyle w:val="14"/>
+        <w:tabs>
+          <w:tab w:val="right" w:leader="dot" w:pos="8768"/>
+        </w:tabs>
+        <w:jc w:val="center"/>
+        <w:rPr>
+          <w:rFonts w:hint="default"/>
+          <w:b/>
+          <w:bCs/>
+          <w:lang w:val="en-US"/>
+        </w:rPr>
+      </w:pPr>
+      <w:r>
+        <w:rPr>
+          <w:rFonts w:hint="default"/>
+          <w:b/>
+          <w:bCs/>
+          <w:lang w:val="en-US"/>
+        </w:rPr>
+        <w:t>MỤC LỤC</w:t>
+      </w:r>
+    </w:p>
+    <w:p>
+      <w:pPr>
+        <w:pStyle w:val="14"/>
+        <w:tabs>
+          <w:tab w:val="right" w:leader="dot" w:pos="8768"/>
+        </w:tabs>
+      </w:pPr>
+      <w:r>
+        <w:rPr>
+          <w:rFonts w:ascii="Times New Roman" w:hAnsi="Times New Roman" w:eastAsiaTheme="minorHAnsi" w:cstheme="minorBidi"/>
+          <w:sz w:val="28"/>
           <w:szCs w:val="22"/>
           <w:lang w:val="vi-VN" w:eastAsia="en-US" w:bidi="ar-SA"/>
         </w:rPr>
-        <w:id w:val="147464147"/>
-        <w15:color w:val="DBDBDB"/>
-        <w:docPartObj>
-          <w:docPartGallery w:val="Table of Contents"/>
-          <w:docPartUnique/>
-        </w:docPartObj>
-      </w:sdtPr>
-      <w:sdtEndPr>
-        <w:rPr>
-          <w:sz w:val="28"/>
-          <w:szCs w:val="28"/>
-        </w:rPr>
-      </w:sdtEndPr>
-      <w:sdtContent>
-        <w:p>
-          <w:pPr>
-            <w:spacing w:before="0" w:beforeLines="0" w:after="0" w:afterLines="0" w:line="360" w:lineRule="auto"/>
-            <w:ind w:left="0" w:leftChars="0" w:right="0" w:rightChars="0" w:firstLine="0" w:firstLineChars="0"/>
-            <w:jc w:val="center"/>
-            <w:rPr>
-              <w:rFonts w:ascii="SimSun" w:hAnsi="SimSun" w:eastAsia="SimSun" w:cstheme="minorBidi"/>
-              <w:sz w:val="21"/>
-              <w:szCs w:val="22"/>
-              <w:lang w:val="vi-VN" w:eastAsia="en-US" w:bidi="ar-SA"/>
-            </w:rPr>
-          </w:pPr>
-        </w:p>
-        <w:p>
-          <w:pPr>
-            <w:pStyle w:val="14"/>
-            <w:tabs>
-              <w:tab w:val="right" w:leader="dot" w:pos="8768"/>
-            </w:tabs>
-            <w:spacing w:line="360" w:lineRule="auto"/>
-          </w:pPr>
-          <w:r>
-            <w:rPr>
-              <w:rFonts w:ascii="SimSun" w:hAnsi="SimSun" w:eastAsia="SimSun" w:cstheme="minorBidi"/>
-              <w:sz w:val="21"/>
-              <w:szCs w:val="22"/>
-              <w:lang w:val="vi-VN" w:eastAsia="en-US" w:bidi="ar-SA"/>
-            </w:rPr>
-            <w:fldChar w:fldCharType="begin"/>
-          </w:r>
-          <w:r>
-            <w:rPr>
-              <w:rFonts w:ascii="SimSun" w:hAnsi="SimSun" w:eastAsia="SimSun" w:cstheme="minorBidi"/>
-              <w:sz w:val="21"/>
-              <w:szCs w:val="22"/>
-              <w:lang w:val="vi-VN" w:eastAsia="en-US" w:bidi="ar-SA"/>
-            </w:rPr>
-            <w:instrText xml:space="preserve">TOC \o "1-1" \h \u </w:instrText>
-          </w:r>
-          <w:r>
-            <w:rPr>
-              <w:rFonts w:ascii="SimSun" w:hAnsi="SimSun" w:eastAsia="SimSun" w:cstheme="minorBidi"/>
-              <w:sz w:val="21"/>
-              <w:szCs w:val="22"/>
-              <w:lang w:val="vi-VN" w:eastAsia="en-US" w:bidi="ar-SA"/>
-            </w:rPr>
-            <w:fldChar w:fldCharType="separate"/>
-          </w:r>
-          <w:r>
-            <w:rPr>
-              <w:rFonts w:ascii="SimSun" w:hAnsi="SimSun" w:eastAsia="SimSun" w:cstheme="minorBidi"/>
-              <w:szCs w:val="22"/>
-              <w:lang w:val="vi-VN" w:eastAsia="en-US" w:bidi="ar-SA"/>
-            </w:rPr>
-            <w:fldChar w:fldCharType="begin"/>
-          </w:r>
-          <w:r>
-            <w:rPr>
-              <w:rFonts w:ascii="SimSun" w:hAnsi="SimSun" w:eastAsia="SimSun" w:cstheme="minorBidi"/>
-              <w:szCs w:val="22"/>
-              <w:lang w:val="vi-VN" w:eastAsia="en-US" w:bidi="ar-SA"/>
-            </w:rPr>
-            <w:instrText xml:space="preserve"> HYPERLINK \l _Toc1810 </w:instrText>
-          </w:r>
-          <w:r>
-            <w:rPr>
-              <w:rFonts w:ascii="SimSun" w:hAnsi="SimSun" w:eastAsia="SimSun" w:cstheme="minorBidi"/>
-              <w:szCs w:val="22"/>
-              <w:lang w:val="vi-VN" w:eastAsia="en-US" w:bidi="ar-SA"/>
-            </w:rPr>
-            <w:fldChar w:fldCharType="separate"/>
-          </w:r>
-          <w:r>
-            <w:t>LỜI MỞ ĐẦU</w:t>
-          </w:r>
-          <w:r>
-            <w:tab/>
-          </w:r>
-          <w:r>
-            <w:fldChar w:fldCharType="begin"/>
-          </w:r>
-          <w:r>
-            <w:instrText xml:space="preserve"> PAGEREF _Toc1810 \h </w:instrText>
-          </w:r>
-          <w:r>
-            <w:fldChar w:fldCharType="separate"/>
-          </w:r>
-          <w:r>
-            <w:t>2</w:t>
-          </w:r>
-          <w:r>
-            <w:fldChar w:fldCharType="end"/>
-          </w:r>
-          <w:r>
-            <w:rPr>
-              <w:rFonts w:ascii="SimSun" w:hAnsi="SimSun" w:eastAsia="SimSun" w:cstheme="minorBidi"/>
-              <w:szCs w:val="22"/>
-              <w:lang w:val="vi-VN" w:eastAsia="en-US" w:bidi="ar-SA"/>
-            </w:rPr>
-            <w:fldChar w:fldCharType="end"/>
-          </w:r>
-        </w:p>
-        <w:p>
-          <w:pPr>
-            <w:pStyle w:val="14"/>
-            <w:tabs>
-              <w:tab w:val="right" w:leader="dot" w:pos="8768"/>
-            </w:tabs>
-            <w:spacing w:line="360" w:lineRule="auto"/>
-          </w:pPr>
-          <w:r>
-            <w:rPr>
-              <w:rFonts w:ascii="SimSun" w:hAnsi="SimSun" w:eastAsia="SimSun" w:cstheme="minorBidi"/>
-              <w:szCs w:val="22"/>
-              <w:lang w:val="vi-VN" w:eastAsia="en-US" w:bidi="ar-SA"/>
-            </w:rPr>
-            <w:fldChar w:fldCharType="begin"/>
-          </w:r>
-          <w:r>
-            <w:rPr>
-              <w:rFonts w:ascii="SimSun" w:hAnsi="SimSun" w:eastAsia="SimSun" w:cstheme="minorBidi"/>
-              <w:szCs w:val="22"/>
-              <w:lang w:val="vi-VN" w:eastAsia="en-US" w:bidi="ar-SA"/>
-            </w:rPr>
-            <w:instrText xml:space="preserve"> HYPERLINK \l _Toc695 </w:instrText>
-          </w:r>
-          <w:r>
-            <w:rPr>
-              <w:rFonts w:ascii="SimSun" w:hAnsi="SimSun" w:eastAsia="SimSun" w:cstheme="minorBidi"/>
-              <w:szCs w:val="22"/>
-              <w:lang w:val="vi-VN" w:eastAsia="en-US" w:bidi="ar-SA"/>
-            </w:rPr>
-            <w:fldChar w:fldCharType="separate"/>
-          </w:r>
-          <w:r>
-            <w:rPr>
-              <w:rFonts w:hint="default" w:ascii="Times New Roman" w:hAnsi="Times New Roman" w:cs="Times New Roman"/>
-              <w:i w:val="0"/>
-              <w:iCs w:val="0"/>
-              <w:szCs w:val="32"/>
-              <w:vertAlign w:val="baseline"/>
-            </w:rPr>
-            <w:t>LỜI CẢM ƠN</w:t>
-          </w:r>
-          <w:r>
-            <w:tab/>
-          </w:r>
-          <w:r>
-            <w:fldChar w:fldCharType="begin"/>
-          </w:r>
-          <w:r>
-            <w:instrText xml:space="preserve"> PAGEREF _Toc695 \h </w:instrText>
-          </w:r>
-          <w:r>
-            <w:fldChar w:fldCharType="separate"/>
-          </w:r>
-          <w:r>
-            <w:t>4</w:t>
-          </w:r>
-          <w:r>
-            <w:fldChar w:fldCharType="end"/>
-          </w:r>
-          <w:r>
-            <w:rPr>
-              <w:rFonts w:ascii="SimSun" w:hAnsi="SimSun" w:eastAsia="SimSun" w:cstheme="minorBidi"/>
-              <w:szCs w:val="22"/>
-              <w:lang w:val="vi-VN" w:eastAsia="en-US" w:bidi="ar-SA"/>
-            </w:rPr>
-            <w:fldChar w:fldCharType="end"/>
-          </w:r>
-        </w:p>
-        <w:p>
-          <w:pPr>
-            <w:pStyle w:val="14"/>
-            <w:tabs>
-              <w:tab w:val="right" w:leader="dot" w:pos="8768"/>
-            </w:tabs>
-            <w:spacing w:line="360" w:lineRule="auto"/>
-          </w:pPr>
-          <w:r>
-            <w:rPr>
-              <w:rFonts w:ascii="SimSun" w:hAnsi="SimSun" w:eastAsia="SimSun" w:cstheme="minorBidi"/>
-              <w:szCs w:val="22"/>
-              <w:lang w:val="vi-VN" w:eastAsia="en-US" w:bidi="ar-SA"/>
-            </w:rPr>
-            <w:fldChar w:fldCharType="begin"/>
-          </w:r>
-          <w:r>
-            <w:rPr>
-              <w:rFonts w:ascii="SimSun" w:hAnsi="SimSun" w:eastAsia="SimSun" w:cstheme="minorBidi"/>
-              <w:szCs w:val="22"/>
-              <w:lang w:val="vi-VN" w:eastAsia="en-US" w:bidi="ar-SA"/>
-            </w:rPr>
-            <w:instrText xml:space="preserve"> HYPERLINK \l _Toc364 </w:instrText>
-          </w:r>
-          <w:r>
-            <w:rPr>
-              <w:rFonts w:ascii="SimSun" w:hAnsi="SimSun" w:eastAsia="SimSun" w:cstheme="minorBidi"/>
-              <w:szCs w:val="22"/>
-              <w:lang w:val="vi-VN" w:eastAsia="en-US" w:bidi="ar-SA"/>
-            </w:rPr>
-            <w:fldChar w:fldCharType="separate"/>
-          </w:r>
-          <w:r>
-            <w:rPr>
-              <w:lang w:val="en-US"/>
-            </w:rPr>
-            <w:t>NHẬN XÉT CỦA GV HƯỚNG DẪN</w:t>
-          </w:r>
-          <w:r>
-            <w:tab/>
-          </w:r>
-          <w:r>
-            <w:fldChar w:fldCharType="begin"/>
-          </w:r>
-          <w:r>
-            <w:instrText xml:space="preserve"> PAGEREF _Toc364 \h </w:instrText>
-          </w:r>
-          <w:r>
-            <w:fldChar w:fldCharType="separate"/>
-          </w:r>
-          <w:r>
-            <w:t>5</w:t>
-          </w:r>
-          <w:r>
-            <w:fldChar w:fldCharType="end"/>
-          </w:r>
-          <w:r>
-            <w:rPr>
-              <w:rFonts w:ascii="SimSun" w:hAnsi="SimSun" w:eastAsia="SimSun" w:cstheme="minorBidi"/>
-              <w:szCs w:val="22"/>
-              <w:lang w:val="vi-VN" w:eastAsia="en-US" w:bidi="ar-SA"/>
-            </w:rPr>
-            <w:fldChar w:fldCharType="end"/>
-          </w:r>
-        </w:p>
-        <w:p>
-          <w:pPr>
-            <w:pStyle w:val="14"/>
-            <w:tabs>
-              <w:tab w:val="right" w:leader="dot" w:pos="8768"/>
-            </w:tabs>
-            <w:spacing w:line="360" w:lineRule="auto"/>
-          </w:pPr>
-          <w:r>
-            <w:rPr>
-              <w:rFonts w:ascii="SimSun" w:hAnsi="SimSun" w:eastAsia="SimSun" w:cstheme="minorBidi"/>
-              <w:szCs w:val="22"/>
-              <w:lang w:val="vi-VN" w:eastAsia="en-US" w:bidi="ar-SA"/>
-            </w:rPr>
-            <w:fldChar w:fldCharType="begin"/>
-          </w:r>
-          <w:r>
-            <w:rPr>
-              <w:rFonts w:ascii="SimSun" w:hAnsi="SimSun" w:eastAsia="SimSun" w:cstheme="minorBidi"/>
-              <w:szCs w:val="22"/>
-              <w:lang w:val="vi-VN" w:eastAsia="en-US" w:bidi="ar-SA"/>
-            </w:rPr>
-            <w:instrText xml:space="preserve"> HYPERLINK \l _Toc4434 </w:instrText>
-          </w:r>
-          <w:r>
-            <w:rPr>
-              <w:rFonts w:ascii="SimSun" w:hAnsi="SimSun" w:eastAsia="SimSun" w:cstheme="minorBidi"/>
-              <w:szCs w:val="22"/>
-              <w:lang w:val="vi-VN" w:eastAsia="en-US" w:bidi="ar-SA"/>
-            </w:rPr>
-            <w:fldChar w:fldCharType="separate"/>
-          </w:r>
-          <w:r>
-            <w:rPr>
-              <w:lang w:val="en-US"/>
-            </w:rPr>
-            <w:t>NHẬN XÉT CỦA GV PHẢN BIỆN</w:t>
-          </w:r>
-          <w:r>
-            <w:tab/>
-          </w:r>
-          <w:r>
-            <w:fldChar w:fldCharType="begin"/>
-          </w:r>
-          <w:r>
-            <w:instrText xml:space="preserve"> PAGEREF _Toc4434 \h </w:instrText>
-          </w:r>
-          <w:r>
-            <w:fldChar w:fldCharType="separate"/>
-          </w:r>
-          <w:r>
-            <w:t>7</w:t>
-          </w:r>
-          <w:r>
-            <w:fldChar w:fldCharType="end"/>
-          </w:r>
-          <w:r>
-            <w:rPr>
-              <w:rFonts w:ascii="SimSun" w:hAnsi="SimSun" w:eastAsia="SimSun" w:cstheme="minorBidi"/>
-              <w:szCs w:val="22"/>
-              <w:lang w:val="vi-VN" w:eastAsia="en-US" w:bidi="ar-SA"/>
-            </w:rPr>
-            <w:fldChar w:fldCharType="end"/>
-          </w:r>
-        </w:p>
-        <w:p>
-          <w:pPr>
-            <w:pStyle w:val="14"/>
-            <w:tabs>
-              <w:tab w:val="right" w:leader="dot" w:pos="8768"/>
-            </w:tabs>
-            <w:spacing w:line="360" w:lineRule="auto"/>
-          </w:pPr>
-          <w:r>
-            <w:rPr>
-              <w:rFonts w:ascii="SimSun" w:hAnsi="SimSun" w:eastAsia="SimSun" w:cstheme="minorBidi"/>
-              <w:szCs w:val="22"/>
-              <w:lang w:val="vi-VN" w:eastAsia="en-US" w:bidi="ar-SA"/>
-            </w:rPr>
-            <w:fldChar w:fldCharType="begin"/>
-          </w:r>
-          <w:r>
-            <w:rPr>
-              <w:rFonts w:ascii="SimSun" w:hAnsi="SimSun" w:eastAsia="SimSun" w:cstheme="minorBidi"/>
-              <w:szCs w:val="22"/>
-              <w:lang w:val="vi-VN" w:eastAsia="en-US" w:bidi="ar-SA"/>
-            </w:rPr>
-            <w:instrText xml:space="preserve"> HYPERLINK \l _Toc23232 </w:instrText>
-          </w:r>
-          <w:r>
-            <w:rPr>
-              <w:rFonts w:ascii="SimSun" w:hAnsi="SimSun" w:eastAsia="SimSun" w:cstheme="minorBidi"/>
-              <w:szCs w:val="22"/>
-              <w:lang w:val="vi-VN" w:eastAsia="en-US" w:bidi="ar-SA"/>
-            </w:rPr>
-            <w:fldChar w:fldCharType="separate"/>
-          </w:r>
-          <w:r>
-            <w:t>PHẦN 1 – GIỚI THIỆU ĐỀ TÀI</w:t>
-          </w:r>
-          <w:r>
-            <w:tab/>
-          </w:r>
-          <w:r>
-            <w:fldChar w:fldCharType="begin"/>
-          </w:r>
-          <w:r>
-            <w:instrText xml:space="preserve"> PAGEREF _Toc23232 \h </w:instrText>
-          </w:r>
-          <w:r>
-            <w:fldChar w:fldCharType="separate"/>
-          </w:r>
-          <w:r>
-            <w:t>9</w:t>
-          </w:r>
-          <w:r>
-            <w:fldChar w:fldCharType="end"/>
-          </w:r>
-          <w:r>
-            <w:rPr>
-              <w:rFonts w:ascii="SimSun" w:hAnsi="SimSun" w:eastAsia="SimSun" w:cstheme="minorBidi"/>
-              <w:szCs w:val="22"/>
-              <w:lang w:val="vi-VN" w:eastAsia="en-US" w:bidi="ar-SA"/>
-            </w:rPr>
-            <w:fldChar w:fldCharType="end"/>
-          </w:r>
-        </w:p>
-        <w:p>
-          <w:pPr>
-            <w:pStyle w:val="14"/>
-            <w:tabs>
-              <w:tab w:val="right" w:leader="dot" w:pos="8768"/>
-            </w:tabs>
-            <w:spacing w:line="360" w:lineRule="auto"/>
-          </w:pPr>
-          <w:r>
-            <w:rPr>
-              <w:rFonts w:ascii="SimSun" w:hAnsi="SimSun" w:eastAsia="SimSun" w:cstheme="minorBidi"/>
-              <w:szCs w:val="22"/>
-              <w:lang w:val="vi-VN" w:eastAsia="en-US" w:bidi="ar-SA"/>
-            </w:rPr>
-            <w:fldChar w:fldCharType="begin"/>
-          </w:r>
-          <w:r>
-            <w:rPr>
-              <w:rFonts w:ascii="SimSun" w:hAnsi="SimSun" w:eastAsia="SimSun" w:cstheme="minorBidi"/>
-              <w:szCs w:val="22"/>
-              <w:lang w:val="vi-VN" w:eastAsia="en-US" w:bidi="ar-SA"/>
-            </w:rPr>
-            <w:instrText xml:space="preserve"> HYPERLINK \l _Toc31623 </w:instrText>
-          </w:r>
-          <w:r>
-            <w:rPr>
-              <w:rFonts w:ascii="SimSun" w:hAnsi="SimSun" w:eastAsia="SimSun" w:cstheme="minorBidi"/>
-              <w:szCs w:val="22"/>
-              <w:lang w:val="vi-VN" w:eastAsia="en-US" w:bidi="ar-SA"/>
-            </w:rPr>
-            <w:fldChar w:fldCharType="separate"/>
-          </w:r>
-          <w:r>
-            <w:t>PHẦN 2 – KHẢO SÁT YÊU CẦU</w:t>
-          </w:r>
-          <w:r>
-            <w:tab/>
-          </w:r>
-          <w:r>
-            <w:fldChar w:fldCharType="begin"/>
-          </w:r>
-          <w:r>
-            <w:instrText xml:space="preserve"> PAGEREF _Toc31623 \h </w:instrText>
-          </w:r>
-          <w:r>
-            <w:fldChar w:fldCharType="separate"/>
-          </w:r>
-          <w:r>
-            <w:t>10</w:t>
-          </w:r>
-          <w:r>
-            <w:fldChar w:fldCharType="end"/>
-          </w:r>
-          <w:r>
-            <w:rPr>
-              <w:rFonts w:ascii="SimSun" w:hAnsi="SimSun" w:eastAsia="SimSun" w:cstheme="minorBidi"/>
-              <w:szCs w:val="22"/>
-              <w:lang w:val="vi-VN" w:eastAsia="en-US" w:bidi="ar-SA"/>
-            </w:rPr>
-            <w:fldChar w:fldCharType="end"/>
-          </w:r>
-        </w:p>
-        <w:p>
-          <w:pPr>
-            <w:pStyle w:val="14"/>
-            <w:tabs>
-              <w:tab w:val="right" w:leader="dot" w:pos="8768"/>
-            </w:tabs>
-            <w:spacing w:line="360" w:lineRule="auto"/>
-          </w:pPr>
-          <w:r>
-            <w:rPr>
-              <w:rFonts w:ascii="SimSun" w:hAnsi="SimSun" w:eastAsia="SimSun" w:cstheme="minorBidi"/>
-              <w:szCs w:val="22"/>
-              <w:lang w:val="vi-VN" w:eastAsia="en-US" w:bidi="ar-SA"/>
-            </w:rPr>
-            <w:fldChar w:fldCharType="begin"/>
-          </w:r>
-          <w:r>
-            <w:rPr>
-              <w:rFonts w:ascii="SimSun" w:hAnsi="SimSun" w:eastAsia="SimSun" w:cstheme="minorBidi"/>
-              <w:szCs w:val="22"/>
-              <w:lang w:val="vi-VN" w:eastAsia="en-US" w:bidi="ar-SA"/>
-            </w:rPr>
-            <w:instrText xml:space="preserve"> HYPERLINK \l _Toc10413 </w:instrText>
-          </w:r>
-          <w:r>
-            <w:rPr>
-              <w:rFonts w:ascii="SimSun" w:hAnsi="SimSun" w:eastAsia="SimSun" w:cstheme="minorBidi"/>
-              <w:szCs w:val="22"/>
-              <w:lang w:val="vi-VN" w:eastAsia="en-US" w:bidi="ar-SA"/>
-            </w:rPr>
-            <w:fldChar w:fldCharType="separate"/>
-          </w:r>
-          <w:r>
-            <w:rPr>
-              <w:rFonts w:hint="default" w:ascii="Times New Roman" w:hAnsi="Times New Roman" w:eastAsia="SimSun" w:cs="Times New Roman"/>
-              <w:bCs w:val="0"/>
-              <w:i w:val="0"/>
-              <w:iCs w:val="0"/>
-              <w:szCs w:val="28"/>
-              <w:vertAlign w:val="baseline"/>
-              <w:lang w:val="en-US"/>
-            </w:rPr>
-            <w:t>2.1 Các yêu cầu của hệ thống</w:t>
-          </w:r>
-          <w:r>
-            <w:tab/>
-          </w:r>
-          <w:r>
-            <w:fldChar w:fldCharType="begin"/>
-          </w:r>
-          <w:r>
-            <w:instrText xml:space="preserve"> PAGEREF _Toc10413 \h </w:instrText>
-          </w:r>
-          <w:r>
-            <w:fldChar w:fldCharType="separate"/>
-          </w:r>
-          <w:r>
-            <w:t>10</w:t>
-          </w:r>
-          <w:r>
-            <w:fldChar w:fldCharType="end"/>
-          </w:r>
-          <w:r>
-            <w:rPr>
-              <w:rFonts w:ascii="SimSun" w:hAnsi="SimSun" w:eastAsia="SimSun" w:cstheme="minorBidi"/>
-              <w:szCs w:val="22"/>
-              <w:lang w:val="vi-VN" w:eastAsia="en-US" w:bidi="ar-SA"/>
-            </w:rPr>
-            <w:fldChar w:fldCharType="end"/>
-          </w:r>
-        </w:p>
-        <w:p>
-          <w:pPr>
-            <w:pStyle w:val="14"/>
-            <w:tabs>
-              <w:tab w:val="right" w:leader="dot" w:pos="8768"/>
-            </w:tabs>
-            <w:spacing w:line="360" w:lineRule="auto"/>
-          </w:pPr>
-          <w:r>
-            <w:rPr>
-              <w:rFonts w:ascii="SimSun" w:hAnsi="SimSun" w:eastAsia="SimSun" w:cstheme="minorBidi"/>
-              <w:szCs w:val="22"/>
-              <w:lang w:val="vi-VN" w:eastAsia="en-US" w:bidi="ar-SA"/>
-            </w:rPr>
-            <w:fldChar w:fldCharType="begin"/>
-          </w:r>
-          <w:r>
-            <w:rPr>
-              <w:rFonts w:ascii="SimSun" w:hAnsi="SimSun" w:eastAsia="SimSun" w:cstheme="minorBidi"/>
-              <w:szCs w:val="22"/>
-              <w:lang w:val="vi-VN" w:eastAsia="en-US" w:bidi="ar-SA"/>
-            </w:rPr>
-            <w:instrText xml:space="preserve"> HYPERLINK \l _Toc7868 </w:instrText>
-          </w:r>
-          <w:r>
-            <w:rPr>
-              <w:rFonts w:ascii="SimSun" w:hAnsi="SimSun" w:eastAsia="SimSun" w:cstheme="minorBidi"/>
-              <w:szCs w:val="22"/>
-              <w:lang w:val="vi-VN" w:eastAsia="en-US" w:bidi="ar-SA"/>
-            </w:rPr>
-            <w:fldChar w:fldCharType="separate"/>
-          </w:r>
-          <w:r>
-            <w:rPr>
-              <w:rFonts w:hint="default" w:ascii="Times New Roman" w:hAnsi="Times New Roman" w:eastAsia="SimSun" w:cs="Times New Roman"/>
-              <w:bCs w:val="0"/>
-              <w:i w:val="0"/>
-              <w:iCs w:val="0"/>
-              <w:szCs w:val="28"/>
-              <w:vertAlign w:val="baseline"/>
-              <w:lang w:val="en-US"/>
-            </w:rPr>
-            <w:t>2.2 Yêu cầu về bảo mật</w:t>
-          </w:r>
-          <w:r>
-            <w:tab/>
-          </w:r>
-          <w:r>
-            <w:fldChar w:fldCharType="begin"/>
-          </w:r>
-          <w:r>
-            <w:instrText xml:space="preserve"> PAGEREF _Toc7868 \h </w:instrText>
-          </w:r>
-          <w:r>
-            <w:fldChar w:fldCharType="separate"/>
-          </w:r>
-          <w:r>
-            <w:t>12</w:t>
-          </w:r>
-          <w:r>
-            <w:fldChar w:fldCharType="end"/>
-          </w:r>
-          <w:r>
-            <w:rPr>
-              <w:rFonts w:ascii="SimSun" w:hAnsi="SimSun" w:eastAsia="SimSun" w:cstheme="minorBidi"/>
-              <w:szCs w:val="22"/>
-              <w:lang w:val="vi-VN" w:eastAsia="en-US" w:bidi="ar-SA"/>
-            </w:rPr>
-            <w:fldChar w:fldCharType="end"/>
-          </w:r>
-        </w:p>
-        <w:p>
-          <w:pPr>
-            <w:pStyle w:val="14"/>
-            <w:tabs>
-              <w:tab w:val="right" w:leader="dot" w:pos="8768"/>
-            </w:tabs>
-            <w:spacing w:line="360" w:lineRule="auto"/>
-          </w:pPr>
-          <w:r>
-            <w:rPr>
-              <w:rFonts w:ascii="SimSun" w:hAnsi="SimSun" w:eastAsia="SimSun" w:cstheme="minorBidi"/>
-              <w:szCs w:val="22"/>
-              <w:lang w:val="vi-VN" w:eastAsia="en-US" w:bidi="ar-SA"/>
-            </w:rPr>
-            <w:fldChar w:fldCharType="begin"/>
-          </w:r>
-          <w:r>
-            <w:rPr>
-              <w:rFonts w:ascii="SimSun" w:hAnsi="SimSun" w:eastAsia="SimSun" w:cstheme="minorBidi"/>
-              <w:szCs w:val="22"/>
-              <w:lang w:val="vi-VN" w:eastAsia="en-US" w:bidi="ar-SA"/>
-            </w:rPr>
-            <w:instrText xml:space="preserve"> HYPERLINK \l _Toc58 </w:instrText>
-          </w:r>
-          <w:r>
-            <w:rPr>
-              <w:rFonts w:ascii="SimSun" w:hAnsi="SimSun" w:eastAsia="SimSun" w:cstheme="minorBidi"/>
-              <w:szCs w:val="22"/>
-              <w:lang w:val="vi-VN" w:eastAsia="en-US" w:bidi="ar-SA"/>
-            </w:rPr>
-            <w:fldChar w:fldCharType="separate"/>
-          </w:r>
-          <w:r>
-            <w:t>PHẦN 3 – PHÂN TÍCH HIỆN TRẠNG</w:t>
-          </w:r>
-          <w:r>
-            <w:tab/>
-          </w:r>
-          <w:r>
-            <w:fldChar w:fldCharType="begin"/>
-          </w:r>
-          <w:r>
-            <w:instrText xml:space="preserve"> PAGEREF _Toc58 \h </w:instrText>
-          </w:r>
-          <w:r>
-            <w:fldChar w:fldCharType="separate"/>
-          </w:r>
-          <w:r>
-            <w:t>13</w:t>
-          </w:r>
-          <w:r>
-            <w:fldChar w:fldCharType="end"/>
-          </w:r>
-          <w:r>
-            <w:rPr>
-              <w:rFonts w:ascii="SimSun" w:hAnsi="SimSun" w:eastAsia="SimSun" w:cstheme="minorBidi"/>
-              <w:szCs w:val="22"/>
-              <w:lang w:val="vi-VN" w:eastAsia="en-US" w:bidi="ar-SA"/>
-            </w:rPr>
-            <w:fldChar w:fldCharType="end"/>
-          </w:r>
-        </w:p>
-        <w:p>
-          <w:pPr>
-            <w:pStyle w:val="14"/>
-            <w:tabs>
-              <w:tab w:val="right" w:leader="dot" w:pos="8768"/>
-            </w:tabs>
-            <w:spacing w:line="360" w:lineRule="auto"/>
-          </w:pPr>
-          <w:r>
-            <w:rPr>
-              <w:rFonts w:ascii="SimSun" w:hAnsi="SimSun" w:eastAsia="SimSun" w:cstheme="minorBidi"/>
-              <w:szCs w:val="22"/>
-              <w:lang w:val="vi-VN" w:eastAsia="en-US" w:bidi="ar-SA"/>
-            </w:rPr>
-            <w:fldChar w:fldCharType="begin"/>
-          </w:r>
-          <w:r>
-            <w:rPr>
-              <w:rFonts w:ascii="SimSun" w:hAnsi="SimSun" w:eastAsia="SimSun" w:cstheme="minorBidi"/>
-              <w:szCs w:val="22"/>
-              <w:lang w:val="vi-VN" w:eastAsia="en-US" w:bidi="ar-SA"/>
-            </w:rPr>
-            <w:instrText xml:space="preserve"> HYPERLINK \l _Toc7212 </w:instrText>
-          </w:r>
-          <w:r>
-            <w:rPr>
-              <w:rFonts w:ascii="SimSun" w:hAnsi="SimSun" w:eastAsia="SimSun" w:cstheme="minorBidi"/>
-              <w:szCs w:val="22"/>
-              <w:lang w:val="vi-VN" w:eastAsia="en-US" w:bidi="ar-SA"/>
-            </w:rPr>
-            <w:fldChar w:fldCharType="separate"/>
-          </w:r>
-          <w:r>
-            <w:rPr>
-              <w:rFonts w:hint="default" w:eastAsia="SimSun" w:cs="Times New Roman"/>
-              <w:bCs w:val="0"/>
-              <w:i w:val="0"/>
-              <w:iCs w:val="0"/>
-              <w:szCs w:val="28"/>
-              <w:vertAlign w:val="baseline"/>
-              <w:lang w:val="en-US"/>
-            </w:rPr>
-            <w:t xml:space="preserve">3.1 </w:t>
-          </w:r>
-          <w:r>
-            <w:rPr>
-              <w:rFonts w:hint="default" w:ascii="Times New Roman" w:hAnsi="Times New Roman" w:eastAsia="SimSun" w:cs="Times New Roman"/>
-              <w:bCs w:val="0"/>
-              <w:i w:val="0"/>
-              <w:iCs w:val="0"/>
-              <w:szCs w:val="28"/>
-              <w:vertAlign w:val="baseline"/>
-              <w:lang w:val="en-US"/>
-            </w:rPr>
-            <w:t>Phân tích hiện trạng</w:t>
-          </w:r>
-          <w:r>
-            <w:rPr>
-              <w:rFonts w:hint="default" w:eastAsia="SimSun" w:cs="Times New Roman"/>
-              <w:bCs w:val="0"/>
-              <w:i w:val="0"/>
-              <w:iCs w:val="0"/>
-              <w:szCs w:val="28"/>
-              <w:vertAlign w:val="baseline"/>
-              <w:lang w:val="en-US"/>
-            </w:rPr>
-            <w:t>.</w:t>
-          </w:r>
-          <w:r>
-            <w:tab/>
-          </w:r>
-          <w:r>
-            <w:fldChar w:fldCharType="begin"/>
-          </w:r>
-          <w:r>
-            <w:instrText xml:space="preserve"> PAGEREF _Toc7212 \h </w:instrText>
-          </w:r>
-          <w:r>
-            <w:fldChar w:fldCharType="separate"/>
-          </w:r>
-          <w:r>
-            <w:t>13</w:t>
-          </w:r>
-          <w:r>
-            <w:fldChar w:fldCharType="end"/>
-          </w:r>
-          <w:r>
-            <w:rPr>
-              <w:rFonts w:ascii="SimSun" w:hAnsi="SimSun" w:eastAsia="SimSun" w:cstheme="minorBidi"/>
-              <w:szCs w:val="22"/>
-              <w:lang w:val="vi-VN" w:eastAsia="en-US" w:bidi="ar-SA"/>
-            </w:rPr>
-            <w:fldChar w:fldCharType="end"/>
-          </w:r>
-        </w:p>
-        <w:p>
-          <w:pPr>
-            <w:pStyle w:val="14"/>
-            <w:tabs>
-              <w:tab w:val="right" w:leader="dot" w:pos="8768"/>
-            </w:tabs>
-            <w:spacing w:line="360" w:lineRule="auto"/>
-          </w:pPr>
-          <w:r>
-            <w:rPr>
-              <w:rFonts w:ascii="SimSun" w:hAnsi="SimSun" w:eastAsia="SimSun" w:cstheme="minorBidi"/>
-              <w:szCs w:val="22"/>
-              <w:lang w:val="vi-VN" w:eastAsia="en-US" w:bidi="ar-SA"/>
-            </w:rPr>
-            <w:fldChar w:fldCharType="begin"/>
-          </w:r>
-          <w:r>
-            <w:rPr>
-              <w:rFonts w:ascii="SimSun" w:hAnsi="SimSun" w:eastAsia="SimSun" w:cstheme="minorBidi"/>
-              <w:szCs w:val="22"/>
-              <w:lang w:val="vi-VN" w:eastAsia="en-US" w:bidi="ar-SA"/>
-            </w:rPr>
-            <w:instrText xml:space="preserve"> HYPERLINK \l _Toc9411 </w:instrText>
-          </w:r>
-          <w:r>
-            <w:rPr>
-              <w:rFonts w:ascii="SimSun" w:hAnsi="SimSun" w:eastAsia="SimSun" w:cstheme="minorBidi"/>
-              <w:szCs w:val="22"/>
-              <w:lang w:val="vi-VN" w:eastAsia="en-US" w:bidi="ar-SA"/>
-            </w:rPr>
-            <w:fldChar w:fldCharType="separate"/>
-          </w:r>
-          <w:r>
-            <w:rPr>
-              <w:rFonts w:hint="default" w:ascii="Times New Roman" w:hAnsi="Times New Roman" w:eastAsia="SimSun" w:cs="Times New Roman"/>
-              <w:bCs w:val="0"/>
-              <w:i w:val="0"/>
-              <w:iCs w:val="0"/>
-              <w:szCs w:val="28"/>
-              <w:vertAlign w:val="baseline"/>
-              <w:lang w:val="en-US"/>
-            </w:rPr>
-            <w:t>3.2 Sơ đồ Use Case</w:t>
-          </w:r>
-          <w:r>
-            <w:tab/>
-          </w:r>
-          <w:r>
-            <w:fldChar w:fldCharType="begin"/>
-          </w:r>
-          <w:r>
-            <w:instrText xml:space="preserve"> PAGEREF _Toc9411 \h </w:instrText>
-          </w:r>
-          <w:r>
-            <w:fldChar w:fldCharType="separate"/>
-          </w:r>
-          <w:r>
-            <w:t>14</w:t>
-          </w:r>
-          <w:r>
-            <w:fldChar w:fldCharType="end"/>
-          </w:r>
-          <w:r>
-            <w:rPr>
-              <w:rFonts w:ascii="SimSun" w:hAnsi="SimSun" w:eastAsia="SimSun" w:cstheme="minorBidi"/>
-              <w:szCs w:val="22"/>
-              <w:lang w:val="vi-VN" w:eastAsia="en-US" w:bidi="ar-SA"/>
-            </w:rPr>
-            <w:fldChar w:fldCharType="end"/>
-          </w:r>
-        </w:p>
-        <w:p>
-          <w:pPr>
-            <w:pStyle w:val="14"/>
-            <w:tabs>
-              <w:tab w:val="right" w:leader="dot" w:pos="8768"/>
-            </w:tabs>
-            <w:spacing w:line="360" w:lineRule="auto"/>
-          </w:pPr>
-          <w:r>
-            <w:rPr>
-              <w:rFonts w:ascii="SimSun" w:hAnsi="SimSun" w:eastAsia="SimSun" w:cstheme="minorBidi"/>
-              <w:szCs w:val="22"/>
-              <w:lang w:val="vi-VN" w:eastAsia="en-US" w:bidi="ar-SA"/>
-            </w:rPr>
-            <w:fldChar w:fldCharType="begin"/>
-          </w:r>
-          <w:r>
-            <w:rPr>
-              <w:rFonts w:ascii="SimSun" w:hAnsi="SimSun" w:eastAsia="SimSun" w:cstheme="minorBidi"/>
-              <w:szCs w:val="22"/>
-              <w:lang w:val="vi-VN" w:eastAsia="en-US" w:bidi="ar-SA"/>
-            </w:rPr>
-            <w:instrText xml:space="preserve"> HYPERLINK \l _Toc23718 </w:instrText>
-          </w:r>
-          <w:r>
-            <w:rPr>
-              <w:rFonts w:ascii="SimSun" w:hAnsi="SimSun" w:eastAsia="SimSun" w:cstheme="minorBidi"/>
-              <w:szCs w:val="22"/>
-              <w:lang w:val="vi-VN" w:eastAsia="en-US" w:bidi="ar-SA"/>
-            </w:rPr>
-            <w:fldChar w:fldCharType="separate"/>
-          </w:r>
-          <w:r>
-            <w:t>PHẦN 4 – THIẾT KẾ HỆ THỐNG</w:t>
-          </w:r>
-          <w:r>
-            <w:tab/>
-          </w:r>
-          <w:r>
-            <w:fldChar w:fldCharType="begin"/>
-          </w:r>
-          <w:r>
-            <w:instrText xml:space="preserve"> PAGEREF _Toc23718 \h </w:instrText>
-          </w:r>
-          <w:r>
-            <w:fldChar w:fldCharType="separate"/>
-          </w:r>
-          <w:r>
-            <w:t>15</w:t>
-          </w:r>
-          <w:r>
-            <w:fldChar w:fldCharType="end"/>
-          </w:r>
-          <w:r>
-            <w:rPr>
-              <w:rFonts w:ascii="SimSun" w:hAnsi="SimSun" w:eastAsia="SimSun" w:cstheme="minorBidi"/>
-              <w:szCs w:val="22"/>
-              <w:lang w:val="vi-VN" w:eastAsia="en-US" w:bidi="ar-SA"/>
-            </w:rPr>
-            <w:fldChar w:fldCharType="end"/>
-          </w:r>
-        </w:p>
-        <w:p>
-          <w:pPr>
-            <w:pStyle w:val="14"/>
-            <w:tabs>
-              <w:tab w:val="right" w:leader="dot" w:pos="8768"/>
-            </w:tabs>
-            <w:spacing w:line="360" w:lineRule="auto"/>
-          </w:pPr>
-          <w:r>
-            <w:rPr>
-              <w:rFonts w:ascii="SimSun" w:hAnsi="SimSun" w:eastAsia="SimSun" w:cstheme="minorBidi"/>
-              <w:szCs w:val="22"/>
-              <w:lang w:val="vi-VN" w:eastAsia="en-US" w:bidi="ar-SA"/>
-            </w:rPr>
-            <w:fldChar w:fldCharType="begin"/>
-          </w:r>
-          <w:r>
-            <w:rPr>
-              <w:rFonts w:ascii="SimSun" w:hAnsi="SimSun" w:eastAsia="SimSun" w:cstheme="minorBidi"/>
-              <w:szCs w:val="22"/>
-              <w:lang w:val="vi-VN" w:eastAsia="en-US" w:bidi="ar-SA"/>
-            </w:rPr>
-            <w:instrText xml:space="preserve"> HYPERLINK \l _Toc19250 </w:instrText>
-          </w:r>
-          <w:r>
-            <w:rPr>
-              <w:rFonts w:ascii="SimSun" w:hAnsi="SimSun" w:eastAsia="SimSun" w:cstheme="minorBidi"/>
-              <w:szCs w:val="22"/>
-              <w:lang w:val="vi-VN" w:eastAsia="en-US" w:bidi="ar-SA"/>
-            </w:rPr>
-            <w:fldChar w:fldCharType="separate"/>
-          </w:r>
-          <w:r>
-            <w:rPr>
-              <w:rFonts w:hint="default" w:eastAsia="SimSun" w:cs="Times New Roman"/>
-              <w:bCs w:val="0"/>
-              <w:i w:val="0"/>
-              <w:iCs w:val="0"/>
-              <w:szCs w:val="28"/>
-              <w:vertAlign w:val="baseline"/>
-              <w:lang w:val="en-US"/>
-            </w:rPr>
-            <w:t>4.2 Phác thảo giao diện</w:t>
-          </w:r>
-          <w:r>
-            <w:tab/>
-          </w:r>
-          <w:r>
-            <w:fldChar w:fldCharType="begin"/>
-          </w:r>
-          <w:r>
-            <w:instrText xml:space="preserve"> PAGEREF _Toc19250 \h </w:instrText>
-          </w:r>
-          <w:r>
-            <w:fldChar w:fldCharType="separate"/>
-          </w:r>
-          <w:r>
-            <w:t>20</w:t>
-          </w:r>
-          <w:r>
-            <w:fldChar w:fldCharType="end"/>
-          </w:r>
-          <w:r>
-            <w:rPr>
-              <w:rFonts w:ascii="SimSun" w:hAnsi="SimSun" w:eastAsia="SimSun" w:cstheme="minorBidi"/>
-              <w:szCs w:val="22"/>
-              <w:lang w:val="vi-VN" w:eastAsia="en-US" w:bidi="ar-SA"/>
-            </w:rPr>
-            <w:fldChar w:fldCharType="end"/>
-          </w:r>
-        </w:p>
-        <w:p>
-          <w:pPr>
-            <w:pStyle w:val="14"/>
-            <w:tabs>
-              <w:tab w:val="right" w:leader="dot" w:pos="8768"/>
-            </w:tabs>
-            <w:spacing w:line="360" w:lineRule="auto"/>
-          </w:pPr>
-          <w:r>
-            <w:rPr>
-              <w:rFonts w:ascii="SimSun" w:hAnsi="SimSun" w:eastAsia="SimSun" w:cstheme="minorBidi"/>
-              <w:szCs w:val="22"/>
-              <w:lang w:val="vi-VN" w:eastAsia="en-US" w:bidi="ar-SA"/>
-            </w:rPr>
-            <w:fldChar w:fldCharType="begin"/>
-          </w:r>
-          <w:r>
-            <w:rPr>
-              <w:rFonts w:ascii="SimSun" w:hAnsi="SimSun" w:eastAsia="SimSun" w:cstheme="minorBidi"/>
-              <w:szCs w:val="22"/>
-              <w:lang w:val="vi-VN" w:eastAsia="en-US" w:bidi="ar-SA"/>
-            </w:rPr>
-            <w:instrText xml:space="preserve"> HYPERLINK \l _Toc23392 </w:instrText>
-          </w:r>
-          <w:r>
-            <w:rPr>
-              <w:rFonts w:ascii="SimSun" w:hAnsi="SimSun" w:eastAsia="SimSun" w:cstheme="minorBidi"/>
-              <w:szCs w:val="22"/>
-              <w:lang w:val="vi-VN" w:eastAsia="en-US" w:bidi="ar-SA"/>
-            </w:rPr>
-            <w:fldChar w:fldCharType="separate"/>
-          </w:r>
-          <w:r>
-            <w:rPr>
-              <w:rFonts w:hint="default" w:eastAsia="SimSun" w:cs="Times New Roman"/>
-              <w:bCs w:val="0"/>
-              <w:i w:val="0"/>
-              <w:iCs w:val="0"/>
-              <w:szCs w:val="28"/>
-              <w:vertAlign w:val="baseline"/>
-              <w:lang w:val="en-US"/>
-            </w:rPr>
-            <w:t>4.3 Phác thảo ERD</w:t>
-          </w:r>
-          <w:r>
-            <w:tab/>
-          </w:r>
-          <w:r>
-            <w:fldChar w:fldCharType="begin"/>
-          </w:r>
-          <w:r>
-            <w:instrText xml:space="preserve"> PAGEREF _Toc23392 \h </w:instrText>
-          </w:r>
-          <w:r>
-            <w:fldChar w:fldCharType="separate"/>
-          </w:r>
-          <w:r>
-            <w:t>30</w:t>
-          </w:r>
-          <w:r>
-            <w:fldChar w:fldCharType="end"/>
-          </w:r>
-          <w:r>
-            <w:rPr>
-              <w:rFonts w:ascii="SimSun" w:hAnsi="SimSun" w:eastAsia="SimSun" w:cstheme="minorBidi"/>
-              <w:szCs w:val="22"/>
-              <w:lang w:val="vi-VN" w:eastAsia="en-US" w:bidi="ar-SA"/>
-            </w:rPr>
-            <w:fldChar w:fldCharType="end"/>
-          </w:r>
-        </w:p>
-        <w:p>
-          <w:pPr>
-            <w:pStyle w:val="14"/>
-            <w:tabs>
-              <w:tab w:val="right" w:leader="dot" w:pos="8768"/>
-            </w:tabs>
-            <w:spacing w:line="360" w:lineRule="auto"/>
-          </w:pPr>
-          <w:r>
-            <w:rPr>
-              <w:rFonts w:ascii="SimSun" w:hAnsi="SimSun" w:eastAsia="SimSun" w:cstheme="minorBidi"/>
-              <w:szCs w:val="22"/>
-              <w:lang w:val="vi-VN" w:eastAsia="en-US" w:bidi="ar-SA"/>
-            </w:rPr>
-            <w:fldChar w:fldCharType="begin"/>
-          </w:r>
-          <w:r>
-            <w:rPr>
-              <w:rFonts w:ascii="SimSun" w:hAnsi="SimSun" w:eastAsia="SimSun" w:cstheme="minorBidi"/>
-              <w:szCs w:val="22"/>
-              <w:lang w:val="vi-VN" w:eastAsia="en-US" w:bidi="ar-SA"/>
-            </w:rPr>
-            <w:instrText xml:space="preserve"> HYPERLINK \l _Toc31764 </w:instrText>
-          </w:r>
-          <w:r>
-            <w:rPr>
-              <w:rFonts w:ascii="SimSun" w:hAnsi="SimSun" w:eastAsia="SimSun" w:cstheme="minorBidi"/>
-              <w:szCs w:val="22"/>
-              <w:lang w:val="vi-VN" w:eastAsia="en-US" w:bidi="ar-SA"/>
-            </w:rPr>
-            <w:fldChar w:fldCharType="separate"/>
-          </w:r>
-          <w:r>
-            <w:t>PHẦN 5 – THỰC HIỆN DỰ ÁN</w:t>
-          </w:r>
-          <w:r>
-            <w:tab/>
-          </w:r>
-          <w:r>
-            <w:fldChar w:fldCharType="begin"/>
-          </w:r>
-          <w:r>
-            <w:instrText xml:space="preserve"> PAGEREF _Toc31764 \h </w:instrText>
-          </w:r>
-          <w:r>
-            <w:fldChar w:fldCharType="separate"/>
-          </w:r>
-          <w:r>
-            <w:t>30</w:t>
-          </w:r>
-          <w:r>
-            <w:fldChar w:fldCharType="end"/>
-          </w:r>
-          <w:r>
-            <w:rPr>
-              <w:rFonts w:ascii="SimSun" w:hAnsi="SimSun" w:eastAsia="SimSun" w:cstheme="minorBidi"/>
-              <w:szCs w:val="22"/>
-              <w:lang w:val="vi-VN" w:eastAsia="en-US" w:bidi="ar-SA"/>
-            </w:rPr>
-            <w:fldChar w:fldCharType="end"/>
-          </w:r>
-        </w:p>
-        <w:p>
-          <w:pPr>
-            <w:pStyle w:val="14"/>
-            <w:tabs>
-              <w:tab w:val="right" w:leader="dot" w:pos="8768"/>
-            </w:tabs>
-            <w:spacing w:line="360" w:lineRule="auto"/>
-          </w:pPr>
-          <w:r>
-            <w:rPr>
-              <w:rFonts w:ascii="SimSun" w:hAnsi="SimSun" w:eastAsia="SimSun" w:cstheme="minorBidi"/>
-              <w:szCs w:val="22"/>
-              <w:lang w:val="vi-VN" w:eastAsia="en-US" w:bidi="ar-SA"/>
-            </w:rPr>
-            <w:fldChar w:fldCharType="begin"/>
-          </w:r>
-          <w:r>
-            <w:rPr>
-              <w:rFonts w:ascii="SimSun" w:hAnsi="SimSun" w:eastAsia="SimSun" w:cstheme="minorBidi"/>
-              <w:szCs w:val="22"/>
-              <w:lang w:val="vi-VN" w:eastAsia="en-US" w:bidi="ar-SA"/>
-            </w:rPr>
-            <w:instrText xml:space="preserve"> HYPERLINK \l _Toc14389 </w:instrText>
-          </w:r>
-          <w:r>
-            <w:rPr>
-              <w:rFonts w:ascii="SimSun" w:hAnsi="SimSun" w:eastAsia="SimSun" w:cstheme="minorBidi"/>
-              <w:szCs w:val="22"/>
-              <w:lang w:val="vi-VN" w:eastAsia="en-US" w:bidi="ar-SA"/>
-            </w:rPr>
-            <w:fldChar w:fldCharType="separate"/>
-          </w:r>
-          <w:r>
-            <w:t>PHẦN 6 – KIỂM THỬ</w:t>
-          </w:r>
-          <w:r>
-            <w:tab/>
-          </w:r>
-          <w:r>
-            <w:fldChar w:fldCharType="begin"/>
-          </w:r>
-          <w:r>
-            <w:instrText xml:space="preserve"> PAGEREF _Toc14389 \h </w:instrText>
-          </w:r>
-          <w:r>
-            <w:fldChar w:fldCharType="separate"/>
-          </w:r>
-          <w:r>
-            <w:t>30</w:t>
-          </w:r>
-          <w:r>
-            <w:fldChar w:fldCharType="end"/>
-          </w:r>
-          <w:r>
-            <w:rPr>
-              <w:rFonts w:ascii="SimSun" w:hAnsi="SimSun" w:eastAsia="SimSun" w:cstheme="minorBidi"/>
-              <w:szCs w:val="22"/>
-              <w:lang w:val="vi-VN" w:eastAsia="en-US" w:bidi="ar-SA"/>
-            </w:rPr>
-            <w:fldChar w:fldCharType="end"/>
-          </w:r>
-        </w:p>
-        <w:p>
-          <w:pPr>
-            <w:pStyle w:val="14"/>
-            <w:tabs>
-              <w:tab w:val="right" w:leader="dot" w:pos="8768"/>
-            </w:tabs>
-            <w:spacing w:line="360" w:lineRule="auto"/>
-          </w:pPr>
-          <w:r>
-            <w:rPr>
-              <w:rFonts w:ascii="SimSun" w:hAnsi="SimSun" w:eastAsia="SimSun" w:cstheme="minorBidi"/>
-              <w:szCs w:val="22"/>
-              <w:lang w:val="vi-VN" w:eastAsia="en-US" w:bidi="ar-SA"/>
-            </w:rPr>
-            <w:fldChar w:fldCharType="begin"/>
-          </w:r>
-          <w:r>
-            <w:rPr>
-              <w:rFonts w:ascii="SimSun" w:hAnsi="SimSun" w:eastAsia="SimSun" w:cstheme="minorBidi"/>
-              <w:szCs w:val="22"/>
-              <w:lang w:val="vi-VN" w:eastAsia="en-US" w:bidi="ar-SA"/>
-            </w:rPr>
-            <w:instrText xml:space="preserve"> HYPERLINK \l _Toc13131 </w:instrText>
-          </w:r>
-          <w:r>
-            <w:rPr>
-              <w:rFonts w:ascii="SimSun" w:hAnsi="SimSun" w:eastAsia="SimSun" w:cstheme="minorBidi"/>
-              <w:szCs w:val="22"/>
-              <w:lang w:val="vi-VN" w:eastAsia="en-US" w:bidi="ar-SA"/>
-            </w:rPr>
-            <w:fldChar w:fldCharType="separate"/>
-          </w:r>
-          <w:r>
-            <w:t>PHẦN 7 – HƯỚNG DẪN TRIỂN KHAI VÀ SỬ DỤNG</w:t>
-          </w:r>
-          <w:r>
-            <w:tab/>
-          </w:r>
-          <w:r>
-            <w:fldChar w:fldCharType="begin"/>
-          </w:r>
-          <w:r>
-            <w:instrText xml:space="preserve"> PAGEREF _Toc13131 \h </w:instrText>
-          </w:r>
-          <w:r>
-            <w:fldChar w:fldCharType="separate"/>
-          </w:r>
-          <w:r>
-            <w:t>30</w:t>
-          </w:r>
-          <w:r>
-            <w:fldChar w:fldCharType="end"/>
-          </w:r>
-          <w:r>
-            <w:rPr>
-              <w:rFonts w:ascii="SimSun" w:hAnsi="SimSun" w:eastAsia="SimSun" w:cstheme="minorBidi"/>
-              <w:szCs w:val="22"/>
-              <w:lang w:val="vi-VN" w:eastAsia="en-US" w:bidi="ar-SA"/>
-            </w:rPr>
-            <w:fldChar w:fldCharType="end"/>
-          </w:r>
-        </w:p>
-        <w:p>
-          <w:pPr>
-            <w:pStyle w:val="14"/>
-            <w:tabs>
-              <w:tab w:val="right" w:leader="dot" w:pos="8768"/>
-            </w:tabs>
-            <w:spacing w:line="360" w:lineRule="auto"/>
-          </w:pPr>
-          <w:r>
-            <w:rPr>
-              <w:rFonts w:ascii="SimSun" w:hAnsi="SimSun" w:eastAsia="SimSun" w:cstheme="minorBidi"/>
-              <w:szCs w:val="22"/>
-              <w:lang w:val="vi-VN" w:eastAsia="en-US" w:bidi="ar-SA"/>
-            </w:rPr>
-            <w:fldChar w:fldCharType="begin"/>
-          </w:r>
-          <w:r>
-            <w:rPr>
-              <w:rFonts w:ascii="SimSun" w:hAnsi="SimSun" w:eastAsia="SimSun" w:cstheme="minorBidi"/>
-              <w:szCs w:val="22"/>
-              <w:lang w:val="vi-VN" w:eastAsia="en-US" w:bidi="ar-SA"/>
-            </w:rPr>
-            <w:instrText xml:space="preserve"> HYPERLINK \l _Toc21770 </w:instrText>
-          </w:r>
-          <w:r>
-            <w:rPr>
-              <w:rFonts w:ascii="SimSun" w:hAnsi="SimSun" w:eastAsia="SimSun" w:cstheme="minorBidi"/>
-              <w:szCs w:val="22"/>
-              <w:lang w:val="vi-VN" w:eastAsia="en-US" w:bidi="ar-SA"/>
-            </w:rPr>
-            <w:fldChar w:fldCharType="separate"/>
-          </w:r>
-          <w:r>
-            <w:t>KẾT LUẬN</w:t>
-          </w:r>
-          <w:r>
-            <w:tab/>
-          </w:r>
-          <w:r>
-            <w:fldChar w:fldCharType="begin"/>
-          </w:r>
-          <w:r>
-            <w:instrText xml:space="preserve"> PAGEREF _Toc21770 \h </w:instrText>
-          </w:r>
-          <w:r>
-            <w:fldChar w:fldCharType="separate"/>
-          </w:r>
-          <w:r>
-            <w:t>30</w:t>
-          </w:r>
-          <w:r>
-            <w:fldChar w:fldCharType="end"/>
-          </w:r>
-          <w:r>
-            <w:rPr>
-              <w:rFonts w:ascii="SimSun" w:hAnsi="SimSun" w:eastAsia="SimSun" w:cstheme="minorBidi"/>
-              <w:szCs w:val="22"/>
-              <w:lang w:val="vi-VN" w:eastAsia="en-US" w:bidi="ar-SA"/>
-            </w:rPr>
-            <w:fldChar w:fldCharType="end"/>
-          </w:r>
-        </w:p>
-        <w:p>
-          <w:pPr>
-            <w:pStyle w:val="14"/>
-            <w:tabs>
-              <w:tab w:val="right" w:leader="dot" w:pos="8768"/>
-            </w:tabs>
-            <w:spacing w:line="360" w:lineRule="auto"/>
-          </w:pPr>
-          <w:r>
-            <w:rPr>
-              <w:rFonts w:ascii="SimSun" w:hAnsi="SimSun" w:eastAsia="SimSun" w:cstheme="minorBidi"/>
-              <w:szCs w:val="22"/>
-              <w:lang w:val="vi-VN" w:eastAsia="en-US" w:bidi="ar-SA"/>
-            </w:rPr>
-            <w:fldChar w:fldCharType="begin"/>
-          </w:r>
-          <w:r>
-            <w:rPr>
-              <w:rFonts w:ascii="SimSun" w:hAnsi="SimSun" w:eastAsia="SimSun" w:cstheme="minorBidi"/>
-              <w:szCs w:val="22"/>
-              <w:lang w:val="vi-VN" w:eastAsia="en-US" w:bidi="ar-SA"/>
-            </w:rPr>
-            <w:instrText xml:space="preserve"> HYPERLINK \l _Toc4724 </w:instrText>
-          </w:r>
-          <w:r>
-            <w:rPr>
-              <w:rFonts w:ascii="SimSun" w:hAnsi="SimSun" w:eastAsia="SimSun" w:cstheme="minorBidi"/>
-              <w:szCs w:val="22"/>
-              <w:lang w:val="vi-VN" w:eastAsia="en-US" w:bidi="ar-SA"/>
-            </w:rPr>
-            <w:fldChar w:fldCharType="separate"/>
-          </w:r>
-          <w:r>
-            <w:t>PHỤ LỤC</w:t>
-          </w:r>
-          <w:r>
-            <w:tab/>
-          </w:r>
-          <w:r>
-            <w:fldChar w:fldCharType="begin"/>
-          </w:r>
-          <w:r>
-            <w:instrText xml:space="preserve"> PAGEREF _Toc4724 \h </w:instrText>
-          </w:r>
-          <w:r>
-            <w:fldChar w:fldCharType="separate"/>
-          </w:r>
-          <w:r>
-            <w:t>31</w:t>
-          </w:r>
-          <w:r>
-            <w:fldChar w:fldCharType="end"/>
-          </w:r>
-          <w:r>
-            <w:rPr>
-              <w:rFonts w:ascii="SimSun" w:hAnsi="SimSun" w:eastAsia="SimSun" w:cstheme="minorBidi"/>
-              <w:szCs w:val="22"/>
-              <w:lang w:val="vi-VN" w:eastAsia="en-US" w:bidi="ar-SA"/>
-            </w:rPr>
-            <w:fldChar w:fldCharType="end"/>
-          </w:r>
-        </w:p>
-        <w:p>
-          <w:pPr>
-            <w:pStyle w:val="14"/>
-            <w:tabs>
-              <w:tab w:val="right" w:leader="dot" w:pos="8768"/>
-            </w:tabs>
-            <w:spacing w:line="360" w:lineRule="auto"/>
-          </w:pPr>
-          <w:r>
-            <w:rPr>
-              <w:rFonts w:ascii="SimSun" w:hAnsi="SimSun" w:eastAsia="SimSun" w:cstheme="minorBidi"/>
-              <w:szCs w:val="22"/>
-              <w:lang w:val="vi-VN" w:eastAsia="en-US" w:bidi="ar-SA"/>
-            </w:rPr>
-            <w:fldChar w:fldCharType="begin"/>
-          </w:r>
-          <w:r>
-            <w:rPr>
-              <w:rFonts w:ascii="SimSun" w:hAnsi="SimSun" w:eastAsia="SimSun" w:cstheme="minorBidi"/>
-              <w:szCs w:val="22"/>
-              <w:lang w:val="vi-VN" w:eastAsia="en-US" w:bidi="ar-SA"/>
-            </w:rPr>
-            <w:instrText xml:space="preserve"> HYPERLINK \l _Toc7989 </w:instrText>
-          </w:r>
-          <w:r>
-            <w:rPr>
-              <w:rFonts w:ascii="SimSun" w:hAnsi="SimSun" w:eastAsia="SimSun" w:cstheme="minorBidi"/>
-              <w:szCs w:val="22"/>
-              <w:lang w:val="vi-VN" w:eastAsia="en-US" w:bidi="ar-SA"/>
-            </w:rPr>
-            <w:fldChar w:fldCharType="separate"/>
-          </w:r>
-          <w:r>
-            <w:t>TÀI LIỆU THAM KHẢO</w:t>
-          </w:r>
-          <w:r>
-            <w:tab/>
-          </w:r>
-          <w:r>
-            <w:fldChar w:fldCharType="begin"/>
-          </w:r>
-          <w:r>
-            <w:instrText xml:space="preserve"> PAGEREF _Toc7989 \h </w:instrText>
-          </w:r>
-          <w:r>
-            <w:fldChar w:fldCharType="separate"/>
-          </w:r>
-          <w:r>
-            <w:t>31</w:t>
-          </w:r>
-          <w:r>
-            <w:fldChar w:fldCharType="end"/>
-          </w:r>
-          <w:r>
-            <w:rPr>
-              <w:rFonts w:ascii="SimSun" w:hAnsi="SimSun" w:eastAsia="SimSun" w:cstheme="minorBidi"/>
-              <w:szCs w:val="22"/>
-              <w:lang w:val="vi-VN" w:eastAsia="en-US" w:bidi="ar-SA"/>
-            </w:rPr>
-            <w:fldChar w:fldCharType="end"/>
-          </w:r>
-        </w:p>
-        <w:p>
-          <w:pPr>
-            <w:spacing w:before="0" w:beforeLines="0" w:after="0" w:afterLines="0" w:line="360" w:lineRule="auto"/>
-            <w:ind w:left="0" w:leftChars="0" w:right="0" w:rightChars="0" w:firstLine="0" w:firstLineChars="0"/>
-            <w:jc w:val="center"/>
-            <w:rPr>
-              <w:rFonts w:ascii="SimSun" w:hAnsi="SimSun" w:eastAsia="SimSun" w:cstheme="minorBidi"/>
-              <w:sz w:val="21"/>
-              <w:szCs w:val="22"/>
-              <w:lang w:val="vi-VN" w:eastAsia="en-US" w:bidi="ar-SA"/>
-            </w:rPr>
-          </w:pPr>
-          <w:r>
-            <w:rPr>
-              <w:rFonts w:ascii="SimSun" w:hAnsi="SimSun" w:eastAsia="SimSun" w:cstheme="minorBidi"/>
-              <w:szCs w:val="22"/>
-              <w:lang w:val="vi-VN" w:eastAsia="en-US" w:bidi="ar-SA"/>
-            </w:rPr>
-            <w:fldChar w:fldCharType="end"/>
-          </w:r>
-        </w:p>
-        <w:p>
-          <w:pPr>
-            <w:pStyle w:val="19"/>
-            <w:tabs>
-              <w:tab w:val="right" w:leader="dot" w:pos="8768"/>
-            </w:tabs>
-            <w:spacing w:line="360" w:lineRule="auto"/>
-            <w:ind w:left="0" w:leftChars="0"/>
-          </w:pPr>
-          <w:bookmarkStart w:id="0" w:name="_Toc12925"/>
-        </w:p>
-      </w:sdtContent>
-    </w:sdt>
+        <w:fldChar w:fldCharType="begin"/>
+      </w:r>
+      <w:r>
+        <w:rPr>
+          <w:rFonts w:ascii="Times New Roman" w:hAnsi="Times New Roman" w:eastAsiaTheme="minorHAnsi" w:cstheme="minorBidi"/>
+          <w:sz w:val="28"/>
+          <w:szCs w:val="22"/>
+          <w:lang w:val="vi-VN" w:eastAsia="en-US" w:bidi="ar-SA"/>
+        </w:rPr>
+        <w:instrText xml:space="preserve">TOC \o "1-1" \h \u </w:instrText>
+      </w:r>
+      <w:r>
+        <w:rPr>
+          <w:rFonts w:ascii="Times New Roman" w:hAnsi="Times New Roman" w:eastAsiaTheme="minorHAnsi" w:cstheme="minorBidi"/>
+          <w:sz w:val="28"/>
+          <w:szCs w:val="22"/>
+          <w:lang w:val="vi-VN" w:eastAsia="en-US" w:bidi="ar-SA"/>
+        </w:rPr>
+        <w:fldChar w:fldCharType="separate"/>
+      </w:r>
+      <w:r>
+        <w:rPr>
+          <w:rFonts w:ascii="Times New Roman" w:hAnsi="Times New Roman" w:eastAsiaTheme="minorHAnsi" w:cstheme="minorBidi"/>
+          <w:szCs w:val="22"/>
+          <w:lang w:val="vi-VN" w:eastAsia="en-US" w:bidi="ar-SA"/>
+        </w:rPr>
+        <w:fldChar w:fldCharType="begin"/>
+      </w:r>
+      <w:r>
+        <w:rPr>
+          <w:rFonts w:ascii="Times New Roman" w:hAnsi="Times New Roman" w:eastAsiaTheme="minorHAnsi" w:cstheme="minorBidi"/>
+          <w:szCs w:val="22"/>
+          <w:lang w:val="vi-VN" w:eastAsia="en-US" w:bidi="ar-SA"/>
+        </w:rPr>
+        <w:instrText xml:space="preserve"> HYPERLINK \l _Toc5053 </w:instrText>
+      </w:r>
+      <w:r>
+        <w:rPr>
+          <w:rFonts w:ascii="Times New Roman" w:hAnsi="Times New Roman" w:eastAsiaTheme="minorHAnsi" w:cstheme="minorBidi"/>
+          <w:szCs w:val="22"/>
+          <w:lang w:val="vi-VN" w:eastAsia="en-US" w:bidi="ar-SA"/>
+        </w:rPr>
+        <w:fldChar w:fldCharType="separate"/>
+      </w:r>
+      <w:r>
+        <w:t>LỜI MỞ ĐẦU</w:t>
+      </w:r>
+      <w:r>
+        <w:tab/>
+      </w:r>
+      <w:r>
+        <w:fldChar w:fldCharType="begin"/>
+      </w:r>
+      <w:r>
+        <w:instrText xml:space="preserve"> PAGEREF _Toc5053 \h </w:instrText>
+      </w:r>
+      <w:r>
+        <w:fldChar w:fldCharType="separate"/>
+      </w:r>
+      <w:r>
+        <w:t>3</w:t>
+      </w:r>
+      <w:r>
+        <w:fldChar w:fldCharType="end"/>
+      </w:r>
+      <w:r>
+        <w:rPr>
+          <w:rFonts w:ascii="Times New Roman" w:hAnsi="Times New Roman" w:eastAsiaTheme="minorHAnsi" w:cstheme="minorBidi"/>
+          <w:szCs w:val="22"/>
+          <w:lang w:val="vi-VN" w:eastAsia="en-US" w:bidi="ar-SA"/>
+        </w:rPr>
+        <w:fldChar w:fldCharType="end"/>
+      </w:r>
+    </w:p>
+    <w:p>
+      <w:pPr>
+        <w:pStyle w:val="14"/>
+        <w:tabs>
+          <w:tab w:val="right" w:leader="dot" w:pos="8768"/>
+        </w:tabs>
+      </w:pPr>
+      <w:r>
+        <w:rPr>
+          <w:rFonts w:ascii="Times New Roman" w:hAnsi="Times New Roman" w:eastAsiaTheme="minorHAnsi" w:cstheme="minorBidi"/>
+          <w:szCs w:val="22"/>
+          <w:lang w:val="vi-VN" w:eastAsia="en-US" w:bidi="ar-SA"/>
+        </w:rPr>
+        <w:fldChar w:fldCharType="begin"/>
+      </w:r>
+      <w:r>
+        <w:rPr>
+          <w:rFonts w:ascii="Times New Roman" w:hAnsi="Times New Roman" w:eastAsiaTheme="minorHAnsi" w:cstheme="minorBidi"/>
+          <w:szCs w:val="22"/>
+          <w:lang w:val="vi-VN" w:eastAsia="en-US" w:bidi="ar-SA"/>
+        </w:rPr>
+        <w:instrText xml:space="preserve"> HYPERLINK \l _Toc32393 </w:instrText>
+      </w:r>
+      <w:r>
+        <w:rPr>
+          <w:rFonts w:ascii="Times New Roman" w:hAnsi="Times New Roman" w:eastAsiaTheme="minorHAnsi" w:cstheme="minorBidi"/>
+          <w:szCs w:val="22"/>
+          <w:lang w:val="vi-VN" w:eastAsia="en-US" w:bidi="ar-SA"/>
+        </w:rPr>
+        <w:fldChar w:fldCharType="separate"/>
+      </w:r>
+      <w:r>
+        <w:rPr>
+          <w:rFonts w:hint="default" w:ascii="Times New Roman" w:hAnsi="Times New Roman" w:cs="Times New Roman"/>
+          <w:i w:val="0"/>
+          <w:iCs w:val="0"/>
+          <w:szCs w:val="32"/>
+          <w:vertAlign w:val="baseline"/>
+        </w:rPr>
+        <w:t>LỜI CẢM ƠN</w:t>
+      </w:r>
+      <w:r>
+        <w:tab/>
+      </w:r>
+      <w:r>
+        <w:fldChar w:fldCharType="begin"/>
+      </w:r>
+      <w:r>
+        <w:instrText xml:space="preserve"> PAGEREF _Toc32393 \h </w:instrText>
+      </w:r>
+      <w:r>
+        <w:fldChar w:fldCharType="separate"/>
+      </w:r>
+      <w:r>
+        <w:t>4</w:t>
+      </w:r>
+      <w:r>
+        <w:fldChar w:fldCharType="end"/>
+      </w:r>
+      <w:r>
+        <w:rPr>
+          <w:rFonts w:ascii="Times New Roman" w:hAnsi="Times New Roman" w:eastAsiaTheme="minorHAnsi" w:cstheme="minorBidi"/>
+          <w:szCs w:val="22"/>
+          <w:lang w:val="vi-VN" w:eastAsia="en-US" w:bidi="ar-SA"/>
+        </w:rPr>
+        <w:fldChar w:fldCharType="end"/>
+      </w:r>
+    </w:p>
+    <w:p>
+      <w:pPr>
+        <w:pStyle w:val="14"/>
+        <w:tabs>
+          <w:tab w:val="right" w:leader="dot" w:pos="8768"/>
+        </w:tabs>
+      </w:pPr>
+      <w:r>
+        <w:rPr>
+          <w:rFonts w:ascii="Times New Roman" w:hAnsi="Times New Roman" w:eastAsiaTheme="minorHAnsi" w:cstheme="minorBidi"/>
+          <w:szCs w:val="22"/>
+          <w:lang w:val="vi-VN" w:eastAsia="en-US" w:bidi="ar-SA"/>
+        </w:rPr>
+        <w:fldChar w:fldCharType="begin"/>
+      </w:r>
+      <w:r>
+        <w:rPr>
+          <w:rFonts w:ascii="Times New Roman" w:hAnsi="Times New Roman" w:eastAsiaTheme="minorHAnsi" w:cstheme="minorBidi"/>
+          <w:szCs w:val="22"/>
+          <w:lang w:val="vi-VN" w:eastAsia="en-US" w:bidi="ar-SA"/>
+        </w:rPr>
+        <w:instrText xml:space="preserve"> HYPERLINK \l _Toc12120 </w:instrText>
+      </w:r>
+      <w:r>
+        <w:rPr>
+          <w:rFonts w:ascii="Times New Roman" w:hAnsi="Times New Roman" w:eastAsiaTheme="minorHAnsi" w:cstheme="minorBidi"/>
+          <w:szCs w:val="22"/>
+          <w:lang w:val="vi-VN" w:eastAsia="en-US" w:bidi="ar-SA"/>
+        </w:rPr>
+        <w:fldChar w:fldCharType="separate"/>
+      </w:r>
+      <w:r>
+        <w:rPr>
+          <w:lang w:val="en-US"/>
+        </w:rPr>
+        <w:t>NHẬN XÉT CỦA GV HƯỚNG DẪN</w:t>
+      </w:r>
+      <w:r>
+        <w:tab/>
+      </w:r>
+      <w:r>
+        <w:fldChar w:fldCharType="begin"/>
+      </w:r>
+      <w:r>
+        <w:instrText xml:space="preserve"> PAGEREF _Toc12120 \h </w:instrText>
+      </w:r>
+      <w:r>
+        <w:fldChar w:fldCharType="separate"/>
+      </w:r>
+      <w:r>
+        <w:t>5</w:t>
+      </w:r>
+      <w:r>
+        <w:fldChar w:fldCharType="end"/>
+      </w:r>
+      <w:r>
+        <w:rPr>
+          <w:rFonts w:ascii="Times New Roman" w:hAnsi="Times New Roman" w:eastAsiaTheme="minorHAnsi" w:cstheme="minorBidi"/>
+          <w:szCs w:val="22"/>
+          <w:lang w:val="vi-VN" w:eastAsia="en-US" w:bidi="ar-SA"/>
+        </w:rPr>
+        <w:fldChar w:fldCharType="end"/>
+      </w:r>
+    </w:p>
+    <w:p>
+      <w:pPr>
+        <w:pStyle w:val="14"/>
+        <w:tabs>
+          <w:tab w:val="right" w:leader="dot" w:pos="8768"/>
+        </w:tabs>
+      </w:pPr>
+      <w:r>
+        <w:rPr>
+          <w:rFonts w:ascii="Times New Roman" w:hAnsi="Times New Roman" w:eastAsiaTheme="minorHAnsi" w:cstheme="minorBidi"/>
+          <w:szCs w:val="22"/>
+          <w:lang w:val="vi-VN" w:eastAsia="en-US" w:bidi="ar-SA"/>
+        </w:rPr>
+        <w:fldChar w:fldCharType="begin"/>
+      </w:r>
+      <w:r>
+        <w:rPr>
+          <w:rFonts w:ascii="Times New Roman" w:hAnsi="Times New Roman" w:eastAsiaTheme="minorHAnsi" w:cstheme="minorBidi"/>
+          <w:szCs w:val="22"/>
+          <w:lang w:val="vi-VN" w:eastAsia="en-US" w:bidi="ar-SA"/>
+        </w:rPr>
+        <w:instrText xml:space="preserve"> HYPERLINK \l _Toc3781 </w:instrText>
+      </w:r>
+      <w:r>
+        <w:rPr>
+          <w:rFonts w:ascii="Times New Roman" w:hAnsi="Times New Roman" w:eastAsiaTheme="minorHAnsi" w:cstheme="minorBidi"/>
+          <w:szCs w:val="22"/>
+          <w:lang w:val="vi-VN" w:eastAsia="en-US" w:bidi="ar-SA"/>
+        </w:rPr>
+        <w:fldChar w:fldCharType="separate"/>
+      </w:r>
+      <w:r>
+        <w:rPr>
+          <w:lang w:val="en-US"/>
+        </w:rPr>
+        <w:t>NHẬN XÉT CỦA GV PHẢN BIỆN</w:t>
+      </w:r>
+      <w:r>
+        <w:tab/>
+      </w:r>
+      <w:r>
+        <w:fldChar w:fldCharType="begin"/>
+      </w:r>
+      <w:r>
+        <w:instrText xml:space="preserve"> PAGEREF _Toc3781 \h </w:instrText>
+      </w:r>
+      <w:r>
+        <w:fldChar w:fldCharType="separate"/>
+      </w:r>
+      <w:r>
+        <w:t>6</w:t>
+      </w:r>
+      <w:r>
+        <w:fldChar w:fldCharType="end"/>
+      </w:r>
+      <w:r>
+        <w:rPr>
+          <w:rFonts w:ascii="Times New Roman" w:hAnsi="Times New Roman" w:eastAsiaTheme="minorHAnsi" w:cstheme="minorBidi"/>
+          <w:szCs w:val="22"/>
+          <w:lang w:val="vi-VN" w:eastAsia="en-US" w:bidi="ar-SA"/>
+        </w:rPr>
+        <w:fldChar w:fldCharType="end"/>
+      </w:r>
+    </w:p>
+    <w:p>
+      <w:pPr>
+        <w:pStyle w:val="14"/>
+        <w:tabs>
+          <w:tab w:val="right" w:leader="dot" w:pos="8768"/>
+        </w:tabs>
+      </w:pPr>
+      <w:r>
+        <w:rPr>
+          <w:rFonts w:ascii="Times New Roman" w:hAnsi="Times New Roman" w:eastAsiaTheme="minorHAnsi" w:cstheme="minorBidi"/>
+          <w:szCs w:val="22"/>
+          <w:lang w:val="vi-VN" w:eastAsia="en-US" w:bidi="ar-SA"/>
+        </w:rPr>
+        <w:fldChar w:fldCharType="begin"/>
+      </w:r>
+      <w:r>
+        <w:rPr>
+          <w:rFonts w:ascii="Times New Roman" w:hAnsi="Times New Roman" w:eastAsiaTheme="minorHAnsi" w:cstheme="minorBidi"/>
+          <w:szCs w:val="22"/>
+          <w:lang w:val="vi-VN" w:eastAsia="en-US" w:bidi="ar-SA"/>
+        </w:rPr>
+        <w:instrText xml:space="preserve"> HYPERLINK \l _Toc2725 </w:instrText>
+      </w:r>
+      <w:r>
+        <w:rPr>
+          <w:rFonts w:ascii="Times New Roman" w:hAnsi="Times New Roman" w:eastAsiaTheme="minorHAnsi" w:cstheme="minorBidi"/>
+          <w:szCs w:val="22"/>
+          <w:lang w:val="vi-VN" w:eastAsia="en-US" w:bidi="ar-SA"/>
+        </w:rPr>
+        <w:fldChar w:fldCharType="separate"/>
+      </w:r>
+      <w:r>
+        <w:t>PHẦN 1 – GIỚI THIỆU ĐỀ TÀI</w:t>
+      </w:r>
+      <w:r>
+        <w:tab/>
+      </w:r>
+      <w:r>
+        <w:fldChar w:fldCharType="begin"/>
+      </w:r>
+      <w:r>
+        <w:instrText xml:space="preserve"> PAGEREF _Toc2725 \h </w:instrText>
+      </w:r>
+      <w:r>
+        <w:fldChar w:fldCharType="separate"/>
+      </w:r>
+      <w:r>
+        <w:t>7</w:t>
+      </w:r>
+      <w:r>
+        <w:fldChar w:fldCharType="end"/>
+      </w:r>
+      <w:r>
+        <w:rPr>
+          <w:rFonts w:ascii="Times New Roman" w:hAnsi="Times New Roman" w:eastAsiaTheme="minorHAnsi" w:cstheme="minorBidi"/>
+          <w:szCs w:val="22"/>
+          <w:lang w:val="vi-VN" w:eastAsia="en-US" w:bidi="ar-SA"/>
+        </w:rPr>
+        <w:fldChar w:fldCharType="end"/>
+      </w:r>
+    </w:p>
+    <w:p>
+      <w:pPr>
+        <w:pStyle w:val="14"/>
+        <w:tabs>
+          <w:tab w:val="right" w:leader="dot" w:pos="8768"/>
+        </w:tabs>
+      </w:pPr>
+      <w:r>
+        <w:rPr>
+          <w:rFonts w:ascii="Times New Roman" w:hAnsi="Times New Roman" w:eastAsiaTheme="minorHAnsi" w:cstheme="minorBidi"/>
+          <w:szCs w:val="22"/>
+          <w:lang w:val="vi-VN" w:eastAsia="en-US" w:bidi="ar-SA"/>
+        </w:rPr>
+        <w:fldChar w:fldCharType="begin"/>
+      </w:r>
+      <w:r>
+        <w:rPr>
+          <w:rFonts w:ascii="Times New Roman" w:hAnsi="Times New Roman" w:eastAsiaTheme="minorHAnsi" w:cstheme="minorBidi"/>
+          <w:szCs w:val="22"/>
+          <w:lang w:val="vi-VN" w:eastAsia="en-US" w:bidi="ar-SA"/>
+        </w:rPr>
+        <w:instrText xml:space="preserve"> HYPERLINK \l _Toc14718 </w:instrText>
+      </w:r>
+      <w:r>
+        <w:rPr>
+          <w:rFonts w:ascii="Times New Roman" w:hAnsi="Times New Roman" w:eastAsiaTheme="minorHAnsi" w:cstheme="minorBidi"/>
+          <w:szCs w:val="22"/>
+          <w:lang w:val="vi-VN" w:eastAsia="en-US" w:bidi="ar-SA"/>
+        </w:rPr>
+        <w:fldChar w:fldCharType="separate"/>
+      </w:r>
+      <w:r>
+        <w:t>PHẦN 2 – KHẢO SÁT YÊU CẦU</w:t>
+      </w:r>
+      <w:r>
+        <w:tab/>
+      </w:r>
+      <w:r>
+        <w:fldChar w:fldCharType="begin"/>
+      </w:r>
+      <w:r>
+        <w:instrText xml:space="preserve"> PAGEREF _Toc14718 \h </w:instrText>
+      </w:r>
+      <w:r>
+        <w:fldChar w:fldCharType="separate"/>
+      </w:r>
+      <w:r>
+        <w:t>8</w:t>
+      </w:r>
+      <w:r>
+        <w:fldChar w:fldCharType="end"/>
+      </w:r>
+      <w:r>
+        <w:rPr>
+          <w:rFonts w:ascii="Times New Roman" w:hAnsi="Times New Roman" w:eastAsiaTheme="minorHAnsi" w:cstheme="minorBidi"/>
+          <w:szCs w:val="22"/>
+          <w:lang w:val="vi-VN" w:eastAsia="en-US" w:bidi="ar-SA"/>
+        </w:rPr>
+        <w:fldChar w:fldCharType="end"/>
+      </w:r>
+    </w:p>
+    <w:p>
+      <w:pPr>
+        <w:pStyle w:val="14"/>
+        <w:tabs>
+          <w:tab w:val="right" w:leader="dot" w:pos="8768"/>
+        </w:tabs>
+      </w:pPr>
+      <w:r>
+        <w:rPr>
+          <w:rFonts w:ascii="Times New Roman" w:hAnsi="Times New Roman" w:eastAsiaTheme="minorHAnsi" w:cstheme="minorBidi"/>
+          <w:szCs w:val="22"/>
+          <w:lang w:val="vi-VN" w:eastAsia="en-US" w:bidi="ar-SA"/>
+        </w:rPr>
+        <w:fldChar w:fldCharType="begin"/>
+      </w:r>
+      <w:r>
+        <w:rPr>
+          <w:rFonts w:ascii="Times New Roman" w:hAnsi="Times New Roman" w:eastAsiaTheme="minorHAnsi" w:cstheme="minorBidi"/>
+          <w:szCs w:val="22"/>
+          <w:lang w:val="vi-VN" w:eastAsia="en-US" w:bidi="ar-SA"/>
+        </w:rPr>
+        <w:instrText xml:space="preserve"> HYPERLINK \l _Toc12983 </w:instrText>
+      </w:r>
+      <w:r>
+        <w:rPr>
+          <w:rFonts w:ascii="Times New Roman" w:hAnsi="Times New Roman" w:eastAsiaTheme="minorHAnsi" w:cstheme="minorBidi"/>
+          <w:szCs w:val="22"/>
+          <w:lang w:val="vi-VN" w:eastAsia="en-US" w:bidi="ar-SA"/>
+        </w:rPr>
+        <w:fldChar w:fldCharType="separate"/>
+      </w:r>
+      <w:r>
+        <w:t>PHẦN 3 – PHÂN TÍCH HIỆN TRẠNG</w:t>
+      </w:r>
+      <w:r>
+        <w:tab/>
+      </w:r>
+      <w:r>
+        <w:fldChar w:fldCharType="begin"/>
+      </w:r>
+      <w:r>
+        <w:instrText xml:space="preserve"> PAGEREF _Toc12983 \h </w:instrText>
+      </w:r>
+      <w:r>
+        <w:fldChar w:fldCharType="separate"/>
+      </w:r>
+      <w:r>
+        <w:t>12</w:t>
+      </w:r>
+      <w:r>
+        <w:fldChar w:fldCharType="end"/>
+      </w:r>
+      <w:r>
+        <w:rPr>
+          <w:rFonts w:ascii="Times New Roman" w:hAnsi="Times New Roman" w:eastAsiaTheme="minorHAnsi" w:cstheme="minorBidi"/>
+          <w:szCs w:val="22"/>
+          <w:lang w:val="vi-VN" w:eastAsia="en-US" w:bidi="ar-SA"/>
+        </w:rPr>
+        <w:fldChar w:fldCharType="end"/>
+      </w:r>
+    </w:p>
+    <w:p>
+      <w:pPr>
+        <w:pStyle w:val="14"/>
+        <w:tabs>
+          <w:tab w:val="right" w:leader="dot" w:pos="8768"/>
+        </w:tabs>
+      </w:pPr>
+      <w:r>
+        <w:rPr>
+          <w:rFonts w:ascii="Times New Roman" w:hAnsi="Times New Roman" w:eastAsiaTheme="minorHAnsi" w:cstheme="minorBidi"/>
+          <w:szCs w:val="22"/>
+          <w:lang w:val="vi-VN" w:eastAsia="en-US" w:bidi="ar-SA"/>
+        </w:rPr>
+        <w:fldChar w:fldCharType="begin"/>
+      </w:r>
+      <w:r>
+        <w:rPr>
+          <w:rFonts w:ascii="Times New Roman" w:hAnsi="Times New Roman" w:eastAsiaTheme="minorHAnsi" w:cstheme="minorBidi"/>
+          <w:szCs w:val="22"/>
+          <w:lang w:val="vi-VN" w:eastAsia="en-US" w:bidi="ar-SA"/>
+        </w:rPr>
+        <w:instrText xml:space="preserve"> HYPERLINK \l _Toc11824 </w:instrText>
+      </w:r>
+      <w:r>
+        <w:rPr>
+          <w:rFonts w:ascii="Times New Roman" w:hAnsi="Times New Roman" w:eastAsiaTheme="minorHAnsi" w:cstheme="minorBidi"/>
+          <w:szCs w:val="22"/>
+          <w:lang w:val="vi-VN" w:eastAsia="en-US" w:bidi="ar-SA"/>
+        </w:rPr>
+        <w:fldChar w:fldCharType="separate"/>
+      </w:r>
+      <w:r>
+        <w:t>PHẦN 4 – THIẾT KẾ HỆ THỐNG</w:t>
+      </w:r>
+      <w:r>
+        <w:tab/>
+      </w:r>
+      <w:r>
+        <w:fldChar w:fldCharType="begin"/>
+      </w:r>
+      <w:r>
+        <w:instrText xml:space="preserve"> PAGEREF _Toc11824 \h </w:instrText>
+      </w:r>
+      <w:r>
+        <w:fldChar w:fldCharType="separate"/>
+      </w:r>
+      <w:r>
+        <w:t>14</w:t>
+      </w:r>
+      <w:r>
+        <w:fldChar w:fldCharType="end"/>
+      </w:r>
+      <w:r>
+        <w:rPr>
+          <w:rFonts w:ascii="Times New Roman" w:hAnsi="Times New Roman" w:eastAsiaTheme="minorHAnsi" w:cstheme="minorBidi"/>
+          <w:szCs w:val="22"/>
+          <w:lang w:val="vi-VN" w:eastAsia="en-US" w:bidi="ar-SA"/>
+        </w:rPr>
+        <w:fldChar w:fldCharType="end"/>
+      </w:r>
+    </w:p>
+    <w:p>
+      <w:pPr>
+        <w:pStyle w:val="14"/>
+        <w:tabs>
+          <w:tab w:val="right" w:leader="dot" w:pos="8768"/>
+        </w:tabs>
+      </w:pPr>
+      <w:r>
+        <w:rPr>
+          <w:rFonts w:ascii="Times New Roman" w:hAnsi="Times New Roman" w:eastAsiaTheme="minorHAnsi" w:cstheme="minorBidi"/>
+          <w:szCs w:val="22"/>
+          <w:lang w:val="vi-VN" w:eastAsia="en-US" w:bidi="ar-SA"/>
+        </w:rPr>
+        <w:fldChar w:fldCharType="begin"/>
+      </w:r>
+      <w:r>
+        <w:rPr>
+          <w:rFonts w:ascii="Times New Roman" w:hAnsi="Times New Roman" w:eastAsiaTheme="minorHAnsi" w:cstheme="minorBidi"/>
+          <w:szCs w:val="22"/>
+          <w:lang w:val="vi-VN" w:eastAsia="en-US" w:bidi="ar-SA"/>
+        </w:rPr>
+        <w:instrText xml:space="preserve"> HYPERLINK \l _Toc23813 </w:instrText>
+      </w:r>
+      <w:r>
+        <w:rPr>
+          <w:rFonts w:ascii="Times New Roman" w:hAnsi="Times New Roman" w:eastAsiaTheme="minorHAnsi" w:cstheme="minorBidi"/>
+          <w:szCs w:val="22"/>
+          <w:lang w:val="vi-VN" w:eastAsia="en-US" w:bidi="ar-SA"/>
+        </w:rPr>
+        <w:fldChar w:fldCharType="separate"/>
+      </w:r>
+      <w:r>
+        <w:t>PHẦN 5 – THỰC HIỆN DỰ ÁN</w:t>
+      </w:r>
+      <w:r>
+        <w:tab/>
+      </w:r>
+      <w:r>
+        <w:fldChar w:fldCharType="begin"/>
+      </w:r>
+      <w:r>
+        <w:instrText xml:space="preserve"> PAGEREF _Toc23813 \h </w:instrText>
+      </w:r>
+      <w:r>
+        <w:fldChar w:fldCharType="separate"/>
+      </w:r>
+      <w:r>
+        <w:t>35</w:t>
+      </w:r>
+      <w:r>
+        <w:fldChar w:fldCharType="end"/>
+      </w:r>
+      <w:r>
+        <w:rPr>
+          <w:rFonts w:ascii="Times New Roman" w:hAnsi="Times New Roman" w:eastAsiaTheme="minorHAnsi" w:cstheme="minorBidi"/>
+          <w:szCs w:val="22"/>
+          <w:lang w:val="vi-VN" w:eastAsia="en-US" w:bidi="ar-SA"/>
+        </w:rPr>
+        <w:fldChar w:fldCharType="end"/>
+      </w:r>
+    </w:p>
+    <w:p>
+      <w:pPr>
+        <w:pStyle w:val="14"/>
+        <w:tabs>
+          <w:tab w:val="right" w:leader="dot" w:pos="8768"/>
+        </w:tabs>
+      </w:pPr>
+      <w:r>
+        <w:rPr>
+          <w:rFonts w:ascii="Times New Roman" w:hAnsi="Times New Roman" w:eastAsiaTheme="minorHAnsi" w:cstheme="minorBidi"/>
+          <w:szCs w:val="22"/>
+          <w:lang w:val="vi-VN" w:eastAsia="en-US" w:bidi="ar-SA"/>
+        </w:rPr>
+        <w:fldChar w:fldCharType="begin"/>
+      </w:r>
+      <w:r>
+        <w:rPr>
+          <w:rFonts w:ascii="Times New Roman" w:hAnsi="Times New Roman" w:eastAsiaTheme="minorHAnsi" w:cstheme="minorBidi"/>
+          <w:szCs w:val="22"/>
+          <w:lang w:val="vi-VN" w:eastAsia="en-US" w:bidi="ar-SA"/>
+        </w:rPr>
+        <w:instrText xml:space="preserve"> HYPERLINK \l _Toc10427 </w:instrText>
+      </w:r>
+      <w:r>
+        <w:rPr>
+          <w:rFonts w:ascii="Times New Roman" w:hAnsi="Times New Roman" w:eastAsiaTheme="minorHAnsi" w:cstheme="minorBidi"/>
+          <w:szCs w:val="22"/>
+          <w:lang w:val="vi-VN" w:eastAsia="en-US" w:bidi="ar-SA"/>
+        </w:rPr>
+        <w:fldChar w:fldCharType="separate"/>
+      </w:r>
+      <w:r>
+        <w:t>PHẦN 6 – KIỂM THỬ</w:t>
+      </w:r>
+      <w:r>
+        <w:tab/>
+      </w:r>
+      <w:r>
+        <w:fldChar w:fldCharType="begin"/>
+      </w:r>
+      <w:r>
+        <w:instrText xml:space="preserve"> PAGEREF _Toc10427 \h </w:instrText>
+      </w:r>
+      <w:r>
+        <w:fldChar w:fldCharType="separate"/>
+      </w:r>
+      <w:r>
+        <w:t>35</w:t>
+      </w:r>
+      <w:r>
+        <w:fldChar w:fldCharType="end"/>
+      </w:r>
+      <w:r>
+        <w:rPr>
+          <w:rFonts w:ascii="Times New Roman" w:hAnsi="Times New Roman" w:eastAsiaTheme="minorHAnsi" w:cstheme="minorBidi"/>
+          <w:szCs w:val="22"/>
+          <w:lang w:val="vi-VN" w:eastAsia="en-US" w:bidi="ar-SA"/>
+        </w:rPr>
+        <w:fldChar w:fldCharType="end"/>
+      </w:r>
+    </w:p>
+    <w:p>
+      <w:pPr>
+        <w:pStyle w:val="14"/>
+        <w:tabs>
+          <w:tab w:val="right" w:leader="dot" w:pos="8768"/>
+        </w:tabs>
+      </w:pPr>
+      <w:r>
+        <w:rPr>
+          <w:rFonts w:ascii="Times New Roman" w:hAnsi="Times New Roman" w:eastAsiaTheme="minorHAnsi" w:cstheme="minorBidi"/>
+          <w:szCs w:val="22"/>
+          <w:lang w:val="vi-VN" w:eastAsia="en-US" w:bidi="ar-SA"/>
+        </w:rPr>
+        <w:fldChar w:fldCharType="begin"/>
+      </w:r>
+      <w:r>
+        <w:rPr>
+          <w:rFonts w:ascii="Times New Roman" w:hAnsi="Times New Roman" w:eastAsiaTheme="minorHAnsi" w:cstheme="minorBidi"/>
+          <w:szCs w:val="22"/>
+          <w:lang w:val="vi-VN" w:eastAsia="en-US" w:bidi="ar-SA"/>
+        </w:rPr>
+        <w:instrText xml:space="preserve"> HYPERLINK \l _Toc18729 </w:instrText>
+      </w:r>
+      <w:r>
+        <w:rPr>
+          <w:rFonts w:ascii="Times New Roman" w:hAnsi="Times New Roman" w:eastAsiaTheme="minorHAnsi" w:cstheme="minorBidi"/>
+          <w:szCs w:val="22"/>
+          <w:lang w:val="vi-VN" w:eastAsia="en-US" w:bidi="ar-SA"/>
+        </w:rPr>
+        <w:fldChar w:fldCharType="separate"/>
+      </w:r>
+      <w:r>
+        <w:t>PHẦN 7 – HƯỚNG DẪN TRIỂN KHAI VÀ SỬ DỤNG</w:t>
+      </w:r>
+      <w:r>
+        <w:tab/>
+      </w:r>
+      <w:r>
+        <w:fldChar w:fldCharType="begin"/>
+      </w:r>
+      <w:r>
+        <w:instrText xml:space="preserve"> PAGEREF _Toc18729 \h </w:instrText>
+      </w:r>
+      <w:r>
+        <w:fldChar w:fldCharType="separate"/>
+      </w:r>
+      <w:r>
+        <w:t>35</w:t>
+      </w:r>
+      <w:r>
+        <w:fldChar w:fldCharType="end"/>
+      </w:r>
+      <w:r>
+        <w:rPr>
+          <w:rFonts w:ascii="Times New Roman" w:hAnsi="Times New Roman" w:eastAsiaTheme="minorHAnsi" w:cstheme="minorBidi"/>
+          <w:szCs w:val="22"/>
+          <w:lang w:val="vi-VN" w:eastAsia="en-US" w:bidi="ar-SA"/>
+        </w:rPr>
+        <w:fldChar w:fldCharType="end"/>
+      </w:r>
+    </w:p>
+    <w:p>
+      <w:pPr>
+        <w:pStyle w:val="14"/>
+        <w:tabs>
+          <w:tab w:val="right" w:leader="dot" w:pos="8768"/>
+        </w:tabs>
+      </w:pPr>
+      <w:r>
+        <w:rPr>
+          <w:rFonts w:ascii="Times New Roman" w:hAnsi="Times New Roman" w:eastAsiaTheme="minorHAnsi" w:cstheme="minorBidi"/>
+          <w:szCs w:val="22"/>
+          <w:lang w:val="vi-VN" w:eastAsia="en-US" w:bidi="ar-SA"/>
+        </w:rPr>
+        <w:fldChar w:fldCharType="begin"/>
+      </w:r>
+      <w:r>
+        <w:rPr>
+          <w:rFonts w:ascii="Times New Roman" w:hAnsi="Times New Roman" w:eastAsiaTheme="minorHAnsi" w:cstheme="minorBidi"/>
+          <w:szCs w:val="22"/>
+          <w:lang w:val="vi-VN" w:eastAsia="en-US" w:bidi="ar-SA"/>
+        </w:rPr>
+        <w:instrText xml:space="preserve"> HYPERLINK \l _Toc30879 </w:instrText>
+      </w:r>
+      <w:r>
+        <w:rPr>
+          <w:rFonts w:ascii="Times New Roman" w:hAnsi="Times New Roman" w:eastAsiaTheme="minorHAnsi" w:cstheme="minorBidi"/>
+          <w:szCs w:val="22"/>
+          <w:lang w:val="vi-VN" w:eastAsia="en-US" w:bidi="ar-SA"/>
+        </w:rPr>
+        <w:fldChar w:fldCharType="separate"/>
+      </w:r>
+      <w:r>
+        <w:t>KẾT LUẬN</w:t>
+      </w:r>
+      <w:r>
+        <w:tab/>
+      </w:r>
+      <w:r>
+        <w:fldChar w:fldCharType="begin"/>
+      </w:r>
+      <w:r>
+        <w:instrText xml:space="preserve"> PAGEREF _Toc30879 \h </w:instrText>
+      </w:r>
+      <w:r>
+        <w:fldChar w:fldCharType="separate"/>
+      </w:r>
+      <w:r>
+        <w:t>36</w:t>
+      </w:r>
+      <w:r>
+        <w:fldChar w:fldCharType="end"/>
+      </w:r>
+      <w:r>
+        <w:rPr>
+          <w:rFonts w:ascii="Times New Roman" w:hAnsi="Times New Roman" w:eastAsiaTheme="minorHAnsi" w:cstheme="minorBidi"/>
+          <w:szCs w:val="22"/>
+          <w:lang w:val="vi-VN" w:eastAsia="en-US" w:bidi="ar-SA"/>
+        </w:rPr>
+        <w:fldChar w:fldCharType="end"/>
+      </w:r>
+    </w:p>
+    <w:p>
+      <w:pPr>
+        <w:pStyle w:val="14"/>
+        <w:tabs>
+          <w:tab w:val="right" w:leader="dot" w:pos="8768"/>
+        </w:tabs>
+      </w:pPr>
+      <w:r>
+        <w:rPr>
+          <w:rFonts w:ascii="Times New Roman" w:hAnsi="Times New Roman" w:eastAsiaTheme="minorHAnsi" w:cstheme="minorBidi"/>
+          <w:szCs w:val="22"/>
+          <w:lang w:val="vi-VN" w:eastAsia="en-US" w:bidi="ar-SA"/>
+        </w:rPr>
+        <w:fldChar w:fldCharType="begin"/>
+      </w:r>
+      <w:r>
+        <w:rPr>
+          <w:rFonts w:ascii="Times New Roman" w:hAnsi="Times New Roman" w:eastAsiaTheme="minorHAnsi" w:cstheme="minorBidi"/>
+          <w:szCs w:val="22"/>
+          <w:lang w:val="vi-VN" w:eastAsia="en-US" w:bidi="ar-SA"/>
+        </w:rPr>
+        <w:instrText xml:space="preserve"> HYPERLINK \l _Toc9646 </w:instrText>
+      </w:r>
+      <w:r>
+        <w:rPr>
+          <w:rFonts w:ascii="Times New Roman" w:hAnsi="Times New Roman" w:eastAsiaTheme="minorHAnsi" w:cstheme="minorBidi"/>
+          <w:szCs w:val="22"/>
+          <w:lang w:val="vi-VN" w:eastAsia="en-US" w:bidi="ar-SA"/>
+        </w:rPr>
+        <w:fldChar w:fldCharType="separate"/>
+      </w:r>
+      <w:r>
+        <w:t>PHỤ LỤC</w:t>
+      </w:r>
+      <w:r>
+        <w:tab/>
+      </w:r>
+      <w:r>
+        <w:fldChar w:fldCharType="begin"/>
+      </w:r>
+      <w:r>
+        <w:instrText xml:space="preserve"> PAGEREF _Toc9646 \h </w:instrText>
+      </w:r>
+      <w:r>
+        <w:fldChar w:fldCharType="separate"/>
+      </w:r>
+      <w:r>
+        <w:t>36</w:t>
+      </w:r>
+      <w:r>
+        <w:fldChar w:fldCharType="end"/>
+      </w:r>
+      <w:r>
+        <w:rPr>
+          <w:rFonts w:ascii="Times New Roman" w:hAnsi="Times New Roman" w:eastAsiaTheme="minorHAnsi" w:cstheme="minorBidi"/>
+          <w:szCs w:val="22"/>
+          <w:lang w:val="vi-VN" w:eastAsia="en-US" w:bidi="ar-SA"/>
+        </w:rPr>
+        <w:fldChar w:fldCharType="end"/>
+      </w:r>
+    </w:p>
+    <w:p>
+      <w:pPr>
+        <w:pStyle w:val="14"/>
+        <w:tabs>
+          <w:tab w:val="right" w:leader="dot" w:pos="8768"/>
+        </w:tabs>
+      </w:pPr>
+      <w:r>
+        <w:rPr>
+          <w:rFonts w:ascii="Times New Roman" w:hAnsi="Times New Roman" w:eastAsiaTheme="minorHAnsi" w:cstheme="minorBidi"/>
+          <w:szCs w:val="22"/>
+          <w:lang w:val="vi-VN" w:eastAsia="en-US" w:bidi="ar-SA"/>
+        </w:rPr>
+        <w:fldChar w:fldCharType="begin"/>
+      </w:r>
+      <w:r>
+        <w:rPr>
+          <w:rFonts w:ascii="Times New Roman" w:hAnsi="Times New Roman" w:eastAsiaTheme="minorHAnsi" w:cstheme="minorBidi"/>
+          <w:szCs w:val="22"/>
+          <w:lang w:val="vi-VN" w:eastAsia="en-US" w:bidi="ar-SA"/>
+        </w:rPr>
+        <w:instrText xml:space="preserve"> HYPERLINK \l _Toc25373 </w:instrText>
+      </w:r>
+      <w:r>
+        <w:rPr>
+          <w:rFonts w:ascii="Times New Roman" w:hAnsi="Times New Roman" w:eastAsiaTheme="minorHAnsi" w:cstheme="minorBidi"/>
+          <w:szCs w:val="22"/>
+          <w:lang w:val="vi-VN" w:eastAsia="en-US" w:bidi="ar-SA"/>
+        </w:rPr>
+        <w:fldChar w:fldCharType="separate"/>
+      </w:r>
+      <w:r>
+        <w:t>TÀI LIỆU THAM KHẢO</w:t>
+      </w:r>
+      <w:r>
+        <w:tab/>
+      </w:r>
+      <w:r>
+        <w:fldChar w:fldCharType="begin"/>
+      </w:r>
+      <w:r>
+        <w:instrText xml:space="preserve"> PAGEREF _Toc25373 \h </w:instrText>
+      </w:r>
+      <w:r>
+        <w:fldChar w:fldCharType="separate"/>
+      </w:r>
+      <w:r>
+        <w:t>36</w:t>
+      </w:r>
+      <w:r>
+        <w:fldChar w:fldCharType="end"/>
+      </w:r>
+      <w:r>
+        <w:rPr>
+          <w:rFonts w:ascii="Times New Roman" w:hAnsi="Times New Roman" w:eastAsiaTheme="minorHAnsi" w:cstheme="minorBidi"/>
+          <w:szCs w:val="22"/>
+          <w:lang w:val="vi-VN" w:eastAsia="en-US" w:bidi="ar-SA"/>
+        </w:rPr>
+        <w:fldChar w:fldCharType="end"/>
+      </w:r>
+    </w:p>
+    <w:p>
+      <w:pPr>
+        <w:rPr>
+          <w:rFonts w:ascii="Times New Roman" w:hAnsi="Times New Roman" w:eastAsiaTheme="minorHAnsi" w:cstheme="minorBidi"/>
+          <w:sz w:val="28"/>
+          <w:szCs w:val="22"/>
+          <w:lang w:val="vi-VN" w:eastAsia="en-US" w:bidi="ar-SA"/>
+        </w:rPr>
+      </w:pPr>
+      <w:r>
+        <w:rPr>
+          <w:rFonts w:ascii="Times New Roman" w:hAnsi="Times New Roman" w:eastAsiaTheme="minorHAnsi" w:cstheme="minorBidi"/>
+          <w:szCs w:val="22"/>
+          <w:lang w:val="vi-VN" w:eastAsia="en-US" w:bidi="ar-SA"/>
+        </w:rPr>
+        <w:fldChar w:fldCharType="end"/>
+      </w:r>
+    </w:p>
+    <w:p/>
+    <w:p>
+      <w:bookmarkStart w:id="0" w:name="_Toc8793"/>
+      <w:bookmarkStart w:id="1" w:name="_Toc30612"/>
+      <w:r>
+        <w:br w:type="page"/>
+      </w:r>
+    </w:p>
     <w:p>
       <w:pPr>
         <w:pStyle w:val="2"/>
@@ -2484,12 +1934,17 @@
         <w:jc w:val="center"/>
         <w:outlineLvl w:val="0"/>
       </w:pPr>
-      <w:bookmarkStart w:id="1" w:name="_Toc1810"/>
+      <w:bookmarkStart w:id="2" w:name="_Toc30282"/>
+      <w:bookmarkStart w:id="3" w:name="_Toc29598"/>
+      <w:bookmarkStart w:id="4" w:name="_Toc5053"/>
       <w:r>
         <w:t>LỜI MỞ ĐẦU</w:t>
       </w:r>
       <w:bookmarkEnd w:id="0"/>
       <w:bookmarkEnd w:id="1"/>
+      <w:bookmarkEnd w:id="2"/>
+      <w:bookmarkEnd w:id="3"/>
+      <w:bookmarkEnd w:id="4"/>
     </w:p>
     <w:p>
       <w:pPr>
@@ -2655,8 +2110,13 @@
         </w:rPr>
         <w:br w:type="page"/>
       </w:r>
-      <w:bookmarkStart w:id="2" w:name="_Toc26225"/>
-      <w:bookmarkStart w:id="3" w:name="_Toc695"/>
+      <w:bookmarkStart w:id="5" w:name="_Toc1121"/>
+      <w:bookmarkStart w:id="6" w:name="_Toc26225"/>
+      <w:bookmarkStart w:id="7" w:name="_Toc29430"/>
+      <w:bookmarkStart w:id="8" w:name="_Toc22367"/>
+      <w:bookmarkStart w:id="9" w:name="_Toc9097"/>
+      <w:bookmarkStart w:id="10" w:name="_Toc22668"/>
+      <w:bookmarkStart w:id="11" w:name="_Toc32393"/>
       <w:r>
         <w:rPr>
           <w:rFonts w:hint="default" w:ascii="Times New Roman" w:hAnsi="Times New Roman" w:cs="Times New Roman"/>
@@ -2670,8 +2130,13 @@
         </w:rPr>
         <w:t>LỜI CẢM ƠN</w:t>
       </w:r>
-      <w:bookmarkEnd w:id="2"/>
-      <w:bookmarkEnd w:id="3"/>
+      <w:bookmarkEnd w:id="5"/>
+      <w:bookmarkEnd w:id="6"/>
+      <w:bookmarkEnd w:id="7"/>
+      <w:bookmarkEnd w:id="8"/>
+      <w:bookmarkEnd w:id="9"/>
+      <w:bookmarkEnd w:id="10"/>
+      <w:bookmarkEnd w:id="11"/>
     </w:p>
     <w:p>
       <w:pPr>
@@ -2909,16 +2374,26 @@
           <w:lang w:val="en-US"/>
         </w:rPr>
       </w:pPr>
-      <w:bookmarkStart w:id="4" w:name="_Toc3863"/>
-      <w:bookmarkStart w:id="5" w:name="_Toc364"/>
+      <w:bookmarkStart w:id="12" w:name="_Toc3863"/>
+      <w:bookmarkStart w:id="13" w:name="_Toc16751"/>
+      <w:bookmarkStart w:id="14" w:name="_Toc10975"/>
+      <w:bookmarkStart w:id="15" w:name="_Toc20680"/>
+      <w:bookmarkStart w:id="16" w:name="_Toc20597"/>
+      <w:bookmarkStart w:id="17" w:name="_Toc20206"/>
+      <w:bookmarkStart w:id="18" w:name="_Toc12120"/>
       <w:r>
         <w:rPr>
           <w:lang w:val="en-US"/>
         </w:rPr>
         <w:t>NHẬN XÉT CỦA GV HƯỚNG DẪN</w:t>
       </w:r>
-      <w:bookmarkEnd w:id="4"/>
-      <w:bookmarkEnd w:id="5"/>
+      <w:bookmarkEnd w:id="12"/>
+      <w:bookmarkEnd w:id="13"/>
+      <w:bookmarkEnd w:id="14"/>
+      <w:bookmarkEnd w:id="15"/>
+      <w:bookmarkEnd w:id="16"/>
+      <w:bookmarkEnd w:id="17"/>
+      <w:bookmarkEnd w:id="18"/>
     </w:p>
     <w:p>
       <w:pPr>
@@ -2935,7 +2410,7 @@
         <w:rPr>
           <w:lang w:val="en-US"/>
         </w:rPr>
-        <w:t>…………………………………………………………………………………………………………………………………………………………………………………………………………………………………………………………………………………………………………………………………………………………………………………………………………………………………………………………………………………………………………………………………………………………………………………………………………………………………………………………………………………………………………………………………………………………………………………………………………………………………………………………………………………………………………………………………………………………………………………………………………………………………………………………………………………………………………………………………………………………………………………………………………………………………………………………………………………………………………………………………………………………………………………………………………………………………………………………………………………………………………………………………………………………………………………………………………………………………………………………………………………………………………………………………………………………………………………………………………………………………………………………………………………………………………………………………………………………………………………………………………………………………………………………………………………………………………………………………………………………………………………………………………………………………………………………………………………………………………………………………………………………………………………………………………………………………………………………………………………………………………………………………………………………………………………………………………………………………………………………………………………………………………………………………………………………………………………………………………………………………………………………………………………………………………………………………………………………………………………………………………………………………………………………………………………………………………………………………………………………………………………………………………………………………………………………………………………………………….......................................................................................................</w:t>
+        <w:t>……………………………………………………………………………………………………………………………………………………………………………………………………………………………………………………………………………………………………………………………………………………………………………………………………………………………………………………………………………………………………………………………………………………………………………………………………………………………………………………………………………………………………………………………………………………………………………………………………………………………………………………………………………………………………………………………………………………………………………………………………………………………………………………………………………………………………………………………………………………………………………………………………………………………………………………………………………………………………………………………………………………………………………………………………………………………………………………………………………………………………………………………………………………………………………………………………………………………………………………………………………………………………………………………………………………………………………………………………………………………………………………………………………………………………………………………………………………………………………………………………………………………………………………………………………………………………………………………………………………………………………………………………………………………………</w:t>
       </w:r>
       <w:r>
         <w:br w:type="page"/>
@@ -2950,16 +2425,26 @@
           <w:lang w:val="en-US"/>
         </w:rPr>
       </w:pPr>
-      <w:bookmarkStart w:id="6" w:name="_Toc15697"/>
-      <w:bookmarkStart w:id="7" w:name="_Toc4434"/>
+      <w:bookmarkStart w:id="19" w:name="_Toc15697"/>
+      <w:bookmarkStart w:id="20" w:name="_Toc19334"/>
+      <w:bookmarkStart w:id="21" w:name="_Toc9498"/>
+      <w:bookmarkStart w:id="22" w:name="_Toc31649"/>
+      <w:bookmarkStart w:id="23" w:name="_Toc22756"/>
+      <w:bookmarkStart w:id="24" w:name="_Toc6002"/>
+      <w:bookmarkStart w:id="25" w:name="_Toc3781"/>
       <w:r>
         <w:rPr>
           <w:lang w:val="en-US"/>
         </w:rPr>
         <w:t>NHẬN XÉT CỦA GV PHẢN BIỆN</w:t>
       </w:r>
-      <w:bookmarkEnd w:id="6"/>
-      <w:bookmarkEnd w:id="7"/>
+      <w:bookmarkEnd w:id="19"/>
+      <w:bookmarkEnd w:id="20"/>
+      <w:bookmarkEnd w:id="21"/>
+      <w:bookmarkEnd w:id="22"/>
+      <w:bookmarkEnd w:id="23"/>
+      <w:bookmarkEnd w:id="24"/>
+      <w:bookmarkEnd w:id="25"/>
     </w:p>
     <w:p>
       <w:pPr>
@@ -2976,7 +2461,7 @@
         <w:rPr>
           <w:lang w:val="en-US"/>
         </w:rPr>
-        <w:t>………………………………………………………………………………………………………………………………………………………………………………………………………………………………………………………………………………………………………………………………………………………………………………………………………………………………………………………………………………………………………………………………………………………………………………………………………………………………………………………………………………………………………………………………………………………………………………………………………………………………………………………………………………………………………………………………………………………………………………………………………………………………………………………………………………………………………………………………………………………………………………………………………………………………………………………………………………………………………………………………………………………………………………………………………………………………………………………………………………………………………………………………………………………………………………………………………………………………………………………………………………………………………………………………………………………………………………………………………………………………………………………………………………………………………………………………………………………………………………………………………………………………………………………………………………………………………………………………………………………………………………………………………………………………………………………………………………………………………………………………………………………………………………………………………………………………………………………………………………………………………………………………………………………………………………………………………………………………………………………………………………………………………………………………………………………………………………………………………………………………………………………………………………………………………………………………………………………………………………………………………………………………………………………………………………………………………………………………………………………………………………………………</w:t>
+        <w:t>……………………………………………………………………………………………………………………………………………………………………………………………………………………………………………………………………………………………………………………………………………………………………………………………………………………………………………………………………………………………………………………………………………………………………………………………………………………………………………………………………………………………………………………………………………………………………………………………………………………………………………………………………………………………………………………………………………………………………………………………………………………………………………………………………………………………………………………………………………………………………………………………………………………………………………………………………………………………………………………………………………………………………………………………………………………………………………………………………………………………………………………………………………………………………………………………………………………………………………………………………………………………………………………………………………………………………………………………………………………………………………………………………………………………………………………………………………………………………………………………………………………………………………………………………………………………………………………………………………………………………………………………………………………………………</w:t>
       </w:r>
       <w:r>
         <w:br w:type="page"/>
@@ -2988,13 +2473,23 @@
         <w:spacing w:line="360" w:lineRule="auto"/>
         <w:outlineLvl w:val="0"/>
       </w:pPr>
-      <w:bookmarkStart w:id="8" w:name="_Toc6418"/>
-      <w:bookmarkStart w:id="9" w:name="_Toc23232"/>
+      <w:bookmarkStart w:id="26" w:name="_Toc6418"/>
+      <w:bookmarkStart w:id="27" w:name="_Toc25008"/>
+      <w:bookmarkStart w:id="28" w:name="_Toc13047"/>
+      <w:bookmarkStart w:id="29" w:name="_Toc20874"/>
+      <w:bookmarkStart w:id="30" w:name="_Toc19053"/>
+      <w:bookmarkStart w:id="31" w:name="_Toc10588"/>
+      <w:bookmarkStart w:id="32" w:name="_Toc2725"/>
       <w:r>
         <w:t>PHẦN 1 – GIỚI THIỆU ĐỀ TÀI</w:t>
       </w:r>
-      <w:bookmarkEnd w:id="8"/>
-      <w:bookmarkEnd w:id="9"/>
+      <w:bookmarkEnd w:id="26"/>
+      <w:bookmarkEnd w:id="27"/>
+      <w:bookmarkEnd w:id="28"/>
+      <w:bookmarkEnd w:id="29"/>
+      <w:bookmarkEnd w:id="30"/>
+      <w:bookmarkEnd w:id="31"/>
+      <w:bookmarkEnd w:id="32"/>
     </w:p>
     <w:p>
       <w:pPr>
@@ -3186,13 +2681,23 @@
         <w:spacing w:line="360" w:lineRule="auto"/>
         <w:outlineLvl w:val="0"/>
       </w:pPr>
-      <w:bookmarkStart w:id="10" w:name="_Toc30129"/>
-      <w:bookmarkStart w:id="11" w:name="_Toc31623"/>
+      <w:bookmarkStart w:id="33" w:name="_Toc22866"/>
+      <w:bookmarkStart w:id="34" w:name="_Toc30129"/>
+      <w:bookmarkStart w:id="35" w:name="_Toc11364"/>
+      <w:bookmarkStart w:id="36" w:name="_Toc14684"/>
+      <w:bookmarkStart w:id="37" w:name="_Toc27649"/>
+      <w:bookmarkStart w:id="38" w:name="_Toc9709"/>
+      <w:bookmarkStart w:id="39" w:name="_Toc14718"/>
       <w:r>
         <w:t>PHẦN 2 – KHẢO SÁT YÊU CẦU</w:t>
       </w:r>
-      <w:bookmarkEnd w:id="10"/>
-      <w:bookmarkEnd w:id="11"/>
+      <w:bookmarkEnd w:id="33"/>
+      <w:bookmarkEnd w:id="34"/>
+      <w:bookmarkEnd w:id="35"/>
+      <w:bookmarkEnd w:id="36"/>
+      <w:bookmarkEnd w:id="37"/>
+      <w:bookmarkEnd w:id="38"/>
+      <w:bookmarkEnd w:id="39"/>
       <w:r>
         <w:t xml:space="preserve"> </w:t>
       </w:r>
@@ -3307,8 +2812,9 @@
           <w:lang w:val="en-US"/>
         </w:rPr>
       </w:pPr>
-      <w:bookmarkStart w:id="12" w:name="_Toc26269"/>
-      <w:bookmarkStart w:id="13" w:name="_Toc10413"/>
+      <w:bookmarkStart w:id="40" w:name="_Toc26269"/>
+      <w:bookmarkStart w:id="41" w:name="_Toc32181"/>
+      <w:bookmarkStart w:id="42" w:name="_Toc31548"/>
       <w:r>
         <w:rPr>
           <w:rFonts w:hint="default" w:ascii="Times New Roman" w:hAnsi="Times New Roman" w:eastAsia="SimSun" w:cs="Times New Roman"/>
@@ -3325,8 +2831,9 @@
         </w:rPr>
         <w:t>2.1 Các yêu cầu của hệ thống</w:t>
       </w:r>
-      <w:bookmarkEnd w:id="12"/>
-      <w:bookmarkEnd w:id="13"/>
+      <w:bookmarkEnd w:id="40"/>
+      <w:bookmarkEnd w:id="41"/>
+      <w:bookmarkEnd w:id="42"/>
     </w:p>
     <w:p>
       <w:pPr>
@@ -5974,8 +5481,9 @@
           <w:lang w:val="en-US"/>
         </w:rPr>
       </w:pPr>
-      <w:bookmarkStart w:id="14" w:name="_Toc15410"/>
-      <w:bookmarkStart w:id="15" w:name="_Toc7868"/>
+      <w:bookmarkStart w:id="43" w:name="_Toc15410"/>
+      <w:bookmarkStart w:id="44" w:name="_Toc422"/>
+      <w:bookmarkStart w:id="45" w:name="_Toc13435"/>
       <w:r>
         <w:rPr>
           <w:rFonts w:hint="default" w:ascii="Times New Roman" w:hAnsi="Times New Roman" w:eastAsia="SimSun" w:cs="Times New Roman"/>
@@ -5992,8 +5500,9 @@
         </w:rPr>
         <w:t>2.2 Yêu cầu về bảo mật</w:t>
       </w:r>
-      <w:bookmarkEnd w:id="14"/>
-      <w:bookmarkEnd w:id="15"/>
+      <w:bookmarkEnd w:id="43"/>
+      <w:bookmarkEnd w:id="44"/>
+      <w:bookmarkEnd w:id="45"/>
     </w:p>
     <w:p>
       <w:pPr>
@@ -6894,13 +6403,27 @@
         <w:pStyle w:val="2"/>
         <w:spacing w:line="360" w:lineRule="auto"/>
       </w:pPr>
-      <w:bookmarkStart w:id="16" w:name="_Toc19543"/>
-      <w:bookmarkStart w:id="17" w:name="_Toc58"/>
+      <w:bookmarkStart w:id="46" w:name="_Toc19543"/>
+      <w:bookmarkStart w:id="47" w:name="_Toc10683"/>
+      <w:bookmarkStart w:id="48" w:name="_Toc19710"/>
+      <w:bookmarkStart w:id="49" w:name="_Toc15986"/>
+      <w:bookmarkStart w:id="50" w:name="_Toc8363"/>
+      <w:bookmarkStart w:id="51" w:name="_Toc20135"/>
+      <w:bookmarkStart w:id="52" w:name="_Toc12983"/>
       <w:r>
         <w:t>PHẦN 3 – PHÂN TÍCH HIỆN TRẠNG</w:t>
       </w:r>
-      <w:bookmarkEnd w:id="16"/>
-      <w:bookmarkEnd w:id="17"/>
+      <w:bookmarkEnd w:id="46"/>
+      <w:bookmarkEnd w:id="47"/>
+      <w:bookmarkEnd w:id="48"/>
+      <w:bookmarkEnd w:id="49"/>
+      <w:bookmarkEnd w:id="50"/>
+      <w:bookmarkEnd w:id="51"/>
+      <w:bookmarkEnd w:id="52"/>
+    </w:p>
+    <w:p>
+      <w:bookmarkStart w:id="53" w:name="_Toc16435"/>
+      <w:bookmarkStart w:id="54" w:name="_Toc2926"/>
     </w:p>
     <w:p>
       <w:pPr>
@@ -6920,8 +6443,7 @@
           <w:lang w:val="en-US"/>
         </w:rPr>
       </w:pPr>
-      <w:bookmarkStart w:id="18" w:name="_Toc2926"/>
-      <w:bookmarkStart w:id="19" w:name="_Toc7212"/>
+      <w:bookmarkStart w:id="55" w:name="_Toc6683"/>
       <w:r>
         <w:rPr>
           <w:rFonts w:hint="default" w:eastAsia="SimSun" w:cs="Times New Roman"/>
@@ -6970,8 +6492,9 @@
         </w:rPr>
         <w:t>.</w:t>
       </w:r>
-      <w:bookmarkEnd w:id="18"/>
-      <w:bookmarkEnd w:id="19"/>
+      <w:bookmarkEnd w:id="53"/>
+      <w:bookmarkEnd w:id="54"/>
+      <w:bookmarkEnd w:id="55"/>
     </w:p>
     <w:p>
       <w:pPr>
@@ -7667,23 +7190,24 @@
     <w:p>
       <w:pPr>
         <w:spacing w:line="360" w:lineRule="auto"/>
-        <w:outlineLvl w:val="0"/>
-        <w:rPr>
-          <w:rFonts w:hint="default" w:ascii="Times New Roman" w:hAnsi="Times New Roman" w:eastAsia="SimSun" w:cs="Times New Roman"/>
-          <w:b/>
-          <w:bCs w:val="0"/>
-          <w:i w:val="0"/>
-          <w:iCs w:val="0"/>
-          <w:color w:val="000000"/>
-          <w:sz w:val="28"/>
-          <w:szCs w:val="28"/>
-          <w:u w:val="none"/>
-          <w:vertAlign w:val="baseline"/>
-          <w:lang w:val="en-US"/>
-        </w:rPr>
-      </w:pPr>
-      <w:bookmarkStart w:id="20" w:name="_Toc22787"/>
-      <w:bookmarkStart w:id="21" w:name="_Toc9411"/>
+        <w:outlineLvl w:val="1"/>
+        <w:rPr>
+          <w:rFonts w:hint="default" w:ascii="Times New Roman" w:hAnsi="Times New Roman" w:eastAsia="SimSun" w:cs="Times New Roman"/>
+          <w:b/>
+          <w:bCs w:val="0"/>
+          <w:i w:val="0"/>
+          <w:iCs w:val="0"/>
+          <w:color w:val="000000"/>
+          <w:sz w:val="28"/>
+          <w:szCs w:val="28"/>
+          <w:u w:val="none"/>
+          <w:vertAlign w:val="baseline"/>
+          <w:lang w:val="en-US"/>
+        </w:rPr>
+      </w:pPr>
+      <w:bookmarkStart w:id="56" w:name="_Toc22787"/>
+      <w:bookmarkStart w:id="57" w:name="_Toc4435"/>
+      <w:bookmarkStart w:id="58" w:name="_Toc26304"/>
       <w:r>
         <w:rPr>
           <w:rFonts w:hint="default" w:ascii="Times New Roman" w:hAnsi="Times New Roman" w:eastAsia="SimSun" w:cs="Times New Roman"/>
@@ -7700,8 +7224,9 @@
         </w:rPr>
         <w:t>3.2 Sơ đồ Use Case</w:t>
       </w:r>
-      <w:bookmarkEnd w:id="20"/>
-      <w:bookmarkEnd w:id="21"/>
+      <w:bookmarkEnd w:id="56"/>
+      <w:bookmarkEnd w:id="57"/>
+      <w:bookmarkEnd w:id="58"/>
     </w:p>
     <w:p>
       <w:pPr>
@@ -7779,13 +7304,21 @@
         <w:pStyle w:val="2"/>
         <w:spacing w:line="360" w:lineRule="auto"/>
       </w:pPr>
-      <w:bookmarkStart w:id="22" w:name="_Toc872"/>
-      <w:bookmarkStart w:id="23" w:name="_Toc23718"/>
+      <w:bookmarkStart w:id="59" w:name="_Toc872"/>
+      <w:bookmarkStart w:id="60" w:name="_Toc24143"/>
+      <w:bookmarkStart w:id="61" w:name="_Toc19969"/>
+      <w:bookmarkStart w:id="62" w:name="_Toc684"/>
+      <w:bookmarkStart w:id="63" w:name="_Toc15615"/>
+      <w:bookmarkStart w:id="64" w:name="_Toc11824"/>
       <w:r>
         <w:t>PHẦN 4 – THIẾT KẾ HỆ THỐNG</w:t>
       </w:r>
-      <w:bookmarkEnd w:id="22"/>
-      <w:bookmarkEnd w:id="23"/>
+      <w:bookmarkEnd w:id="59"/>
+      <w:bookmarkEnd w:id="60"/>
+      <w:bookmarkEnd w:id="61"/>
+      <w:bookmarkEnd w:id="62"/>
+      <w:bookmarkEnd w:id="63"/>
+      <w:bookmarkEnd w:id="64"/>
       <w:r>
         <w:t xml:space="preserve"> </w:t>
       </w:r>
@@ -9408,7 +8941,7 @@
     <w:p>
       <w:pPr>
         <w:spacing w:line="360" w:lineRule="auto"/>
-        <w:outlineLvl w:val="2"/>
+        <w:outlineLvl w:val="9"/>
       </w:pPr>
       <w:r>
         <w:drawing>
@@ -9927,8 +9460,9 @@
           <w:lang w:val="en-US"/>
         </w:rPr>
       </w:pPr>
-      <w:bookmarkStart w:id="24" w:name="_Toc28604"/>
-      <w:bookmarkStart w:id="25" w:name="_Toc19250"/>
+      <w:bookmarkStart w:id="65" w:name="_Toc28604"/>
+      <w:bookmarkStart w:id="66" w:name="_Toc31863"/>
+      <w:bookmarkStart w:id="67" w:name="_Toc27175"/>
       <w:r>
         <w:rPr>
           <w:rFonts w:hint="default" w:eastAsia="SimSun" w:cs="Times New Roman"/>
@@ -9945,8 +9479,9 @@
         </w:rPr>
         <w:t>4.2 Phác thảo giao diện</w:t>
       </w:r>
-      <w:bookmarkEnd w:id="24"/>
-      <w:bookmarkEnd w:id="25"/>
+      <w:bookmarkEnd w:id="65"/>
+      <w:bookmarkEnd w:id="66"/>
+      <w:bookmarkEnd w:id="67"/>
     </w:p>
     <w:p>
       <w:pPr>
@@ -11439,8 +10974,9 @@
           <w:lang w:val="en-US"/>
         </w:rPr>
       </w:pPr>
-      <w:bookmarkStart w:id="26" w:name="_Toc14698"/>
-      <w:bookmarkStart w:id="27" w:name="_Toc23392"/>
+      <w:bookmarkStart w:id="68" w:name="_Toc14698"/>
+      <w:bookmarkStart w:id="69" w:name="_Toc24"/>
+      <w:bookmarkStart w:id="70" w:name="_Toc26033"/>
       <w:r>
         <w:rPr>
           <w:rFonts w:hint="default" w:eastAsia="SimSun" w:cs="Times New Roman"/>
@@ -11457,13 +10993,14 @@
         </w:rPr>
         <w:t>4.3 Phác thảo ERD</w:t>
       </w:r>
-      <w:bookmarkEnd w:id="26"/>
-      <w:bookmarkEnd w:id="27"/>
-    </w:p>
-    <w:p>
-      <w:pPr>
-        <w:spacing w:line="360" w:lineRule="auto"/>
-        <w:outlineLvl w:val="1"/>
+      <w:bookmarkEnd w:id="68"/>
+      <w:bookmarkEnd w:id="69"/>
+      <w:bookmarkEnd w:id="70"/>
+    </w:p>
+    <w:p>
+      <w:pPr>
+        <w:spacing w:line="360" w:lineRule="auto"/>
+        <w:outlineLvl w:val="9"/>
         <w:rPr>
           <w:rFonts w:hint="default" w:eastAsia="SimSun" w:cs="Times New Roman"/>
           <w:b w:val="0"/>
@@ -11570,7 +11107,7 @@
       <w:pPr>
         <w:spacing w:line="360" w:lineRule="auto"/>
         <w:jc w:val="center"/>
-        <w:outlineLvl w:val="8"/>
+        <w:outlineLvl w:val="9"/>
       </w:pPr>
       <w:r>
         <w:drawing>
@@ -11620,7 +11157,7 @@
       <w:pPr>
         <w:spacing w:line="360" w:lineRule="auto"/>
         <w:jc w:val="center"/>
-        <w:outlineLvl w:val="2"/>
+        <w:outlineLvl w:val="8"/>
         <w:rPr>
           <w:rFonts w:hint="default"/>
           <w:b/>
@@ -11637,32 +11174,6 @@
         </w:rPr>
         <w:t>Ảnh 14.</w:t>
       </w:r>
-    </w:p>
-    <w:p>
-      <w:pPr>
-        <w:spacing w:line="360" w:lineRule="auto"/>
-        <w:jc w:val="both"/>
-        <w:outlineLvl w:val="2"/>
-        <w:rPr>
-          <w:rFonts w:hint="default"/>
-          <w:b/>
-          <w:bCs/>
-          <w:lang w:val="en-US"/>
-        </w:rPr>
-      </w:pPr>
-    </w:p>
-    <w:p>
-      <w:pPr>
-        <w:spacing w:line="360" w:lineRule="auto"/>
-        <w:jc w:val="both"/>
-        <w:outlineLvl w:val="2"/>
-        <w:rPr>
-          <w:rFonts w:hint="default"/>
-          <w:b/>
-          <w:bCs/>
-          <w:lang w:val="en-US"/>
-        </w:rPr>
-      </w:pPr>
     </w:p>
     <w:p>
       <w:pPr>
@@ -11671,18 +11182,44 @@
         <w:outlineLvl w:val="9"/>
         <w:rPr>
           <w:rFonts w:hint="default"/>
-          <w:b w:val="0"/>
-          <w:bCs w:val="0"/>
-          <w:lang w:val="en-US"/>
-        </w:rPr>
-      </w:pPr>
-      <w:r>
+          <w:b/>
+          <w:bCs/>
+          <w:lang w:val="en-US"/>
+        </w:rPr>
+      </w:pPr>
+    </w:p>
+    <w:p>
+      <w:pPr>
+        <w:spacing w:line="360" w:lineRule="auto"/>
+        <w:jc w:val="both"/>
+        <w:outlineLvl w:val="9"/>
         <w:rPr>
           <w:rFonts w:hint="default"/>
           <w:b/>
           <w:bCs/>
           <w:lang w:val="en-US"/>
         </w:rPr>
+      </w:pPr>
+    </w:p>
+    <w:p>
+      <w:pPr>
+        <w:spacing w:line="360" w:lineRule="auto"/>
+        <w:jc w:val="both"/>
+        <w:outlineLvl w:val="9"/>
+        <w:rPr>
+          <w:rFonts w:hint="default"/>
+          <w:b w:val="0"/>
+          <w:bCs w:val="0"/>
+          <w:lang w:val="en-US"/>
+        </w:rPr>
+      </w:pPr>
+      <w:r>
+        <w:rPr>
+          <w:rFonts w:hint="default"/>
+          <w:b/>
+          <w:bCs/>
+          <w:lang w:val="en-US"/>
+        </w:rPr>
         <w:t xml:space="preserve">- </w:t>
       </w:r>
       <w:r>
@@ -11699,7 +11236,7 @@
       <w:pPr>
         <w:spacing w:line="360" w:lineRule="auto"/>
         <w:jc w:val="center"/>
-        <w:outlineLvl w:val="2"/>
+        <w:outlineLvl w:val="9"/>
       </w:pPr>
       <w:r>
         <w:drawing>
@@ -11802,7 +11339,7 @@
       <w:pPr>
         <w:spacing w:line="360" w:lineRule="auto"/>
         <w:jc w:val="center"/>
-        <w:outlineLvl w:val="2"/>
+        <w:outlineLvl w:val="9"/>
       </w:pPr>
       <w:r>
         <w:drawing>
@@ -11921,7 +11458,7 @@
       <w:pPr>
         <w:spacing w:line="360" w:lineRule="auto"/>
         <w:jc w:val="center"/>
-        <w:outlineLvl w:val="2"/>
+        <w:outlineLvl w:val="9"/>
       </w:pPr>
       <w:r>
         <w:drawing>
@@ -12015,7 +11552,7 @@
       <w:pPr>
         <w:spacing w:line="360" w:lineRule="auto"/>
         <w:jc w:val="center"/>
-        <w:outlineLvl w:val="2"/>
+        <w:outlineLvl w:val="9"/>
       </w:pPr>
       <w:r>
         <w:drawing>
@@ -12109,7 +11646,7 @@
       <w:pPr>
         <w:spacing w:line="360" w:lineRule="auto"/>
         <w:jc w:val="center"/>
-        <w:outlineLvl w:val="2"/>
+        <w:outlineLvl w:val="9"/>
       </w:pPr>
       <w:r>
         <w:drawing>
@@ -12174,16 +11711,7 @@
           <w:bCs/>
           <w:lang w:val="en-US"/>
         </w:rPr>
-        <w:t xml:space="preserve">Ảnh 19. </w:t>
-      </w:r>
-      <w:r>
-        <w:rPr>
-          <w:rFonts w:hint="default"/>
-          <w:b/>
-          <w:bCs/>
-          <w:lang w:val="en-US"/>
-        </w:rPr>
-        <w:t>Lịch sử giá nhập và giá bán của sản phẩm.</w:t>
+        <w:t>Ảnh 19. Lịch sử giá nhập và giá bán của sản phẩm.</w:t>
       </w:r>
     </w:p>
     <w:p>
@@ -12221,7 +11749,7 @@
       <w:pPr>
         <w:spacing w:line="360" w:lineRule="auto"/>
         <w:jc w:val="center"/>
-        <w:outlineLvl w:val="2"/>
+        <w:outlineLvl w:val="9"/>
       </w:pPr>
       <w:r>
         <w:drawing>
@@ -12315,7 +11843,7 @@
       <w:pPr>
         <w:spacing w:line="360" w:lineRule="auto"/>
         <w:jc w:val="center"/>
-        <w:outlineLvl w:val="2"/>
+        <w:outlineLvl w:val="9"/>
         <w:rPr>
           <w:rFonts w:hint="default"/>
           <w:b/>
@@ -12423,23 +11951,13 @@
           <w:rFonts w:hint="default"/>
           <w:lang w:val="en-US"/>
         </w:rPr>
-        <w:t xml:space="preserve">(Bấm vào đây để xem </w:t>
-      </w:r>
-      <w:bookmarkStart w:id="40" w:name="_GoBack"/>
-      <w:bookmarkEnd w:id="40"/>
-      <w:r>
-        <w:rPr>
-          <w:rStyle w:val="6"/>
+        <w:t>(Bấm vào đây để xem chi tiết)</w:t>
+      </w:r>
+      <w:r>
+        <w:rPr>
           <w:rFonts w:hint="default"/>
           <w:lang w:val="en-US"/>
         </w:rPr>
-        <w:t>chi tiết)</w:t>
-      </w:r>
-      <w:r>
-        <w:rPr>
-          <w:rFonts w:hint="default"/>
-          <w:lang w:val="en-US"/>
-        </w:rPr>
         <w:fldChar w:fldCharType="end"/>
       </w:r>
     </w:p>
@@ -12448,13 +11966,23 @@
         <w:pStyle w:val="2"/>
         <w:spacing w:line="360" w:lineRule="auto"/>
       </w:pPr>
-      <w:bookmarkStart w:id="28" w:name="_Toc31959"/>
-      <w:bookmarkStart w:id="29" w:name="_Toc31764"/>
+      <w:bookmarkStart w:id="71" w:name="_Toc31959"/>
+      <w:bookmarkStart w:id="72" w:name="_Toc21144"/>
+      <w:bookmarkStart w:id="73" w:name="_Toc8276"/>
+      <w:bookmarkStart w:id="74" w:name="_Toc1424"/>
+      <w:bookmarkStart w:id="75" w:name="_Toc14361"/>
+      <w:bookmarkStart w:id="76" w:name="_Toc29185"/>
+      <w:bookmarkStart w:id="77" w:name="_Toc23813"/>
       <w:r>
         <w:t>PHẦN 5 – THỰC HIỆN DỰ ÁN</w:t>
       </w:r>
-      <w:bookmarkEnd w:id="28"/>
-      <w:bookmarkEnd w:id="29"/>
+      <w:bookmarkEnd w:id="71"/>
+      <w:bookmarkEnd w:id="72"/>
+      <w:bookmarkEnd w:id="73"/>
+      <w:bookmarkEnd w:id="74"/>
+      <w:bookmarkEnd w:id="75"/>
+      <w:bookmarkEnd w:id="76"/>
+      <w:bookmarkEnd w:id="77"/>
     </w:p>
     <w:p>
       <w:pPr>
@@ -12517,13 +12045,23 @@
         <w:pStyle w:val="2"/>
         <w:spacing w:line="360" w:lineRule="auto"/>
       </w:pPr>
-      <w:bookmarkStart w:id="30" w:name="_Toc11227"/>
-      <w:bookmarkStart w:id="31" w:name="_Toc14389"/>
+      <w:bookmarkStart w:id="78" w:name="_Toc7140"/>
+      <w:bookmarkStart w:id="79" w:name="_Toc11227"/>
+      <w:bookmarkStart w:id="80" w:name="_Toc31434"/>
+      <w:bookmarkStart w:id="81" w:name="_Toc9245"/>
+      <w:bookmarkStart w:id="82" w:name="_Toc13107"/>
+      <w:bookmarkStart w:id="83" w:name="_Toc30843"/>
+      <w:bookmarkStart w:id="84" w:name="_Toc10427"/>
       <w:r>
         <w:t>PHẦN 6 – KIỂM THỬ</w:t>
       </w:r>
-      <w:bookmarkEnd w:id="30"/>
-      <w:bookmarkEnd w:id="31"/>
+      <w:bookmarkEnd w:id="78"/>
+      <w:bookmarkEnd w:id="79"/>
+      <w:bookmarkEnd w:id="80"/>
+      <w:bookmarkEnd w:id="81"/>
+      <w:bookmarkEnd w:id="82"/>
+      <w:bookmarkEnd w:id="83"/>
+      <w:bookmarkEnd w:id="84"/>
     </w:p>
     <w:p>
       <w:pPr>
@@ -12544,13 +12082,23 @@
         <w:pStyle w:val="2"/>
         <w:spacing w:line="360" w:lineRule="auto"/>
       </w:pPr>
-      <w:bookmarkStart w:id="32" w:name="_Toc25308"/>
-      <w:bookmarkStart w:id="33" w:name="_Toc13131"/>
+      <w:bookmarkStart w:id="85" w:name="_Toc25308"/>
+      <w:bookmarkStart w:id="86" w:name="_Toc13004"/>
+      <w:bookmarkStart w:id="87" w:name="_Toc17049"/>
+      <w:bookmarkStart w:id="88" w:name="_Toc20733"/>
+      <w:bookmarkStart w:id="89" w:name="_Toc9907"/>
+      <w:bookmarkStart w:id="90" w:name="_Toc10811"/>
+      <w:bookmarkStart w:id="91" w:name="_Toc18729"/>
       <w:r>
         <w:t>PHẦN 7 – HƯỚNG DẪN TRIỂN KHAI VÀ SỬ DỤNG</w:t>
       </w:r>
-      <w:bookmarkEnd w:id="32"/>
-      <w:bookmarkEnd w:id="33"/>
+      <w:bookmarkEnd w:id="85"/>
+      <w:bookmarkEnd w:id="86"/>
+      <w:bookmarkEnd w:id="87"/>
+      <w:bookmarkEnd w:id="88"/>
+      <w:bookmarkEnd w:id="89"/>
+      <w:bookmarkEnd w:id="90"/>
+      <w:bookmarkEnd w:id="91"/>
     </w:p>
     <w:p>
       <w:pPr>
@@ -12584,14 +12132,25 @@
       <w:pPr>
         <w:pStyle w:val="2"/>
         <w:spacing w:line="360" w:lineRule="auto"/>
-      </w:pPr>
-      <w:bookmarkStart w:id="34" w:name="_Toc8669"/>
-      <w:bookmarkStart w:id="35" w:name="_Toc21770"/>
+        <w:outlineLvl w:val="0"/>
+      </w:pPr>
+      <w:bookmarkStart w:id="92" w:name="_Toc8669"/>
+      <w:bookmarkStart w:id="93" w:name="_Toc13850"/>
+      <w:bookmarkStart w:id="94" w:name="_Toc12999"/>
+      <w:bookmarkStart w:id="95" w:name="_Toc26678"/>
+      <w:bookmarkStart w:id="96" w:name="_Toc14589"/>
+      <w:bookmarkStart w:id="97" w:name="_Toc12063"/>
+      <w:bookmarkStart w:id="98" w:name="_Toc30879"/>
       <w:r>
         <w:t>KẾT LUẬN</w:t>
       </w:r>
-      <w:bookmarkEnd w:id="34"/>
-      <w:bookmarkEnd w:id="35"/>
+      <w:bookmarkEnd w:id="92"/>
+      <w:bookmarkEnd w:id="93"/>
+      <w:bookmarkEnd w:id="94"/>
+      <w:bookmarkEnd w:id="95"/>
+      <w:bookmarkEnd w:id="96"/>
+      <w:bookmarkEnd w:id="97"/>
+      <w:bookmarkEnd w:id="98"/>
     </w:p>
     <w:p>
       <w:pPr>
@@ -12625,45 +12184,60 @@
       <w:pPr>
         <w:pStyle w:val="2"/>
         <w:spacing w:line="360" w:lineRule="auto"/>
-      </w:pPr>
-      <w:bookmarkStart w:id="36" w:name="_Toc26685"/>
-      <w:bookmarkStart w:id="37" w:name="_Toc4724"/>
+        <w:outlineLvl w:val="0"/>
+      </w:pPr>
+      <w:bookmarkStart w:id="99" w:name="_Toc26685"/>
+      <w:bookmarkStart w:id="100" w:name="_Toc13001"/>
+      <w:bookmarkStart w:id="101" w:name="_Toc25563"/>
+      <w:bookmarkStart w:id="102" w:name="_Toc25259"/>
+      <w:bookmarkStart w:id="103" w:name="_Toc10803"/>
+      <w:bookmarkStart w:id="104" w:name="_Toc21750"/>
+      <w:bookmarkStart w:id="105" w:name="_Toc9646"/>
       <w:r>
         <w:t>PHỤ LỤC</w:t>
       </w:r>
-      <w:bookmarkEnd w:id="36"/>
-      <w:bookmarkEnd w:id="37"/>
+      <w:bookmarkEnd w:id="99"/>
+      <w:bookmarkEnd w:id="100"/>
+      <w:bookmarkEnd w:id="101"/>
+      <w:bookmarkEnd w:id="102"/>
+      <w:bookmarkEnd w:id="103"/>
+      <w:bookmarkEnd w:id="104"/>
+      <w:bookmarkEnd w:id="105"/>
     </w:p>
     <w:p>
       <w:pPr>
         <w:pStyle w:val="2"/>
         <w:spacing w:line="360" w:lineRule="auto"/>
-      </w:pPr>
-      <w:bookmarkStart w:id="38" w:name="_Toc15530"/>
-      <w:bookmarkStart w:id="39" w:name="_Toc7989"/>
+        <w:outlineLvl w:val="0"/>
+      </w:pPr>
+      <w:bookmarkStart w:id="106" w:name="_Toc15530"/>
+      <w:bookmarkStart w:id="107" w:name="_Toc19685"/>
+      <w:bookmarkStart w:id="108" w:name="_Toc630"/>
+      <w:bookmarkStart w:id="109" w:name="_Toc9694"/>
+      <w:bookmarkStart w:id="110" w:name="_Toc21248"/>
+      <w:bookmarkStart w:id="111" w:name="_Toc32021"/>
+      <w:bookmarkStart w:id="112" w:name="_Toc25373"/>
       <w:r>
         <w:t>TÀI LIỆU THAM KHẢO</w:t>
       </w:r>
-      <w:bookmarkEnd w:id="38"/>
-      <w:bookmarkEnd w:id="39"/>
-    </w:p>
-    <w:p>
-      <w:pPr>
-        <w:spacing w:line="360" w:lineRule="auto"/>
-      </w:pPr>
-      <w:r>
-        <w:rPr>
-          <w:rFonts w:hint="default"/>
-        </w:rPr>
-        <w:t>https://tailieu5s.net/viewer-325785-full-bao-cao-do-an-tot-nghiep-website-ban-dien-thoai-fpt-polytechnic-2022.html</w:t>
-      </w:r>
+      <w:bookmarkEnd w:id="106"/>
+      <w:bookmarkEnd w:id="107"/>
+      <w:bookmarkEnd w:id="108"/>
+      <w:bookmarkEnd w:id="109"/>
+      <w:bookmarkEnd w:id="110"/>
+      <w:bookmarkEnd w:id="111"/>
+      <w:bookmarkEnd w:id="112"/>
+    </w:p>
+    <w:p>
+      <w:pPr>
+        <w:spacing w:line="360" w:lineRule="auto"/>
+      </w:pPr>
     </w:p>
     <w:sectPr>
       <w:headerReference r:id="rId5" w:type="default"/>
       <w:footerReference r:id="rId6" w:type="default"/>
       <w:pgSz w:w="11909" w:h="16834"/>
       <w:pgMar w:top="1987" w:right="1440" w:bottom="1440" w:left="1701" w:header="720" w:footer="720" w:gutter="0"/>
-      <w:paperSrc/>
       <w:cols w:space="0" w:num="1"/>
       <w:titlePg/>
       <w:rtlGutter w:val="0"/>
@@ -13507,7 +13081,7 @@
     <w:name w:val="heading 1"/>
     <w:basedOn w:val="1"/>
     <w:next w:val="1"/>
-    <w:link w:val="15"/>
+    <w:link w:val="17"/>
     <w:qFormat/>
     <w:uiPriority w:val="9"/>
     <w:pPr>
@@ -13581,7 +13155,7 @@
   <w:style w:type="paragraph" w:styleId="7">
     <w:name w:val="footer"/>
     <w:basedOn w:val="1"/>
-    <w:link w:val="18"/>
+    <w:link w:val="20"/>
     <w:unhideWhenUsed/>
     <w:qFormat/>
     <w:uiPriority w:val="99"/>
@@ -13596,7 +13170,7 @@
   <w:style w:type="paragraph" w:styleId="8">
     <w:name w:val="header"/>
     <w:basedOn w:val="1"/>
-    <w:link w:val="17"/>
+    <w:link w:val="19"/>
     <w:unhideWhenUsed/>
     <w:qFormat/>
     <w:uiPriority w:val="99"/>
@@ -13703,7 +13277,29 @@
       <w:spacing w:after="100"/>
     </w:pPr>
   </w:style>
-  <w:style w:type="character" w:customStyle="1" w:styleId="15">
+  <w:style w:type="paragraph" w:styleId="15">
+    <w:name w:val="toc 2"/>
+    <w:basedOn w:val="1"/>
+    <w:next w:val="1"/>
+    <w:semiHidden/>
+    <w:unhideWhenUsed/>
+    <w:uiPriority w:val="39"/>
+    <w:pPr>
+      <w:ind w:left="420" w:leftChars="200"/>
+    </w:pPr>
+  </w:style>
+  <w:style w:type="paragraph" w:styleId="16">
+    <w:name w:val="toc 3"/>
+    <w:basedOn w:val="1"/>
+    <w:next w:val="1"/>
+    <w:semiHidden/>
+    <w:unhideWhenUsed/>
+    <w:uiPriority w:val="39"/>
+    <w:pPr>
+      <w:ind w:left="840" w:leftChars="400"/>
+    </w:pPr>
+  </w:style>
+  <w:style w:type="character" w:customStyle="1" w:styleId="17">
     <w:name w:val="Heading 1 Char"/>
     <w:basedOn w:val="4"/>
     <w:link w:val="2"/>
@@ -13717,7 +13313,7 @@
       <w:lang w:val="vi-VN"/>
     </w:rPr>
   </w:style>
-  <w:style w:type="paragraph" w:customStyle="1" w:styleId="16">
+  <w:style w:type="paragraph" w:customStyle="1" w:styleId="18">
     <w:name w:val="TOC Heading"/>
     <w:basedOn w:val="2"/>
     <w:next w:val="1"/>
@@ -13735,7 +13331,7 @@
       <w:lang w:val="en-US"/>
     </w:rPr>
   </w:style>
-  <w:style w:type="character" w:customStyle="1" w:styleId="17">
+  <w:style w:type="character" w:customStyle="1" w:styleId="19">
     <w:name w:val="Header Char"/>
     <w:basedOn w:val="4"/>
     <w:link w:val="8"/>
@@ -13747,7 +13343,7 @@
       <w:lang w:val="vi-VN"/>
     </w:rPr>
   </w:style>
-  <w:style w:type="character" w:customStyle="1" w:styleId="18">
+  <w:style w:type="character" w:customStyle="1" w:styleId="20">
     <w:name w:val="Footer Char"/>
     <w:basedOn w:val="4"/>
     <w:link w:val="7"/>
@@ -13759,13 +13355,15 @@
       <w:lang w:val="vi-VN"/>
     </w:rPr>
   </w:style>
-  <w:style w:type="paragraph" w:customStyle="1" w:styleId="19">
+  <w:style w:type="paragraph" w:customStyle="1" w:styleId="21">
     <w:name w:val="WPSOffice手动目录 1"/>
+    <w:qFormat/>
     <w:uiPriority w:val="0"/>
     <w:pPr>
       <w:ind w:leftChars="0"/>
     </w:pPr>
     <w:rPr>
+      <w:rFonts w:ascii="Times New Roman" w:hAnsi="Times New Roman" w:eastAsia="SimSun" w:cs="Times New Roman"/>
       <w:sz w:val="20"/>
       <w:szCs w:val="20"/>
     </w:rPr>

--- a/Báo Cáo DATN_GD1.docx
+++ b/Báo Cáo DATN_GD1.docx
@@ -965,8 +965,6 @@
         </w:rPr>
         <w:t xml:space="preserve">6 </w:t>
       </w:r>
-      <w:bookmarkStart w:id="113" w:name="_GoBack"/>
-      <w:bookmarkEnd w:id="113"/>
       <w:r>
         <w:rPr>
           <w:rFonts w:hint="default" w:ascii="Times New Roman" w:hAnsi="Times New Roman" w:cs="Times New Roman"/>
@@ -1921,8 +1919,8 @@
     </w:p>
     <w:p/>
     <w:p>
-      <w:bookmarkStart w:id="0" w:name="_Toc8793"/>
-      <w:bookmarkStart w:id="1" w:name="_Toc30612"/>
+      <w:bookmarkStart w:id="0" w:name="_Toc30612"/>
+      <w:bookmarkStart w:id="1" w:name="_Toc8793"/>
       <w:r>
         <w:br w:type="page"/>
       </w:r>
@@ -1934,8 +1932,8 @@
         <w:jc w:val="center"/>
         <w:outlineLvl w:val="0"/>
       </w:pPr>
-      <w:bookmarkStart w:id="2" w:name="_Toc30282"/>
-      <w:bookmarkStart w:id="3" w:name="_Toc29598"/>
+      <w:bookmarkStart w:id="2" w:name="_Toc29598"/>
+      <w:bookmarkStart w:id="3" w:name="_Toc30282"/>
       <w:bookmarkStart w:id="4" w:name="_Toc5053"/>
       <w:r>
         <w:t>LỜI MỞ ĐẦU</w:t>
@@ -2110,13 +2108,13 @@
         </w:rPr>
         <w:br w:type="page"/>
       </w:r>
-      <w:bookmarkStart w:id="5" w:name="_Toc1121"/>
-      <w:bookmarkStart w:id="6" w:name="_Toc26225"/>
-      <w:bookmarkStart w:id="7" w:name="_Toc29430"/>
-      <w:bookmarkStart w:id="8" w:name="_Toc22367"/>
+      <w:bookmarkStart w:id="5" w:name="_Toc26225"/>
+      <w:bookmarkStart w:id="6" w:name="_Toc1121"/>
+      <w:bookmarkStart w:id="7" w:name="_Toc22367"/>
+      <w:bookmarkStart w:id="8" w:name="_Toc22668"/>
       <w:bookmarkStart w:id="9" w:name="_Toc9097"/>
-      <w:bookmarkStart w:id="10" w:name="_Toc22668"/>
-      <w:bookmarkStart w:id="11" w:name="_Toc32393"/>
+      <w:bookmarkStart w:id="10" w:name="_Toc32393"/>
+      <w:bookmarkStart w:id="11" w:name="_Toc29430"/>
       <w:r>
         <w:rPr>
           <w:rFonts w:hint="default" w:ascii="Times New Roman" w:hAnsi="Times New Roman" w:cs="Times New Roman"/>
@@ -2374,13 +2372,13 @@
           <w:lang w:val="en-US"/>
         </w:rPr>
       </w:pPr>
-      <w:bookmarkStart w:id="12" w:name="_Toc3863"/>
-      <w:bookmarkStart w:id="13" w:name="_Toc16751"/>
-      <w:bookmarkStart w:id="14" w:name="_Toc10975"/>
-      <w:bookmarkStart w:id="15" w:name="_Toc20680"/>
-      <w:bookmarkStart w:id="16" w:name="_Toc20597"/>
-      <w:bookmarkStart w:id="17" w:name="_Toc20206"/>
-      <w:bookmarkStart w:id="18" w:name="_Toc12120"/>
+      <w:bookmarkStart w:id="12" w:name="_Toc12120"/>
+      <w:bookmarkStart w:id="13" w:name="_Toc3863"/>
+      <w:bookmarkStart w:id="14" w:name="_Toc20597"/>
+      <w:bookmarkStart w:id="15" w:name="_Toc10975"/>
+      <w:bookmarkStart w:id="16" w:name="_Toc20206"/>
+      <w:bookmarkStart w:id="17" w:name="_Toc16751"/>
+      <w:bookmarkStart w:id="18" w:name="_Toc20680"/>
       <w:r>
         <w:rPr>
           <w:lang w:val="en-US"/>
@@ -2425,13 +2423,13 @@
           <w:lang w:val="en-US"/>
         </w:rPr>
       </w:pPr>
-      <w:bookmarkStart w:id="19" w:name="_Toc15697"/>
-      <w:bookmarkStart w:id="20" w:name="_Toc19334"/>
-      <w:bookmarkStart w:id="21" w:name="_Toc9498"/>
-      <w:bookmarkStart w:id="22" w:name="_Toc31649"/>
-      <w:bookmarkStart w:id="23" w:name="_Toc22756"/>
-      <w:bookmarkStart w:id="24" w:name="_Toc6002"/>
-      <w:bookmarkStart w:id="25" w:name="_Toc3781"/>
+      <w:bookmarkStart w:id="19" w:name="_Toc9498"/>
+      <w:bookmarkStart w:id="20" w:name="_Toc3781"/>
+      <w:bookmarkStart w:id="21" w:name="_Toc6002"/>
+      <w:bookmarkStart w:id="22" w:name="_Toc15697"/>
+      <w:bookmarkStart w:id="23" w:name="_Toc19334"/>
+      <w:bookmarkStart w:id="24" w:name="_Toc22756"/>
+      <w:bookmarkStart w:id="25" w:name="_Toc31649"/>
       <w:r>
         <w:rPr>
           <w:lang w:val="en-US"/>
@@ -2473,13 +2471,13 @@
         <w:spacing w:line="360" w:lineRule="auto"/>
         <w:outlineLvl w:val="0"/>
       </w:pPr>
-      <w:bookmarkStart w:id="26" w:name="_Toc6418"/>
-      <w:bookmarkStart w:id="27" w:name="_Toc25008"/>
-      <w:bookmarkStart w:id="28" w:name="_Toc13047"/>
-      <w:bookmarkStart w:id="29" w:name="_Toc20874"/>
-      <w:bookmarkStart w:id="30" w:name="_Toc19053"/>
-      <w:bookmarkStart w:id="31" w:name="_Toc10588"/>
-      <w:bookmarkStart w:id="32" w:name="_Toc2725"/>
+      <w:bookmarkStart w:id="26" w:name="_Toc25008"/>
+      <w:bookmarkStart w:id="27" w:name="_Toc13047"/>
+      <w:bookmarkStart w:id="28" w:name="_Toc20874"/>
+      <w:bookmarkStart w:id="29" w:name="_Toc10588"/>
+      <w:bookmarkStart w:id="30" w:name="_Toc2725"/>
+      <w:bookmarkStart w:id="31" w:name="_Toc19053"/>
+      <w:bookmarkStart w:id="32" w:name="_Toc6418"/>
       <w:r>
         <w:t>PHẦN 1 – GIỚI THIỆU ĐỀ TÀI</w:t>
       </w:r>
@@ -2681,13 +2679,13 @@
         <w:spacing w:line="360" w:lineRule="auto"/>
         <w:outlineLvl w:val="0"/>
       </w:pPr>
-      <w:bookmarkStart w:id="33" w:name="_Toc22866"/>
-      <w:bookmarkStart w:id="34" w:name="_Toc30129"/>
-      <w:bookmarkStart w:id="35" w:name="_Toc11364"/>
-      <w:bookmarkStart w:id="36" w:name="_Toc14684"/>
+      <w:bookmarkStart w:id="33" w:name="_Toc11364"/>
+      <w:bookmarkStart w:id="34" w:name="_Toc22866"/>
+      <w:bookmarkStart w:id="35" w:name="_Toc30129"/>
+      <w:bookmarkStart w:id="36" w:name="_Toc14718"/>
       <w:bookmarkStart w:id="37" w:name="_Toc27649"/>
-      <w:bookmarkStart w:id="38" w:name="_Toc9709"/>
-      <w:bookmarkStart w:id="39" w:name="_Toc14718"/>
+      <w:bookmarkStart w:id="38" w:name="_Toc14684"/>
+      <w:bookmarkStart w:id="39" w:name="_Toc9709"/>
       <w:r>
         <w:t>PHẦN 2 – KHẢO SÁT YÊU CẦU</w:t>
       </w:r>
@@ -2813,8 +2811,8 @@
         </w:rPr>
       </w:pPr>
       <w:bookmarkStart w:id="40" w:name="_Toc26269"/>
-      <w:bookmarkStart w:id="41" w:name="_Toc32181"/>
-      <w:bookmarkStart w:id="42" w:name="_Toc31548"/>
+      <w:bookmarkStart w:id="41" w:name="_Toc31548"/>
+      <w:bookmarkStart w:id="42" w:name="_Toc32181"/>
       <w:r>
         <w:rPr>
           <w:rFonts w:hint="default" w:ascii="Times New Roman" w:hAnsi="Times New Roman" w:eastAsia="SimSun" w:cs="Times New Roman"/>
@@ -5481,9 +5479,9 @@
           <w:lang w:val="en-US"/>
         </w:rPr>
       </w:pPr>
-      <w:bookmarkStart w:id="43" w:name="_Toc15410"/>
-      <w:bookmarkStart w:id="44" w:name="_Toc422"/>
-      <w:bookmarkStart w:id="45" w:name="_Toc13435"/>
+      <w:bookmarkStart w:id="43" w:name="_Toc13435"/>
+      <w:bookmarkStart w:id="44" w:name="_Toc15410"/>
+      <w:bookmarkStart w:id="45" w:name="_Toc422"/>
       <w:r>
         <w:rPr>
           <w:rFonts w:hint="default" w:ascii="Times New Roman" w:hAnsi="Times New Roman" w:eastAsia="SimSun" w:cs="Times New Roman"/>
@@ -6403,11 +6401,11 @@
         <w:pStyle w:val="2"/>
         <w:spacing w:line="360" w:lineRule="auto"/>
       </w:pPr>
-      <w:bookmarkStart w:id="46" w:name="_Toc19543"/>
-      <w:bookmarkStart w:id="47" w:name="_Toc10683"/>
+      <w:bookmarkStart w:id="46" w:name="_Toc10683"/>
+      <w:bookmarkStart w:id="47" w:name="_Toc19543"/>
       <w:bookmarkStart w:id="48" w:name="_Toc19710"/>
-      <w:bookmarkStart w:id="49" w:name="_Toc15986"/>
-      <w:bookmarkStart w:id="50" w:name="_Toc8363"/>
+      <w:bookmarkStart w:id="49" w:name="_Toc8363"/>
+      <w:bookmarkStart w:id="50" w:name="_Toc15986"/>
       <w:bookmarkStart w:id="51" w:name="_Toc20135"/>
       <w:bookmarkStart w:id="52" w:name="_Toc12983"/>
       <w:r>
@@ -7205,9 +7203,9 @@
           <w:lang w:val="en-US"/>
         </w:rPr>
       </w:pPr>
-      <w:bookmarkStart w:id="56" w:name="_Toc22787"/>
-      <w:bookmarkStart w:id="57" w:name="_Toc4435"/>
-      <w:bookmarkStart w:id="58" w:name="_Toc26304"/>
+      <w:bookmarkStart w:id="56" w:name="_Toc26304"/>
+      <w:bookmarkStart w:id="57" w:name="_Toc22787"/>
+      <w:bookmarkStart w:id="58" w:name="_Toc4435"/>
       <w:r>
         <w:rPr>
           <w:rFonts w:hint="default" w:ascii="Times New Roman" w:hAnsi="Times New Roman" w:eastAsia="SimSun" w:cs="Times New Roman"/>
@@ -7304,12 +7302,12 @@
         <w:pStyle w:val="2"/>
         <w:spacing w:line="360" w:lineRule="auto"/>
       </w:pPr>
-      <w:bookmarkStart w:id="59" w:name="_Toc872"/>
+      <w:bookmarkStart w:id="59" w:name="_Toc684"/>
       <w:bookmarkStart w:id="60" w:name="_Toc24143"/>
-      <w:bookmarkStart w:id="61" w:name="_Toc19969"/>
-      <w:bookmarkStart w:id="62" w:name="_Toc684"/>
-      <w:bookmarkStart w:id="63" w:name="_Toc15615"/>
-      <w:bookmarkStart w:id="64" w:name="_Toc11824"/>
+      <w:bookmarkStart w:id="61" w:name="_Toc872"/>
+      <w:bookmarkStart w:id="62" w:name="_Toc11824"/>
+      <w:bookmarkStart w:id="63" w:name="_Toc19969"/>
+      <w:bookmarkStart w:id="64" w:name="_Toc15615"/>
       <w:r>
         <w:t>PHẦN 4 – THIẾT KẾ HỆ THỐNG</w:t>
       </w:r>
@@ -11966,13 +11964,13 @@
         <w:pStyle w:val="2"/>
         <w:spacing w:line="360" w:lineRule="auto"/>
       </w:pPr>
-      <w:bookmarkStart w:id="71" w:name="_Toc31959"/>
-      <w:bookmarkStart w:id="72" w:name="_Toc21144"/>
-      <w:bookmarkStart w:id="73" w:name="_Toc8276"/>
-      <w:bookmarkStart w:id="74" w:name="_Toc1424"/>
-      <w:bookmarkStart w:id="75" w:name="_Toc14361"/>
+      <w:bookmarkStart w:id="71" w:name="_Toc21144"/>
+      <w:bookmarkStart w:id="72" w:name="_Toc8276"/>
+      <w:bookmarkStart w:id="73" w:name="_Toc1424"/>
+      <w:bookmarkStart w:id="74" w:name="_Toc31959"/>
+      <w:bookmarkStart w:id="75" w:name="_Toc23813"/>
       <w:bookmarkStart w:id="76" w:name="_Toc29185"/>
-      <w:bookmarkStart w:id="77" w:name="_Toc23813"/>
+      <w:bookmarkStart w:id="77" w:name="_Toc14361"/>
       <w:r>
         <w:t>PHẦN 5 – THỰC HIỆN DỰ ÁN</w:t>
       </w:r>
@@ -11986,25 +11984,1537 @@
     </w:p>
     <w:p>
       <w:pPr>
-        <w:spacing w:line="360" w:lineRule="auto"/>
-        <w:rPr>
-          <w:lang w:val="en-US"/>
-        </w:rPr>
-      </w:pPr>
-      <w:r>
-        <w:rPr>
-          <w:lang w:val="en-US"/>
-        </w:rPr>
-        <w:t>Thiết kế CSDL</w:t>
-      </w:r>
-    </w:p>
-    <w:p>
-      <w:pPr>
-        <w:spacing w:line="360" w:lineRule="auto"/>
-        <w:rPr>
-          <w:lang w:val="en-US"/>
-        </w:rPr>
-      </w:pPr>
+        <w:outlineLvl w:val="1"/>
+        <w:rPr>
+          <w:rFonts w:hint="default" w:eastAsia="SimSun" w:cs="Times New Roman"/>
+          <w:b/>
+          <w:bCs w:val="0"/>
+          <w:i w:val="0"/>
+          <w:iCs w:val="0"/>
+          <w:color w:val="000000"/>
+          <w:sz w:val="28"/>
+          <w:szCs w:val="28"/>
+          <w:u w:val="none"/>
+          <w:vertAlign w:val="baseline"/>
+          <w:lang w:val="en-US"/>
+        </w:rPr>
+      </w:pPr>
+      <w:r>
+        <w:rPr>
+          <w:rFonts w:hint="default" w:eastAsia="SimSun" w:cs="Times New Roman"/>
+          <w:b/>
+          <w:bCs w:val="0"/>
+          <w:i w:val="0"/>
+          <w:iCs w:val="0"/>
+          <w:color w:val="000000"/>
+          <w:sz w:val="28"/>
+          <w:szCs w:val="28"/>
+          <w:u w:val="none"/>
+          <w:vertAlign w:val="baseline"/>
+          <w:lang w:val="en-US"/>
+        </w:rPr>
+        <w:t>5.1 Thiết kế CSDL</w:t>
+      </w:r>
+    </w:p>
+    <w:p>
+      <w:pPr>
+        <w:outlineLvl w:val="1"/>
+        <w:rPr>
+          <w:rFonts w:hint="default" w:eastAsia="SimSun" w:cs="Times New Roman"/>
+          <w:b/>
+          <w:bCs w:val="0"/>
+          <w:i w:val="0"/>
+          <w:iCs w:val="0"/>
+          <w:color w:val="000000"/>
+          <w:sz w:val="28"/>
+          <w:szCs w:val="28"/>
+          <w:u w:val="none"/>
+          <w:vertAlign w:val="baseline"/>
+          <w:lang w:val="en-US"/>
+        </w:rPr>
+      </w:pPr>
+      <w:r>
+        <w:rPr>
+          <w:rFonts w:hint="default" w:eastAsia="SimSun" w:cs="Times New Roman"/>
+          <w:b/>
+          <w:bCs w:val="0"/>
+          <w:i w:val="0"/>
+          <w:iCs w:val="0"/>
+          <w:color w:val="000000"/>
+          <w:sz w:val="28"/>
+          <w:szCs w:val="28"/>
+          <w:u w:val="none"/>
+          <w:vertAlign w:val="baseline"/>
+          <w:lang w:val="en-US"/>
+        </w:rPr>
+        <w:t>- Thực thể Account</w:t>
+      </w:r>
+    </w:p>
+    <w:tbl>
+      <w:tblPr>
+        <w:tblStyle w:val="13"/>
+        <w:tblW w:w="9869" w:type="dxa"/>
+        <w:tblInd w:w="0" w:type="dxa"/>
+        <w:tblBorders>
+          <w:top w:val="single" w:color="auto" w:sz="4" w:space="0"/>
+          <w:left w:val="single" w:color="auto" w:sz="4" w:space="0"/>
+          <w:bottom w:val="single" w:color="auto" w:sz="4" w:space="0"/>
+          <w:right w:val="single" w:color="auto" w:sz="4" w:space="0"/>
+          <w:insideH w:val="single" w:color="auto" w:sz="4" w:space="0"/>
+          <w:insideV w:val="single" w:color="auto" w:sz="4" w:space="0"/>
+        </w:tblBorders>
+        <w:tblLayout w:type="autofit"/>
+        <w:tblCellMar>
+          <w:top w:w="0" w:type="dxa"/>
+          <w:left w:w="108" w:type="dxa"/>
+          <w:bottom w:w="0" w:type="dxa"/>
+          <w:right w:w="108" w:type="dxa"/>
+        </w:tblCellMar>
+      </w:tblPr>
+      <w:tblGrid>
+        <w:gridCol w:w="2564"/>
+        <w:gridCol w:w="2394"/>
+        <w:gridCol w:w="2122"/>
+        <w:gridCol w:w="2789"/>
+      </w:tblGrid>
+      <w:tr>
+        <w:tblPrEx>
+          <w:tblBorders>
+            <w:top w:val="single" w:color="auto" w:sz="4" w:space="0"/>
+            <w:left w:val="single" w:color="auto" w:sz="4" w:space="0"/>
+            <w:bottom w:val="single" w:color="auto" w:sz="4" w:space="0"/>
+            <w:right w:val="single" w:color="auto" w:sz="4" w:space="0"/>
+            <w:insideH w:val="single" w:color="auto" w:sz="4" w:space="0"/>
+            <w:insideV w:val="single" w:color="auto" w:sz="4" w:space="0"/>
+          </w:tblBorders>
+          <w:tblCellMar>
+            <w:top w:w="0" w:type="dxa"/>
+            <w:left w:w="108" w:type="dxa"/>
+            <w:bottom w:w="0" w:type="dxa"/>
+            <w:right w:w="108" w:type="dxa"/>
+          </w:tblCellMar>
+        </w:tblPrEx>
+        <w:tc>
+          <w:tcPr>
+            <w:tcW w:w="2564" w:type="dxa"/>
+            <w:vAlign w:val="center"/>
+          </w:tcPr>
+          <w:p>
+            <w:pPr>
+              <w:jc w:val="left"/>
+              <w:rPr>
+                <w:rFonts w:hint="default"/>
+                <w:lang w:val="en-US"/>
+              </w:rPr>
+            </w:pPr>
+            <w:r>
+              <w:rPr>
+                <w:lang w:val="en-US" w:eastAsia="zh-CN"/>
+              </w:rPr>
+              <w:t>THUỘC TÍNH</w:t>
+            </w:r>
+          </w:p>
+        </w:tc>
+        <w:tc>
+          <w:tcPr>
+            <w:tcW w:w="2394" w:type="dxa"/>
+            <w:vAlign w:val="center"/>
+          </w:tcPr>
+          <w:p>
+            <w:pPr>
+              <w:jc w:val="left"/>
+              <w:rPr>
+                <w:rFonts w:hint="default"/>
+                <w:lang w:val="en-US"/>
+              </w:rPr>
+            </w:pPr>
+            <w:r>
+              <w:rPr>
+                <w:lang w:val="en-US" w:eastAsia="zh-CN"/>
+              </w:rPr>
+              <w:t>KIỂU DỮ LIỆU</w:t>
+            </w:r>
+          </w:p>
+        </w:tc>
+        <w:tc>
+          <w:tcPr>
+            <w:tcW w:w="2122" w:type="dxa"/>
+            <w:vAlign w:val="center"/>
+          </w:tcPr>
+          <w:p>
+            <w:pPr>
+              <w:jc w:val="left"/>
+              <w:rPr>
+                <w:rFonts w:hint="default"/>
+                <w:lang w:val="en-US"/>
+              </w:rPr>
+            </w:pPr>
+            <w:r>
+              <w:rPr>
+                <w:lang w:val="en-US" w:eastAsia="zh-CN"/>
+              </w:rPr>
+              <w:t>MÔ TẢ</w:t>
+            </w:r>
+          </w:p>
+        </w:tc>
+        <w:tc>
+          <w:tcPr>
+            <w:tcW w:w="2789" w:type="dxa"/>
+            <w:vAlign w:val="center"/>
+          </w:tcPr>
+          <w:p>
+            <w:pPr>
+              <w:jc w:val="left"/>
+              <w:rPr>
+                <w:rFonts w:hint="default"/>
+                <w:lang w:val="en-US"/>
+              </w:rPr>
+            </w:pPr>
+            <w:r>
+              <w:rPr>
+                <w:lang w:val="en-US" w:eastAsia="zh-CN"/>
+              </w:rPr>
+              <w:t>RÀNG BUỘC</w:t>
+            </w:r>
+          </w:p>
+        </w:tc>
+      </w:tr>
+      <w:tr>
+        <w:tblPrEx>
+          <w:tblBorders>
+            <w:top w:val="single" w:color="auto" w:sz="4" w:space="0"/>
+            <w:left w:val="single" w:color="auto" w:sz="4" w:space="0"/>
+            <w:bottom w:val="single" w:color="auto" w:sz="4" w:space="0"/>
+            <w:right w:val="single" w:color="auto" w:sz="4" w:space="0"/>
+            <w:insideH w:val="single" w:color="auto" w:sz="4" w:space="0"/>
+            <w:insideV w:val="single" w:color="auto" w:sz="4" w:space="0"/>
+          </w:tblBorders>
+          <w:tblCellMar>
+            <w:top w:w="0" w:type="dxa"/>
+            <w:left w:w="108" w:type="dxa"/>
+            <w:bottom w:w="0" w:type="dxa"/>
+            <w:right w:w="108" w:type="dxa"/>
+          </w:tblCellMar>
+        </w:tblPrEx>
+        <w:tc>
+          <w:tcPr>
+            <w:tcW w:w="2564" w:type="dxa"/>
+            <w:vAlign w:val="center"/>
+          </w:tcPr>
+          <w:p>
+            <w:pPr>
+              <w:jc w:val="left"/>
+              <w:rPr>
+                <w:rFonts w:hint="default"/>
+                <w:lang w:val="en-US"/>
+              </w:rPr>
+            </w:pPr>
+            <w:r>
+              <w:rPr>
+                <w:lang w:val="en-US" w:eastAsia="zh-CN"/>
+              </w:rPr>
+              <w:t>id</w:t>
+            </w:r>
+          </w:p>
+        </w:tc>
+        <w:tc>
+          <w:tcPr>
+            <w:tcW w:w="2394" w:type="dxa"/>
+            <w:vAlign w:val="center"/>
+          </w:tcPr>
+          <w:p>
+            <w:pPr>
+              <w:jc w:val="left"/>
+              <w:rPr>
+                <w:rFonts w:hint="default"/>
+                <w:lang w:val="en-US"/>
+              </w:rPr>
+            </w:pPr>
+            <w:r>
+              <w:rPr>
+                <w:lang w:val="en-US" w:eastAsia="zh-CN"/>
+              </w:rPr>
+              <w:t>INT</w:t>
+            </w:r>
+          </w:p>
+        </w:tc>
+        <w:tc>
+          <w:tcPr>
+            <w:tcW w:w="2122" w:type="dxa"/>
+            <w:vAlign w:val="center"/>
+          </w:tcPr>
+          <w:p>
+            <w:pPr>
+              <w:jc w:val="left"/>
+              <w:rPr>
+                <w:rFonts w:hint="default"/>
+                <w:lang w:val="en-US"/>
+              </w:rPr>
+            </w:pPr>
+            <w:r>
+              <w:rPr>
+                <w:lang w:val="en-US" w:eastAsia="zh-CN"/>
+              </w:rPr>
+              <w:t>ID tài khoản</w:t>
+            </w:r>
+          </w:p>
+        </w:tc>
+        <w:tc>
+          <w:tcPr>
+            <w:tcW w:w="2789" w:type="dxa"/>
+            <w:vAlign w:val="center"/>
+          </w:tcPr>
+          <w:p>
+            <w:pPr>
+              <w:jc w:val="left"/>
+              <w:rPr>
+                <w:rFonts w:hint="default"/>
+                <w:lang w:val="en-US"/>
+              </w:rPr>
+            </w:pPr>
+            <w:r>
+              <w:rPr>
+                <w:lang w:val="en-US" w:eastAsia="zh-CN"/>
+              </w:rPr>
+              <w:t>PK, AUTO_INCREMENT</w:t>
+            </w:r>
+          </w:p>
+        </w:tc>
+      </w:tr>
+      <w:tr>
+        <w:tblPrEx>
+          <w:tblBorders>
+            <w:top w:val="single" w:color="auto" w:sz="4" w:space="0"/>
+            <w:left w:val="single" w:color="auto" w:sz="4" w:space="0"/>
+            <w:bottom w:val="single" w:color="auto" w:sz="4" w:space="0"/>
+            <w:right w:val="single" w:color="auto" w:sz="4" w:space="0"/>
+            <w:insideH w:val="single" w:color="auto" w:sz="4" w:space="0"/>
+            <w:insideV w:val="single" w:color="auto" w:sz="4" w:space="0"/>
+          </w:tblBorders>
+          <w:tblCellMar>
+            <w:top w:w="0" w:type="dxa"/>
+            <w:left w:w="108" w:type="dxa"/>
+            <w:bottom w:w="0" w:type="dxa"/>
+            <w:right w:w="108" w:type="dxa"/>
+          </w:tblCellMar>
+        </w:tblPrEx>
+        <w:tc>
+          <w:tcPr>
+            <w:tcW w:w="2564" w:type="dxa"/>
+            <w:vAlign w:val="center"/>
+          </w:tcPr>
+          <w:p>
+            <w:pPr>
+              <w:jc w:val="left"/>
+              <w:rPr>
+                <w:rFonts w:hint="default"/>
+                <w:lang w:val="en-US"/>
+              </w:rPr>
+            </w:pPr>
+            <w:r>
+              <w:rPr>
+                <w:lang w:val="en-US" w:eastAsia="zh-CN"/>
+              </w:rPr>
+              <w:t>email</w:t>
+            </w:r>
+          </w:p>
+        </w:tc>
+        <w:tc>
+          <w:tcPr>
+            <w:tcW w:w="2394" w:type="dxa"/>
+            <w:vAlign w:val="center"/>
+          </w:tcPr>
+          <w:p>
+            <w:pPr>
+              <w:jc w:val="left"/>
+              <w:rPr>
+                <w:rFonts w:hint="default"/>
+                <w:lang w:val="en-US"/>
+              </w:rPr>
+            </w:pPr>
+            <w:r>
+              <w:rPr>
+                <w:lang w:val="en-US" w:eastAsia="zh-CN"/>
+              </w:rPr>
+              <w:t>VARCHAR(100)</w:t>
+            </w:r>
+          </w:p>
+        </w:tc>
+        <w:tc>
+          <w:tcPr>
+            <w:tcW w:w="2122" w:type="dxa"/>
+            <w:vAlign w:val="center"/>
+          </w:tcPr>
+          <w:p>
+            <w:pPr>
+              <w:jc w:val="left"/>
+              <w:rPr>
+                <w:rFonts w:hint="default"/>
+                <w:lang w:val="en-US"/>
+              </w:rPr>
+            </w:pPr>
+            <w:r>
+              <w:rPr>
+                <w:lang w:val="en-US" w:eastAsia="zh-CN"/>
+              </w:rPr>
+              <w:t>Email người dùng</w:t>
+            </w:r>
+          </w:p>
+        </w:tc>
+        <w:tc>
+          <w:tcPr>
+            <w:tcW w:w="2789" w:type="dxa"/>
+            <w:vAlign w:val="center"/>
+          </w:tcPr>
+          <w:p>
+            <w:pPr>
+              <w:jc w:val="left"/>
+              <w:rPr>
+                <w:rFonts w:hint="default"/>
+                <w:lang w:val="en-US"/>
+              </w:rPr>
+            </w:pPr>
+            <w:r>
+              <w:rPr>
+                <w:lang w:val="en-US" w:eastAsia="zh-CN"/>
+              </w:rPr>
+              <w:t>NOT NULL, UNIQUE</w:t>
+            </w:r>
+          </w:p>
+        </w:tc>
+      </w:tr>
+      <w:tr>
+        <w:tblPrEx>
+          <w:tblBorders>
+            <w:top w:val="single" w:color="auto" w:sz="4" w:space="0"/>
+            <w:left w:val="single" w:color="auto" w:sz="4" w:space="0"/>
+            <w:bottom w:val="single" w:color="auto" w:sz="4" w:space="0"/>
+            <w:right w:val="single" w:color="auto" w:sz="4" w:space="0"/>
+            <w:insideH w:val="single" w:color="auto" w:sz="4" w:space="0"/>
+            <w:insideV w:val="single" w:color="auto" w:sz="4" w:space="0"/>
+          </w:tblBorders>
+          <w:tblCellMar>
+            <w:top w:w="0" w:type="dxa"/>
+            <w:left w:w="108" w:type="dxa"/>
+            <w:bottom w:w="0" w:type="dxa"/>
+            <w:right w:w="108" w:type="dxa"/>
+          </w:tblCellMar>
+        </w:tblPrEx>
+        <w:tc>
+          <w:tcPr>
+            <w:tcW w:w="2564" w:type="dxa"/>
+            <w:vAlign w:val="center"/>
+          </w:tcPr>
+          <w:p>
+            <w:pPr>
+              <w:jc w:val="left"/>
+              <w:rPr>
+                <w:rFonts w:hint="default"/>
+                <w:lang w:val="en-US"/>
+              </w:rPr>
+            </w:pPr>
+            <w:r>
+              <w:rPr>
+                <w:lang w:val="en-US" w:eastAsia="zh-CN"/>
+              </w:rPr>
+              <w:t>password</w:t>
+            </w:r>
+          </w:p>
+        </w:tc>
+        <w:tc>
+          <w:tcPr>
+            <w:tcW w:w="2394" w:type="dxa"/>
+            <w:vAlign w:val="center"/>
+          </w:tcPr>
+          <w:p>
+            <w:pPr>
+              <w:jc w:val="left"/>
+              <w:rPr>
+                <w:rFonts w:hint="default"/>
+                <w:lang w:val="en-US"/>
+              </w:rPr>
+            </w:pPr>
+            <w:r>
+              <w:rPr>
+                <w:lang w:val="en-US" w:eastAsia="zh-CN"/>
+              </w:rPr>
+              <w:t>VARCHAR(100)</w:t>
+            </w:r>
+          </w:p>
+        </w:tc>
+        <w:tc>
+          <w:tcPr>
+            <w:tcW w:w="2122" w:type="dxa"/>
+            <w:vAlign w:val="center"/>
+          </w:tcPr>
+          <w:p>
+            <w:pPr>
+              <w:jc w:val="left"/>
+              <w:rPr>
+                <w:rFonts w:hint="default"/>
+                <w:lang w:val="en-US"/>
+              </w:rPr>
+            </w:pPr>
+            <w:r>
+              <w:rPr>
+                <w:lang w:val="en-US" w:eastAsia="zh-CN"/>
+              </w:rPr>
+              <w:t>Mật khẩu đã mã hóa</w:t>
+            </w:r>
+          </w:p>
+        </w:tc>
+        <w:tc>
+          <w:tcPr>
+            <w:tcW w:w="2789" w:type="dxa"/>
+            <w:vAlign w:val="center"/>
+          </w:tcPr>
+          <w:p>
+            <w:pPr>
+              <w:jc w:val="left"/>
+              <w:rPr>
+                <w:rFonts w:hint="default"/>
+                <w:lang w:val="en-US"/>
+              </w:rPr>
+            </w:pPr>
+            <w:r>
+              <w:rPr>
+                <w:lang w:val="en-US" w:eastAsia="zh-CN"/>
+              </w:rPr>
+              <w:t>NOT NULL</w:t>
+            </w:r>
+          </w:p>
+        </w:tc>
+      </w:tr>
+      <w:tr>
+        <w:tblPrEx>
+          <w:tblBorders>
+            <w:top w:val="single" w:color="auto" w:sz="4" w:space="0"/>
+            <w:left w:val="single" w:color="auto" w:sz="4" w:space="0"/>
+            <w:bottom w:val="single" w:color="auto" w:sz="4" w:space="0"/>
+            <w:right w:val="single" w:color="auto" w:sz="4" w:space="0"/>
+            <w:insideH w:val="single" w:color="auto" w:sz="4" w:space="0"/>
+            <w:insideV w:val="single" w:color="auto" w:sz="4" w:space="0"/>
+          </w:tblBorders>
+          <w:tblCellMar>
+            <w:top w:w="0" w:type="dxa"/>
+            <w:left w:w="108" w:type="dxa"/>
+            <w:bottom w:w="0" w:type="dxa"/>
+            <w:right w:w="108" w:type="dxa"/>
+          </w:tblCellMar>
+        </w:tblPrEx>
+        <w:tc>
+          <w:tcPr>
+            <w:tcW w:w="2564" w:type="dxa"/>
+            <w:vAlign w:val="center"/>
+          </w:tcPr>
+          <w:p>
+            <w:pPr>
+              <w:jc w:val="left"/>
+              <w:rPr>
+                <w:rFonts w:hint="default"/>
+                <w:lang w:val="en-US"/>
+              </w:rPr>
+            </w:pPr>
+            <w:r>
+              <w:rPr>
+                <w:lang w:val="en-US" w:eastAsia="zh-CN"/>
+              </w:rPr>
+              <w:t>gender</w:t>
+            </w:r>
+          </w:p>
+        </w:tc>
+        <w:tc>
+          <w:tcPr>
+            <w:tcW w:w="2394" w:type="dxa"/>
+            <w:vAlign w:val="center"/>
+          </w:tcPr>
+          <w:p>
+            <w:pPr>
+              <w:jc w:val="left"/>
+              <w:rPr>
+                <w:rFonts w:hint="default"/>
+                <w:lang w:val="en-US"/>
+              </w:rPr>
+            </w:pPr>
+            <w:r>
+              <w:rPr>
+                <w:lang w:val="en-US" w:eastAsia="zh-CN"/>
+              </w:rPr>
+              <w:t>BIT</w:t>
+            </w:r>
+          </w:p>
+        </w:tc>
+        <w:tc>
+          <w:tcPr>
+            <w:tcW w:w="2122" w:type="dxa"/>
+            <w:vAlign w:val="center"/>
+          </w:tcPr>
+          <w:p>
+            <w:pPr>
+              <w:jc w:val="left"/>
+              <w:rPr>
+                <w:rFonts w:hint="default"/>
+                <w:lang w:val="en-US"/>
+              </w:rPr>
+            </w:pPr>
+            <w:r>
+              <w:rPr>
+                <w:lang w:val="en-US" w:eastAsia="zh-CN"/>
+              </w:rPr>
+              <w:t>Giới tính</w:t>
+            </w:r>
+          </w:p>
+        </w:tc>
+        <w:tc>
+          <w:tcPr>
+            <w:tcW w:w="2789" w:type="dxa"/>
+            <w:vAlign w:val="center"/>
+          </w:tcPr>
+          <w:p>
+            <w:pPr>
+              <w:jc w:val="left"/>
+              <w:rPr>
+                <w:rFonts w:hint="default"/>
+                <w:lang w:val="en-US"/>
+              </w:rPr>
+            </w:pPr>
+            <w:r>
+              <w:rPr>
+                <w:lang w:val="en-US" w:eastAsia="zh-CN"/>
+              </w:rPr>
+              <w:t>DEFAULT 0</w:t>
+            </w:r>
+          </w:p>
+        </w:tc>
+      </w:tr>
+      <w:tr>
+        <w:tblPrEx>
+          <w:tblBorders>
+            <w:top w:val="single" w:color="auto" w:sz="4" w:space="0"/>
+            <w:left w:val="single" w:color="auto" w:sz="4" w:space="0"/>
+            <w:bottom w:val="single" w:color="auto" w:sz="4" w:space="0"/>
+            <w:right w:val="single" w:color="auto" w:sz="4" w:space="0"/>
+            <w:insideH w:val="single" w:color="auto" w:sz="4" w:space="0"/>
+            <w:insideV w:val="single" w:color="auto" w:sz="4" w:space="0"/>
+          </w:tblBorders>
+          <w:tblCellMar>
+            <w:top w:w="0" w:type="dxa"/>
+            <w:left w:w="108" w:type="dxa"/>
+            <w:bottom w:w="0" w:type="dxa"/>
+            <w:right w:w="108" w:type="dxa"/>
+          </w:tblCellMar>
+        </w:tblPrEx>
+        <w:tc>
+          <w:tcPr>
+            <w:tcW w:w="2564" w:type="dxa"/>
+            <w:vAlign w:val="center"/>
+          </w:tcPr>
+          <w:p>
+            <w:pPr>
+              <w:jc w:val="left"/>
+              <w:rPr>
+                <w:rFonts w:hint="default"/>
+                <w:lang w:val="en-US"/>
+              </w:rPr>
+            </w:pPr>
+            <w:r>
+              <w:rPr>
+                <w:lang w:val="en-US" w:eastAsia="zh-CN"/>
+              </w:rPr>
+              <w:t>birthday</w:t>
+            </w:r>
+          </w:p>
+        </w:tc>
+        <w:tc>
+          <w:tcPr>
+            <w:tcW w:w="2394" w:type="dxa"/>
+            <w:vAlign w:val="center"/>
+          </w:tcPr>
+          <w:p>
+            <w:pPr>
+              <w:jc w:val="left"/>
+              <w:rPr>
+                <w:rFonts w:hint="default"/>
+                <w:lang w:val="en-US"/>
+              </w:rPr>
+            </w:pPr>
+            <w:r>
+              <w:rPr>
+                <w:lang w:val="en-US" w:eastAsia="zh-CN"/>
+              </w:rPr>
+              <w:t>DATE</w:t>
+            </w:r>
+          </w:p>
+        </w:tc>
+        <w:tc>
+          <w:tcPr>
+            <w:tcW w:w="2122" w:type="dxa"/>
+            <w:vAlign w:val="center"/>
+          </w:tcPr>
+          <w:p>
+            <w:pPr>
+              <w:jc w:val="left"/>
+              <w:rPr>
+                <w:rFonts w:hint="default"/>
+                <w:lang w:val="en-US"/>
+              </w:rPr>
+            </w:pPr>
+            <w:r>
+              <w:rPr>
+                <w:lang w:val="en-US" w:eastAsia="zh-CN"/>
+              </w:rPr>
+              <w:t>Ngày sinh</w:t>
+            </w:r>
+          </w:p>
+        </w:tc>
+        <w:tc>
+          <w:tcPr>
+            <w:tcW w:w="2789" w:type="dxa"/>
+            <w:vAlign w:val="center"/>
+          </w:tcPr>
+          <w:p>
+            <w:pPr>
+              <w:jc w:val="left"/>
+              <w:rPr>
+                <w:rFonts w:hint="default"/>
+                <w:lang w:val="en-US"/>
+              </w:rPr>
+            </w:pPr>
+            <w:r>
+              <w:rPr>
+                <w:lang w:val="en-US" w:eastAsia="zh-CN"/>
+              </w:rPr>
+              <w:t>NULL</w:t>
+            </w:r>
+          </w:p>
+        </w:tc>
+      </w:tr>
+      <w:tr>
+        <w:tblPrEx>
+          <w:tblBorders>
+            <w:top w:val="single" w:color="auto" w:sz="4" w:space="0"/>
+            <w:left w:val="single" w:color="auto" w:sz="4" w:space="0"/>
+            <w:bottom w:val="single" w:color="auto" w:sz="4" w:space="0"/>
+            <w:right w:val="single" w:color="auto" w:sz="4" w:space="0"/>
+            <w:insideH w:val="single" w:color="auto" w:sz="4" w:space="0"/>
+            <w:insideV w:val="single" w:color="auto" w:sz="4" w:space="0"/>
+          </w:tblBorders>
+          <w:tblCellMar>
+            <w:top w:w="0" w:type="dxa"/>
+            <w:left w:w="108" w:type="dxa"/>
+            <w:bottom w:w="0" w:type="dxa"/>
+            <w:right w:w="108" w:type="dxa"/>
+          </w:tblCellMar>
+        </w:tblPrEx>
+        <w:tc>
+          <w:tcPr>
+            <w:tcW w:w="2564" w:type="dxa"/>
+            <w:vAlign w:val="center"/>
+          </w:tcPr>
+          <w:p>
+            <w:pPr>
+              <w:jc w:val="left"/>
+              <w:rPr>
+                <w:rFonts w:hint="default"/>
+                <w:lang w:val="en-US"/>
+              </w:rPr>
+            </w:pPr>
+            <w:r>
+              <w:rPr>
+                <w:lang w:val="en-US" w:eastAsia="zh-CN"/>
+              </w:rPr>
+              <w:t>fullname</w:t>
+            </w:r>
+          </w:p>
+        </w:tc>
+        <w:tc>
+          <w:tcPr>
+            <w:tcW w:w="2394" w:type="dxa"/>
+            <w:vAlign w:val="center"/>
+          </w:tcPr>
+          <w:p>
+            <w:pPr>
+              <w:jc w:val="left"/>
+              <w:rPr>
+                <w:rFonts w:hint="default"/>
+                <w:lang w:val="en-US"/>
+              </w:rPr>
+            </w:pPr>
+            <w:r>
+              <w:rPr>
+                <w:lang w:val="en-US" w:eastAsia="zh-CN"/>
+              </w:rPr>
+              <w:t>NVARCHAR(100)</w:t>
+            </w:r>
+          </w:p>
+        </w:tc>
+        <w:tc>
+          <w:tcPr>
+            <w:tcW w:w="2122" w:type="dxa"/>
+            <w:vAlign w:val="center"/>
+          </w:tcPr>
+          <w:p>
+            <w:pPr>
+              <w:jc w:val="left"/>
+              <w:rPr>
+                <w:rFonts w:hint="default"/>
+                <w:lang w:val="en-US"/>
+              </w:rPr>
+            </w:pPr>
+            <w:r>
+              <w:rPr>
+                <w:lang w:val="en-US" w:eastAsia="zh-CN"/>
+              </w:rPr>
+              <w:t>Họ và tên</w:t>
+            </w:r>
+          </w:p>
+        </w:tc>
+        <w:tc>
+          <w:tcPr>
+            <w:tcW w:w="2789" w:type="dxa"/>
+            <w:vAlign w:val="center"/>
+          </w:tcPr>
+          <w:p>
+            <w:pPr>
+              <w:jc w:val="left"/>
+              <w:rPr>
+                <w:rFonts w:hint="default"/>
+                <w:lang w:val="en-US"/>
+              </w:rPr>
+            </w:pPr>
+            <w:r>
+              <w:rPr>
+                <w:lang w:val="en-US" w:eastAsia="zh-CN"/>
+              </w:rPr>
+              <w:t>NOT NULL</w:t>
+            </w:r>
+          </w:p>
+        </w:tc>
+      </w:tr>
+      <w:tr>
+        <w:tblPrEx>
+          <w:tblBorders>
+            <w:top w:val="single" w:color="auto" w:sz="4" w:space="0"/>
+            <w:left w:val="single" w:color="auto" w:sz="4" w:space="0"/>
+            <w:bottom w:val="single" w:color="auto" w:sz="4" w:space="0"/>
+            <w:right w:val="single" w:color="auto" w:sz="4" w:space="0"/>
+            <w:insideH w:val="single" w:color="auto" w:sz="4" w:space="0"/>
+            <w:insideV w:val="single" w:color="auto" w:sz="4" w:space="0"/>
+          </w:tblBorders>
+          <w:tblCellMar>
+            <w:top w:w="0" w:type="dxa"/>
+            <w:left w:w="108" w:type="dxa"/>
+            <w:bottom w:w="0" w:type="dxa"/>
+            <w:right w:w="108" w:type="dxa"/>
+          </w:tblCellMar>
+        </w:tblPrEx>
+        <w:tc>
+          <w:tcPr>
+            <w:tcW w:w="2564" w:type="dxa"/>
+            <w:vAlign w:val="center"/>
+          </w:tcPr>
+          <w:p>
+            <w:pPr>
+              <w:jc w:val="left"/>
+              <w:rPr>
+                <w:rFonts w:hint="default"/>
+                <w:lang w:val="en-US"/>
+              </w:rPr>
+            </w:pPr>
+            <w:r>
+              <w:rPr>
+                <w:lang w:val="en-US" w:eastAsia="zh-CN"/>
+              </w:rPr>
+              <w:t>avatar_url</w:t>
+            </w:r>
+          </w:p>
+        </w:tc>
+        <w:tc>
+          <w:tcPr>
+            <w:tcW w:w="2394" w:type="dxa"/>
+            <w:vAlign w:val="center"/>
+          </w:tcPr>
+          <w:p>
+            <w:pPr>
+              <w:jc w:val="left"/>
+              <w:rPr>
+                <w:rFonts w:hint="default"/>
+                <w:lang w:val="en-US"/>
+              </w:rPr>
+            </w:pPr>
+            <w:r>
+              <w:rPr>
+                <w:lang w:val="en-US" w:eastAsia="zh-CN"/>
+              </w:rPr>
+              <w:t>VARCHAR(255)</w:t>
+            </w:r>
+          </w:p>
+        </w:tc>
+        <w:tc>
+          <w:tcPr>
+            <w:tcW w:w="2122" w:type="dxa"/>
+            <w:vAlign w:val="center"/>
+          </w:tcPr>
+          <w:p>
+            <w:pPr>
+              <w:jc w:val="left"/>
+              <w:rPr>
+                <w:rFonts w:hint="default"/>
+                <w:lang w:val="en-US"/>
+              </w:rPr>
+            </w:pPr>
+            <w:r>
+              <w:rPr>
+                <w:lang w:val="en-US" w:eastAsia="zh-CN"/>
+              </w:rPr>
+              <w:t>Ảnh đại diện</w:t>
+            </w:r>
+          </w:p>
+        </w:tc>
+        <w:tc>
+          <w:tcPr>
+            <w:tcW w:w="2789" w:type="dxa"/>
+            <w:vAlign w:val="center"/>
+          </w:tcPr>
+          <w:p>
+            <w:pPr>
+              <w:jc w:val="left"/>
+              <w:rPr>
+                <w:rFonts w:hint="default"/>
+                <w:lang w:val="en-US"/>
+              </w:rPr>
+            </w:pPr>
+            <w:r>
+              <w:rPr>
+                <w:lang w:val="en-US" w:eastAsia="zh-CN"/>
+              </w:rPr>
+              <w:t>NULL</w:t>
+            </w:r>
+          </w:p>
+        </w:tc>
+      </w:tr>
+      <w:tr>
+        <w:tblPrEx>
+          <w:tblBorders>
+            <w:top w:val="single" w:color="auto" w:sz="4" w:space="0"/>
+            <w:left w:val="single" w:color="auto" w:sz="4" w:space="0"/>
+            <w:bottom w:val="single" w:color="auto" w:sz="4" w:space="0"/>
+            <w:right w:val="single" w:color="auto" w:sz="4" w:space="0"/>
+            <w:insideH w:val="single" w:color="auto" w:sz="4" w:space="0"/>
+            <w:insideV w:val="single" w:color="auto" w:sz="4" w:space="0"/>
+          </w:tblBorders>
+          <w:tblCellMar>
+            <w:top w:w="0" w:type="dxa"/>
+            <w:left w:w="108" w:type="dxa"/>
+            <w:bottom w:w="0" w:type="dxa"/>
+            <w:right w:w="108" w:type="dxa"/>
+          </w:tblCellMar>
+        </w:tblPrEx>
+        <w:tc>
+          <w:tcPr>
+            <w:tcW w:w="2564" w:type="dxa"/>
+            <w:vAlign w:val="center"/>
+          </w:tcPr>
+          <w:p>
+            <w:pPr>
+              <w:jc w:val="left"/>
+              <w:rPr>
+                <w:rFonts w:hint="default"/>
+                <w:lang w:val="en-US"/>
+              </w:rPr>
+            </w:pPr>
+            <w:r>
+              <w:rPr>
+                <w:lang w:val="en-US" w:eastAsia="zh-CN"/>
+              </w:rPr>
+              <w:t>phone</w:t>
+            </w:r>
+          </w:p>
+        </w:tc>
+        <w:tc>
+          <w:tcPr>
+            <w:tcW w:w="2394" w:type="dxa"/>
+            <w:vAlign w:val="center"/>
+          </w:tcPr>
+          <w:p>
+            <w:pPr>
+              <w:jc w:val="left"/>
+              <w:rPr>
+                <w:rFonts w:hint="default"/>
+                <w:lang w:val="en-US"/>
+              </w:rPr>
+            </w:pPr>
+            <w:r>
+              <w:rPr>
+                <w:lang w:val="en-US" w:eastAsia="zh-CN"/>
+              </w:rPr>
+              <w:t>VARCHAR(15)</w:t>
+            </w:r>
+          </w:p>
+        </w:tc>
+        <w:tc>
+          <w:tcPr>
+            <w:tcW w:w="2122" w:type="dxa"/>
+            <w:vAlign w:val="center"/>
+          </w:tcPr>
+          <w:p>
+            <w:pPr>
+              <w:jc w:val="left"/>
+              <w:rPr>
+                <w:rFonts w:hint="default"/>
+                <w:lang w:val="en-US"/>
+              </w:rPr>
+            </w:pPr>
+            <w:r>
+              <w:rPr>
+                <w:lang w:val="en-US" w:eastAsia="zh-CN"/>
+              </w:rPr>
+              <w:t>Số điện thoại</w:t>
+            </w:r>
+          </w:p>
+        </w:tc>
+        <w:tc>
+          <w:tcPr>
+            <w:tcW w:w="2789" w:type="dxa"/>
+            <w:vAlign w:val="center"/>
+          </w:tcPr>
+          <w:p>
+            <w:pPr>
+              <w:jc w:val="left"/>
+              <w:rPr>
+                <w:rFonts w:hint="default"/>
+                <w:lang w:val="en-US"/>
+              </w:rPr>
+            </w:pPr>
+            <w:r>
+              <w:rPr>
+                <w:lang w:val="en-US" w:eastAsia="zh-CN"/>
+              </w:rPr>
+              <w:t>NULL</w:t>
+            </w:r>
+          </w:p>
+        </w:tc>
+      </w:tr>
+      <w:tr>
+        <w:tblPrEx>
+          <w:tblBorders>
+            <w:top w:val="single" w:color="auto" w:sz="4" w:space="0"/>
+            <w:left w:val="single" w:color="auto" w:sz="4" w:space="0"/>
+            <w:bottom w:val="single" w:color="auto" w:sz="4" w:space="0"/>
+            <w:right w:val="single" w:color="auto" w:sz="4" w:space="0"/>
+            <w:insideH w:val="single" w:color="auto" w:sz="4" w:space="0"/>
+            <w:insideV w:val="single" w:color="auto" w:sz="4" w:space="0"/>
+          </w:tblBorders>
+          <w:tblCellMar>
+            <w:top w:w="0" w:type="dxa"/>
+            <w:left w:w="108" w:type="dxa"/>
+            <w:bottom w:w="0" w:type="dxa"/>
+            <w:right w:w="108" w:type="dxa"/>
+          </w:tblCellMar>
+        </w:tblPrEx>
+        <w:tc>
+          <w:tcPr>
+            <w:tcW w:w="2564" w:type="dxa"/>
+            <w:vAlign w:val="center"/>
+          </w:tcPr>
+          <w:p>
+            <w:pPr>
+              <w:jc w:val="left"/>
+              <w:rPr>
+                <w:rFonts w:hint="default"/>
+                <w:lang w:val="en-US"/>
+              </w:rPr>
+            </w:pPr>
+            <w:r>
+              <w:rPr>
+                <w:lang w:val="en-US" w:eastAsia="zh-CN"/>
+              </w:rPr>
+              <w:t>average_order_value</w:t>
+            </w:r>
+          </w:p>
+        </w:tc>
+        <w:tc>
+          <w:tcPr>
+            <w:tcW w:w="2394" w:type="dxa"/>
+            <w:vAlign w:val="center"/>
+          </w:tcPr>
+          <w:p>
+            <w:pPr>
+              <w:jc w:val="left"/>
+              <w:rPr>
+                <w:rFonts w:hint="default"/>
+                <w:lang w:val="en-US"/>
+              </w:rPr>
+            </w:pPr>
+            <w:r>
+              <w:rPr>
+                <w:lang w:val="en-US" w:eastAsia="zh-CN"/>
+              </w:rPr>
+              <w:t>DECIMAL(18,2)</w:t>
+            </w:r>
+          </w:p>
+        </w:tc>
+        <w:tc>
+          <w:tcPr>
+            <w:tcW w:w="2122" w:type="dxa"/>
+            <w:vAlign w:val="center"/>
+          </w:tcPr>
+          <w:p>
+            <w:pPr>
+              <w:jc w:val="left"/>
+              <w:rPr>
+                <w:rFonts w:hint="default"/>
+                <w:lang w:val="en-US"/>
+              </w:rPr>
+            </w:pPr>
+            <w:r>
+              <w:rPr>
+                <w:lang w:val="en-US" w:eastAsia="zh-CN"/>
+              </w:rPr>
+              <w:t>Giá trị đơn trung bình</w:t>
+            </w:r>
+          </w:p>
+        </w:tc>
+        <w:tc>
+          <w:tcPr>
+            <w:tcW w:w="2789" w:type="dxa"/>
+            <w:vAlign w:val="center"/>
+          </w:tcPr>
+          <w:p>
+            <w:pPr>
+              <w:jc w:val="left"/>
+              <w:rPr>
+                <w:rFonts w:hint="default"/>
+                <w:lang w:val="en-US"/>
+              </w:rPr>
+            </w:pPr>
+            <w:r>
+              <w:rPr>
+                <w:lang w:val="en-US" w:eastAsia="zh-CN"/>
+              </w:rPr>
+              <w:t>DEFAULT 0</w:t>
+            </w:r>
+          </w:p>
+        </w:tc>
+      </w:tr>
+      <w:tr>
+        <w:tblPrEx>
+          <w:tblBorders>
+            <w:top w:val="single" w:color="auto" w:sz="4" w:space="0"/>
+            <w:left w:val="single" w:color="auto" w:sz="4" w:space="0"/>
+            <w:bottom w:val="single" w:color="auto" w:sz="4" w:space="0"/>
+            <w:right w:val="single" w:color="auto" w:sz="4" w:space="0"/>
+            <w:insideH w:val="single" w:color="auto" w:sz="4" w:space="0"/>
+            <w:insideV w:val="single" w:color="auto" w:sz="4" w:space="0"/>
+          </w:tblBorders>
+          <w:tblCellMar>
+            <w:top w:w="0" w:type="dxa"/>
+            <w:left w:w="108" w:type="dxa"/>
+            <w:bottom w:w="0" w:type="dxa"/>
+            <w:right w:w="108" w:type="dxa"/>
+          </w:tblCellMar>
+        </w:tblPrEx>
+        <w:tc>
+          <w:tcPr>
+            <w:tcW w:w="2564" w:type="dxa"/>
+            <w:vAlign w:val="center"/>
+          </w:tcPr>
+          <w:p>
+            <w:pPr>
+              <w:jc w:val="left"/>
+              <w:rPr>
+                <w:rFonts w:hint="default"/>
+                <w:lang w:val="en-US"/>
+              </w:rPr>
+            </w:pPr>
+            <w:r>
+              <w:rPr>
+                <w:lang w:val="en-US" w:eastAsia="zh-CN"/>
+              </w:rPr>
+              <w:t>user_rank</w:t>
+            </w:r>
+          </w:p>
+        </w:tc>
+        <w:tc>
+          <w:tcPr>
+            <w:tcW w:w="2394" w:type="dxa"/>
+            <w:vAlign w:val="center"/>
+          </w:tcPr>
+          <w:p>
+            <w:pPr>
+              <w:jc w:val="left"/>
+              <w:rPr>
+                <w:rFonts w:hint="default"/>
+                <w:lang w:val="en-US"/>
+              </w:rPr>
+            </w:pPr>
+            <w:r>
+              <w:rPr>
+                <w:lang w:val="en-US" w:eastAsia="zh-CN"/>
+              </w:rPr>
+              <w:t>NVARCHAR(20)</w:t>
+            </w:r>
+          </w:p>
+        </w:tc>
+        <w:tc>
+          <w:tcPr>
+            <w:tcW w:w="2122" w:type="dxa"/>
+            <w:vAlign w:val="center"/>
+          </w:tcPr>
+          <w:p>
+            <w:pPr>
+              <w:jc w:val="left"/>
+              <w:rPr>
+                <w:rFonts w:hint="default"/>
+                <w:lang w:val="en-US"/>
+              </w:rPr>
+            </w:pPr>
+            <w:r>
+              <w:rPr>
+                <w:lang w:val="en-US" w:eastAsia="zh-CN"/>
+              </w:rPr>
+              <w:t>Hạng người dùng</w:t>
+            </w:r>
+          </w:p>
+        </w:tc>
+        <w:tc>
+          <w:tcPr>
+            <w:tcW w:w="2789" w:type="dxa"/>
+            <w:vAlign w:val="center"/>
+          </w:tcPr>
+          <w:p>
+            <w:pPr>
+              <w:jc w:val="left"/>
+              <w:rPr>
+                <w:rFonts w:hint="default"/>
+                <w:lang w:val="en-US"/>
+              </w:rPr>
+            </w:pPr>
+            <w:r>
+              <w:rPr>
+                <w:lang w:val="en-US" w:eastAsia="zh-CN"/>
+              </w:rPr>
+              <w:t>DEFAULT N'Đồng'</w:t>
+            </w:r>
+          </w:p>
+        </w:tc>
+      </w:tr>
+      <w:tr>
+        <w:tblPrEx>
+          <w:tblBorders>
+            <w:top w:val="single" w:color="auto" w:sz="4" w:space="0"/>
+            <w:left w:val="single" w:color="auto" w:sz="4" w:space="0"/>
+            <w:bottom w:val="single" w:color="auto" w:sz="4" w:space="0"/>
+            <w:right w:val="single" w:color="auto" w:sz="4" w:space="0"/>
+            <w:insideH w:val="single" w:color="auto" w:sz="4" w:space="0"/>
+            <w:insideV w:val="single" w:color="auto" w:sz="4" w:space="0"/>
+          </w:tblBorders>
+          <w:tblCellMar>
+            <w:top w:w="0" w:type="dxa"/>
+            <w:left w:w="108" w:type="dxa"/>
+            <w:bottom w:w="0" w:type="dxa"/>
+            <w:right w:w="108" w:type="dxa"/>
+          </w:tblCellMar>
+        </w:tblPrEx>
+        <w:tc>
+          <w:tcPr>
+            <w:tcW w:w="2564" w:type="dxa"/>
+            <w:vAlign w:val="center"/>
+          </w:tcPr>
+          <w:p>
+            <w:pPr>
+              <w:jc w:val="left"/>
+              <w:rPr>
+                <w:rFonts w:hint="default"/>
+                <w:lang w:val="en-US"/>
+              </w:rPr>
+            </w:pPr>
+            <w:r>
+              <w:rPr>
+                <w:lang w:val="en-US" w:eastAsia="zh-CN"/>
+              </w:rPr>
+              <w:t>total_spent</w:t>
+            </w:r>
+          </w:p>
+        </w:tc>
+        <w:tc>
+          <w:tcPr>
+            <w:tcW w:w="2394" w:type="dxa"/>
+            <w:vAlign w:val="center"/>
+          </w:tcPr>
+          <w:p>
+            <w:pPr>
+              <w:jc w:val="left"/>
+              <w:rPr>
+                <w:rFonts w:hint="default"/>
+                <w:lang w:val="en-US"/>
+              </w:rPr>
+            </w:pPr>
+            <w:r>
+              <w:rPr>
+                <w:lang w:val="en-US" w:eastAsia="zh-CN"/>
+              </w:rPr>
+              <w:t>DECIMAL(18,2)</w:t>
+            </w:r>
+          </w:p>
+        </w:tc>
+        <w:tc>
+          <w:tcPr>
+            <w:tcW w:w="2122" w:type="dxa"/>
+            <w:vAlign w:val="center"/>
+          </w:tcPr>
+          <w:p>
+            <w:pPr>
+              <w:jc w:val="left"/>
+              <w:rPr>
+                <w:rFonts w:hint="default"/>
+                <w:lang w:val="en-US"/>
+              </w:rPr>
+            </w:pPr>
+            <w:r>
+              <w:rPr>
+                <w:lang w:val="en-US" w:eastAsia="zh-CN"/>
+              </w:rPr>
+              <w:t>Tổng chi tiêu</w:t>
+            </w:r>
+          </w:p>
+        </w:tc>
+        <w:tc>
+          <w:tcPr>
+            <w:tcW w:w="2789" w:type="dxa"/>
+            <w:vAlign w:val="center"/>
+          </w:tcPr>
+          <w:p>
+            <w:pPr>
+              <w:jc w:val="left"/>
+              <w:rPr>
+                <w:rFonts w:hint="default"/>
+                <w:lang w:val="en-US"/>
+              </w:rPr>
+            </w:pPr>
+            <w:r>
+              <w:rPr>
+                <w:lang w:val="en-US" w:eastAsia="zh-CN"/>
+              </w:rPr>
+              <w:t>DEFAULT 0</w:t>
+            </w:r>
+          </w:p>
+        </w:tc>
+      </w:tr>
+      <w:tr>
+        <w:tblPrEx>
+          <w:tblBorders>
+            <w:top w:val="single" w:color="auto" w:sz="4" w:space="0"/>
+            <w:left w:val="single" w:color="auto" w:sz="4" w:space="0"/>
+            <w:bottom w:val="single" w:color="auto" w:sz="4" w:space="0"/>
+            <w:right w:val="single" w:color="auto" w:sz="4" w:space="0"/>
+            <w:insideH w:val="single" w:color="auto" w:sz="4" w:space="0"/>
+            <w:insideV w:val="single" w:color="auto" w:sz="4" w:space="0"/>
+          </w:tblBorders>
+          <w:tblCellMar>
+            <w:top w:w="0" w:type="dxa"/>
+            <w:left w:w="108" w:type="dxa"/>
+            <w:bottom w:w="0" w:type="dxa"/>
+            <w:right w:w="108" w:type="dxa"/>
+          </w:tblCellMar>
+        </w:tblPrEx>
+        <w:tc>
+          <w:tcPr>
+            <w:tcW w:w="2564" w:type="dxa"/>
+            <w:vAlign w:val="center"/>
+          </w:tcPr>
+          <w:p>
+            <w:pPr>
+              <w:jc w:val="left"/>
+              <w:rPr>
+                <w:rFonts w:hint="default"/>
+                <w:lang w:val="en-US"/>
+              </w:rPr>
+            </w:pPr>
+            <w:r>
+              <w:rPr>
+                <w:lang w:val="en-US" w:eastAsia="zh-CN"/>
+              </w:rPr>
+              <w:t>total_order</w:t>
+            </w:r>
+          </w:p>
+        </w:tc>
+        <w:tc>
+          <w:tcPr>
+            <w:tcW w:w="2394" w:type="dxa"/>
+            <w:vAlign w:val="center"/>
+          </w:tcPr>
+          <w:p>
+            <w:pPr>
+              <w:jc w:val="left"/>
+              <w:rPr>
+                <w:rFonts w:hint="default"/>
+                <w:lang w:val="en-US"/>
+              </w:rPr>
+            </w:pPr>
+            <w:r>
+              <w:rPr>
+                <w:lang w:val="en-US" w:eastAsia="zh-CN"/>
+              </w:rPr>
+              <w:t>INT</w:t>
+            </w:r>
+          </w:p>
+        </w:tc>
+        <w:tc>
+          <w:tcPr>
+            <w:tcW w:w="2122" w:type="dxa"/>
+            <w:vAlign w:val="center"/>
+          </w:tcPr>
+          <w:p>
+            <w:pPr>
+              <w:jc w:val="left"/>
+              <w:rPr>
+                <w:rFonts w:hint="default"/>
+                <w:lang w:val="en-US"/>
+              </w:rPr>
+            </w:pPr>
+            <w:r>
+              <w:rPr>
+                <w:lang w:val="en-US" w:eastAsia="zh-CN"/>
+              </w:rPr>
+              <w:t>Tổng đơn hàng</w:t>
+            </w:r>
+          </w:p>
+        </w:tc>
+        <w:tc>
+          <w:tcPr>
+            <w:tcW w:w="2789" w:type="dxa"/>
+            <w:vAlign w:val="center"/>
+          </w:tcPr>
+          <w:p>
+            <w:pPr>
+              <w:jc w:val="left"/>
+              <w:rPr>
+                <w:rFonts w:hint="default"/>
+                <w:lang w:val="en-US"/>
+              </w:rPr>
+            </w:pPr>
+            <w:r>
+              <w:rPr>
+                <w:lang w:val="en-US" w:eastAsia="zh-CN"/>
+              </w:rPr>
+              <w:t>DEFAULT 0</w:t>
+            </w:r>
+          </w:p>
+        </w:tc>
+      </w:tr>
+      <w:tr>
+        <w:tblPrEx>
+          <w:tblBorders>
+            <w:top w:val="single" w:color="auto" w:sz="4" w:space="0"/>
+            <w:left w:val="single" w:color="auto" w:sz="4" w:space="0"/>
+            <w:bottom w:val="single" w:color="auto" w:sz="4" w:space="0"/>
+            <w:right w:val="single" w:color="auto" w:sz="4" w:space="0"/>
+            <w:insideH w:val="single" w:color="auto" w:sz="4" w:space="0"/>
+            <w:insideV w:val="single" w:color="auto" w:sz="4" w:space="0"/>
+          </w:tblBorders>
+          <w:tblCellMar>
+            <w:top w:w="0" w:type="dxa"/>
+            <w:left w:w="108" w:type="dxa"/>
+            <w:bottom w:w="0" w:type="dxa"/>
+            <w:right w:w="108" w:type="dxa"/>
+          </w:tblCellMar>
+        </w:tblPrEx>
+        <w:tc>
+          <w:tcPr>
+            <w:tcW w:w="2564" w:type="dxa"/>
+            <w:vAlign w:val="center"/>
+          </w:tcPr>
+          <w:p>
+            <w:pPr>
+              <w:jc w:val="left"/>
+              <w:rPr>
+                <w:rFonts w:hint="default"/>
+                <w:lang w:val="en-US"/>
+              </w:rPr>
+            </w:pPr>
+            <w:r>
+              <w:rPr>
+                <w:lang w:val="en-US" w:eastAsia="zh-CN"/>
+              </w:rPr>
+              <w:t>loyalty_point</w:t>
+            </w:r>
+          </w:p>
+        </w:tc>
+        <w:tc>
+          <w:tcPr>
+            <w:tcW w:w="2394" w:type="dxa"/>
+            <w:vAlign w:val="center"/>
+          </w:tcPr>
+          <w:p>
+            <w:pPr>
+              <w:jc w:val="left"/>
+              <w:rPr>
+                <w:rFonts w:hint="default"/>
+                <w:lang w:val="en-US"/>
+              </w:rPr>
+            </w:pPr>
+            <w:r>
+              <w:rPr>
+                <w:lang w:val="en-US" w:eastAsia="zh-CN"/>
+              </w:rPr>
+              <w:t>INT</w:t>
+            </w:r>
+          </w:p>
+        </w:tc>
+        <w:tc>
+          <w:tcPr>
+            <w:tcW w:w="2122" w:type="dxa"/>
+            <w:vAlign w:val="center"/>
+          </w:tcPr>
+          <w:p>
+            <w:pPr>
+              <w:jc w:val="left"/>
+              <w:rPr>
+                <w:rFonts w:hint="default"/>
+                <w:lang w:val="en-US"/>
+              </w:rPr>
+            </w:pPr>
+            <w:r>
+              <w:rPr>
+                <w:lang w:val="en-US" w:eastAsia="zh-CN"/>
+              </w:rPr>
+              <w:t>Điểm thưởng</w:t>
+            </w:r>
+          </w:p>
+        </w:tc>
+        <w:tc>
+          <w:tcPr>
+            <w:tcW w:w="2789" w:type="dxa"/>
+            <w:vAlign w:val="center"/>
+          </w:tcPr>
+          <w:p>
+            <w:pPr>
+              <w:jc w:val="left"/>
+              <w:rPr>
+                <w:rFonts w:hint="default"/>
+                <w:lang w:val="en-US"/>
+              </w:rPr>
+            </w:pPr>
+            <w:r>
+              <w:rPr>
+                <w:lang w:val="en-US" w:eastAsia="zh-CN"/>
+              </w:rPr>
+              <w:t>DEFAULT 0</w:t>
+            </w:r>
+          </w:p>
+        </w:tc>
+      </w:tr>
+    </w:tbl>
+    <w:p>
+      <w:pPr>
+        <w:spacing w:line="360" w:lineRule="auto"/>
+        <w:rPr>
+          <w:lang w:val="en-US"/>
+        </w:rPr>
+      </w:pPr>
+      <w:bookmarkStart w:id="113" w:name="_GoBack"/>
+      <w:bookmarkEnd w:id="113"/>
       <w:r>
         <w:rPr>
           <w:lang w:val="en-US"/>
@@ -12046,11 +13556,11 @@
         <w:spacing w:line="360" w:lineRule="auto"/>
       </w:pPr>
       <w:bookmarkStart w:id="78" w:name="_Toc7140"/>
-      <w:bookmarkStart w:id="79" w:name="_Toc11227"/>
-      <w:bookmarkStart w:id="80" w:name="_Toc31434"/>
-      <w:bookmarkStart w:id="81" w:name="_Toc9245"/>
+      <w:bookmarkStart w:id="79" w:name="_Toc31434"/>
+      <w:bookmarkStart w:id="80" w:name="_Toc11227"/>
+      <w:bookmarkStart w:id="81" w:name="_Toc30843"/>
       <w:bookmarkStart w:id="82" w:name="_Toc13107"/>
-      <w:bookmarkStart w:id="83" w:name="_Toc30843"/>
+      <w:bookmarkStart w:id="83" w:name="_Toc9245"/>
       <w:bookmarkStart w:id="84" w:name="_Toc10427"/>
       <w:r>
         <w:t>PHẦN 6 – KIỂM THỬ</w:t>
@@ -12084,11 +13594,11 @@
       </w:pPr>
       <w:bookmarkStart w:id="85" w:name="_Toc25308"/>
       <w:bookmarkStart w:id="86" w:name="_Toc13004"/>
-      <w:bookmarkStart w:id="87" w:name="_Toc17049"/>
+      <w:bookmarkStart w:id="87" w:name="_Toc9907"/>
       <w:bookmarkStart w:id="88" w:name="_Toc20733"/>
-      <w:bookmarkStart w:id="89" w:name="_Toc9907"/>
-      <w:bookmarkStart w:id="90" w:name="_Toc10811"/>
-      <w:bookmarkStart w:id="91" w:name="_Toc18729"/>
+      <w:bookmarkStart w:id="89" w:name="_Toc18729"/>
+      <w:bookmarkStart w:id="90" w:name="_Toc17049"/>
+      <w:bookmarkStart w:id="91" w:name="_Toc10811"/>
       <w:r>
         <w:t>PHẦN 7 – HƯỚNG DẪN TRIỂN KHAI VÀ SỬ DỤNG</w:t>
       </w:r>
@@ -12134,13 +13644,13 @@
         <w:spacing w:line="360" w:lineRule="auto"/>
         <w:outlineLvl w:val="0"/>
       </w:pPr>
-      <w:bookmarkStart w:id="92" w:name="_Toc8669"/>
-      <w:bookmarkStart w:id="93" w:name="_Toc13850"/>
-      <w:bookmarkStart w:id="94" w:name="_Toc12999"/>
-      <w:bookmarkStart w:id="95" w:name="_Toc26678"/>
-      <w:bookmarkStart w:id="96" w:name="_Toc14589"/>
-      <w:bookmarkStart w:id="97" w:name="_Toc12063"/>
-      <w:bookmarkStart w:id="98" w:name="_Toc30879"/>
+      <w:bookmarkStart w:id="92" w:name="_Toc13850"/>
+      <w:bookmarkStart w:id="93" w:name="_Toc26678"/>
+      <w:bookmarkStart w:id="94" w:name="_Toc14589"/>
+      <w:bookmarkStart w:id="95" w:name="_Toc8669"/>
+      <w:bookmarkStart w:id="96" w:name="_Toc12063"/>
+      <w:bookmarkStart w:id="97" w:name="_Toc30879"/>
+      <w:bookmarkStart w:id="98" w:name="_Toc12999"/>
       <w:r>
         <w:t>KẾT LUẬN</w:t>
       </w:r>
@@ -12186,13 +13696,13 @@
         <w:spacing w:line="360" w:lineRule="auto"/>
         <w:outlineLvl w:val="0"/>
       </w:pPr>
-      <w:bookmarkStart w:id="99" w:name="_Toc26685"/>
-      <w:bookmarkStart w:id="100" w:name="_Toc13001"/>
+      <w:bookmarkStart w:id="99" w:name="_Toc21750"/>
+      <w:bookmarkStart w:id="100" w:name="_Toc26685"/>
       <w:bookmarkStart w:id="101" w:name="_Toc25563"/>
       <w:bookmarkStart w:id="102" w:name="_Toc25259"/>
-      <w:bookmarkStart w:id="103" w:name="_Toc10803"/>
-      <w:bookmarkStart w:id="104" w:name="_Toc21750"/>
-      <w:bookmarkStart w:id="105" w:name="_Toc9646"/>
+      <w:bookmarkStart w:id="103" w:name="_Toc9646"/>
+      <w:bookmarkStart w:id="104" w:name="_Toc10803"/>
+      <w:bookmarkStart w:id="105" w:name="_Toc13001"/>
       <w:r>
         <w:t>PHỤ LỤC</w:t>
       </w:r>
@@ -12210,13 +13720,13 @@
         <w:spacing w:line="360" w:lineRule="auto"/>
         <w:outlineLvl w:val="0"/>
       </w:pPr>
-      <w:bookmarkStart w:id="106" w:name="_Toc15530"/>
-      <w:bookmarkStart w:id="107" w:name="_Toc19685"/>
-      <w:bookmarkStart w:id="108" w:name="_Toc630"/>
-      <w:bookmarkStart w:id="109" w:name="_Toc9694"/>
-      <w:bookmarkStart w:id="110" w:name="_Toc21248"/>
-      <w:bookmarkStart w:id="111" w:name="_Toc32021"/>
-      <w:bookmarkStart w:id="112" w:name="_Toc25373"/>
+      <w:bookmarkStart w:id="106" w:name="_Toc630"/>
+      <w:bookmarkStart w:id="107" w:name="_Toc9694"/>
+      <w:bookmarkStart w:id="108" w:name="_Toc32021"/>
+      <w:bookmarkStart w:id="109" w:name="_Toc25373"/>
+      <w:bookmarkStart w:id="110" w:name="_Toc19685"/>
+      <w:bookmarkStart w:id="111" w:name="_Toc15530"/>
+      <w:bookmarkStart w:id="112" w:name="_Toc21248"/>
       <w:r>
         <w:t>TÀI LIỆU THAM KHẢO</w:t>
       </w:r>

--- a/Báo Cáo DATN_GD1.docx
+++ b/Báo Cáo DATN_GD1.docx
@@ -379,7 +379,40 @@
           <w:u w:val="none"/>
           <w:vertAlign w:val="baseline"/>
         </w:rPr>
-        <w:t>TÊN ĐỀ TÀI: Ứng dựng quản lý cửa hàng bán áo Customize - All-In-One Store</w:t>
+        <w:t>TÊN ĐỀ TÀI: Ứng</w:t>
+      </w:r>
+      <w:r>
+        <w:rPr>
+          <w:rFonts w:hint="default" w:cs="Times New Roman"/>
+          <w:b/>
+          <w:bCs/>
+          <w:i w:val="0"/>
+          <w:iCs w:val="0"/>
+          <w:color w:val="000000"/>
+          <w:sz w:val="32"/>
+          <w:szCs w:val="32"/>
+          <w:u w:val="none"/>
+          <w:vertAlign w:val="baseline"/>
+          <w:lang w:val="en-US"/>
+        </w:rPr>
+        <w:t xml:space="preserve"> dụng </w:t>
+      </w:r>
+      <w:bookmarkStart w:id="113" w:name="_GoBack"/>
+      <w:bookmarkEnd w:id="113"/>
+      <w:r>
+        <w:rPr>
+          <w:rFonts w:hint="default" w:ascii="Times New Roman" w:hAnsi="Times New Roman" w:cs="Times New Roman"/>
+          <w:b/>
+          <w:bCs/>
+          <w:i w:val="0"/>
+          <w:iCs w:val="0"/>
+          <w:color w:val="000000"/>
+          <w:sz w:val="32"/>
+          <w:szCs w:val="32"/>
+          <w:u w:val="none"/>
+          <w:vertAlign w:val="baseline"/>
+        </w:rPr>
+        <w:t>quản lý cửa hàng bán áo Customize - All-In-One Store</w:t>
       </w:r>
     </w:p>
     <w:p>
@@ -1932,9 +1965,9 @@
         <w:jc w:val="center"/>
         <w:outlineLvl w:val="0"/>
       </w:pPr>
-      <w:bookmarkStart w:id="2" w:name="_Toc29598"/>
-      <w:bookmarkStart w:id="3" w:name="_Toc30282"/>
-      <w:bookmarkStart w:id="4" w:name="_Toc5053"/>
+      <w:bookmarkStart w:id="2" w:name="_Toc30282"/>
+      <w:bookmarkStart w:id="3" w:name="_Toc5053"/>
+      <w:bookmarkStart w:id="4" w:name="_Toc29598"/>
       <w:r>
         <w:t>LỜI MỞ ĐẦU</w:t>
       </w:r>
@@ -2108,12 +2141,12 @@
         </w:rPr>
         <w:br w:type="page"/>
       </w:r>
-      <w:bookmarkStart w:id="5" w:name="_Toc26225"/>
-      <w:bookmarkStart w:id="6" w:name="_Toc1121"/>
-      <w:bookmarkStart w:id="7" w:name="_Toc22367"/>
-      <w:bookmarkStart w:id="8" w:name="_Toc22668"/>
-      <w:bookmarkStart w:id="9" w:name="_Toc9097"/>
-      <w:bookmarkStart w:id="10" w:name="_Toc32393"/>
+      <w:bookmarkStart w:id="5" w:name="_Toc22668"/>
+      <w:bookmarkStart w:id="6" w:name="_Toc32393"/>
+      <w:bookmarkStart w:id="7" w:name="_Toc1121"/>
+      <w:bookmarkStart w:id="8" w:name="_Toc9097"/>
+      <w:bookmarkStart w:id="9" w:name="_Toc26225"/>
+      <w:bookmarkStart w:id="10" w:name="_Toc22367"/>
       <w:bookmarkStart w:id="11" w:name="_Toc29430"/>
       <w:r>
         <w:rPr>
@@ -2372,12 +2405,12 @@
           <w:lang w:val="en-US"/>
         </w:rPr>
       </w:pPr>
-      <w:bookmarkStart w:id="12" w:name="_Toc12120"/>
-      <w:bookmarkStart w:id="13" w:name="_Toc3863"/>
-      <w:bookmarkStart w:id="14" w:name="_Toc20597"/>
-      <w:bookmarkStart w:id="15" w:name="_Toc10975"/>
-      <w:bookmarkStart w:id="16" w:name="_Toc20206"/>
-      <w:bookmarkStart w:id="17" w:name="_Toc16751"/>
+      <w:bookmarkStart w:id="12" w:name="_Toc16751"/>
+      <w:bookmarkStart w:id="13" w:name="_Toc10975"/>
+      <w:bookmarkStart w:id="14" w:name="_Toc20206"/>
+      <w:bookmarkStart w:id="15" w:name="_Toc20597"/>
+      <w:bookmarkStart w:id="16" w:name="_Toc12120"/>
+      <w:bookmarkStart w:id="17" w:name="_Toc3863"/>
       <w:bookmarkStart w:id="18" w:name="_Toc20680"/>
       <w:r>
         <w:rPr>
@@ -2426,10 +2459,10 @@
       <w:bookmarkStart w:id="19" w:name="_Toc9498"/>
       <w:bookmarkStart w:id="20" w:name="_Toc3781"/>
       <w:bookmarkStart w:id="21" w:name="_Toc6002"/>
-      <w:bookmarkStart w:id="22" w:name="_Toc15697"/>
-      <w:bookmarkStart w:id="23" w:name="_Toc19334"/>
-      <w:bookmarkStart w:id="24" w:name="_Toc22756"/>
-      <w:bookmarkStart w:id="25" w:name="_Toc31649"/>
+      <w:bookmarkStart w:id="22" w:name="_Toc19334"/>
+      <w:bookmarkStart w:id="23" w:name="_Toc31649"/>
+      <w:bookmarkStart w:id="24" w:name="_Toc15697"/>
+      <w:bookmarkStart w:id="25" w:name="_Toc22756"/>
       <w:r>
         <w:rPr>
           <w:lang w:val="en-US"/>
@@ -2471,13 +2504,13 @@
         <w:spacing w:line="360" w:lineRule="auto"/>
         <w:outlineLvl w:val="0"/>
       </w:pPr>
-      <w:bookmarkStart w:id="26" w:name="_Toc25008"/>
-      <w:bookmarkStart w:id="27" w:name="_Toc13047"/>
+      <w:bookmarkStart w:id="26" w:name="_Toc2725"/>
+      <w:bookmarkStart w:id="27" w:name="_Toc19053"/>
       <w:bookmarkStart w:id="28" w:name="_Toc20874"/>
-      <w:bookmarkStart w:id="29" w:name="_Toc10588"/>
-      <w:bookmarkStart w:id="30" w:name="_Toc2725"/>
-      <w:bookmarkStart w:id="31" w:name="_Toc19053"/>
-      <w:bookmarkStart w:id="32" w:name="_Toc6418"/>
+      <w:bookmarkStart w:id="29" w:name="_Toc25008"/>
+      <w:bookmarkStart w:id="30" w:name="_Toc6418"/>
+      <w:bookmarkStart w:id="31" w:name="_Toc13047"/>
+      <w:bookmarkStart w:id="32" w:name="_Toc10588"/>
       <w:r>
         <w:t>PHẦN 1 – GIỚI THIỆU ĐỀ TÀI</w:t>
       </w:r>
@@ -2679,13 +2712,13 @@
         <w:spacing w:line="360" w:lineRule="auto"/>
         <w:outlineLvl w:val="0"/>
       </w:pPr>
-      <w:bookmarkStart w:id="33" w:name="_Toc11364"/>
-      <w:bookmarkStart w:id="34" w:name="_Toc22866"/>
-      <w:bookmarkStart w:id="35" w:name="_Toc30129"/>
-      <w:bookmarkStart w:id="36" w:name="_Toc14718"/>
+      <w:bookmarkStart w:id="33" w:name="_Toc14718"/>
+      <w:bookmarkStart w:id="34" w:name="_Toc14684"/>
+      <w:bookmarkStart w:id="35" w:name="_Toc22866"/>
+      <w:bookmarkStart w:id="36" w:name="_Toc9709"/>
       <w:bookmarkStart w:id="37" w:name="_Toc27649"/>
-      <w:bookmarkStart w:id="38" w:name="_Toc14684"/>
-      <w:bookmarkStart w:id="39" w:name="_Toc9709"/>
+      <w:bookmarkStart w:id="38" w:name="_Toc30129"/>
+      <w:bookmarkStart w:id="39" w:name="_Toc11364"/>
       <w:r>
         <w:t>PHẦN 2 – KHẢO SÁT YÊU CẦU</w:t>
       </w:r>
@@ -2810,9 +2843,9 @@
           <w:lang w:val="en-US"/>
         </w:rPr>
       </w:pPr>
-      <w:bookmarkStart w:id="40" w:name="_Toc26269"/>
-      <w:bookmarkStart w:id="41" w:name="_Toc31548"/>
-      <w:bookmarkStart w:id="42" w:name="_Toc32181"/>
+      <w:bookmarkStart w:id="40" w:name="_Toc31548"/>
+      <w:bookmarkStart w:id="41" w:name="_Toc32181"/>
+      <w:bookmarkStart w:id="42" w:name="_Toc26269"/>
       <w:r>
         <w:rPr>
           <w:rFonts w:hint="default" w:ascii="Times New Roman" w:hAnsi="Times New Roman" w:eastAsia="SimSun" w:cs="Times New Roman"/>
@@ -5479,9 +5512,9 @@
           <w:lang w:val="en-US"/>
         </w:rPr>
       </w:pPr>
-      <w:bookmarkStart w:id="43" w:name="_Toc13435"/>
+      <w:bookmarkStart w:id="43" w:name="_Toc422"/>
       <w:bookmarkStart w:id="44" w:name="_Toc15410"/>
-      <w:bookmarkStart w:id="45" w:name="_Toc422"/>
+      <w:bookmarkStart w:id="45" w:name="_Toc13435"/>
       <w:r>
         <w:rPr>
           <w:rFonts w:hint="default" w:ascii="Times New Roman" w:hAnsi="Times New Roman" w:eastAsia="SimSun" w:cs="Times New Roman"/>
@@ -6401,13 +6434,13 @@
         <w:pStyle w:val="2"/>
         <w:spacing w:line="360" w:lineRule="auto"/>
       </w:pPr>
-      <w:bookmarkStart w:id="46" w:name="_Toc10683"/>
-      <w:bookmarkStart w:id="47" w:name="_Toc19543"/>
-      <w:bookmarkStart w:id="48" w:name="_Toc19710"/>
-      <w:bookmarkStart w:id="49" w:name="_Toc8363"/>
-      <w:bookmarkStart w:id="50" w:name="_Toc15986"/>
-      <w:bookmarkStart w:id="51" w:name="_Toc20135"/>
-      <w:bookmarkStart w:id="52" w:name="_Toc12983"/>
+      <w:bookmarkStart w:id="46" w:name="_Toc19710"/>
+      <w:bookmarkStart w:id="47" w:name="_Toc10683"/>
+      <w:bookmarkStart w:id="48" w:name="_Toc8363"/>
+      <w:bookmarkStart w:id="49" w:name="_Toc15986"/>
+      <w:bookmarkStart w:id="50" w:name="_Toc19543"/>
+      <w:bookmarkStart w:id="51" w:name="_Toc12983"/>
+      <w:bookmarkStart w:id="52" w:name="_Toc20135"/>
       <w:r>
         <w:t>PHẦN 3 – PHÂN TÍCH HIỆN TRẠNG</w:t>
       </w:r>
@@ -7302,11 +7335,11 @@
         <w:pStyle w:val="2"/>
         <w:spacing w:line="360" w:lineRule="auto"/>
       </w:pPr>
-      <w:bookmarkStart w:id="59" w:name="_Toc684"/>
-      <w:bookmarkStart w:id="60" w:name="_Toc24143"/>
-      <w:bookmarkStart w:id="61" w:name="_Toc872"/>
-      <w:bookmarkStart w:id="62" w:name="_Toc11824"/>
-      <w:bookmarkStart w:id="63" w:name="_Toc19969"/>
+      <w:bookmarkStart w:id="59" w:name="_Toc24143"/>
+      <w:bookmarkStart w:id="60" w:name="_Toc11824"/>
+      <w:bookmarkStart w:id="61" w:name="_Toc684"/>
+      <w:bookmarkStart w:id="62" w:name="_Toc19969"/>
+      <w:bookmarkStart w:id="63" w:name="_Toc872"/>
       <w:bookmarkStart w:id="64" w:name="_Toc15615"/>
       <w:r>
         <w:t>PHẦN 4 – THIẾT KẾ HỆ THỐNG</w:t>
@@ -10972,9 +11005,9 @@
           <w:lang w:val="en-US"/>
         </w:rPr>
       </w:pPr>
-      <w:bookmarkStart w:id="68" w:name="_Toc14698"/>
-      <w:bookmarkStart w:id="69" w:name="_Toc24"/>
-      <w:bookmarkStart w:id="70" w:name="_Toc26033"/>
+      <w:bookmarkStart w:id="68" w:name="_Toc24"/>
+      <w:bookmarkStart w:id="69" w:name="_Toc26033"/>
+      <w:bookmarkStart w:id="70" w:name="_Toc14698"/>
       <w:r>
         <w:rPr>
           <w:rFonts w:hint="default" w:eastAsia="SimSun" w:cs="Times New Roman"/>
@@ -11964,12 +11997,12 @@
         <w:pStyle w:val="2"/>
         <w:spacing w:line="360" w:lineRule="auto"/>
       </w:pPr>
-      <w:bookmarkStart w:id="71" w:name="_Toc21144"/>
+      <w:bookmarkStart w:id="71" w:name="_Toc29185"/>
       <w:bookmarkStart w:id="72" w:name="_Toc8276"/>
-      <w:bookmarkStart w:id="73" w:name="_Toc1424"/>
-      <w:bookmarkStart w:id="74" w:name="_Toc31959"/>
-      <w:bookmarkStart w:id="75" w:name="_Toc23813"/>
-      <w:bookmarkStart w:id="76" w:name="_Toc29185"/>
+      <w:bookmarkStart w:id="73" w:name="_Toc21144"/>
+      <w:bookmarkStart w:id="74" w:name="_Toc1424"/>
+      <w:bookmarkStart w:id="75" w:name="_Toc31959"/>
+      <w:bookmarkStart w:id="76" w:name="_Toc23813"/>
       <w:bookmarkStart w:id="77" w:name="_Toc14361"/>
       <w:r>
         <w:t>PHẦN 5 – THỰC HIỆN DỰ ÁN</w:t>
@@ -13513,8 +13546,6 @@
           <w:lang w:val="en-US"/>
         </w:rPr>
       </w:pPr>
-      <w:bookmarkStart w:id="113" w:name="_GoBack"/>
-      <w:bookmarkEnd w:id="113"/>
       <w:r>
         <w:rPr>
           <w:lang w:val="en-US"/>
@@ -13557,11 +13588,11 @@
       </w:pPr>
       <w:bookmarkStart w:id="78" w:name="_Toc7140"/>
       <w:bookmarkStart w:id="79" w:name="_Toc31434"/>
-      <w:bookmarkStart w:id="80" w:name="_Toc11227"/>
-      <w:bookmarkStart w:id="81" w:name="_Toc30843"/>
+      <w:bookmarkStart w:id="80" w:name="_Toc30843"/>
+      <w:bookmarkStart w:id="81" w:name="_Toc10427"/>
       <w:bookmarkStart w:id="82" w:name="_Toc13107"/>
       <w:bookmarkStart w:id="83" w:name="_Toc9245"/>
-      <w:bookmarkStart w:id="84" w:name="_Toc10427"/>
+      <w:bookmarkStart w:id="84" w:name="_Toc11227"/>
       <w:r>
         <w:t>PHẦN 6 – KIỂM THỬ</w:t>
       </w:r>
@@ -13592,8 +13623,8 @@
         <w:pStyle w:val="2"/>
         <w:spacing w:line="360" w:lineRule="auto"/>
       </w:pPr>
-      <w:bookmarkStart w:id="85" w:name="_Toc25308"/>
-      <w:bookmarkStart w:id="86" w:name="_Toc13004"/>
+      <w:bookmarkStart w:id="85" w:name="_Toc13004"/>
+      <w:bookmarkStart w:id="86" w:name="_Toc25308"/>
       <w:bookmarkStart w:id="87" w:name="_Toc9907"/>
       <w:bookmarkStart w:id="88" w:name="_Toc20733"/>
       <w:bookmarkStart w:id="89" w:name="_Toc18729"/>
@@ -13644,13 +13675,13 @@
         <w:spacing w:line="360" w:lineRule="auto"/>
         <w:outlineLvl w:val="0"/>
       </w:pPr>
-      <w:bookmarkStart w:id="92" w:name="_Toc13850"/>
-      <w:bookmarkStart w:id="93" w:name="_Toc26678"/>
-      <w:bookmarkStart w:id="94" w:name="_Toc14589"/>
-      <w:bookmarkStart w:id="95" w:name="_Toc8669"/>
-      <w:bookmarkStart w:id="96" w:name="_Toc12063"/>
-      <w:bookmarkStart w:id="97" w:name="_Toc30879"/>
-      <w:bookmarkStart w:id="98" w:name="_Toc12999"/>
+      <w:bookmarkStart w:id="92" w:name="_Toc12999"/>
+      <w:bookmarkStart w:id="93" w:name="_Toc30879"/>
+      <w:bookmarkStart w:id="94" w:name="_Toc8669"/>
+      <w:bookmarkStart w:id="95" w:name="_Toc13850"/>
+      <w:bookmarkStart w:id="96" w:name="_Toc26678"/>
+      <w:bookmarkStart w:id="97" w:name="_Toc14589"/>
+      <w:bookmarkStart w:id="98" w:name="_Toc12063"/>
       <w:r>
         <w:t>KẾT LUẬN</w:t>
       </w:r>
@@ -13696,13 +13727,13 @@
         <w:spacing w:line="360" w:lineRule="auto"/>
         <w:outlineLvl w:val="0"/>
       </w:pPr>
-      <w:bookmarkStart w:id="99" w:name="_Toc21750"/>
-      <w:bookmarkStart w:id="100" w:name="_Toc26685"/>
-      <w:bookmarkStart w:id="101" w:name="_Toc25563"/>
-      <w:bookmarkStart w:id="102" w:name="_Toc25259"/>
-      <w:bookmarkStart w:id="103" w:name="_Toc9646"/>
-      <w:bookmarkStart w:id="104" w:name="_Toc10803"/>
-      <w:bookmarkStart w:id="105" w:name="_Toc13001"/>
+      <w:bookmarkStart w:id="99" w:name="_Toc25563"/>
+      <w:bookmarkStart w:id="100" w:name="_Toc25259"/>
+      <w:bookmarkStart w:id="101" w:name="_Toc26685"/>
+      <w:bookmarkStart w:id="102" w:name="_Toc21750"/>
+      <w:bookmarkStart w:id="103" w:name="_Toc10803"/>
+      <w:bookmarkStart w:id="104" w:name="_Toc13001"/>
+      <w:bookmarkStart w:id="105" w:name="_Toc9646"/>
       <w:r>
         <w:t>PHỤ LỤC</w:t>
       </w:r>
@@ -13720,13 +13751,13 @@
         <w:spacing w:line="360" w:lineRule="auto"/>
         <w:outlineLvl w:val="0"/>
       </w:pPr>
-      <w:bookmarkStart w:id="106" w:name="_Toc630"/>
+      <w:bookmarkStart w:id="106" w:name="_Toc25373"/>
       <w:bookmarkStart w:id="107" w:name="_Toc9694"/>
-      <w:bookmarkStart w:id="108" w:name="_Toc32021"/>
-      <w:bookmarkStart w:id="109" w:name="_Toc25373"/>
+      <w:bookmarkStart w:id="108" w:name="_Toc630"/>
+      <w:bookmarkStart w:id="109" w:name="_Toc21248"/>
       <w:bookmarkStart w:id="110" w:name="_Toc19685"/>
-      <w:bookmarkStart w:id="111" w:name="_Toc15530"/>
-      <w:bookmarkStart w:id="112" w:name="_Toc21248"/>
+      <w:bookmarkStart w:id="111" w:name="_Toc32021"/>
+      <w:bookmarkStart w:id="112" w:name="_Toc15530"/>
       <w:r>
         <w:t>TÀI LIỆU THAM KHẢO</w:t>
       </w:r>
